--- a/docs/dSTORMQuant_User_Guide.docx
+++ b/docs/dSTORMQuant_User_Guide.docx
@@ -137,7 +137,17 @@
           <w:vertAlign w:val="superscript"/>
           <w:lang w:val="de-DE"/>
         </w:rPr>
-        <w:t>#1,2</w:t>
+        <w:t>*</w:t>
+      </w:r>
+      <w:r>
+        <w:rPr>
+          <w:rFonts w:ascii="Times New Roman" w:eastAsia="Times New Roman" w:hAnsi="Times New Roman" w:cs="Times New Roman"/>
+          <w:sz w:val="28"/>
+          <w:szCs w:val="28"/>
+          <w:vertAlign w:val="superscript"/>
+          <w:lang w:val="de-DE"/>
+        </w:rPr>
+        <w:t>1,2</w:t>
       </w:r>
     </w:p>
     <w:p>
@@ -920,66 +930,30 @@
       <w:pPr>
         <w:spacing w:line="360" w:lineRule="auto"/>
         <w:rPr>
-          <w:rFonts w:ascii="Times New Roman" w:eastAsia="Times New Roman" w:hAnsi="Times New Roman" w:cs="Times New Roman"/>
-          <w:i/>
-          <w:iCs/>
-          <w:sz w:val="24"/>
-          <w:szCs w:val="24"/>
-          <w:vertAlign w:val="superscript"/>
-        </w:rPr>
-      </w:pPr>
-      <w:r>
-        <w:rPr>
-          <w:rFonts w:ascii="Times New Roman" w:hAnsi="Times New Roman" w:cs="Times New Roman"/>
-          <w:sz w:val="24"/>
-          <w:szCs w:val="24"/>
-          <w:vertAlign w:val="superscript"/>
-          <w:lang w:val="en-US"/>
-        </w:rPr>
-        <w:t>2</w:t>
-      </w:r>
-      <w:r>
-        <w:rPr>
-          <w:rFonts w:ascii="Times New Roman" w:hAnsi="Times New Roman" w:cs="Times New Roman"/>
-          <w:i/>
-          <w:iCs/>
-          <w:sz w:val="24"/>
-          <w:szCs w:val="24"/>
-          <w:vertAlign w:val="superscript"/>
-          <w:lang w:val="en-US"/>
-        </w:rPr>
-        <w:t xml:space="preserve"> </w:t>
-      </w:r>
-      <w:r>
-        <w:rPr>
-          <w:rFonts w:ascii="Times New Roman" w:hAnsi="Times New Roman" w:cs="Times New Roman"/>
-          <w:i/>
-          <w:iCs/>
-          <w:sz w:val="24"/>
-          <w:szCs w:val="24"/>
-          <w:lang w:val="en-US"/>
-        </w:rPr>
-        <w:t>Department of Child and Adolescent Health, University Medical Center, Göttingen</w:t>
-      </w:r>
-    </w:p>
-    <w:p>
-      <w:pPr>
-        <w:spacing w:line="360" w:lineRule="auto"/>
-        <w:rPr>
-          <w:rFonts w:ascii="Times New Roman" w:hAnsi="Times New Roman" w:cs="Times New Roman"/>
-          <w:sz w:val="24"/>
-          <w:szCs w:val="24"/>
-          <w:lang w:val="en-US"/>
-        </w:rPr>
-      </w:pPr>
-      <w:r>
-        <w:rPr>
-          <w:rFonts w:ascii="Times New Roman" w:hAnsi="Times New Roman" w:cs="Times New Roman"/>
-          <w:sz w:val="24"/>
-          <w:szCs w:val="24"/>
-          <w:lang w:val="en-US"/>
-        </w:rPr>
-        <w:t xml:space="preserve"># Corresponding author: </w:t>
+          <w:rStyle w:val="Hyperlink"/>
+          <w:rFonts w:ascii="Times New Roman" w:hAnsi="Times New Roman" w:cs="Times New Roman"/>
+          <w:sz w:val="24"/>
+          <w:szCs w:val="24"/>
+          <w:lang w:val="en-US"/>
+        </w:rPr>
+      </w:pPr>
+      <w:r>
+        <w:rPr>
+          <w:rFonts w:ascii="Times New Roman" w:hAnsi="Times New Roman" w:cs="Times New Roman"/>
+          <w:sz w:val="24"/>
+          <w:szCs w:val="24"/>
+          <w:lang w:val="en-US"/>
+        </w:rPr>
+        <w:t>*</w:t>
+      </w:r>
+      <w:r>
+        <w:rPr>
+          <w:rFonts w:ascii="Times New Roman" w:hAnsi="Times New Roman" w:cs="Times New Roman"/>
+          <w:sz w:val="24"/>
+          <w:szCs w:val="24"/>
+          <w:lang w:val="en-US"/>
+        </w:rPr>
+        <w:t xml:space="preserve"> Corresponding author: </w:t>
       </w:r>
       <w:hyperlink r:id="rId5" w:history="1">
         <w:r>
@@ -993,6 +967,17 @@
           <w:t>sven.thoms@uni-bielefeld.de</w:t>
         </w:r>
       </w:hyperlink>
+    </w:p>
+    <w:p>
+      <w:pPr>
+        <w:spacing w:line="360" w:lineRule="auto"/>
+        <w:rPr>
+          <w:rFonts w:ascii="Times New Roman" w:hAnsi="Times New Roman" w:cs="Times New Roman"/>
+          <w:sz w:val="24"/>
+          <w:szCs w:val="24"/>
+          <w:lang w:val="en-US"/>
+        </w:rPr>
+      </w:pPr>
     </w:p>
     <w:p>
       <w:pPr>

--- a/docs/dSTORMQuant_User_Guide.docx
+++ b/docs/dSTORMQuant_User_Guide.docx
@@ -14,23 +14,13 @@
       </w:pPr>
       <w:bookmarkStart w:id="0" w:name="_tn1bkhw875" w:colFirst="0" w:colLast="0"/>
       <w:bookmarkEnd w:id="0"/>
-      <w:proofErr w:type="spellStart"/>
       <w:r>
         <w:rPr>
           <w:rFonts w:ascii="Times New Roman" w:eastAsia="Times New Roman" w:hAnsi="Times New Roman" w:cs="Times New Roman"/>
           <w:b/>
           <w:bCs/>
         </w:rPr>
-        <w:t>dSTORMQuant</w:t>
-      </w:r>
-      <w:proofErr w:type="spellEnd"/>
-      <w:r>
-        <w:rPr>
-          <w:rFonts w:ascii="Times New Roman" w:eastAsia="Times New Roman" w:hAnsi="Times New Roman" w:cs="Times New Roman"/>
-          <w:b/>
-          <w:bCs/>
-        </w:rPr>
-        <w:t>: A Python Package for Postprocessing and Quantitative Analysis of SMLM Datasets</w:t>
+        <w:t>dSTORMQuant: A Python Package for Postprocessing and Quantitative Analysis of SMLM Datasets</w:t>
       </w:r>
     </w:p>
     <w:p>
@@ -147,7 +137,7 @@
           <w:vertAlign w:val="superscript"/>
           <w:lang w:val="de-DE"/>
         </w:rPr>
-        <w:t>1,2</w:t>
+        <w:t>1</w:t>
       </w:r>
     </w:p>
     <w:p>
@@ -251,18 +241,8 @@
                                 <w:color w:val="000000"/>
                                 <w:sz w:val="28"/>
                               </w:rPr>
-                              <w:t xml:space="preserve">Program title: </w:t>
+                              <w:t>Program title: dSTORMQuant</w:t>
                             </w:r>
-                            <w:proofErr w:type="spellStart"/>
-                            <w:r>
-                              <w:rPr>
-                                <w:rFonts w:ascii="Times New Roman" w:eastAsia="Times New Roman" w:hAnsi="Times New Roman" w:cs="Times New Roman"/>
-                                <w:color w:val="000000"/>
-                                <w:sz w:val="28"/>
-                              </w:rPr>
-                              <w:t>dSTORMQuant</w:t>
-                            </w:r>
-                            <w:proofErr w:type="spellEnd"/>
                           </w:p>
                           <w:p>
                             <w:pPr>
@@ -306,25 +286,7 @@
                                 <w:color w:val="000000"/>
                                 <w:sz w:val="28"/>
                               </w:rPr>
-                              <w:t xml:space="preserve">Operating system: Any distribution (e.g. Linux, </w:t>
-                            </w:r>
-                            <w:proofErr w:type="spellStart"/>
-                            <w:r>
-                              <w:rPr>
-                                <w:rFonts w:ascii="Times New Roman" w:eastAsia="Times New Roman" w:hAnsi="Times New Roman" w:cs="Times New Roman"/>
-                                <w:color w:val="000000"/>
-                                <w:sz w:val="28"/>
-                              </w:rPr>
-                              <w:t>MacOSX</w:t>
-                            </w:r>
-                            <w:proofErr w:type="spellEnd"/>
-                            <w:r>
-                              <w:rPr>
-                                <w:rFonts w:ascii="Times New Roman" w:eastAsia="Times New Roman" w:hAnsi="Times New Roman" w:cs="Times New Roman"/>
-                                <w:color w:val="000000"/>
-                                <w:sz w:val="28"/>
-                              </w:rPr>
-                              <w:t>, Windows);</w:t>
+                              <w:t>Operating system: Any distribution (e.g. Linux, MacOSX, Windows);</w:t>
                             </w:r>
                           </w:p>
                           <w:p>
@@ -434,41 +396,13 @@
                               <w:jc w:val="both"/>
                               <w:textDirection w:val="btLr"/>
                             </w:pPr>
-                            <w:proofErr w:type="spellStart"/>
                             <w:r>
                               <w:rPr>
                                 <w:rFonts w:ascii="Times New Roman" w:eastAsia="Times New Roman" w:hAnsi="Times New Roman" w:cs="Times New Roman"/>
                                 <w:color w:val="000000"/>
                                 <w:sz w:val="28"/>
                               </w:rPr>
-                              <w:t>dSTORMQuant</w:t>
-                            </w:r>
-                            <w:proofErr w:type="spellEnd"/>
-                            <w:r>
-                              <w:rPr>
-                                <w:rFonts w:ascii="Times New Roman" w:eastAsia="Times New Roman" w:hAnsi="Times New Roman" w:cs="Times New Roman"/>
-                                <w:color w:val="000000"/>
-                                <w:sz w:val="28"/>
-                              </w:rPr>
-                              <w:t xml:space="preserve"> is implemented primarily in Python with performance-critical clustering components in C++. It is distributed as open source and supports command-line execution with configurable YAML-based workflows. The source code is freely available from the </w:t>
-                            </w:r>
-                            <w:proofErr w:type="spellStart"/>
-                            <w:r>
-                              <w:rPr>
-                                <w:rFonts w:ascii="Times New Roman" w:eastAsia="Times New Roman" w:hAnsi="Times New Roman" w:cs="Times New Roman"/>
-                                <w:color w:val="000000"/>
-                                <w:sz w:val="28"/>
-                              </w:rPr>
-                              <w:t>Github</w:t>
-                            </w:r>
-                            <w:proofErr w:type="spellEnd"/>
-                            <w:r>
-                              <w:rPr>
-                                <w:rFonts w:ascii="Times New Roman" w:eastAsia="Times New Roman" w:hAnsi="Times New Roman" w:cs="Times New Roman"/>
-                                <w:color w:val="000000"/>
-                                <w:sz w:val="28"/>
-                              </w:rPr>
-                              <w:t xml:space="preserve"> Page </w:t>
+                              <w:t xml:space="preserve">dSTORMQuant is implemented primarily in Python with performance-critical clustering components in C++. It is distributed as open source and supports command-line execution with configurable YAML-based workflows. The source code is freely available from the Github Page </w:t>
                             </w:r>
                             <w:r>
                               <w:rPr>
@@ -509,23 +443,13 @@
                               <w:jc w:val="both"/>
                               <w:textDirection w:val="btLr"/>
                             </w:pPr>
-                            <w:proofErr w:type="spellStart"/>
                             <w:r>
                               <w:rPr>
                                 <w:rFonts w:ascii="Times New Roman" w:eastAsia="Times New Roman" w:hAnsi="Times New Roman" w:cs="Times New Roman"/>
                                 <w:color w:val="000000"/>
                                 <w:sz w:val="28"/>
                               </w:rPr>
-                              <w:t>dSTORMQuant</w:t>
-                            </w:r>
-                            <w:proofErr w:type="spellEnd"/>
-                            <w:r>
-                              <w:rPr>
-                                <w:rFonts w:ascii="Times New Roman" w:eastAsia="Times New Roman" w:hAnsi="Times New Roman" w:cs="Times New Roman"/>
-                                <w:color w:val="000000"/>
-                                <w:sz w:val="28"/>
-                              </w:rPr>
-                              <w:t>— SMLM— super-resolution microscopy— clustering— colocalization— drift correction— spatial</w:t>
+                              <w:t>dSTORMQuant— SMLM— super-resolution microscopy— clustering— colocalization— drift correction— spatial</w:t>
                             </w:r>
                           </w:p>
                         </w:txbxContent>
@@ -1019,25 +943,14 @@
           <w:lang w:val="en-US"/>
         </w:rPr>
       </w:pPr>
-      <w:proofErr w:type="spellStart"/>
-      <w:r>
-        <w:rPr>
-          <w:rFonts w:ascii="Times New Roman" w:eastAsia="Times New Roman" w:hAnsi="Times New Roman" w:cs="Times New Roman"/>
-          <w:sz w:val="24"/>
-          <w:szCs w:val="24"/>
-          <w:lang w:val="en-US"/>
-        </w:rPr>
-        <w:t>dSTORMQuant</w:t>
-      </w:r>
-      <w:proofErr w:type="spellEnd"/>
-      <w:r>
-        <w:rPr>
-          <w:rFonts w:ascii="Times New Roman" w:eastAsia="Times New Roman" w:hAnsi="Times New Roman" w:cs="Times New Roman"/>
-          <w:sz w:val="24"/>
-          <w:szCs w:val="24"/>
-          <w:lang w:val="en-US"/>
-        </w:rPr>
-        <w:t xml:space="preserve"> is a modular toolbox of post</w:t>
+      <w:r>
+        <w:rPr>
+          <w:rFonts w:ascii="Times New Roman" w:eastAsia="Times New Roman" w:hAnsi="Times New Roman" w:cs="Times New Roman"/>
+          <w:sz w:val="24"/>
+          <w:szCs w:val="24"/>
+          <w:lang w:val="en-US"/>
+        </w:rPr>
+        <w:t>dSTORMQuant is a modular toolbox of post</w:t>
       </w:r>
       <w:r>
         <w:rPr>
@@ -1066,9 +979,17 @@
           <w:szCs w:val="24"/>
           <w:lang w:val="en-US"/>
         </w:rPr>
-        <w:t xml:space="preserve"> such PALM, STORM, and </w:t>
-      </w:r>
-      <w:proofErr w:type="spellStart"/>
+        <w:t xml:space="preserve"> such PALM, STORM, and dSTORM</w:t>
+      </w:r>
+      <w:r>
+        <w:rPr>
+          <w:rFonts w:ascii="Times New Roman" w:eastAsia="Times New Roman" w:hAnsi="Times New Roman" w:cs="Times New Roman"/>
+          <w:sz w:val="24"/>
+          <w:szCs w:val="24"/>
+          <w:lang w:val="en-US"/>
+        </w:rPr>
+        <w:t xml:space="preserve">. It is primarily implemented in Python, with performance-critical components in C++ and optional Cython bindings. The project is published under the MIT License and is intended to make reproducible, configurable </w:t>
+      </w:r>
       <w:r>
         <w:rPr>
           <w:rFonts w:ascii="Times New Roman" w:eastAsia="Times New Roman" w:hAnsi="Times New Roman" w:cs="Times New Roman"/>
@@ -1078,75 +999,14 @@
         </w:rPr>
         <w:t>dSTORM</w:t>
       </w:r>
-      <w:proofErr w:type="spellEnd"/>
-      <w:r>
-        <w:rPr>
-          <w:rFonts w:ascii="Times New Roman" w:eastAsia="Times New Roman" w:hAnsi="Times New Roman" w:cs="Times New Roman"/>
-          <w:sz w:val="24"/>
-          <w:szCs w:val="24"/>
-          <w:lang w:val="en-US"/>
-        </w:rPr>
-        <w:t xml:space="preserve">. It is primarily implemented in Python, with performance-critical components in C++ and optional </w:t>
-      </w:r>
-      <w:proofErr w:type="spellStart"/>
-      <w:r>
-        <w:rPr>
-          <w:rFonts w:ascii="Times New Roman" w:eastAsia="Times New Roman" w:hAnsi="Times New Roman" w:cs="Times New Roman"/>
-          <w:sz w:val="24"/>
-          <w:szCs w:val="24"/>
-          <w:lang w:val="en-US"/>
-        </w:rPr>
-        <w:t>Cython</w:t>
-      </w:r>
-      <w:proofErr w:type="spellEnd"/>
-      <w:r>
-        <w:rPr>
-          <w:rFonts w:ascii="Times New Roman" w:eastAsia="Times New Roman" w:hAnsi="Times New Roman" w:cs="Times New Roman"/>
-          <w:sz w:val="24"/>
-          <w:szCs w:val="24"/>
-          <w:lang w:val="en-US"/>
-        </w:rPr>
-        <w:t xml:space="preserve"> bindings. The project is published under the MIT License and is intended to make reproducible, configurable </w:t>
-      </w:r>
-      <w:proofErr w:type="spellStart"/>
-      <w:r>
-        <w:rPr>
-          <w:rFonts w:ascii="Times New Roman" w:eastAsia="Times New Roman" w:hAnsi="Times New Roman" w:cs="Times New Roman"/>
-          <w:sz w:val="24"/>
-          <w:szCs w:val="24"/>
-          <w:lang w:val="en-US"/>
-        </w:rPr>
-        <w:t>dSTORM</w:t>
-      </w:r>
-      <w:proofErr w:type="spellEnd"/>
-      <w:r>
-        <w:rPr>
-          <w:rFonts w:ascii="Times New Roman" w:eastAsia="Times New Roman" w:hAnsi="Times New Roman" w:cs="Times New Roman"/>
-          <w:sz w:val="24"/>
-          <w:szCs w:val="24"/>
-          <w:lang w:val="en-US"/>
-        </w:rPr>
-        <w:t xml:space="preserve"> data analysis accessible to researchers and developers. </w:t>
-      </w:r>
-      <w:proofErr w:type="spellStart"/>
-      <w:r>
-        <w:rPr>
-          <w:rFonts w:ascii="Times New Roman" w:eastAsia="Times New Roman" w:hAnsi="Times New Roman" w:cs="Times New Roman"/>
-          <w:sz w:val="24"/>
-          <w:szCs w:val="24"/>
-          <w:lang w:val="en-US"/>
-        </w:rPr>
-        <w:t>dSTORMQuant</w:t>
-      </w:r>
-      <w:proofErr w:type="spellEnd"/>
-      <w:r>
-        <w:rPr>
-          <w:rFonts w:ascii="Times New Roman" w:eastAsia="Times New Roman" w:hAnsi="Times New Roman" w:cs="Times New Roman"/>
-          <w:sz w:val="24"/>
-          <w:szCs w:val="24"/>
-          <w:lang w:val="en-US"/>
-        </w:rPr>
-        <w:t xml:space="preserve"> assumes </w:t>
+      <w:r>
+        <w:rPr>
+          <w:rFonts w:ascii="Times New Roman" w:eastAsia="Times New Roman" w:hAnsi="Times New Roman" w:cs="Times New Roman"/>
+          <w:sz w:val="24"/>
+          <w:szCs w:val="24"/>
+          <w:lang w:val="en-US"/>
+        </w:rPr>
+        <w:t xml:space="preserve"> data analysis accessible to researchers and developers. dSTORMQuant assumes </w:t>
       </w:r>
       <w:r>
         <w:rPr>
@@ -1238,7 +1098,6 @@
         </w:rPr>
         <w:t xml:space="preserve">is </w:t>
       </w:r>
-      <w:proofErr w:type="spellStart"/>
       <w:r>
         <w:rPr>
           <w:rFonts w:ascii="Times New Roman" w:eastAsia="Times New Roman" w:hAnsi="Times New Roman" w:cs="Times New Roman"/>
@@ -1250,7 +1109,6 @@
         </w:rPr>
         <w:t>dSTORMQuant</w:t>
       </w:r>
-      <w:proofErr w:type="spellEnd"/>
       <w:r>
         <w:rPr>
           <w:rFonts w:ascii="Times New Roman" w:eastAsia="Times New Roman" w:hAnsi="Times New Roman" w:cs="Times New Roman"/>
@@ -1291,27 +1149,7 @@
           <w:lang w:val="en-US"/>
         </w:rPr>
         <w:noBreakHyphen/>
-        <w:t xml:space="preserve">molecule localization experiments produce lists of detected emitters (x, y, frame, intensity, precision, etc.). These coordinate lists serve as the starting point for quantitative analysis that extends beyond image rendering. </w:t>
-      </w:r>
-      <w:proofErr w:type="spellStart"/>
-      <w:r>
-        <w:rPr>
-          <w:rFonts w:ascii="Times New Roman" w:eastAsia="Times New Roman" w:hAnsi="Times New Roman" w:cs="Times New Roman"/>
-          <w:sz w:val="24"/>
-          <w:szCs w:val="24"/>
-          <w:lang w:val="en-US"/>
-        </w:rPr>
-        <w:t>dSTORMQuant</w:t>
-      </w:r>
-      <w:proofErr w:type="spellEnd"/>
-      <w:r>
-        <w:rPr>
-          <w:rFonts w:ascii="Times New Roman" w:eastAsia="Times New Roman" w:hAnsi="Times New Roman" w:cs="Times New Roman"/>
-          <w:sz w:val="24"/>
-          <w:szCs w:val="24"/>
-          <w:lang w:val="en-US"/>
-        </w:rPr>
-        <w:t xml:space="preserve"> provides a pipeline and a collection of modular algorithms that operate on such lists to extract biologically and physically meaningful measures: localization precision estimates, spatial point</w:t>
+        <w:t>molecule localization experiments produce lists of detected emitters (x, y, frame, intensity, precision, etc.). These coordinate lists serve as the starting point for quantitative analysis that extends beyond image rendering. dSTORMQuant provides a pipeline and a collection of modular algorithms that operate on such lists to extract biologically and physically meaningful measures: localization precision estimates, spatial point</w:t>
       </w:r>
       <w:r>
         <w:rPr>
@@ -1408,7 +1246,6 @@
         </w:rPr>
         <w:t xml:space="preserve"> </w:t>
       </w:r>
-      <w:proofErr w:type="spellStart"/>
       <w:r>
         <w:rPr>
           <w:rFonts w:ascii="Times New Roman" w:eastAsia="Times New Roman" w:hAnsi="Times New Roman" w:cs="Times New Roman"/>
@@ -1418,19 +1255,7 @@
           <w:szCs w:val="28"/>
           <w:lang w:val="en-US"/>
         </w:rPr>
-        <w:t>dSTORMQuant</w:t>
-      </w:r>
-      <w:proofErr w:type="spellEnd"/>
-      <w:r>
-        <w:rPr>
-          <w:rFonts w:ascii="Times New Roman" w:eastAsia="Times New Roman" w:hAnsi="Times New Roman" w:cs="Times New Roman"/>
-          <w:b/>
-          <w:bCs/>
-          <w:sz w:val="28"/>
-          <w:szCs w:val="28"/>
-          <w:lang w:val="en-US"/>
-        </w:rPr>
-        <w:t xml:space="preserve"> can do?</w:t>
+        <w:t>dSTORMQuant can do?</w:t>
       </w:r>
     </w:p>
     <w:p>
@@ -1662,25 +1487,7 @@
           <w:sz w:val="24"/>
           <w:szCs w:val="24"/>
         </w:rPr>
-        <w:t xml:space="preserve">Generate standardized quantitative outputs and visualization plots (via </w:t>
-      </w:r>
-      <w:proofErr w:type="spellStart"/>
-      <w:r>
-        <w:rPr>
-          <w:rFonts w:ascii="Times New Roman" w:eastAsia="Times New Roman" w:hAnsi="Times New Roman" w:cs="Times New Roman"/>
-          <w:sz w:val="24"/>
-          <w:szCs w:val="24"/>
-        </w:rPr>
-        <w:t>Napari</w:t>
-      </w:r>
-      <w:proofErr w:type="spellEnd"/>
-      <w:r>
-        <w:rPr>
-          <w:rFonts w:ascii="Times New Roman" w:eastAsia="Times New Roman" w:hAnsi="Times New Roman" w:cs="Times New Roman"/>
-          <w:sz w:val="24"/>
-          <w:szCs w:val="24"/>
-        </w:rPr>
-        <w:t>-based integration and plotting utilities) suitable for downstream statistical analysis.</w:t>
+        <w:t>Generate standardized quantitative outputs and visualization plots (via Napari-based integration and plotting utilities) suitable for downstream statistical analysis.</w:t>
       </w:r>
     </w:p>
     <w:p>
@@ -1703,25 +1510,7 @@
           <w:sz w:val="24"/>
           <w:szCs w:val="24"/>
         </w:rPr>
-        <w:t>Pipeline configuration and execution are controlled through YAML-based configuration (</w:t>
-      </w:r>
-      <w:proofErr w:type="spellStart"/>
-      <w:r>
-        <w:rPr>
-          <w:rFonts w:ascii="Times New Roman" w:eastAsia="Times New Roman" w:hAnsi="Times New Roman" w:cs="Times New Roman"/>
-          <w:sz w:val="24"/>
-          <w:szCs w:val="24"/>
-        </w:rPr>
-        <w:t>config.yaml</w:t>
-      </w:r>
-      <w:proofErr w:type="spellEnd"/>
-      <w:r>
-        <w:rPr>
-          <w:rFonts w:ascii="Times New Roman" w:eastAsia="Times New Roman" w:hAnsi="Times New Roman" w:cs="Times New Roman"/>
-          <w:sz w:val="24"/>
-          <w:szCs w:val="24"/>
-        </w:rPr>
-        <w:t>) and command-line entry points.</w:t>
+        <w:t>Pipeline configuration and execution are controlled through YAML-based configuration (config.yaml) and command-line entry points.</w:t>
       </w:r>
     </w:p>
     <w:p>
@@ -1786,31 +1575,7 @@
           <w:szCs w:val="28"/>
           <w:lang w:val="en-US"/>
         </w:rPr>
-        <w:t xml:space="preserve">What </w:t>
-      </w:r>
-      <w:proofErr w:type="spellStart"/>
-      <w:r>
-        <w:rPr>
-          <w:rFonts w:ascii="Times New Roman" w:eastAsia="Times New Roman" w:hAnsi="Times New Roman" w:cs="Times New Roman"/>
-          <w:b/>
-          <w:bCs/>
-          <w:sz w:val="28"/>
-          <w:szCs w:val="28"/>
-          <w:lang w:val="en-US"/>
-        </w:rPr>
-        <w:t>dSTORMQuant</w:t>
-      </w:r>
-      <w:proofErr w:type="spellEnd"/>
-      <w:r>
-        <w:rPr>
-          <w:rFonts w:ascii="Times New Roman" w:eastAsia="Times New Roman" w:hAnsi="Times New Roman" w:cs="Times New Roman"/>
-          <w:b/>
-          <w:bCs/>
-          <w:sz w:val="28"/>
-          <w:szCs w:val="28"/>
-          <w:lang w:val="en-US"/>
-        </w:rPr>
-        <w:t xml:space="preserve"> cannot do?</w:t>
+        <w:t>What dSTORMQuant cannot do?</w:t>
       </w:r>
     </w:p>
     <w:p>
@@ -1824,25 +1589,14 @@
           <w:lang w:val="en-US"/>
         </w:rPr>
       </w:pPr>
-      <w:proofErr w:type="spellStart"/>
-      <w:r>
-        <w:rPr>
-          <w:rFonts w:ascii="Times New Roman" w:eastAsia="Times New Roman" w:hAnsi="Times New Roman" w:cs="Times New Roman"/>
-          <w:sz w:val="24"/>
-          <w:szCs w:val="24"/>
-          <w:lang w:val="en-US"/>
-        </w:rPr>
-        <w:t>dSTORMQuant</w:t>
-      </w:r>
-      <w:proofErr w:type="spellEnd"/>
-      <w:r>
-        <w:rPr>
-          <w:rFonts w:ascii="Times New Roman" w:eastAsia="Times New Roman" w:hAnsi="Times New Roman" w:cs="Times New Roman"/>
-          <w:sz w:val="24"/>
-          <w:szCs w:val="24"/>
-          <w:lang w:val="en-US"/>
-        </w:rPr>
-        <w:t xml:space="preserve"> is not a </w:t>
+      <w:r>
+        <w:rPr>
+          <w:rFonts w:ascii="Times New Roman" w:eastAsia="Times New Roman" w:hAnsi="Times New Roman" w:cs="Times New Roman"/>
+          <w:sz w:val="24"/>
+          <w:szCs w:val="24"/>
+          <w:lang w:val="en-US"/>
+        </w:rPr>
+        <w:t xml:space="preserve">dSTORMQuant is not a </w:t>
       </w:r>
       <w:r>
         <w:rPr>
@@ -1896,47 +1650,7 @@
           <w:szCs w:val="24"/>
           <w:lang w:val="en-US"/>
         </w:rPr>
-        <w:t xml:space="preserve"> coordinates from STORM, </w:t>
-      </w:r>
-      <w:proofErr w:type="spellStart"/>
-      <w:r>
-        <w:rPr>
-          <w:rFonts w:ascii="Times New Roman" w:eastAsia="Times New Roman" w:hAnsi="Times New Roman" w:cs="Times New Roman"/>
-          <w:sz w:val="24"/>
-          <w:szCs w:val="24"/>
-          <w:lang w:val="en-US"/>
-        </w:rPr>
-        <w:t>dSTORM</w:t>
-      </w:r>
-      <w:proofErr w:type="spellEnd"/>
-      <w:r>
-        <w:rPr>
-          <w:rFonts w:ascii="Times New Roman" w:eastAsia="Times New Roman" w:hAnsi="Times New Roman" w:cs="Times New Roman"/>
-          <w:sz w:val="24"/>
-          <w:szCs w:val="24"/>
-          <w:lang w:val="en-US"/>
-        </w:rPr>
-        <w:t xml:space="preserve">, and PALM datasets. </w:t>
-      </w:r>
-      <w:proofErr w:type="spellStart"/>
-      <w:r>
-        <w:rPr>
-          <w:rFonts w:ascii="Times New Roman" w:eastAsia="Times New Roman" w:hAnsi="Times New Roman" w:cs="Times New Roman"/>
-          <w:sz w:val="24"/>
-          <w:szCs w:val="24"/>
-          <w:lang w:val="en-US"/>
-        </w:rPr>
-        <w:t>dSTORMQuant</w:t>
-      </w:r>
-      <w:proofErr w:type="spellEnd"/>
-      <w:r>
-        <w:rPr>
-          <w:rFonts w:ascii="Times New Roman" w:eastAsia="Times New Roman" w:hAnsi="Times New Roman" w:cs="Times New Roman"/>
-          <w:sz w:val="24"/>
-          <w:szCs w:val="24"/>
-          <w:lang w:val="en-US"/>
-        </w:rPr>
-        <w:t xml:space="preserve"> </w:t>
+        <w:t xml:space="preserve"> coordinates from STORM, dSTORM, and PALM datasets. dSTORMQuant </w:t>
       </w:r>
       <w:r>
         <w:rPr>
@@ -2385,19 +2099,8 @@
           <w:szCs w:val="24"/>
           <w:lang w:val="en-US"/>
         </w:rPr>
-        <w:t xml:space="preserve">Change directory: cd </w:t>
-      </w:r>
-      <w:proofErr w:type="spellStart"/>
-      <w:r>
-        <w:rPr>
-          <w:rFonts w:ascii="Times New Roman" w:eastAsia="Times New Roman" w:hAnsi="Times New Roman" w:cs="Times New Roman"/>
-          <w:sz w:val="24"/>
-          <w:szCs w:val="24"/>
-          <w:lang w:val="en-US"/>
-        </w:rPr>
-        <w:t>dSTORMQuant</w:t>
-      </w:r>
-      <w:proofErr w:type="spellEnd"/>
+        <w:t>Change directory: cd dSTORMQuant</w:t>
+      </w:r>
     </w:p>
     <w:p>
       <w:pPr>
@@ -2484,19 +2187,8 @@
           <w:szCs w:val="24"/>
           <w:lang w:val="en-US"/>
         </w:rPr>
-        <w:t xml:space="preserve">Change directory: cd </w:t>
-      </w:r>
-      <w:proofErr w:type="spellStart"/>
-      <w:r>
-        <w:rPr>
-          <w:rFonts w:ascii="Times New Roman" w:eastAsia="Times New Roman" w:hAnsi="Times New Roman" w:cs="Times New Roman"/>
-          <w:sz w:val="24"/>
-          <w:szCs w:val="24"/>
-          <w:lang w:val="en-US"/>
-        </w:rPr>
-        <w:t>finder_cpp</w:t>
-      </w:r>
-      <w:proofErr w:type="spellEnd"/>
+        <w:t>Change directory: cd finder_cpp</w:t>
+      </w:r>
     </w:p>
     <w:p>
       <w:pPr>
@@ -2608,19 +2300,8 @@
           <w:szCs w:val="24"/>
           <w:lang w:val="en-US"/>
         </w:rPr>
-        <w:t xml:space="preserve">After successful built, you can check by entering: </w:t>
-      </w:r>
-      <w:proofErr w:type="spellStart"/>
-      <w:r>
-        <w:rPr>
-          <w:rFonts w:ascii="Times New Roman" w:eastAsia="Times New Roman" w:hAnsi="Times New Roman" w:cs="Times New Roman"/>
-          <w:sz w:val="24"/>
-          <w:szCs w:val="24"/>
-          <w:lang w:val="en-US"/>
-        </w:rPr>
-        <w:t>dSTORMQuant</w:t>
-      </w:r>
-      <w:proofErr w:type="spellEnd"/>
+        <w:t>After successful built, you can check by entering: dSTORMQuant</w:t>
+      </w:r>
     </w:p>
     <w:p>
       <w:pPr>
@@ -2822,7 +2503,6 @@
                 <w:lang w:val="en-US"/>
               </w:rPr>
             </w:pPr>
-            <w:proofErr w:type="spellStart"/>
             <w:r>
               <w:rPr>
                 <w:rFonts w:ascii="Times New Roman" w:eastAsia="Times New Roman" w:hAnsi="Times New Roman" w:cs="Times New Roman"/>
@@ -2832,7 +2512,6 @@
               </w:rPr>
               <w:t>dSTORMQuant</w:t>
             </w:r>
-            <w:proofErr w:type="spellEnd"/>
           </w:p>
         </w:tc>
         <w:tc>
@@ -2855,27 +2534,7 @@
                 <w:szCs w:val="24"/>
                 <w:lang w:val="en-US"/>
               </w:rPr>
-              <w:t>Main entry command for the SMLM analysis pipeline. Runs the full processing workflow based on config/</w:t>
-            </w:r>
-            <w:proofErr w:type="spellStart"/>
-            <w:r>
-              <w:rPr>
-                <w:rFonts w:ascii="Times New Roman" w:eastAsia="Times New Roman" w:hAnsi="Times New Roman" w:cs="Times New Roman"/>
-                <w:sz w:val="24"/>
-                <w:szCs w:val="24"/>
-                <w:lang w:val="en-US"/>
-              </w:rPr>
-              <w:t>config.yaml</w:t>
-            </w:r>
-            <w:proofErr w:type="spellEnd"/>
-            <w:r>
-              <w:rPr>
-                <w:rFonts w:ascii="Times New Roman" w:eastAsia="Times New Roman" w:hAnsi="Times New Roman" w:cs="Times New Roman"/>
-                <w:sz w:val="24"/>
-                <w:szCs w:val="24"/>
-                <w:lang w:val="en-US"/>
-              </w:rPr>
-              <w:t>.</w:t>
+              <w:t>Main entry command for the SMLM analysis pipeline. Runs the full processing workflow based on config/config.yaml.</w:t>
             </w:r>
           </w:p>
         </w:tc>
@@ -2928,27 +2587,7 @@
                 <w:szCs w:val="24"/>
                 <w:lang w:val="en-US"/>
               </w:rPr>
-              <w:t>Merge CSV outputs from multiple experiments into data/output/</w:t>
-            </w:r>
-            <w:proofErr w:type="spellStart"/>
-            <w:r>
-              <w:rPr>
-                <w:rFonts w:ascii="Times New Roman" w:eastAsia="Times New Roman" w:hAnsi="Times New Roman" w:cs="Times New Roman"/>
-                <w:sz w:val="24"/>
-                <w:szCs w:val="24"/>
-                <w:lang w:val="en-US"/>
-              </w:rPr>
-              <w:t>merged_channel_data</w:t>
-            </w:r>
-            <w:proofErr w:type="spellEnd"/>
-            <w:r>
-              <w:rPr>
-                <w:rFonts w:ascii="Times New Roman" w:eastAsia="Times New Roman" w:hAnsi="Times New Roman" w:cs="Times New Roman"/>
-                <w:sz w:val="24"/>
-                <w:szCs w:val="24"/>
-                <w:lang w:val="en-US"/>
-              </w:rPr>
-              <w:t>/ grouped by cell line and channel.</w:t>
+              <w:t>Merge CSV outputs from multiple experiments into data/output/merged_channel_data/ grouped by cell line and channel.</w:t>
             </w:r>
           </w:p>
         </w:tc>
@@ -2977,19 +2616,24 @@
                 <w:szCs w:val="24"/>
                 <w:lang w:val="en-US"/>
               </w:rPr>
-              <w:t>save-</w:t>
-            </w:r>
-            <w:proofErr w:type="spellStart"/>
-            <w:r>
+              <w:t>save-napari-visualizations</w:t>
+            </w:r>
+          </w:p>
+        </w:tc>
+        <w:tc>
+          <w:tcPr>
+            <w:tcW w:w="4456" w:type="dxa"/>
+          </w:tcPr>
+          <w:p>
+            <w:pPr>
+              <w:jc w:val="both"/>
               <w:rPr>
                 <w:rFonts w:ascii="Times New Roman" w:eastAsia="Times New Roman" w:hAnsi="Times New Roman" w:cs="Times New Roman"/>
                 <w:sz w:val="24"/>
                 <w:szCs w:val="24"/>
                 <w:lang w:val="en-US"/>
               </w:rPr>
-              <w:t>napari</w:t>
-            </w:r>
-            <w:proofErr w:type="spellEnd"/>
+            </w:pPr>
             <w:r>
               <w:rPr>
                 <w:rFonts w:ascii="Times New Roman" w:eastAsia="Times New Roman" w:hAnsi="Times New Roman" w:cs="Times New Roman"/>
@@ -2997,72 +2641,7 @@
                 <w:szCs w:val="24"/>
                 <w:lang w:val="en-US"/>
               </w:rPr>
-              <w:t>-visualizations</w:t>
-            </w:r>
-          </w:p>
-        </w:tc>
-        <w:tc>
-          <w:tcPr>
-            <w:tcW w:w="4456" w:type="dxa"/>
-          </w:tcPr>
-          <w:p>
-            <w:pPr>
-              <w:jc w:val="both"/>
-              <w:rPr>
-                <w:rFonts w:ascii="Times New Roman" w:eastAsia="Times New Roman" w:hAnsi="Times New Roman" w:cs="Times New Roman"/>
-                <w:sz w:val="24"/>
-                <w:szCs w:val="24"/>
-                <w:lang w:val="en-US"/>
-              </w:rPr>
-            </w:pPr>
-            <w:r>
-              <w:rPr>
-                <w:rFonts w:ascii="Times New Roman" w:eastAsia="Times New Roman" w:hAnsi="Times New Roman" w:cs="Times New Roman"/>
-                <w:sz w:val="24"/>
-                <w:szCs w:val="24"/>
-                <w:lang w:val="en-US"/>
-              </w:rPr>
-              <w:t xml:space="preserve">Batch-save </w:t>
-            </w:r>
-            <w:proofErr w:type="spellStart"/>
-            <w:r>
-              <w:rPr>
-                <w:rFonts w:ascii="Times New Roman" w:eastAsia="Times New Roman" w:hAnsi="Times New Roman" w:cs="Times New Roman"/>
-                <w:sz w:val="24"/>
-                <w:szCs w:val="24"/>
-                <w:lang w:val="en-US"/>
-              </w:rPr>
-              <w:t>Napari</w:t>
-            </w:r>
-            <w:proofErr w:type="spellEnd"/>
-            <w:r>
-              <w:rPr>
-                <w:rFonts w:ascii="Times New Roman" w:eastAsia="Times New Roman" w:hAnsi="Times New Roman" w:cs="Times New Roman"/>
-                <w:sz w:val="24"/>
-                <w:szCs w:val="24"/>
-                <w:lang w:val="en-US"/>
-              </w:rPr>
-              <w:t xml:space="preserve"> views as images into each experiment’s </w:t>
-            </w:r>
-            <w:proofErr w:type="spellStart"/>
-            <w:r>
-              <w:rPr>
-                <w:rFonts w:ascii="Times New Roman" w:eastAsia="Times New Roman" w:hAnsi="Times New Roman" w:cs="Times New Roman"/>
-                <w:sz w:val="24"/>
-                <w:szCs w:val="24"/>
-                <w:lang w:val="en-US"/>
-              </w:rPr>
-              <w:t>test_images</w:t>
-            </w:r>
-            <w:proofErr w:type="spellEnd"/>
-            <w:r>
-              <w:rPr>
-                <w:rFonts w:ascii="Times New Roman" w:eastAsia="Times New Roman" w:hAnsi="Times New Roman" w:cs="Times New Roman"/>
-                <w:sz w:val="24"/>
-                <w:szCs w:val="24"/>
-                <w:lang w:val="en-US"/>
-              </w:rPr>
-              <w:t>/ folder.</w:t>
+              <w:t>Batch-save Napari views as images into each experiment’s test_images/ folder.</w:t>
             </w:r>
           </w:p>
         </w:tc>
@@ -3140,27 +2719,7 @@
           <w:szCs w:val="24"/>
           <w:lang w:val="en-US"/>
         </w:rPr>
-        <w:t xml:space="preserve">All data processing steps in </w:t>
-      </w:r>
-      <w:proofErr w:type="spellStart"/>
-      <w:r>
-        <w:rPr>
-          <w:rFonts w:ascii="Times New Roman" w:eastAsia="Times New Roman" w:hAnsi="Times New Roman" w:cs="Times New Roman"/>
-          <w:sz w:val="24"/>
-          <w:szCs w:val="24"/>
-          <w:lang w:val="en-US"/>
-        </w:rPr>
-        <w:t>dSTORMQuant</w:t>
-      </w:r>
-      <w:proofErr w:type="spellEnd"/>
-      <w:r>
-        <w:rPr>
-          <w:rFonts w:ascii="Times New Roman" w:eastAsia="Times New Roman" w:hAnsi="Times New Roman" w:cs="Times New Roman"/>
-          <w:sz w:val="24"/>
-          <w:szCs w:val="24"/>
-          <w:lang w:val="en-US"/>
-        </w:rPr>
-        <w:t xml:space="preserve"> follows a staged workflow. First, the input file is validated, and the relevant metadata are loaded from the experiment. The localization coordinates are then partitioned into the appropriate channel-specific subsets according to the metadata and user-defined configuration. These subsets are processed independently through the selected analysis modules, including filtering, drift correction, temporal grouping, cell </w:t>
+        <w:t xml:space="preserve">All data processing steps in dSTORMQuant follows a staged workflow. First, the input file is validated, and the relevant metadata are loaded from the experiment. The localization coordinates are then partitioned into the appropriate channel-specific subsets according to the metadata and user-defined configuration. These subsets are processed independently through the selected analysis modules, including filtering, drift correction, temporal grouping, cell </w:t>
       </w:r>
       <w:r>
         <w:rPr>
@@ -3703,27 +3262,7 @@
           <w:szCs w:val="24"/>
           <w:lang w:val="en-US"/>
         </w:rPr>
-        <w:t xml:space="preserve">For compatibility and consistency across experimental setups, </w:t>
-      </w:r>
-      <w:proofErr w:type="spellStart"/>
-      <w:r>
-        <w:rPr>
-          <w:rFonts w:ascii="Times New Roman" w:eastAsia="Times New Roman" w:hAnsi="Times New Roman" w:cs="Times New Roman"/>
-          <w:sz w:val="24"/>
-          <w:szCs w:val="24"/>
-          <w:lang w:val="en-US"/>
-        </w:rPr>
-        <w:t>dSTORMQuant</w:t>
-      </w:r>
-      <w:proofErr w:type="spellEnd"/>
-      <w:r>
-        <w:rPr>
-          <w:rFonts w:ascii="Times New Roman" w:eastAsia="Times New Roman" w:hAnsi="Times New Roman" w:cs="Times New Roman"/>
-          <w:sz w:val="24"/>
-          <w:szCs w:val="24"/>
-          <w:lang w:val="en-US"/>
-        </w:rPr>
-        <w:t xml:space="preserve"> adopts a structured CSV-based localization format as its standard input. The format is designed to accommodate the typical output of modern SMLM acquisition and localization software, </w:t>
+        <w:t xml:space="preserve">For compatibility and consistency across experimental setups, dSTORMQuant adopts a structured CSV-based localization format as its standard input. The format is designed to accommodate the typical output of modern SMLM acquisition and localization software, </w:t>
       </w:r>
       <w:r>
         <w:rPr>
@@ -4738,14 +4277,12 @@
                 <w:rFonts w:ascii="Times New Roman" w:hAnsi="Times New Roman" w:cs="Times New Roman"/>
               </w:rPr>
             </w:pPr>
-            <w:proofErr w:type="spellStart"/>
             <w:r>
               <w:rPr>
                 <w:rFonts w:ascii="Times New Roman" w:hAnsi="Times New Roman" w:cs="Times New Roman"/>
               </w:rPr>
               <w:t>drift_correction</w:t>
             </w:r>
-            <w:proofErr w:type="spellEnd"/>
           </w:p>
         </w:tc>
         <w:tc>
@@ -4998,14 +4535,12 @@
                 <w:rFonts w:ascii="Times New Roman" w:hAnsi="Times New Roman" w:cs="Times New Roman"/>
               </w:rPr>
             </w:pPr>
-            <w:proofErr w:type="spellStart"/>
             <w:r>
               <w:rPr>
                 <w:rFonts w:ascii="Times New Roman" w:hAnsi="Times New Roman" w:cs="Times New Roman"/>
               </w:rPr>
               <w:t>temporal_grouping</w:t>
             </w:r>
-            <w:proofErr w:type="spellEnd"/>
           </w:p>
         </w:tc>
         <w:tc>
@@ -5126,14 +4661,12 @@
                 <w:rFonts w:ascii="Times New Roman" w:hAnsi="Times New Roman" w:cs="Times New Roman"/>
               </w:rPr>
             </w:pPr>
-            <w:proofErr w:type="spellStart"/>
             <w:r>
               <w:rPr>
                 <w:rFonts w:ascii="Times New Roman" w:hAnsi="Times New Roman" w:cs="Times New Roman"/>
               </w:rPr>
               <w:t>cell_detection</w:t>
             </w:r>
-            <w:proofErr w:type="spellEnd"/>
           </w:p>
         </w:tc>
         <w:tc>
@@ -5257,14 +4790,12 @@
                 <w:rFonts w:ascii="Times New Roman" w:hAnsi="Times New Roman" w:cs="Times New Roman"/>
               </w:rPr>
             </w:pPr>
-            <w:proofErr w:type="spellStart"/>
             <w:r>
               <w:rPr>
                 <w:rFonts w:ascii="Times New Roman" w:hAnsi="Times New Roman" w:cs="Times New Roman"/>
               </w:rPr>
               <w:t>nearest_neighbor_analysis</w:t>
             </w:r>
-            <w:proofErr w:type="spellEnd"/>
           </w:p>
         </w:tc>
         <w:tc>
@@ -6581,19 +6112,11 @@
                 <w:rFonts w:ascii="Times New Roman" w:hAnsi="Times New Roman" w:cs="Times New Roman"/>
               </w:rPr>
             </w:pPr>
-            <w:proofErr w:type="spellStart"/>
-            <w:r>
-              <w:rPr>
-                <w:rFonts w:ascii="Times New Roman" w:hAnsi="Times New Roman" w:cs="Times New Roman"/>
-              </w:rPr>
-              <w:t>sigmaX</w:t>
-            </w:r>
-            <w:proofErr w:type="spellEnd"/>
-            <w:r>
-              <w:rPr>
-                <w:rFonts w:ascii="Times New Roman" w:hAnsi="Times New Roman" w:cs="Times New Roman"/>
-              </w:rPr>
-              <w:t xml:space="preserve"> (nm)</w:t>
+            <w:r>
+              <w:rPr>
+                <w:rFonts w:ascii="Times New Roman" w:hAnsi="Times New Roman" w:cs="Times New Roman"/>
+              </w:rPr>
+              <w:t>sigmaX (nm)</w:t>
             </w:r>
           </w:p>
         </w:tc>
@@ -6713,19 +6236,11 @@
                 <w:rFonts w:ascii="Times New Roman" w:hAnsi="Times New Roman" w:cs="Times New Roman"/>
               </w:rPr>
             </w:pPr>
-            <w:proofErr w:type="spellStart"/>
-            <w:r>
-              <w:rPr>
-                <w:rFonts w:ascii="Times New Roman" w:hAnsi="Times New Roman" w:cs="Times New Roman"/>
-              </w:rPr>
-              <w:t>sigmaY</w:t>
-            </w:r>
-            <w:proofErr w:type="spellEnd"/>
-            <w:r>
-              <w:rPr>
-                <w:rFonts w:ascii="Times New Roman" w:hAnsi="Times New Roman" w:cs="Times New Roman"/>
-              </w:rPr>
-              <w:t xml:space="preserve"> (nm)</w:t>
+            <w:r>
+              <w:rPr>
+                <w:rFonts w:ascii="Times New Roman" w:hAnsi="Times New Roman" w:cs="Times New Roman"/>
+              </w:rPr>
+              <w:t>sigmaY (nm)</w:t>
             </w:r>
           </w:p>
         </w:tc>
@@ -7353,14 +6868,12 @@
                 <w:rFonts w:ascii="Times New Roman" w:hAnsi="Times New Roman" w:cs="Times New Roman"/>
               </w:rPr>
             </w:pPr>
-            <w:proofErr w:type="spellStart"/>
             <w:r>
               <w:rPr>
                 <w:rFonts w:ascii="Times New Roman" w:hAnsi="Times New Roman" w:cs="Times New Roman"/>
               </w:rPr>
               <w:t>channelIndex</w:t>
             </w:r>
-            <w:proofErr w:type="spellEnd"/>
           </w:p>
         </w:tc>
         <w:tc>
@@ -7479,14 +6992,12 @@
                 <w:rFonts w:ascii="Times New Roman" w:hAnsi="Times New Roman" w:cs="Times New Roman"/>
               </w:rPr>
             </w:pPr>
-            <w:proofErr w:type="spellStart"/>
             <w:r>
               <w:rPr>
                 <w:rFonts w:ascii="Times New Roman" w:hAnsi="Times New Roman" w:cs="Times New Roman"/>
               </w:rPr>
               <w:t>frameIndex</w:t>
             </w:r>
-            <w:proofErr w:type="spellEnd"/>
           </w:p>
         </w:tc>
         <w:tc>
@@ -7605,124 +7116,14 @@
         <w:rPr>
           <w:rFonts w:ascii="Times New Roman" w:hAnsi="Times New Roman" w:cs="Times New Roman"/>
         </w:rPr>
-        <w:t xml:space="preserve">These columns match the standard output format of </w:t>
-      </w:r>
-      <w:proofErr w:type="spellStart"/>
-      <w:r>
-        <w:rPr>
-          <w:rFonts w:ascii="Times New Roman" w:hAnsi="Times New Roman" w:cs="Times New Roman"/>
-        </w:rPr>
-        <w:t>dSTORM</w:t>
-      </w:r>
-      <w:proofErr w:type="spellEnd"/>
-      <w:r>
-        <w:rPr>
-          <w:rFonts w:ascii="Times New Roman" w:hAnsi="Times New Roman" w:cs="Times New Roman"/>
-        </w:rPr>
-        <w:t xml:space="preserve"> localization software. The input data must be a 2D localization table with the columns listed in Table 2. The pipeline only works with 2D data and does not support 3D (z) coordinates. </w:t>
+        <w:t xml:space="preserve">These columns match the standard output format of dSTORM localization software. The input data must be a 2D localization table with the columns listed in Table 2. The pipeline only works with 2D data and does not support 3D (z) coordinates. </w:t>
       </w:r>
       <w:r>
         <w:rPr>
           <w:rFonts w:ascii="Times New Roman" w:hAnsi="Times New Roman" w:cs="Times New Roman"/>
           <w:lang w:val="de-DE"/>
         </w:rPr>
-        <w:t xml:space="preserve">The </w:t>
-      </w:r>
-      <w:proofErr w:type="spellStart"/>
-      <w:r>
-        <w:rPr>
-          <w:rFonts w:ascii="Times New Roman" w:hAnsi="Times New Roman" w:cs="Times New Roman"/>
-          <w:lang w:val="de-DE"/>
-        </w:rPr>
-        <w:t>column</w:t>
-      </w:r>
-      <w:proofErr w:type="spellEnd"/>
-      <w:r>
-        <w:rPr>
-          <w:rFonts w:ascii="Times New Roman" w:hAnsi="Times New Roman" w:cs="Times New Roman"/>
-          <w:lang w:val="de-DE"/>
-        </w:rPr>
-        <w:t xml:space="preserve"> </w:t>
-      </w:r>
-      <w:proofErr w:type="spellStart"/>
-      <w:r>
-        <w:rPr>
-          <w:rFonts w:ascii="Times New Roman" w:hAnsi="Times New Roman" w:cs="Times New Roman"/>
-          <w:lang w:val="de-DE"/>
-        </w:rPr>
-        <w:t>names</w:t>
-      </w:r>
-      <w:proofErr w:type="spellEnd"/>
-      <w:r>
-        <w:rPr>
-          <w:rFonts w:ascii="Times New Roman" w:hAnsi="Times New Roman" w:cs="Times New Roman"/>
-          <w:lang w:val="de-DE"/>
-        </w:rPr>
-        <w:t xml:space="preserve"> </w:t>
-      </w:r>
-      <w:proofErr w:type="spellStart"/>
-      <w:r>
-        <w:rPr>
-          <w:rFonts w:ascii="Times New Roman" w:hAnsi="Times New Roman" w:cs="Times New Roman"/>
-          <w:lang w:val="de-DE"/>
-        </w:rPr>
-        <w:t>must</w:t>
-      </w:r>
-      <w:proofErr w:type="spellEnd"/>
-      <w:r>
-        <w:rPr>
-          <w:rFonts w:ascii="Times New Roman" w:hAnsi="Times New Roman" w:cs="Times New Roman"/>
-          <w:lang w:val="de-DE"/>
-        </w:rPr>
-        <w:t xml:space="preserve"> match </w:t>
-      </w:r>
-      <w:proofErr w:type="spellStart"/>
-      <w:r>
-        <w:rPr>
-          <w:rFonts w:ascii="Times New Roman" w:hAnsi="Times New Roman" w:cs="Times New Roman"/>
-          <w:lang w:val="de-DE"/>
-        </w:rPr>
-        <w:t>exactly</w:t>
-      </w:r>
-      <w:proofErr w:type="spellEnd"/>
-      <w:r>
-        <w:rPr>
-          <w:rFonts w:ascii="Times New Roman" w:hAnsi="Times New Roman" w:cs="Times New Roman"/>
-          <w:lang w:val="de-DE"/>
-        </w:rPr>
-        <w:t xml:space="preserve"> </w:t>
-      </w:r>
-      <w:proofErr w:type="spellStart"/>
-      <w:r>
-        <w:rPr>
-          <w:rFonts w:ascii="Times New Roman" w:hAnsi="Times New Roman" w:cs="Times New Roman"/>
-          <w:lang w:val="de-DE"/>
-        </w:rPr>
-        <w:t>as</w:t>
-      </w:r>
-      <w:proofErr w:type="spellEnd"/>
-      <w:r>
-        <w:rPr>
-          <w:rFonts w:ascii="Times New Roman" w:hAnsi="Times New Roman" w:cs="Times New Roman"/>
-          <w:lang w:val="de-DE"/>
-        </w:rPr>
-        <w:t xml:space="preserve"> </w:t>
-      </w:r>
-      <w:proofErr w:type="spellStart"/>
-      <w:r>
-        <w:rPr>
-          <w:rFonts w:ascii="Times New Roman" w:hAnsi="Times New Roman" w:cs="Times New Roman"/>
-          <w:lang w:val="de-DE"/>
-        </w:rPr>
-        <w:t>specified</w:t>
-      </w:r>
-      <w:proofErr w:type="spellEnd"/>
-      <w:r>
-        <w:rPr>
-          <w:rFonts w:ascii="Times New Roman" w:hAnsi="Times New Roman" w:cs="Times New Roman"/>
-          <w:lang w:val="de-DE"/>
-        </w:rPr>
-        <w:t>.</w:t>
+        <w:t>The column names must match exactly as specified.</w:t>
       </w:r>
     </w:p>
     <w:p>
@@ -7808,27 +7209,7 @@
           <w:szCs w:val="24"/>
           <w:lang w:val="en-US"/>
         </w:rPr>
-        <w:t xml:space="preserve">Localization Precision: Precision is typically computed as </w:t>
-      </w:r>
-      <w:proofErr w:type="spellStart"/>
-      <w:r>
-        <w:rPr>
-          <w:rFonts w:ascii="Times New Roman" w:eastAsia="Times New Roman" w:hAnsi="Times New Roman" w:cs="Times New Roman"/>
-          <w:sz w:val="24"/>
-          <w:szCs w:val="24"/>
-          <w:lang w:val="en-US"/>
-        </w:rPr>
-        <w:t>σ_loc</w:t>
-      </w:r>
-      <w:proofErr w:type="spellEnd"/>
-      <w:r>
-        <w:rPr>
-          <w:rFonts w:ascii="Times New Roman" w:eastAsia="Times New Roman" w:hAnsi="Times New Roman" w:cs="Times New Roman"/>
-          <w:sz w:val="24"/>
-          <w:szCs w:val="24"/>
-          <w:lang w:val="en-US"/>
-        </w:rPr>
-        <w:t xml:space="preserve"> = √(σ² + (a²/12) + (8πσ⁴b²)/(a²N)), where σ is the PSF width, a is the pixel size, N is the photon count, and b is the background [2]. Here, precision is a measure of error. </w:t>
+        <w:t xml:space="preserve">Localization Precision: Precision is typically computed as σ_loc = √(σ² + (a²/12) + (8πσ⁴b²)/(a²N)), where σ is the PSF width, a is the pixel size, N is the photon count, and b is the background [2]. Here, precision is a measure of error. </w:t>
       </w:r>
       <w:r>
         <w:rPr>
@@ -7950,25 +7331,7 @@
           <w:sz w:val="24"/>
           <w:szCs w:val="24"/>
         </w:rPr>
-        <w:t>An Excel metadata file (path: ‘data/metadata/&lt;</w:t>
-      </w:r>
-      <w:proofErr w:type="spellStart"/>
-      <w:r>
-        <w:rPr>
-          <w:rFonts w:ascii="Times New Roman" w:hAnsi="Times New Roman" w:cs="Times New Roman"/>
-          <w:sz w:val="24"/>
-          <w:szCs w:val="24"/>
-        </w:rPr>
-        <w:t>xlsx_filename</w:t>
-      </w:r>
-      <w:proofErr w:type="spellEnd"/>
-      <w:r>
-        <w:rPr>
-          <w:rFonts w:ascii="Times New Roman" w:hAnsi="Times New Roman" w:cs="Times New Roman"/>
-          <w:sz w:val="24"/>
-          <w:szCs w:val="24"/>
-        </w:rPr>
-        <w:t>&gt;’) drives input file discovery and channel configuration. This design allows:</w:t>
+        <w:t>An Excel metadata file (path: ‘data/metadata/&lt;xlsx_filename&gt;’) drives input file discovery and channel configuration. This design allows:</w:t>
       </w:r>
     </w:p>
     <w:p>
@@ -8112,23 +7475,13 @@
           <w:szCs w:val="24"/>
         </w:rPr>
       </w:pPr>
-      <w:proofErr w:type="spellStart"/>
       <w:r>
         <w:rPr>
           <w:rFonts w:ascii="Times New Roman" w:hAnsi="Times New Roman" w:cs="Times New Roman"/>
           <w:sz w:val="24"/>
           <w:szCs w:val="24"/>
         </w:rPr>
-        <w:t>file_name</w:t>
-      </w:r>
-      <w:proofErr w:type="spellEnd"/>
-      <w:r>
-        <w:rPr>
-          <w:rFonts w:ascii="Times New Roman" w:hAnsi="Times New Roman" w:cs="Times New Roman"/>
-          <w:sz w:val="24"/>
-          <w:szCs w:val="24"/>
-        </w:rPr>
-        <w:t>: Base name of the input CSV (e.g., ‘AHA_24014_U2OS-WT_AST0126_AST0063_posXY0_channels_t0_posZ0’)</w:t>
+        <w:t>file_name: Base name of the input CSV (e.g., ‘AHA_24014_U2OS-WT_AST0126_AST0063_posXY0_channels_t0_posZ0’)</w:t>
       </w:r>
     </w:p>
     <w:p>
@@ -8144,23 +7497,13 @@
           <w:szCs w:val="24"/>
         </w:rPr>
       </w:pPr>
-      <w:proofErr w:type="spellStart"/>
       <w:r>
         <w:rPr>
           <w:rFonts w:ascii="Times New Roman" w:hAnsi="Times New Roman" w:cs="Times New Roman"/>
           <w:sz w:val="24"/>
           <w:szCs w:val="24"/>
         </w:rPr>
-        <w:t>first_channel_index</w:t>
-      </w:r>
-      <w:proofErr w:type="spellEnd"/>
-      <w:r>
-        <w:rPr>
-          <w:rFonts w:ascii="Times New Roman" w:hAnsi="Times New Roman" w:cs="Times New Roman"/>
-          <w:sz w:val="24"/>
-          <w:szCs w:val="24"/>
-        </w:rPr>
-        <w:t>: Integer channel index for the first acquired channel</w:t>
+        <w:t>first_channel_index: Integer channel index for the first acquired channel</w:t>
       </w:r>
     </w:p>
     <w:p>
@@ -8176,23 +7519,13 @@
           <w:szCs w:val="24"/>
         </w:rPr>
       </w:pPr>
-      <w:proofErr w:type="spellStart"/>
       <w:r>
         <w:rPr>
           <w:rFonts w:ascii="Times New Roman" w:hAnsi="Times New Roman" w:cs="Times New Roman"/>
           <w:sz w:val="24"/>
           <w:szCs w:val="24"/>
         </w:rPr>
-        <w:t>first_ch_frame_last</w:t>
-      </w:r>
-      <w:proofErr w:type="spellEnd"/>
-      <w:r>
-        <w:rPr>
-          <w:rFonts w:ascii="Times New Roman" w:hAnsi="Times New Roman" w:cs="Times New Roman"/>
-          <w:sz w:val="24"/>
-          <w:szCs w:val="24"/>
-        </w:rPr>
-        <w:t>: Last frame number for channel 1</w:t>
+        <w:t>first_ch_frame_last: Last frame number for channel 1</w:t>
       </w:r>
     </w:p>
     <w:p>
@@ -8208,23 +7541,13 @@
           <w:szCs w:val="24"/>
         </w:rPr>
       </w:pPr>
-      <w:proofErr w:type="spellStart"/>
       <w:r>
         <w:rPr>
           <w:rFonts w:ascii="Times New Roman" w:hAnsi="Times New Roman" w:cs="Times New Roman"/>
           <w:sz w:val="24"/>
           <w:szCs w:val="24"/>
         </w:rPr>
-        <w:t>second_channel_index</w:t>
-      </w:r>
-      <w:proofErr w:type="spellEnd"/>
-      <w:r>
-        <w:rPr>
-          <w:rFonts w:ascii="Times New Roman" w:hAnsi="Times New Roman" w:cs="Times New Roman"/>
-          <w:sz w:val="24"/>
-          <w:szCs w:val="24"/>
-        </w:rPr>
-        <w:t>: Channel index for the second channel</w:t>
+        <w:t>second_channel_index: Channel index for the second channel</w:t>
       </w:r>
     </w:p>
     <w:p>
@@ -8240,23 +7563,13 @@
           <w:szCs w:val="24"/>
         </w:rPr>
       </w:pPr>
-      <w:proofErr w:type="spellStart"/>
       <w:r>
         <w:rPr>
           <w:rFonts w:ascii="Times New Roman" w:hAnsi="Times New Roman" w:cs="Times New Roman"/>
           <w:sz w:val="24"/>
           <w:szCs w:val="24"/>
         </w:rPr>
-        <w:t>second_ch_frame_last</w:t>
-      </w:r>
-      <w:proofErr w:type="spellEnd"/>
-      <w:r>
-        <w:rPr>
-          <w:rFonts w:ascii="Times New Roman" w:hAnsi="Times New Roman" w:cs="Times New Roman"/>
-          <w:sz w:val="24"/>
-          <w:szCs w:val="24"/>
-        </w:rPr>
-        <w:t>: Last frame for channel 2</w:t>
+        <w:t>second_ch_frame_last: Last frame for channel 2</w:t>
       </w:r>
     </w:p>
     <w:p>
@@ -8308,7 +7621,6 @@
           <w:lang w:val="de-DE"/>
         </w:rPr>
       </w:pPr>
-      <w:proofErr w:type="spellStart"/>
       <w:r>
         <w:rPr>
           <w:rFonts w:ascii="Times New Roman" w:eastAsia="Times New Roman" w:hAnsi="Times New Roman" w:cs="Times New Roman"/>
@@ -8318,7 +7630,6 @@
         </w:rPr>
         <w:t>experiment_nr</w:t>
       </w:r>
-      <w:proofErr w:type="spellEnd"/>
     </w:p>
     <w:p>
       <w:pPr>
@@ -8335,7 +7646,6 @@
           <w:lang w:val="de-DE"/>
         </w:rPr>
       </w:pPr>
-      <w:proofErr w:type="spellStart"/>
       <w:r>
         <w:rPr>
           <w:rFonts w:ascii="Times New Roman" w:eastAsia="Times New Roman" w:hAnsi="Times New Roman" w:cs="Times New Roman"/>
@@ -8345,7 +7655,6 @@
         </w:rPr>
         <w:t>initials</w:t>
       </w:r>
-      <w:proofErr w:type="spellEnd"/>
     </w:p>
     <w:p>
       <w:pPr>
@@ -8394,19 +7703,8 @@
           <w:szCs w:val="24"/>
           <w:lang w:val="de-DE"/>
         </w:rPr>
-        <w:t xml:space="preserve">1st </w:t>
-      </w:r>
-      <w:proofErr w:type="spellStart"/>
-      <w:r>
-        <w:rPr>
-          <w:rFonts w:ascii="Times New Roman" w:eastAsia="Times New Roman" w:hAnsi="Times New Roman" w:cs="Times New Roman"/>
-          <w:sz w:val="24"/>
-          <w:szCs w:val="24"/>
-          <w:lang w:val="de-DE"/>
-        </w:rPr>
-        <w:t>channel</w:t>
-      </w:r>
-      <w:proofErr w:type="spellEnd"/>
+        <w:t>1st channel</w:t>
+      </w:r>
     </w:p>
     <w:p>
       <w:pPr>
@@ -8430,19 +7728,8 @@
           <w:szCs w:val="24"/>
           <w:lang w:val="de-DE"/>
         </w:rPr>
-        <w:t xml:space="preserve">2nd </w:t>
-      </w:r>
-      <w:proofErr w:type="spellStart"/>
-      <w:r>
-        <w:rPr>
-          <w:rFonts w:ascii="Times New Roman" w:eastAsia="Times New Roman" w:hAnsi="Times New Roman" w:cs="Times New Roman"/>
-          <w:sz w:val="24"/>
-          <w:szCs w:val="24"/>
-          <w:lang w:val="de-DE"/>
-        </w:rPr>
-        <w:t>channel</w:t>
-      </w:r>
-      <w:proofErr w:type="spellEnd"/>
+        <w:t>2nd channel</w:t>
+      </w:r>
     </w:p>
     <w:p>
       <w:pPr>
@@ -8455,23 +7742,13 @@
         </w:rPr>
         <w:t xml:space="preserve">Channel labels such as AST0063, PST0126 are inferred from the input filename via </w:t>
       </w:r>
-      <w:proofErr w:type="spellStart"/>
       <w:r>
         <w:rPr>
           <w:rFonts w:ascii="Times New Roman" w:hAnsi="Times New Roman" w:cs="Times New Roman"/>
           <w:b/>
           <w:bCs/>
         </w:rPr>
-        <w:t>extract_channels_from_filename</w:t>
-      </w:r>
-      <w:proofErr w:type="spellEnd"/>
-      <w:r>
-        <w:rPr>
-          <w:rFonts w:ascii="Times New Roman" w:hAnsi="Times New Roman" w:cs="Times New Roman"/>
-          <w:b/>
-          <w:bCs/>
-        </w:rPr>
-        <w:t xml:space="preserve">() </w:t>
+        <w:t xml:space="preserve">extract_channels_from_filename() </w:t>
       </w:r>
       <w:r>
         <w:rPr>
@@ -8524,67 +7801,7 @@
           <w:szCs w:val="24"/>
           <w:lang w:val="en-US"/>
         </w:rPr>
-        <w:t xml:space="preserve">The pipeline does not enforce fixed acquisition lengths (e.g., 10,000 or 20,000 frames). Instead, per-file frame ranges are taken from the metadata Excel (last-frame values for channel 1 and channel 2). For each channel, the first </w:t>
-      </w:r>
-      <w:proofErr w:type="spellStart"/>
-      <w:r>
-        <w:rPr>
-          <w:rFonts w:ascii="Times New Roman" w:eastAsia="Times New Roman" w:hAnsi="Times New Roman" w:cs="Times New Roman"/>
-          <w:sz w:val="24"/>
-          <w:szCs w:val="24"/>
-          <w:lang w:val="en-US"/>
-        </w:rPr>
-        <w:t>skip_frames</w:t>
-      </w:r>
-      <w:proofErr w:type="spellEnd"/>
-      <w:r>
-        <w:rPr>
-          <w:rFonts w:ascii="Times New Roman" w:eastAsia="Times New Roman" w:hAnsi="Times New Roman" w:cs="Times New Roman"/>
-          <w:sz w:val="24"/>
-          <w:szCs w:val="24"/>
-          <w:lang w:val="en-US"/>
-        </w:rPr>
-        <w:t xml:space="preserve"> frames are excluded to account for activation/burn-in at the start of acquisition; this is configured via config/</w:t>
-      </w:r>
-      <w:proofErr w:type="spellStart"/>
-      <w:r>
-        <w:rPr>
-          <w:rFonts w:ascii="Times New Roman" w:eastAsia="Times New Roman" w:hAnsi="Times New Roman" w:cs="Times New Roman"/>
-          <w:sz w:val="24"/>
-          <w:szCs w:val="24"/>
-          <w:lang w:val="en-US"/>
-        </w:rPr>
-        <w:t>config.yaml</w:t>
-      </w:r>
-      <w:proofErr w:type="spellEnd"/>
-      <w:r>
-        <w:rPr>
-          <w:rFonts w:ascii="Times New Roman" w:eastAsia="Times New Roman" w:hAnsi="Times New Roman" w:cs="Times New Roman"/>
-          <w:sz w:val="24"/>
-          <w:szCs w:val="24"/>
-          <w:lang w:val="en-US"/>
-        </w:rPr>
-        <w:t xml:space="preserve"> under </w:t>
-      </w:r>
-      <w:proofErr w:type="spellStart"/>
-      <w:r>
-        <w:rPr>
-          <w:rFonts w:ascii="Times New Roman" w:eastAsia="Times New Roman" w:hAnsi="Times New Roman" w:cs="Times New Roman"/>
-          <w:sz w:val="24"/>
-          <w:szCs w:val="24"/>
-          <w:lang w:val="en-US"/>
-        </w:rPr>
-        <w:t>data.input.skip_frames</w:t>
-      </w:r>
-      <w:proofErr w:type="spellEnd"/>
-      <w:r>
-        <w:rPr>
-          <w:rFonts w:ascii="Times New Roman" w:eastAsia="Times New Roman" w:hAnsi="Times New Roman" w:cs="Times New Roman"/>
-          <w:sz w:val="24"/>
-          <w:szCs w:val="24"/>
-          <w:lang w:val="en-US"/>
-        </w:rPr>
-        <w:t xml:space="preserve"> (default: 200). In dual-channel mode, channel 2 is treated as starting immediately after channel 1 ends (i.e., offset by the channel </w:t>
+        <w:t xml:space="preserve">The pipeline does not enforce fixed acquisition lengths (e.g., 10,000 or 20,000 frames). Instead, per-file frame ranges are taken from the metadata Excel (last-frame values for channel 1 and channel 2). For each channel, the first skip_frames frames are excluded to account for activation/burn-in at the start of acquisition; this is configured via config/config.yaml under data.input.skip_frames (default: 200). In dual-channel mode, channel 2 is treated as starting immediately after channel 1 ends (i.e., offset by the channel </w:t>
       </w:r>
       <w:r>
         <w:rPr>
@@ -8679,29 +7896,7 @@
           <w:sz w:val="24"/>
           <w:szCs w:val="24"/>
         </w:rPr>
-        <w:t>config/</w:t>
-      </w:r>
-      <w:proofErr w:type="spellStart"/>
-      <w:r>
-        <w:rPr>
-          <w:rFonts w:ascii="Times New Roman" w:hAnsi="Times New Roman" w:cs="Times New Roman"/>
-          <w:b/>
-          <w:bCs/>
-          <w:sz w:val="24"/>
-          <w:szCs w:val="24"/>
-        </w:rPr>
-        <w:t>config.yaml</w:t>
-      </w:r>
-      <w:proofErr w:type="spellEnd"/>
-      <w:r>
-        <w:rPr>
-          <w:rFonts w:ascii="Times New Roman" w:hAnsi="Times New Roman" w:cs="Times New Roman"/>
-          <w:b/>
-          <w:bCs/>
-          <w:sz w:val="24"/>
-          <w:szCs w:val="24"/>
-        </w:rPr>
-        <w:t>.</w:t>
+        <w:t>config/config.yaml.</w:t>
       </w:r>
       <w:r>
         <w:rPr>
@@ -8727,23 +7922,13 @@
         </w:rPr>
         <w:t xml:space="preserve">Loaded once at pipeline startup via </w:t>
       </w:r>
-      <w:proofErr w:type="spellStart"/>
       <w:r>
         <w:rPr>
           <w:rFonts w:ascii="Times New Roman" w:hAnsi="Times New Roman" w:cs="Times New Roman"/>
           <w:b/>
           <w:bCs/>
         </w:rPr>
-        <w:t>load_config</w:t>
-      </w:r>
-      <w:proofErr w:type="spellEnd"/>
-      <w:r>
-        <w:rPr>
-          <w:rFonts w:ascii="Times New Roman" w:hAnsi="Times New Roman" w:cs="Times New Roman"/>
-          <w:b/>
-          <w:bCs/>
-        </w:rPr>
-        <w:t xml:space="preserve">() </w:t>
+        <w:t xml:space="preserve">load_config() </w:t>
       </w:r>
       <w:r>
         <w:rPr>
@@ -8781,25 +7966,7 @@
           <w:sz w:val="24"/>
           <w:szCs w:val="24"/>
         </w:rPr>
-        <w:t xml:space="preserve">Validated using </w:t>
-      </w:r>
-      <w:proofErr w:type="spellStart"/>
-      <w:r>
-        <w:rPr>
-          <w:rFonts w:ascii="Times New Roman" w:hAnsi="Times New Roman" w:cs="Times New Roman"/>
-          <w:sz w:val="24"/>
-          <w:szCs w:val="24"/>
-        </w:rPr>
-        <w:t>Pydantic</w:t>
-      </w:r>
-      <w:proofErr w:type="spellEnd"/>
-      <w:r>
-        <w:rPr>
-          <w:rFonts w:ascii="Times New Roman" w:hAnsi="Times New Roman" w:cs="Times New Roman"/>
-          <w:sz w:val="24"/>
-          <w:szCs w:val="24"/>
-        </w:rPr>
-        <w:t xml:space="preserve"> models in </w:t>
+        <w:t xml:space="preserve">Validated using Pydantic models in </w:t>
       </w:r>
       <w:r>
         <w:rPr>
@@ -8844,7 +8011,6 @@
         </w:rPr>
         <w:t xml:space="preserve">Passed through to </w:t>
       </w:r>
-      <w:proofErr w:type="spellStart"/>
       <w:r>
         <w:rPr>
           <w:rFonts w:ascii="Times New Roman" w:hAnsi="Times New Roman" w:cs="Times New Roman"/>
@@ -8853,18 +8019,7 @@
           <w:sz w:val="24"/>
           <w:szCs w:val="24"/>
         </w:rPr>
-        <w:t>process_single_file</w:t>
-      </w:r>
-      <w:proofErr w:type="spellEnd"/>
-      <w:r>
-        <w:rPr>
-          <w:rFonts w:ascii="Times New Roman" w:hAnsi="Times New Roman" w:cs="Times New Roman"/>
-          <w:b/>
-          <w:bCs/>
-          <w:sz w:val="24"/>
-          <w:szCs w:val="24"/>
-        </w:rPr>
-        <w:t>()</w:t>
+        <w:t>process_single_file()</w:t>
       </w:r>
       <w:r>
         <w:rPr>
@@ -9109,7 +8264,6 @@
                 <w:lang w:val="en-US"/>
               </w:rPr>
             </w:pPr>
-            <w:proofErr w:type="spellStart"/>
             <w:r>
               <w:rPr>
                 <w:rFonts w:ascii="Times New Roman" w:hAnsi="Times New Roman" w:cs="Times New Roman"/>
@@ -9118,7 +8272,6 @@
               </w:rPr>
               <w:t>data.input.file_format</w:t>
             </w:r>
-            <w:proofErr w:type="spellEnd"/>
           </w:p>
         </w:tc>
         <w:tc>
@@ -9219,7 +8372,6 @@
                 <w:lang w:val="en-US"/>
               </w:rPr>
             </w:pPr>
-            <w:proofErr w:type="spellStart"/>
             <w:r>
               <w:rPr>
                 <w:rFonts w:ascii="Times New Roman" w:hAnsi="Times New Roman" w:cs="Times New Roman"/>
@@ -9228,7 +8380,6 @@
               </w:rPr>
               <w:t>data.input.required_columns</w:t>
             </w:r>
-            <w:proofErr w:type="spellEnd"/>
           </w:p>
         </w:tc>
         <w:tc>
@@ -9307,43 +8458,7 @@
                 <w:sz w:val="24"/>
                 <w:szCs w:val="24"/>
               </w:rPr>
-              <w:t>"x (nm)", "y (nm)", "</w:t>
-            </w:r>
-            <w:proofErr w:type="spellStart"/>
-            <w:r>
-              <w:rPr>
-                <w:rFonts w:ascii="Times New Roman" w:hAnsi="Times New Roman" w:cs="Times New Roman"/>
-                <w:sz w:val="24"/>
-                <w:szCs w:val="24"/>
-              </w:rPr>
-              <w:t>channelIndex</w:t>
-            </w:r>
-            <w:proofErr w:type="spellEnd"/>
-            <w:r>
-              <w:rPr>
-                <w:rFonts w:ascii="Times New Roman" w:hAnsi="Times New Roman" w:cs="Times New Roman"/>
-                <w:sz w:val="24"/>
-                <w:szCs w:val="24"/>
-              </w:rPr>
-              <w:t>", "</w:t>
-            </w:r>
-            <w:proofErr w:type="spellStart"/>
-            <w:r>
-              <w:rPr>
-                <w:rFonts w:ascii="Times New Roman" w:hAnsi="Times New Roman" w:cs="Times New Roman"/>
-                <w:sz w:val="24"/>
-                <w:szCs w:val="24"/>
-              </w:rPr>
-              <w:t>frameIndex</w:t>
-            </w:r>
-            <w:proofErr w:type="spellEnd"/>
-            <w:r>
-              <w:rPr>
-                <w:rFonts w:ascii="Times New Roman" w:hAnsi="Times New Roman" w:cs="Times New Roman"/>
-                <w:sz w:val="24"/>
-                <w:szCs w:val="24"/>
-              </w:rPr>
-              <w:t>"</w:t>
+              <w:t>"x (nm)", "y (nm)", "channelIndex", "frameIndex"</w:t>
             </w:r>
           </w:p>
         </w:tc>
@@ -9366,7 +8481,6 @@
                 <w:lang w:val="en-US"/>
               </w:rPr>
             </w:pPr>
-            <w:proofErr w:type="spellStart"/>
             <w:r>
               <w:rPr>
                 <w:rFonts w:ascii="Times New Roman" w:hAnsi="Times New Roman" w:cs="Times New Roman"/>
@@ -9375,7 +8489,6 @@
               </w:rPr>
               <w:t>data.input.xlsx_filename</w:t>
             </w:r>
-            <w:proofErr w:type="spellEnd"/>
           </w:p>
         </w:tc>
         <w:tc>
@@ -9453,25 +8566,7 @@
                 <w:sz w:val="24"/>
                 <w:szCs w:val="24"/>
               </w:rPr>
-              <w:t>"</w:t>
-            </w:r>
-            <w:proofErr w:type="spellStart"/>
-            <w:r>
-              <w:rPr>
-                <w:rFonts w:ascii="Times New Roman" w:hAnsi="Times New Roman" w:cs="Times New Roman"/>
-                <w:sz w:val="24"/>
-                <w:szCs w:val="24"/>
-              </w:rPr>
-              <w:t>dSTORM</w:t>
-            </w:r>
-            <w:proofErr w:type="spellEnd"/>
-            <w:r>
-              <w:rPr>
-                <w:rFonts w:ascii="Times New Roman" w:hAnsi="Times New Roman" w:cs="Times New Roman"/>
-                <w:sz w:val="24"/>
-                <w:szCs w:val="24"/>
-              </w:rPr>
-              <w:t xml:space="preserve"> Data_Input.xlsx"</w:t>
+              <w:t>"dSTORM Data_Input.xlsx"</w:t>
             </w:r>
           </w:p>
         </w:tc>
@@ -9494,7 +8589,6 @@
                 <w:lang w:val="en-US"/>
               </w:rPr>
             </w:pPr>
-            <w:proofErr w:type="spellStart"/>
             <w:r>
               <w:rPr>
                 <w:rFonts w:ascii="Times New Roman" w:hAnsi="Times New Roman" w:cs="Times New Roman"/>
@@ -9503,7 +8597,6 @@
               </w:rPr>
               <w:t>data.input.skip_frames</w:t>
             </w:r>
-            <w:proofErr w:type="spellEnd"/>
           </w:p>
         </w:tc>
         <w:tc>
@@ -9600,14 +8693,12 @@
                 <w:rFonts w:ascii="Times New Roman" w:hAnsi="Times New Roman" w:cs="Times New Roman"/>
               </w:rPr>
             </w:pPr>
-            <w:proofErr w:type="spellStart"/>
             <w:r>
               <w:rPr>
                 <w:rFonts w:ascii="Times New Roman" w:hAnsi="Times New Roman" w:cs="Times New Roman"/>
               </w:rPr>
               <w:t>data.input.required_metadata_columns</w:t>
             </w:r>
-            <w:proofErr w:type="spellEnd"/>
           </w:p>
         </w:tc>
         <w:tc>
@@ -9677,56 +8768,12 @@
                 <w:rFonts w:ascii="Times New Roman" w:hAnsi="Times New Roman" w:cs="Times New Roman"/>
               </w:rPr>
             </w:pPr>
-            <w:proofErr w:type="spellStart"/>
-            <w:r>
-              <w:rPr>
-                <w:rFonts w:ascii="Times New Roman" w:hAnsi="Times New Roman" w:cs="Times New Roman"/>
-              </w:rPr>
-              <w:t>file_name</w:t>
-            </w:r>
-            <w:proofErr w:type="spellEnd"/>
-            <w:r>
-              <w:rPr>
-                <w:rFonts w:ascii="Times New Roman" w:hAnsi="Times New Roman" w:cs="Times New Roman"/>
-              </w:rPr>
-              <w:t xml:space="preserve">, </w:t>
-            </w:r>
-            <w:proofErr w:type="spellStart"/>
-            <w:r>
-              <w:rPr>
-                <w:rFonts w:ascii="Times New Roman" w:hAnsi="Times New Roman" w:cs="Times New Roman"/>
-              </w:rPr>
-              <w:t>first_ch_frame_last</w:t>
-            </w:r>
-            <w:proofErr w:type="spellEnd"/>
-            <w:r>
-              <w:rPr>
-                <w:rFonts w:ascii="Times New Roman" w:hAnsi="Times New Roman" w:cs="Times New Roman"/>
-              </w:rPr>
-              <w:t xml:space="preserve">, </w:t>
-            </w:r>
-            <w:proofErr w:type="spellStart"/>
-            <w:r>
-              <w:rPr>
-                <w:rFonts w:ascii="Times New Roman" w:hAnsi="Times New Roman" w:cs="Times New Roman"/>
-              </w:rPr>
-              <w:t>second_channel_index</w:t>
-            </w:r>
-            <w:proofErr w:type="spellEnd"/>
-            <w:r>
-              <w:rPr>
-                <w:rFonts w:ascii="Times New Roman" w:hAnsi="Times New Roman" w:cs="Times New Roman"/>
-              </w:rPr>
-              <w:t xml:space="preserve">, </w:t>
-            </w:r>
-            <w:proofErr w:type="spellStart"/>
-            <w:r>
-              <w:rPr>
-                <w:rFonts w:ascii="Times New Roman" w:hAnsi="Times New Roman" w:cs="Times New Roman"/>
-              </w:rPr>
-              <w:t>second_ch_frame_last</w:t>
-            </w:r>
-            <w:proofErr w:type="spellEnd"/>
+            <w:r>
+              <w:rPr>
+                <w:rFonts w:ascii="Times New Roman" w:hAnsi="Times New Roman" w:cs="Times New Roman"/>
+              </w:rPr>
+              <w:t>file_name, first_ch_frame_last, second_channel_index, second_ch_frame_last</w:t>
+            </w:r>
           </w:p>
           <w:p>
             <w:pPr>
@@ -10352,7 +9399,6 @@
                 <w:lang w:val="en-US"/>
               </w:rPr>
             </w:pPr>
-            <w:proofErr w:type="spellStart"/>
             <w:r>
               <w:rPr>
                 <w:rFonts w:ascii="Times New Roman" w:hAnsi="Times New Roman" w:cs="Times New Roman"/>
@@ -10361,7 +9407,6 @@
               </w:rPr>
               <w:t>visualization.use_napari</w:t>
             </w:r>
-            <w:proofErr w:type="spellEnd"/>
           </w:p>
         </w:tc>
         <w:tc>
@@ -10379,7 +9424,6 @@
                 <w:lang w:val="en-US"/>
               </w:rPr>
             </w:pPr>
-            <w:proofErr w:type="spellStart"/>
             <w:r>
               <w:rPr>
                 <w:rFonts w:ascii="Times New Roman" w:hAnsi="Times New Roman" w:cs="Times New Roman"/>
@@ -10388,7 +9432,6 @@
               </w:rPr>
               <w:t>boolean</w:t>
             </w:r>
-            <w:proofErr w:type="spellEnd"/>
           </w:p>
         </w:tc>
         <w:tc>
@@ -10412,25 +9455,7 @@
                 <w:sz w:val="24"/>
                 <w:szCs w:val="24"/>
               </w:rPr>
-              <w:t xml:space="preserve">Whether to save </w:t>
-            </w:r>
-            <w:proofErr w:type="spellStart"/>
-            <w:r>
-              <w:rPr>
-                <w:rFonts w:ascii="Times New Roman" w:hAnsi="Times New Roman" w:cs="Times New Roman"/>
-                <w:sz w:val="24"/>
-                <w:szCs w:val="24"/>
-              </w:rPr>
-              <w:t>napari</w:t>
-            </w:r>
-            <w:proofErr w:type="spellEnd"/>
-            <w:r>
-              <w:rPr>
-                <w:rFonts w:ascii="Times New Roman" w:hAnsi="Times New Roman" w:cs="Times New Roman"/>
-                <w:sz w:val="24"/>
-                <w:szCs w:val="24"/>
-              </w:rPr>
-              <w:t xml:space="preserve"> plots or not.</w:t>
+              <w:t>Whether to save napari plots or not.</w:t>
             </w:r>
           </w:p>
         </w:tc>
@@ -10645,7 +9670,6 @@
                 <w:lang w:val="en-US"/>
               </w:rPr>
             </w:pPr>
-            <w:proofErr w:type="spellStart"/>
             <w:r>
               <w:rPr>
                 <w:rFonts w:ascii="Times New Roman" w:hAnsi="Times New Roman" w:cs="Times New Roman"/>
@@ -10654,7 +9678,6 @@
               </w:rPr>
               <w:t>filtering.intensity.min_value</w:t>
             </w:r>
-            <w:proofErr w:type="spellEnd"/>
           </w:p>
         </w:tc>
         <w:tc>
@@ -10747,7 +9770,6 @@
                 <w:lang w:val="en-US"/>
               </w:rPr>
             </w:pPr>
-            <w:proofErr w:type="spellStart"/>
             <w:r>
               <w:rPr>
                 <w:rFonts w:ascii="Times New Roman" w:hAnsi="Times New Roman" w:cs="Times New Roman"/>
@@ -10756,7 +9778,6 @@
               </w:rPr>
               <w:t>filtering.localization_precision.threshold_value</w:t>
             </w:r>
-            <w:proofErr w:type="spellEnd"/>
           </w:p>
         </w:tc>
         <w:tc>
@@ -10847,7 +9868,6 @@
                 <w:lang w:val="en-US"/>
               </w:rPr>
             </w:pPr>
-            <w:proofErr w:type="spellStart"/>
             <w:r>
               <w:rPr>
                 <w:rFonts w:ascii="Times New Roman" w:hAnsi="Times New Roman" w:cs="Times New Roman"/>
@@ -10856,7 +9876,6 @@
               </w:rPr>
               <w:t>filtering.p_value.threshold_value</w:t>
             </w:r>
-            <w:proofErr w:type="spellEnd"/>
           </w:p>
         </w:tc>
         <w:tc>
@@ -10947,7 +9966,6 @@
                 <w:lang w:val="en-US"/>
               </w:rPr>
             </w:pPr>
-            <w:proofErr w:type="spellStart"/>
             <w:r>
               <w:rPr>
                 <w:rFonts w:ascii="Times New Roman" w:hAnsi="Times New Roman" w:cs="Times New Roman"/>
@@ -10956,7 +9974,6 @@
               </w:rPr>
               <w:t>filtering.sigma.min_value</w:t>
             </w:r>
-            <w:proofErr w:type="spellEnd"/>
           </w:p>
         </w:tc>
         <w:tc>
@@ -11047,7 +10064,6 @@
                 <w:lang w:val="en-US"/>
               </w:rPr>
             </w:pPr>
-            <w:proofErr w:type="spellStart"/>
             <w:r>
               <w:rPr>
                 <w:rFonts w:ascii="Times New Roman" w:hAnsi="Times New Roman" w:cs="Times New Roman"/>
@@ -11056,7 +10072,6 @@
               </w:rPr>
               <w:t>filtering.sigma.max_value</w:t>
             </w:r>
-            <w:proofErr w:type="spellEnd"/>
           </w:p>
         </w:tc>
         <w:tc>
@@ -11127,18 +10142,8 @@
                 <w:sz w:val="24"/>
                 <w:szCs w:val="24"/>
               </w:rPr>
-              <w:t>&gt;</w:t>
-            </w:r>
-            <w:proofErr w:type="spellStart"/>
-            <w:r>
-              <w:rPr>
-                <w:rFonts w:ascii="Times New Roman" w:hAnsi="Times New Roman" w:cs="Times New Roman"/>
-                <w:sz w:val="24"/>
-                <w:szCs w:val="24"/>
-              </w:rPr>
-              <w:t>min_value</w:t>
-            </w:r>
-            <w:proofErr w:type="spellEnd"/>
+              <w:t>&gt;min_value</w:t>
+            </w:r>
           </w:p>
         </w:tc>
       </w:tr>
@@ -11177,27 +10182,7 @@
           <w:szCs w:val="24"/>
           <w:lang w:val="en-US"/>
         </w:rPr>
-        <w:t>Drift Correction (</w:t>
-      </w:r>
-      <w:proofErr w:type="spellStart"/>
-      <w:r>
-        <w:rPr>
-          <w:rFonts w:ascii="Times New Roman" w:eastAsia="Times New Roman" w:hAnsi="Times New Roman" w:cs="Times New Roman"/>
-          <w:sz w:val="24"/>
-          <w:szCs w:val="24"/>
-          <w:lang w:val="en-US"/>
-        </w:rPr>
-        <w:t>drift_correction</w:t>
-      </w:r>
-      <w:proofErr w:type="spellEnd"/>
-      <w:r>
-        <w:rPr>
-          <w:rFonts w:ascii="Times New Roman" w:eastAsia="Times New Roman" w:hAnsi="Times New Roman" w:cs="Times New Roman"/>
-          <w:sz w:val="24"/>
-          <w:szCs w:val="24"/>
-          <w:lang w:val="en-US"/>
-        </w:rPr>
-        <w:t>)</w:t>
+        <w:t>Drift Correction (drift_correction)</w:t>
       </w:r>
     </w:p>
     <w:p>
@@ -11359,7 +10344,6 @@
                 <w:lang w:val="en-US"/>
               </w:rPr>
             </w:pPr>
-            <w:proofErr w:type="spellStart"/>
             <w:r>
               <w:rPr>
                 <w:rFonts w:ascii="Times New Roman" w:hAnsi="Times New Roman" w:cs="Times New Roman"/>
@@ -11368,7 +10352,6 @@
               </w:rPr>
               <w:t>drift_correction.pixel_size</w:t>
             </w:r>
-            <w:proofErr w:type="spellEnd"/>
           </w:p>
         </w:tc>
         <w:tc>
@@ -11459,7 +10442,6 @@
                 <w:lang w:val="en-US"/>
               </w:rPr>
             </w:pPr>
-            <w:proofErr w:type="spellStart"/>
             <w:r>
               <w:rPr>
                 <w:rFonts w:ascii="Times New Roman" w:hAnsi="Times New Roman" w:cs="Times New Roman"/>
@@ -11468,7 +10450,6 @@
               </w:rPr>
               <w:t>drift_correction.segmentation</w:t>
             </w:r>
-            <w:proofErr w:type="spellEnd"/>
           </w:p>
         </w:tc>
         <w:tc>
@@ -11559,7 +10540,6 @@
                 <w:lang w:val="en-US"/>
               </w:rPr>
             </w:pPr>
-            <w:proofErr w:type="spellStart"/>
             <w:r>
               <w:rPr>
                 <w:rFonts w:ascii="Times New Roman" w:hAnsi="Times New Roman" w:cs="Times New Roman"/>
@@ -11568,7 +10548,6 @@
               </w:rPr>
               <w:t>drift_correction.intersect_d_nm</w:t>
             </w:r>
-            <w:proofErr w:type="spellEnd"/>
           </w:p>
         </w:tc>
         <w:tc>
@@ -11659,7 +10638,6 @@
                 <w:lang w:val="en-US"/>
               </w:rPr>
             </w:pPr>
-            <w:proofErr w:type="spellStart"/>
             <w:r>
               <w:rPr>
                 <w:rFonts w:ascii="Times New Roman" w:hAnsi="Times New Roman" w:cs="Times New Roman"/>
@@ -11668,7 +10646,6 @@
               </w:rPr>
               <w:t>drift_correction.roi_r_nm</w:t>
             </w:r>
-            <w:proofErr w:type="spellEnd"/>
           </w:p>
         </w:tc>
         <w:tc>
@@ -11759,7 +10736,6 @@
                 <w:lang w:val="en-US"/>
               </w:rPr>
             </w:pPr>
-            <w:proofErr w:type="spellStart"/>
             <w:r>
               <w:rPr>
                 <w:rFonts w:ascii="Times New Roman" w:hAnsi="Times New Roman" w:cs="Times New Roman"/>
@@ -11768,7 +10744,6 @@
               </w:rPr>
               <w:t>drift_correction.drift_validation.enable</w:t>
             </w:r>
-            <w:proofErr w:type="spellEnd"/>
           </w:p>
         </w:tc>
         <w:tc>
@@ -11785,7 +10760,6 @@
                 <w:lang w:val="en-US"/>
               </w:rPr>
             </w:pPr>
-            <w:proofErr w:type="spellStart"/>
             <w:r>
               <w:rPr>
                 <w:rFonts w:ascii="Times New Roman" w:hAnsi="Times New Roman" w:cs="Times New Roman"/>
@@ -11794,7 +10768,6 @@
               </w:rPr>
               <w:t>boolean</w:t>
             </w:r>
-            <w:proofErr w:type="spellEnd"/>
           </w:p>
         </w:tc>
         <w:tc>
@@ -11861,7 +10834,6 @@
                 <w:lang w:val="en-US"/>
               </w:rPr>
             </w:pPr>
-            <w:proofErr w:type="spellStart"/>
             <w:r>
               <w:rPr>
                 <w:rFonts w:ascii="Times New Roman" w:hAnsi="Times New Roman" w:cs="Times New Roman"/>
@@ -11870,7 +10842,6 @@
               </w:rPr>
               <w:t>drift_correction.drift_validation.max_segment_drift_nm</w:t>
             </w:r>
-            <w:proofErr w:type="spellEnd"/>
           </w:p>
         </w:tc>
         <w:tc>
@@ -11961,7 +10932,6 @@
                 <w:lang w:val="en-US"/>
               </w:rPr>
             </w:pPr>
-            <w:proofErr w:type="spellStart"/>
             <w:r>
               <w:rPr>
                 <w:rFonts w:ascii="Times New Roman" w:hAnsi="Times New Roman" w:cs="Times New Roman"/>
@@ -11970,7 +10940,6 @@
               </w:rPr>
               <w:t>drift_correction.drift_validation.n_previous_segments</w:t>
             </w:r>
-            <w:proofErr w:type="spellEnd"/>
           </w:p>
         </w:tc>
         <w:tc>
@@ -12062,7 +11031,6 @@
                 <w:lang w:val="en-US"/>
               </w:rPr>
             </w:pPr>
-            <w:proofErr w:type="spellStart"/>
             <w:r>
               <w:rPr>
                 <w:rFonts w:ascii="Times New Roman" w:hAnsi="Times New Roman" w:cs="Times New Roman"/>
@@ -12071,7 +11039,6 @@
               </w:rPr>
               <w:t>drift_correction.sanity_checks.filter_boundary</w:t>
             </w:r>
-            <w:proofErr w:type="spellEnd"/>
           </w:p>
         </w:tc>
         <w:tc>
@@ -12089,7 +11056,6 @@
                 <w:lang w:val="en-US"/>
               </w:rPr>
             </w:pPr>
-            <w:proofErr w:type="spellStart"/>
             <w:r>
               <w:rPr>
                 <w:rFonts w:ascii="Times New Roman" w:hAnsi="Times New Roman" w:cs="Times New Roman"/>
@@ -12098,7 +11064,6 @@
               </w:rPr>
               <w:t>boolean</w:t>
             </w:r>
-            <w:proofErr w:type="spellEnd"/>
           </w:p>
         </w:tc>
         <w:tc>
@@ -12168,7 +11133,6 @@
                 <w:lang w:val="en-US"/>
               </w:rPr>
             </w:pPr>
-            <w:proofErr w:type="spellStart"/>
             <w:r>
               <w:rPr>
                 <w:rFonts w:ascii="Times New Roman" w:hAnsi="Times New Roman" w:cs="Times New Roman"/>
@@ -12177,7 +11141,6 @@
               </w:rPr>
               <w:t>drift_correction.sanity_checks.filter_parameters</w:t>
             </w:r>
-            <w:proofErr w:type="spellEnd"/>
           </w:p>
         </w:tc>
         <w:tc>
@@ -12195,7 +11158,6 @@
                 <w:lang w:val="en-US"/>
               </w:rPr>
             </w:pPr>
-            <w:proofErr w:type="spellStart"/>
             <w:r>
               <w:rPr>
                 <w:rFonts w:ascii="Times New Roman" w:hAnsi="Times New Roman" w:cs="Times New Roman"/>
@@ -12204,7 +11166,6 @@
               </w:rPr>
               <w:t>boolean</w:t>
             </w:r>
-            <w:proofErr w:type="spellEnd"/>
           </w:p>
         </w:tc>
         <w:tc>
@@ -12228,61 +11189,7 @@
                 <w:sz w:val="24"/>
                 <w:szCs w:val="24"/>
               </w:rPr>
-              <w:t xml:space="preserve">Remove </w:t>
-            </w:r>
-            <w:proofErr w:type="spellStart"/>
-            <w:r>
-              <w:rPr>
-                <w:rFonts w:ascii="Times New Roman" w:hAnsi="Times New Roman" w:cs="Times New Roman"/>
-                <w:sz w:val="24"/>
-                <w:szCs w:val="24"/>
-              </w:rPr>
-              <w:t>sx</w:t>
-            </w:r>
-            <w:proofErr w:type="spellEnd"/>
-            <w:r>
-              <w:rPr>
-                <w:rFonts w:ascii="Times New Roman" w:hAnsi="Times New Roman" w:cs="Times New Roman"/>
-                <w:sz w:val="24"/>
-                <w:szCs w:val="24"/>
-              </w:rPr>
-              <w:t xml:space="preserve"> ≤ 0, </w:t>
-            </w:r>
-            <w:proofErr w:type="spellStart"/>
-            <w:r>
-              <w:rPr>
-                <w:rFonts w:ascii="Times New Roman" w:hAnsi="Times New Roman" w:cs="Times New Roman"/>
-                <w:sz w:val="24"/>
-                <w:szCs w:val="24"/>
-              </w:rPr>
-              <w:t>sy</w:t>
-            </w:r>
-            <w:proofErr w:type="spellEnd"/>
-            <w:r>
-              <w:rPr>
-                <w:rFonts w:ascii="Times New Roman" w:hAnsi="Times New Roman" w:cs="Times New Roman"/>
-                <w:sz w:val="24"/>
-                <w:szCs w:val="24"/>
-              </w:rPr>
-              <w:t xml:space="preserve"> ≤ 0, </w:t>
-            </w:r>
-            <w:proofErr w:type="spellStart"/>
-            <w:r>
-              <w:rPr>
-                <w:rFonts w:ascii="Times New Roman" w:hAnsi="Times New Roman" w:cs="Times New Roman"/>
-                <w:sz w:val="24"/>
-                <w:szCs w:val="24"/>
-              </w:rPr>
-              <w:t>lp</w:t>
-            </w:r>
-            <w:proofErr w:type="spellEnd"/>
-            <w:r>
-              <w:rPr>
-                <w:rFonts w:ascii="Times New Roman" w:hAnsi="Times New Roman" w:cs="Times New Roman"/>
-                <w:sz w:val="24"/>
-                <w:szCs w:val="24"/>
-              </w:rPr>
-              <w:t xml:space="preserve"> ≤ 0</w:t>
+              <w:t>Remove sx ≤ 0, sy ≤ 0, lp ≤ 0</w:t>
             </w:r>
           </w:p>
         </w:tc>
@@ -12368,27 +11275,7 @@
           <w:szCs w:val="24"/>
           <w:lang w:val="en-US"/>
         </w:rPr>
-        <w:t xml:space="preserve"> (</w:t>
-      </w:r>
-      <w:proofErr w:type="spellStart"/>
-      <w:r>
-        <w:rPr>
-          <w:rFonts w:ascii="Times New Roman" w:eastAsia="Times New Roman" w:hAnsi="Times New Roman" w:cs="Times New Roman"/>
-          <w:sz w:val="24"/>
-          <w:szCs w:val="24"/>
-          <w:lang w:val="en-US"/>
-        </w:rPr>
-        <w:t>temporal_grouping</w:t>
-      </w:r>
-      <w:proofErr w:type="spellEnd"/>
-      <w:r>
-        <w:rPr>
-          <w:rFonts w:ascii="Times New Roman" w:eastAsia="Times New Roman" w:hAnsi="Times New Roman" w:cs="Times New Roman"/>
-          <w:sz w:val="24"/>
-          <w:szCs w:val="24"/>
-          <w:lang w:val="en-US"/>
-        </w:rPr>
-        <w:t>)</w:t>
+        <w:t xml:space="preserve"> (temporal_grouping)</w:t>
       </w:r>
     </w:p>
     <w:p>
@@ -12533,7 +11420,6 @@
                 <w:lang w:val="en-US"/>
               </w:rPr>
             </w:pPr>
-            <w:proofErr w:type="spellStart"/>
             <w:r>
               <w:rPr>
                 <w:rFonts w:ascii="Times New Roman" w:hAnsi="Times New Roman" w:cs="Times New Roman"/>
@@ -12542,7 +11428,6 @@
               </w:rPr>
               <w:t>temporal_grouping.use</w:t>
             </w:r>
-            <w:proofErr w:type="spellEnd"/>
           </w:p>
         </w:tc>
         <w:tc>
@@ -12559,7 +11444,6 @@
                 <w:lang w:val="en-US"/>
               </w:rPr>
             </w:pPr>
-            <w:proofErr w:type="spellStart"/>
             <w:r>
               <w:rPr>
                 <w:rFonts w:ascii="Times New Roman" w:hAnsi="Times New Roman" w:cs="Times New Roman"/>
@@ -12568,7 +11452,6 @@
               </w:rPr>
               <w:t>boolean</w:t>
             </w:r>
-            <w:proofErr w:type="spellEnd"/>
           </w:p>
         </w:tc>
         <w:tc>
@@ -12635,7 +11518,6 @@
                 <w:lang w:val="en-US"/>
               </w:rPr>
             </w:pPr>
-            <w:proofErr w:type="spellStart"/>
             <w:r>
               <w:rPr>
                 <w:rFonts w:ascii="Times New Roman" w:hAnsi="Times New Roman" w:cs="Times New Roman"/>
@@ -12644,7 +11526,6 @@
               </w:rPr>
               <w:t>temporal_grouping.max_frame_gap</w:t>
             </w:r>
-            <w:proofErr w:type="spellEnd"/>
           </w:p>
         </w:tc>
         <w:tc>
@@ -12735,7 +11616,6 @@
                 <w:lang w:val="en-US"/>
               </w:rPr>
             </w:pPr>
-            <w:proofErr w:type="spellStart"/>
             <w:r>
               <w:rPr>
                 <w:rFonts w:ascii="Times New Roman" w:hAnsi="Times New Roman" w:cs="Times New Roman"/>
@@ -12744,7 +11624,6 @@
               </w:rPr>
               <w:t>temporal_grouping.max_distance_nm</w:t>
             </w:r>
-            <w:proofErr w:type="spellEnd"/>
           </w:p>
         </w:tc>
         <w:tc>
@@ -12835,7 +11714,6 @@
                 <w:lang w:val="en-US"/>
               </w:rPr>
             </w:pPr>
-            <w:proofErr w:type="spellStart"/>
             <w:r>
               <w:rPr>
                 <w:rFonts w:ascii="Times New Roman" w:hAnsi="Times New Roman" w:cs="Times New Roman"/>
@@ -12844,7 +11722,6 @@
               </w:rPr>
               <w:t>temporal_grouping.min_duration</w:t>
             </w:r>
-            <w:proofErr w:type="spellEnd"/>
           </w:p>
         </w:tc>
         <w:tc>
@@ -12934,7 +11811,6 @@
                 <w:szCs w:val="24"/>
               </w:rPr>
             </w:pPr>
-            <w:proofErr w:type="spellStart"/>
             <w:r>
               <w:rPr>
                 <w:rFonts w:ascii="Times New Roman" w:hAnsi="Times New Roman" w:cs="Times New Roman"/>
@@ -12943,7 +11819,6 @@
               </w:rPr>
               <w:t>temporal_grouping.max_duration</w:t>
             </w:r>
-            <w:proofErr w:type="spellEnd"/>
           </w:p>
         </w:tc>
         <w:tc>
@@ -13011,18 +11886,8 @@
                 <w:sz w:val="24"/>
                 <w:szCs w:val="24"/>
               </w:rPr>
-              <w:t xml:space="preserve">≥ </w:t>
-            </w:r>
-            <w:proofErr w:type="spellStart"/>
-            <w:r>
-              <w:rPr>
-                <w:rFonts w:ascii="Times New Roman" w:hAnsi="Times New Roman" w:cs="Times New Roman"/>
-                <w:sz w:val="24"/>
-                <w:szCs w:val="24"/>
-              </w:rPr>
-              <w:t>min_duration</w:t>
-            </w:r>
-            <w:proofErr w:type="spellEnd"/>
+              <w:t>≥ min_duration</w:t>
+            </w:r>
           </w:p>
         </w:tc>
       </w:tr>
@@ -13061,27 +11926,7 @@
           <w:szCs w:val="24"/>
           <w:lang w:val="en-US"/>
         </w:rPr>
-        <w:t>Cell Detection (</w:t>
-      </w:r>
-      <w:proofErr w:type="spellStart"/>
-      <w:r>
-        <w:rPr>
-          <w:rFonts w:ascii="Times New Roman" w:eastAsia="Times New Roman" w:hAnsi="Times New Roman" w:cs="Times New Roman"/>
-          <w:sz w:val="24"/>
-          <w:szCs w:val="24"/>
-          <w:lang w:val="en-US"/>
-        </w:rPr>
-        <w:t>cell_detection</w:t>
-      </w:r>
-      <w:proofErr w:type="spellEnd"/>
-      <w:r>
-        <w:rPr>
-          <w:rFonts w:ascii="Times New Roman" w:eastAsia="Times New Roman" w:hAnsi="Times New Roman" w:cs="Times New Roman"/>
-          <w:sz w:val="24"/>
-          <w:szCs w:val="24"/>
-          <w:lang w:val="en-US"/>
-        </w:rPr>
-        <w:t>)</w:t>
+        <w:t>Cell Detection (cell_detection)</w:t>
       </w:r>
     </w:p>
     <w:p>
@@ -13225,7 +12070,6 @@
                 <w:lang w:val="en-US"/>
               </w:rPr>
             </w:pPr>
-            <w:proofErr w:type="spellStart"/>
             <w:r>
               <w:rPr>
                 <w:rFonts w:ascii="Times New Roman" w:hAnsi="Times New Roman" w:cs="Times New Roman"/>
@@ -13234,7 +12078,6 @@
               </w:rPr>
               <w:t>cell_detection.use</w:t>
             </w:r>
-            <w:proofErr w:type="spellEnd"/>
           </w:p>
         </w:tc>
         <w:tc>
@@ -13251,7 +12094,6 @@
                 <w:lang w:val="en-US"/>
               </w:rPr>
             </w:pPr>
-            <w:proofErr w:type="spellStart"/>
             <w:r>
               <w:rPr>
                 <w:rFonts w:ascii="Times New Roman" w:hAnsi="Times New Roman" w:cs="Times New Roman"/>
@@ -13260,7 +12102,6 @@
               </w:rPr>
               <w:t>boolean</w:t>
             </w:r>
-            <w:proofErr w:type="spellEnd"/>
           </w:p>
         </w:tc>
         <w:tc>
@@ -13327,7 +12168,6 @@
                 <w:lang w:val="en-US"/>
               </w:rPr>
             </w:pPr>
-            <w:proofErr w:type="spellStart"/>
             <w:r>
               <w:rPr>
                 <w:rFonts w:ascii="Times New Roman" w:hAnsi="Times New Roman" w:cs="Times New Roman"/>
@@ -13336,7 +12176,6 @@
               </w:rPr>
               <w:t>cell_detection.approach</w:t>
             </w:r>
-            <w:proofErr w:type="spellEnd"/>
           </w:p>
         </w:tc>
         <w:tc>
@@ -13407,25 +12246,7 @@
                 <w:sz w:val="24"/>
                 <w:szCs w:val="24"/>
               </w:rPr>
-              <w:t>"grid" or "</w:t>
-            </w:r>
-            <w:proofErr w:type="spellStart"/>
-            <w:r>
-              <w:rPr>
-                <w:rFonts w:ascii="Times New Roman" w:hAnsi="Times New Roman" w:cs="Times New Roman"/>
-                <w:sz w:val="24"/>
-                <w:szCs w:val="24"/>
-              </w:rPr>
-              <w:t>vornoi</w:t>
-            </w:r>
-            <w:proofErr w:type="spellEnd"/>
-            <w:r>
-              <w:rPr>
-                <w:rFonts w:ascii="Times New Roman" w:hAnsi="Times New Roman" w:cs="Times New Roman"/>
-                <w:sz w:val="24"/>
-                <w:szCs w:val="24"/>
-              </w:rPr>
-              <w:t>"</w:t>
+              <w:t>"grid" or "vornoi"</w:t>
             </w:r>
           </w:p>
         </w:tc>
@@ -13445,7 +12266,6 @@
                 <w:lang w:val="en-US"/>
               </w:rPr>
             </w:pPr>
-            <w:proofErr w:type="spellStart"/>
             <w:r>
               <w:rPr>
                 <w:rFonts w:ascii="Times New Roman" w:hAnsi="Times New Roman" w:cs="Times New Roman"/>
@@ -13454,7 +12274,6 @@
               </w:rPr>
               <w:t>cell_detection.grid.grid_size</w:t>
             </w:r>
-            <w:proofErr w:type="spellEnd"/>
           </w:p>
         </w:tc>
         <w:tc>
@@ -13545,7 +12364,6 @@
                 <w:lang w:val="en-US"/>
               </w:rPr>
             </w:pPr>
-            <w:proofErr w:type="spellStart"/>
             <w:r>
               <w:rPr>
                 <w:rFonts w:ascii="Times New Roman" w:hAnsi="Times New Roman" w:cs="Times New Roman"/>
@@ -13554,7 +12372,6 @@
               </w:rPr>
               <w:t>cell_detection.grid.high_density_threshold</w:t>
             </w:r>
-            <w:proofErr w:type="spellEnd"/>
           </w:p>
         </w:tc>
         <w:tc>
@@ -13645,7 +12462,6 @@
                 <w:lang w:val="en-US"/>
               </w:rPr>
             </w:pPr>
-            <w:proofErr w:type="spellStart"/>
             <w:r>
               <w:rPr>
                 <w:rFonts w:ascii="Times New Roman" w:hAnsi="Times New Roman" w:cs="Times New Roman"/>
@@ -13654,7 +12470,6 @@
               </w:rPr>
               <w:t>cell_detection.vornoi.percentile</w:t>
             </w:r>
-            <w:proofErr w:type="spellEnd"/>
           </w:p>
         </w:tc>
         <w:tc>
@@ -13775,25 +12590,7 @@
           <w:sz w:val="24"/>
           <w:szCs w:val="24"/>
         </w:rPr>
-        <w:t>Nearest Neighbor Analysis (</w:t>
-      </w:r>
-      <w:proofErr w:type="spellStart"/>
-      <w:r>
-        <w:rPr>
-          <w:rFonts w:ascii="Times New Roman" w:hAnsi="Times New Roman" w:cs="Times New Roman"/>
-          <w:sz w:val="24"/>
-          <w:szCs w:val="24"/>
-        </w:rPr>
-        <w:t>nearest_neighbor_analysis</w:t>
-      </w:r>
-      <w:proofErr w:type="spellEnd"/>
-      <w:r>
-        <w:rPr>
-          <w:rFonts w:ascii="Times New Roman" w:hAnsi="Times New Roman" w:cs="Times New Roman"/>
-          <w:sz w:val="24"/>
-          <w:szCs w:val="24"/>
-        </w:rPr>
-        <w:t>)</w:t>
+        <w:t>Nearest Neighbor Analysis (nearest_neighbor_analysis)</w:t>
       </w:r>
     </w:p>
     <w:p>
@@ -13944,7 +12741,6 @@
                 <w:lang w:val="en-US"/>
               </w:rPr>
             </w:pPr>
-            <w:proofErr w:type="spellStart"/>
             <w:r>
               <w:rPr>
                 <w:rFonts w:ascii="Times New Roman" w:hAnsi="Times New Roman" w:cs="Times New Roman"/>
@@ -13953,7 +12749,6 @@
               </w:rPr>
               <w:t>nearest_neighbor_analysis.use</w:t>
             </w:r>
-            <w:proofErr w:type="spellEnd"/>
           </w:p>
         </w:tc>
         <w:tc>
@@ -13972,7 +12767,6 @@
                 <w:lang w:val="en-US"/>
               </w:rPr>
             </w:pPr>
-            <w:proofErr w:type="spellStart"/>
             <w:r>
               <w:rPr>
                 <w:rFonts w:ascii="Times New Roman" w:hAnsi="Times New Roman" w:cs="Times New Roman"/>
@@ -13981,7 +12775,6 @@
               </w:rPr>
               <w:t>boolean</w:t>
             </w:r>
-            <w:proofErr w:type="spellEnd"/>
           </w:p>
         </w:tc>
         <w:tc>
@@ -14054,7 +12847,6 @@
                 <w:lang w:val="en-US"/>
               </w:rPr>
             </w:pPr>
-            <w:proofErr w:type="spellStart"/>
             <w:r>
               <w:rPr>
                 <w:rFonts w:ascii="Times New Roman" w:hAnsi="Times New Roman" w:cs="Times New Roman"/>
@@ -14063,7 +12855,6 @@
               </w:rPr>
               <w:t>nearest_neighbor_analysis.radius</w:t>
             </w:r>
-            <w:proofErr w:type="spellEnd"/>
           </w:p>
         </w:tc>
         <w:tc>
@@ -14162,7 +12953,6 @@
                 <w:lang w:val="en-US"/>
               </w:rPr>
             </w:pPr>
-            <w:proofErr w:type="spellStart"/>
             <w:r>
               <w:rPr>
                 <w:rFonts w:ascii="Times New Roman" w:hAnsi="Times New Roman" w:cs="Times New Roman"/>
@@ -14171,7 +12961,6 @@
               </w:rPr>
               <w:t>nearest_neighbor_analysis.k</w:t>
             </w:r>
-            <w:proofErr w:type="spellEnd"/>
           </w:p>
         </w:tc>
         <w:tc>
@@ -14270,7 +13059,6 @@
                 <w:lang w:val="en-US"/>
               </w:rPr>
             </w:pPr>
-            <w:proofErr w:type="spellStart"/>
             <w:r>
               <w:rPr>
                 <w:rFonts w:ascii="Times New Roman" w:hAnsi="Times New Roman" w:cs="Times New Roman"/>
@@ -14279,7 +13067,6 @@
               </w:rPr>
               <w:t>nearest_neighbor_analysis.algorithm</w:t>
             </w:r>
-            <w:proofErr w:type="spellEnd"/>
           </w:p>
         </w:tc>
         <w:tc>
@@ -14324,23 +13111,13 @@
                 <w:lang w:val="en-US"/>
               </w:rPr>
             </w:pPr>
-            <w:proofErr w:type="spellStart"/>
-            <w:r>
-              <w:rPr>
-                <w:rFonts w:ascii="Times New Roman" w:hAnsi="Times New Roman" w:cs="Times New Roman"/>
-                <w:sz w:val="24"/>
-                <w:szCs w:val="24"/>
-              </w:rPr>
-              <w:t>sklearn</w:t>
-            </w:r>
-            <w:proofErr w:type="spellEnd"/>
-            <w:r>
-              <w:rPr>
-                <w:rFonts w:ascii="Times New Roman" w:hAnsi="Times New Roman" w:cs="Times New Roman"/>
-                <w:sz w:val="24"/>
-                <w:szCs w:val="24"/>
-              </w:rPr>
-              <w:t xml:space="preserve"> algorithm</w:t>
+            <w:r>
+              <w:rPr>
+                <w:rFonts w:ascii="Times New Roman" w:hAnsi="Times New Roman" w:cs="Times New Roman"/>
+                <w:sz w:val="24"/>
+                <w:szCs w:val="24"/>
+              </w:rPr>
+              <w:t>sklearn algorithm</w:t>
             </w:r>
           </w:p>
         </w:tc>
@@ -14366,43 +13143,7 @@
                 <w:sz w:val="24"/>
                 <w:szCs w:val="24"/>
               </w:rPr>
-              <w:t>"auto", "</w:t>
-            </w:r>
-            <w:proofErr w:type="spellStart"/>
-            <w:r>
-              <w:rPr>
-                <w:rFonts w:ascii="Times New Roman" w:hAnsi="Times New Roman" w:cs="Times New Roman"/>
-                <w:sz w:val="24"/>
-                <w:szCs w:val="24"/>
-              </w:rPr>
-              <w:t>ball_tree</w:t>
-            </w:r>
-            <w:proofErr w:type="spellEnd"/>
-            <w:r>
-              <w:rPr>
-                <w:rFonts w:ascii="Times New Roman" w:hAnsi="Times New Roman" w:cs="Times New Roman"/>
-                <w:sz w:val="24"/>
-                <w:szCs w:val="24"/>
-              </w:rPr>
-              <w:t>", "</w:t>
-            </w:r>
-            <w:proofErr w:type="spellStart"/>
-            <w:r>
-              <w:rPr>
-                <w:rFonts w:ascii="Times New Roman" w:hAnsi="Times New Roman" w:cs="Times New Roman"/>
-                <w:sz w:val="24"/>
-                <w:szCs w:val="24"/>
-              </w:rPr>
-              <w:t>kd_tree</w:t>
-            </w:r>
-            <w:proofErr w:type="spellEnd"/>
-            <w:r>
-              <w:rPr>
-                <w:rFonts w:ascii="Times New Roman" w:hAnsi="Times New Roman" w:cs="Times New Roman"/>
-                <w:sz w:val="24"/>
-                <w:szCs w:val="24"/>
-              </w:rPr>
-              <w:t>", "brute"</w:t>
+              <w:t>"auto", "ball_tree", "kd_tree", "brute"</w:t>
             </w:r>
           </w:p>
         </w:tc>
@@ -14424,7 +13165,6 @@
                 <w:lang w:val="en-US"/>
               </w:rPr>
             </w:pPr>
-            <w:proofErr w:type="spellStart"/>
             <w:r>
               <w:rPr>
                 <w:rFonts w:ascii="Times New Roman" w:hAnsi="Times New Roman" w:cs="Times New Roman"/>
@@ -14433,7 +13173,6 @@
               </w:rPr>
               <w:t>nearest_neighbor_analysis.metric</w:t>
             </w:r>
-            <w:proofErr w:type="spellEnd"/>
           </w:p>
         </w:tc>
         <w:tc>
@@ -14510,25 +13249,7 @@
                 <w:sz w:val="24"/>
                 <w:szCs w:val="24"/>
               </w:rPr>
-              <w:t>"</w:t>
-            </w:r>
-            <w:proofErr w:type="spellStart"/>
-            <w:r>
-              <w:rPr>
-                <w:rFonts w:ascii="Times New Roman" w:hAnsi="Times New Roman" w:cs="Times New Roman"/>
-                <w:sz w:val="24"/>
-                <w:szCs w:val="24"/>
-              </w:rPr>
-              <w:t>euclidean</w:t>
-            </w:r>
-            <w:proofErr w:type="spellEnd"/>
-            <w:r>
-              <w:rPr>
-                <w:rFonts w:ascii="Times New Roman" w:hAnsi="Times New Roman" w:cs="Times New Roman"/>
-                <w:sz w:val="24"/>
-                <w:szCs w:val="24"/>
-              </w:rPr>
-              <w:t>"</w:t>
+              <w:t>"euclidean"</w:t>
             </w:r>
           </w:p>
         </w:tc>
@@ -14711,7 +13432,6 @@
                 <w:lang w:val="en-US"/>
               </w:rPr>
             </w:pPr>
-            <w:proofErr w:type="spellStart"/>
             <w:r>
               <w:rPr>
                 <w:rFonts w:ascii="Times New Roman" w:hAnsi="Times New Roman" w:cs="Times New Roman"/>
@@ -14720,7 +13440,6 @@
               </w:rPr>
               <w:t>clustering.use</w:t>
             </w:r>
-            <w:proofErr w:type="spellEnd"/>
           </w:p>
         </w:tc>
         <w:tc>
@@ -14737,7 +13456,6 @@
                 <w:lang w:val="en-US"/>
               </w:rPr>
             </w:pPr>
-            <w:proofErr w:type="spellStart"/>
             <w:r>
               <w:rPr>
                 <w:rFonts w:ascii="Times New Roman" w:hAnsi="Times New Roman" w:cs="Times New Roman"/>
@@ -14746,7 +13464,6 @@
               </w:rPr>
               <w:t>boolean</w:t>
             </w:r>
-            <w:proofErr w:type="spellEnd"/>
           </w:p>
         </w:tc>
         <w:tc>
@@ -14813,7 +13530,6 @@
                 <w:lang w:val="en-US"/>
               </w:rPr>
             </w:pPr>
-            <w:proofErr w:type="spellStart"/>
             <w:r>
               <w:rPr>
                 <w:rFonts w:ascii="Times New Roman" w:hAnsi="Times New Roman" w:cs="Times New Roman"/>
@@ -14822,7 +13538,6 @@
               </w:rPr>
               <w:t>clustering.use_cluster_knn</w:t>
             </w:r>
-            <w:proofErr w:type="spellEnd"/>
           </w:p>
         </w:tc>
         <w:tc>
@@ -14839,7 +13554,6 @@
                 <w:lang w:val="en-US"/>
               </w:rPr>
             </w:pPr>
-            <w:proofErr w:type="spellStart"/>
             <w:r>
               <w:rPr>
                 <w:rFonts w:ascii="Times New Roman" w:hAnsi="Times New Roman" w:cs="Times New Roman"/>
@@ -14848,7 +13562,6 @@
               </w:rPr>
               <w:t>boolean</w:t>
             </w:r>
-            <w:proofErr w:type="spellEnd"/>
           </w:p>
         </w:tc>
         <w:tc>
@@ -14939,7 +13652,6 @@
                 <w:lang w:val="en-US"/>
               </w:rPr>
             </w:pPr>
-            <w:proofErr w:type="spellStart"/>
             <w:r>
               <w:rPr>
                 <w:rFonts w:ascii="Times New Roman" w:hAnsi="Times New Roman" w:cs="Times New Roman"/>
@@ -14948,7 +13660,6 @@
               </w:rPr>
               <w:t>boolean</w:t>
             </w:r>
-            <w:proofErr w:type="spellEnd"/>
           </w:p>
         </w:tc>
         <w:tc>
@@ -15094,43 +13805,7 @@
                 <w:sz w:val="24"/>
                 <w:szCs w:val="24"/>
               </w:rPr>
-              <w:t>"</w:t>
-            </w:r>
-            <w:proofErr w:type="spellStart"/>
-            <w:r>
-              <w:rPr>
-                <w:rFonts w:ascii="Times New Roman" w:hAnsi="Times New Roman" w:cs="Times New Roman"/>
-                <w:sz w:val="24"/>
-                <w:szCs w:val="24"/>
-              </w:rPr>
-              <w:t>dbscan</w:t>
-            </w:r>
-            <w:proofErr w:type="spellEnd"/>
-            <w:r>
-              <w:rPr>
-                <w:rFonts w:ascii="Times New Roman" w:hAnsi="Times New Roman" w:cs="Times New Roman"/>
-                <w:sz w:val="24"/>
-                <w:szCs w:val="24"/>
-              </w:rPr>
-              <w:t>", "</w:t>
-            </w:r>
-            <w:proofErr w:type="spellStart"/>
-            <w:r>
-              <w:rPr>
-                <w:rFonts w:ascii="Times New Roman" w:hAnsi="Times New Roman" w:cs="Times New Roman"/>
-                <w:sz w:val="24"/>
-                <w:szCs w:val="24"/>
-              </w:rPr>
-              <w:t>hdbscan</w:t>
-            </w:r>
-            <w:proofErr w:type="spellEnd"/>
-            <w:r>
-              <w:rPr>
-                <w:rFonts w:ascii="Times New Roman" w:hAnsi="Times New Roman" w:cs="Times New Roman"/>
-                <w:sz w:val="24"/>
-                <w:szCs w:val="24"/>
-              </w:rPr>
-              <w:t>", "finder"</w:t>
+              <w:t>"dbscan", "hdbscan", "finder"</w:t>
             </w:r>
           </w:p>
         </w:tc>
@@ -15817,47 +14492,7 @@
                 <w:szCs w:val="24"/>
                 <w:lang w:val="de-DE"/>
               </w:rPr>
-              <w:t>e.g. "</w:t>
-            </w:r>
-            <w:proofErr w:type="spellStart"/>
-            <w:r>
-              <w:rPr>
-                <w:rFonts w:ascii="Times New Roman" w:hAnsi="Times New Roman" w:cs="Times New Roman"/>
-                <w:sz w:val="24"/>
-                <w:szCs w:val="24"/>
-                <w:lang w:val="de-DE"/>
-              </w:rPr>
-              <w:t>dbscan</w:t>
-            </w:r>
-            <w:proofErr w:type="spellEnd"/>
-            <w:r>
-              <w:rPr>
-                <w:rFonts w:ascii="Times New Roman" w:hAnsi="Times New Roman" w:cs="Times New Roman"/>
-                <w:sz w:val="24"/>
-                <w:szCs w:val="24"/>
-                <w:lang w:val="de-DE"/>
-              </w:rPr>
-              <w:t>", "</w:t>
-            </w:r>
-            <w:proofErr w:type="spellStart"/>
-            <w:r>
-              <w:rPr>
-                <w:rFonts w:ascii="Times New Roman" w:hAnsi="Times New Roman" w:cs="Times New Roman"/>
-                <w:sz w:val="24"/>
-                <w:szCs w:val="24"/>
-                <w:lang w:val="de-DE"/>
-              </w:rPr>
-              <w:t>DbscanLoop</w:t>
-            </w:r>
-            <w:proofErr w:type="spellEnd"/>
-            <w:r>
-              <w:rPr>
-                <w:rFonts w:ascii="Times New Roman" w:hAnsi="Times New Roman" w:cs="Times New Roman"/>
-                <w:sz w:val="24"/>
-                <w:szCs w:val="24"/>
-                <w:lang w:val="de-DE"/>
-              </w:rPr>
-              <w:t>"</w:t>
+              <w:t>e.g. "dbscan", "DbscanLoop"</w:t>
             </w:r>
           </w:p>
         </w:tc>
@@ -16145,23 +14780,13 @@
                 <w:lang w:val="en-US"/>
               </w:rPr>
             </w:pPr>
-            <w:proofErr w:type="spellStart"/>
-            <w:r>
-              <w:rPr>
-                <w:rFonts w:ascii="Times New Roman" w:hAnsi="Times New Roman" w:cs="Times New Roman"/>
-                <w:sz w:val="24"/>
-                <w:szCs w:val="24"/>
-              </w:rPr>
-              <w:t>e.g</w:t>
-            </w:r>
-            <w:proofErr w:type="spellEnd"/>
-            <w:r>
-              <w:rPr>
-                <w:rFonts w:ascii="Times New Roman" w:hAnsi="Times New Roman" w:cs="Times New Roman"/>
-                <w:sz w:val="24"/>
-                <w:szCs w:val="24"/>
-              </w:rPr>
-              <w:t xml:space="preserve"> 0.5</w:t>
+            <w:r>
+              <w:rPr>
+                <w:rFonts w:ascii="Times New Roman" w:hAnsi="Times New Roman" w:cs="Times New Roman"/>
+                <w:sz w:val="24"/>
+                <w:szCs w:val="24"/>
+              </w:rPr>
+              <w:t>e.g 0.5</w:t>
             </w:r>
           </w:p>
         </w:tc>
@@ -16205,7 +14830,6 @@
                 <w:lang w:val="en-US"/>
               </w:rPr>
             </w:pPr>
-            <w:proofErr w:type="spellStart"/>
             <w:r>
               <w:rPr>
                 <w:rFonts w:ascii="Times New Roman" w:hAnsi="Times New Roman" w:cs="Times New Roman"/>
@@ -16214,7 +14838,6 @@
               </w:rPr>
               <w:t>boolean</w:t>
             </w:r>
-            <w:proofErr w:type="spellEnd"/>
           </w:p>
         </w:tc>
         <w:tc>
@@ -17046,47 +15669,7 @@
                 <w:szCs w:val="24"/>
                 <w:lang w:val="de-DE"/>
               </w:rPr>
-              <w:t>e.g. "</w:t>
-            </w:r>
-            <w:proofErr w:type="spellStart"/>
-            <w:r>
-              <w:rPr>
-                <w:rFonts w:ascii="Times New Roman" w:hAnsi="Times New Roman" w:cs="Times New Roman"/>
-                <w:sz w:val="24"/>
-                <w:szCs w:val="24"/>
-                <w:lang w:val="de-DE"/>
-              </w:rPr>
-              <w:t>dbscan</w:t>
-            </w:r>
-            <w:proofErr w:type="spellEnd"/>
-            <w:r>
-              <w:rPr>
-                <w:rFonts w:ascii="Times New Roman" w:hAnsi="Times New Roman" w:cs="Times New Roman"/>
-                <w:sz w:val="24"/>
-                <w:szCs w:val="24"/>
-                <w:lang w:val="de-DE"/>
-              </w:rPr>
-              <w:t>", "</w:t>
-            </w:r>
-            <w:proofErr w:type="spellStart"/>
-            <w:r>
-              <w:rPr>
-                <w:rFonts w:ascii="Times New Roman" w:hAnsi="Times New Roman" w:cs="Times New Roman"/>
-                <w:sz w:val="24"/>
-                <w:szCs w:val="24"/>
-                <w:lang w:val="de-DE"/>
-              </w:rPr>
-              <w:t>DbscanLoop</w:t>
-            </w:r>
-            <w:proofErr w:type="spellEnd"/>
-            <w:r>
-              <w:rPr>
-                <w:rFonts w:ascii="Times New Roman" w:hAnsi="Times New Roman" w:cs="Times New Roman"/>
-                <w:sz w:val="24"/>
-                <w:szCs w:val="24"/>
-                <w:lang w:val="de-DE"/>
-              </w:rPr>
-              <w:t>"</w:t>
+              <w:t>e.g. "dbscan", "DbscanLoop"</w:t>
             </w:r>
           </w:p>
         </w:tc>
@@ -17210,7 +15793,6 @@
                 <w:sz w:val="24"/>
                 <w:szCs w:val="24"/>
               </w:rPr>
-              <w:lastRenderedPageBreak/>
               <w:t>clustering.ch2.finder.max_threshold</w:t>
             </w:r>
           </w:p>
@@ -17375,23 +15957,13 @@
                 <w:lang w:val="en-US"/>
               </w:rPr>
             </w:pPr>
-            <w:proofErr w:type="spellStart"/>
-            <w:r>
-              <w:rPr>
-                <w:rFonts w:ascii="Times New Roman" w:hAnsi="Times New Roman" w:cs="Times New Roman"/>
-                <w:sz w:val="24"/>
-                <w:szCs w:val="24"/>
-              </w:rPr>
-              <w:t>e.g</w:t>
-            </w:r>
-            <w:proofErr w:type="spellEnd"/>
-            <w:r>
-              <w:rPr>
-                <w:rFonts w:ascii="Times New Roman" w:hAnsi="Times New Roman" w:cs="Times New Roman"/>
-                <w:sz w:val="24"/>
-                <w:szCs w:val="24"/>
-              </w:rPr>
-              <w:t xml:space="preserve"> 0.5</w:t>
+            <w:r>
+              <w:rPr>
+                <w:rFonts w:ascii="Times New Roman" w:hAnsi="Times New Roman" w:cs="Times New Roman"/>
+                <w:sz w:val="24"/>
+                <w:szCs w:val="24"/>
+              </w:rPr>
+              <w:t>e.g 0.5</w:t>
             </w:r>
           </w:p>
         </w:tc>
@@ -17586,7 +16158,6 @@
                 <w:lang w:val="en-US"/>
               </w:rPr>
             </w:pPr>
-            <w:proofErr w:type="spellStart"/>
             <w:r>
               <w:rPr>
                 <w:rFonts w:ascii="Times New Roman" w:hAnsi="Times New Roman" w:cs="Times New Roman"/>
@@ -17595,7 +16166,6 @@
               </w:rPr>
               <w:t>colocalization.cbc.radius</w:t>
             </w:r>
-            <w:proofErr w:type="spellEnd"/>
           </w:p>
         </w:tc>
         <w:tc>
@@ -17690,7 +16260,6 @@
                 <w:lang w:val="en-US"/>
               </w:rPr>
             </w:pPr>
-            <w:proofErr w:type="spellStart"/>
             <w:r>
               <w:rPr>
                 <w:rFonts w:ascii="Times New Roman" w:hAnsi="Times New Roman" w:cs="Times New Roman"/>
@@ -17699,7 +16268,6 @@
               </w:rPr>
               <w:t>colocalization.cbc.n_steps</w:t>
             </w:r>
-            <w:proofErr w:type="spellEnd"/>
           </w:p>
         </w:tc>
         <w:tc>
@@ -17949,27 +16517,7 @@
           <w:szCs w:val="24"/>
           <w:lang w:val="en-US"/>
         </w:rPr>
-        <w:t xml:space="preserve">Load full CSV via </w:t>
-      </w:r>
-      <w:proofErr w:type="spellStart"/>
-      <w:r>
-        <w:rPr>
-          <w:rFonts w:ascii="Times New Roman" w:eastAsia="Times New Roman" w:hAnsi="Times New Roman" w:cs="Times New Roman"/>
-          <w:sz w:val="24"/>
-          <w:szCs w:val="24"/>
-          <w:lang w:val="en-US"/>
-        </w:rPr>
-        <w:t>load_data</w:t>
-      </w:r>
-      <w:proofErr w:type="spellEnd"/>
-      <w:r>
-        <w:rPr>
-          <w:rFonts w:ascii="Times New Roman" w:eastAsia="Times New Roman" w:hAnsi="Times New Roman" w:cs="Times New Roman"/>
-          <w:sz w:val="24"/>
-          <w:szCs w:val="24"/>
-          <w:lang w:val="en-US"/>
-        </w:rPr>
-        <w:t>() from utils/data_handling.py. The raw CSV contains localizations co-ordinates from all channels and frames.</w:t>
+        <w:t>Load full CSV via load_data() from utils/data_handling.py. The raw CSV contains localizations co-ordinates from all channels and frames.</w:t>
       </w:r>
     </w:p>
     <w:p>
@@ -17994,27 +16542,7 @@
           <w:szCs w:val="24"/>
           <w:lang w:val="en-US"/>
         </w:rPr>
-        <w:t xml:space="preserve">Validate required columns: If any column from </w:t>
-      </w:r>
-      <w:proofErr w:type="spellStart"/>
-      <w:r>
-        <w:rPr>
-          <w:rFonts w:ascii="Times New Roman" w:eastAsia="Times New Roman" w:hAnsi="Times New Roman" w:cs="Times New Roman"/>
-          <w:sz w:val="24"/>
-          <w:szCs w:val="24"/>
-          <w:lang w:val="en-US"/>
-        </w:rPr>
-        <w:t>config.data.input.required_columns</w:t>
-      </w:r>
-      <w:proofErr w:type="spellEnd"/>
-      <w:r>
-        <w:rPr>
-          <w:rFonts w:ascii="Times New Roman" w:eastAsia="Times New Roman" w:hAnsi="Times New Roman" w:cs="Times New Roman"/>
-          <w:sz w:val="24"/>
-          <w:szCs w:val="24"/>
-          <w:lang w:val="en-US"/>
-        </w:rPr>
-        <w:t xml:space="preserve"> is missing, the pipeline logs an error and skips the file.</w:t>
+        <w:t>Validate required columns: If any column from config.data.input.required_columns is missing, the pipeline logs an error and skips the file.</w:t>
       </w:r>
     </w:p>
     <w:p>
@@ -18065,107 +16593,7 @@
           <w:szCs w:val="24"/>
           <w:lang w:val="en-US"/>
         </w:rPr>
-        <w:t xml:space="preserve">The code filters </w:t>
-      </w:r>
-      <w:proofErr w:type="spellStart"/>
-      <w:r>
-        <w:rPr>
-          <w:rFonts w:ascii="Times New Roman" w:eastAsia="Times New Roman" w:hAnsi="Times New Roman" w:cs="Times New Roman"/>
-          <w:sz w:val="24"/>
-          <w:szCs w:val="24"/>
-          <w:lang w:val="en-US"/>
-        </w:rPr>
-        <w:t>localisations</w:t>
-      </w:r>
-      <w:proofErr w:type="spellEnd"/>
-      <w:r>
-        <w:rPr>
-          <w:rFonts w:ascii="Times New Roman" w:eastAsia="Times New Roman" w:hAnsi="Times New Roman" w:cs="Times New Roman"/>
-          <w:sz w:val="24"/>
-          <w:szCs w:val="24"/>
-          <w:lang w:val="en-US"/>
-        </w:rPr>
-        <w:t xml:space="preserve"> for each channel by selecting rows where </w:t>
-      </w:r>
-      <w:proofErr w:type="spellStart"/>
-      <w:r>
-        <w:rPr>
-          <w:rFonts w:ascii="Times New Roman" w:eastAsia="Times New Roman" w:hAnsi="Times New Roman" w:cs="Times New Roman"/>
-          <w:sz w:val="24"/>
-          <w:szCs w:val="24"/>
-          <w:lang w:val="en-US"/>
-        </w:rPr>
-        <w:t>channelIndex</w:t>
-      </w:r>
-      <w:proofErr w:type="spellEnd"/>
-      <w:r>
-        <w:rPr>
-          <w:rFonts w:ascii="Times New Roman" w:eastAsia="Times New Roman" w:hAnsi="Times New Roman" w:cs="Times New Roman"/>
-          <w:sz w:val="24"/>
-          <w:szCs w:val="24"/>
-          <w:lang w:val="en-US"/>
-        </w:rPr>
-        <w:t xml:space="preserve"> matches and </w:t>
-      </w:r>
-      <w:proofErr w:type="spellStart"/>
-      <w:r>
-        <w:rPr>
-          <w:rFonts w:ascii="Times New Roman" w:eastAsia="Times New Roman" w:hAnsi="Times New Roman" w:cs="Times New Roman"/>
-          <w:sz w:val="24"/>
-          <w:szCs w:val="24"/>
-          <w:lang w:val="en-US"/>
-        </w:rPr>
-        <w:t>frameIndex</w:t>
-      </w:r>
-      <w:proofErr w:type="spellEnd"/>
-      <w:r>
-        <w:rPr>
-          <w:rFonts w:ascii="Times New Roman" w:eastAsia="Times New Roman" w:hAnsi="Times New Roman" w:cs="Times New Roman"/>
-          <w:sz w:val="24"/>
-          <w:szCs w:val="24"/>
-          <w:lang w:val="en-US"/>
-        </w:rPr>
-        <w:t xml:space="preserve"> is within a specific range, from the channel's start frame plus </w:t>
-      </w:r>
-      <w:proofErr w:type="spellStart"/>
-      <w:r>
-        <w:rPr>
-          <w:rFonts w:ascii="Times New Roman" w:eastAsia="Times New Roman" w:hAnsi="Times New Roman" w:cs="Times New Roman"/>
-          <w:sz w:val="24"/>
-          <w:szCs w:val="24"/>
-          <w:lang w:val="en-US"/>
-        </w:rPr>
-        <w:t>skip_frames</w:t>
-      </w:r>
-      <w:proofErr w:type="spellEnd"/>
-      <w:r>
-        <w:rPr>
-          <w:rFonts w:ascii="Times New Roman" w:eastAsia="Times New Roman" w:hAnsi="Times New Roman" w:cs="Times New Roman"/>
-          <w:sz w:val="24"/>
-          <w:szCs w:val="24"/>
-          <w:lang w:val="en-US"/>
-        </w:rPr>
-        <w:t xml:space="preserve"> (default 200, set in </w:t>
-      </w:r>
-      <w:proofErr w:type="spellStart"/>
-      <w:r>
-        <w:rPr>
-          <w:rFonts w:ascii="Times New Roman" w:eastAsia="Times New Roman" w:hAnsi="Times New Roman" w:cs="Times New Roman"/>
-          <w:sz w:val="24"/>
-          <w:szCs w:val="24"/>
-          <w:lang w:val="en-US"/>
-        </w:rPr>
-        <w:t>config.yaml</w:t>
-      </w:r>
-      <w:proofErr w:type="spellEnd"/>
-      <w:r>
-        <w:rPr>
-          <w:rFonts w:ascii="Times New Roman" w:eastAsia="Times New Roman" w:hAnsi="Times New Roman" w:cs="Times New Roman"/>
-          <w:sz w:val="24"/>
-          <w:szCs w:val="24"/>
-          <w:lang w:val="en-US"/>
-        </w:rPr>
-        <w:t xml:space="preserve">) up to the last frame for that channel. </w:t>
+        <w:t xml:space="preserve">The code filters localisations for each channel by selecting rows where channelIndex matches and frameIndex is within a specific range, from the channel's start frame plus skip_frames (default 200, set in config.yaml) up to the last frame for that channel. </w:t>
       </w:r>
       <w:r>
         <w:rPr>
@@ -18174,107 +16602,7 @@
           <w:szCs w:val="24"/>
           <w:lang w:val="de-DE"/>
         </w:rPr>
-        <w:t xml:space="preserve">This </w:t>
-      </w:r>
-      <w:proofErr w:type="spellStart"/>
-      <w:r>
-        <w:rPr>
-          <w:rFonts w:ascii="Times New Roman" w:eastAsia="Times New Roman" w:hAnsi="Times New Roman" w:cs="Times New Roman"/>
-          <w:sz w:val="24"/>
-          <w:szCs w:val="24"/>
-          <w:lang w:val="de-DE"/>
-        </w:rPr>
-        <w:t>produces</w:t>
-      </w:r>
-      <w:proofErr w:type="spellEnd"/>
-      <w:r>
-        <w:rPr>
-          <w:rFonts w:ascii="Times New Roman" w:eastAsia="Times New Roman" w:hAnsi="Times New Roman" w:cs="Times New Roman"/>
-          <w:sz w:val="24"/>
-          <w:szCs w:val="24"/>
-          <w:lang w:val="de-DE"/>
-        </w:rPr>
-        <w:t xml:space="preserve"> separate </w:t>
-      </w:r>
-      <w:proofErr w:type="spellStart"/>
-      <w:r>
-        <w:rPr>
-          <w:rFonts w:ascii="Times New Roman" w:eastAsia="Times New Roman" w:hAnsi="Times New Roman" w:cs="Times New Roman"/>
-          <w:sz w:val="24"/>
-          <w:szCs w:val="24"/>
-          <w:lang w:val="de-DE"/>
-        </w:rPr>
-        <w:t>DataFrames</w:t>
-      </w:r>
-      <w:proofErr w:type="spellEnd"/>
-      <w:r>
-        <w:rPr>
-          <w:rFonts w:ascii="Times New Roman" w:eastAsia="Times New Roman" w:hAnsi="Times New Roman" w:cs="Times New Roman"/>
-          <w:sz w:val="24"/>
-          <w:szCs w:val="24"/>
-          <w:lang w:val="de-DE"/>
-        </w:rPr>
-        <w:t xml:space="preserve"> </w:t>
-      </w:r>
-      <w:proofErr w:type="spellStart"/>
-      <w:r>
-        <w:rPr>
-          <w:rFonts w:ascii="Times New Roman" w:eastAsia="Times New Roman" w:hAnsi="Times New Roman" w:cs="Times New Roman"/>
-          <w:sz w:val="24"/>
-          <w:szCs w:val="24"/>
-          <w:lang w:val="de-DE"/>
-        </w:rPr>
-        <w:t>for</w:t>
-      </w:r>
-      <w:proofErr w:type="spellEnd"/>
-      <w:r>
-        <w:rPr>
-          <w:rFonts w:ascii="Times New Roman" w:eastAsia="Times New Roman" w:hAnsi="Times New Roman" w:cs="Times New Roman"/>
-          <w:sz w:val="24"/>
-          <w:szCs w:val="24"/>
-          <w:lang w:val="de-DE"/>
-        </w:rPr>
-        <w:t xml:space="preserve"> </w:t>
-      </w:r>
-      <w:proofErr w:type="spellStart"/>
-      <w:r>
-        <w:rPr>
-          <w:rFonts w:ascii="Times New Roman" w:eastAsia="Times New Roman" w:hAnsi="Times New Roman" w:cs="Times New Roman"/>
-          <w:sz w:val="24"/>
-          <w:szCs w:val="24"/>
-          <w:lang w:val="de-DE"/>
-        </w:rPr>
-        <w:t>each</w:t>
-      </w:r>
-      <w:proofErr w:type="spellEnd"/>
-      <w:r>
-        <w:rPr>
-          <w:rFonts w:ascii="Times New Roman" w:eastAsia="Times New Roman" w:hAnsi="Times New Roman" w:cs="Times New Roman"/>
-          <w:sz w:val="24"/>
-          <w:szCs w:val="24"/>
-          <w:lang w:val="de-DE"/>
-        </w:rPr>
-        <w:t xml:space="preserve"> </w:t>
-      </w:r>
-      <w:proofErr w:type="spellStart"/>
-      <w:r>
-        <w:rPr>
-          <w:rFonts w:ascii="Times New Roman" w:eastAsia="Times New Roman" w:hAnsi="Times New Roman" w:cs="Times New Roman"/>
-          <w:sz w:val="24"/>
-          <w:szCs w:val="24"/>
-          <w:lang w:val="de-DE"/>
-        </w:rPr>
-        <w:t>channel</w:t>
-      </w:r>
-      <w:proofErr w:type="spellEnd"/>
-      <w:r>
-        <w:rPr>
-          <w:rFonts w:ascii="Times New Roman" w:eastAsia="Times New Roman" w:hAnsi="Times New Roman" w:cs="Times New Roman"/>
-          <w:sz w:val="24"/>
-          <w:szCs w:val="24"/>
-          <w:lang w:val="de-DE"/>
-        </w:rPr>
-        <w:t>.</w:t>
+        <w:t>This produces separate DataFrames for each channel.</w:t>
       </w:r>
     </w:p>
     <w:p>
@@ -18324,27 +16652,7 @@
           <w:szCs w:val="24"/>
           <w:lang w:val="en-US"/>
         </w:rPr>
-        <w:t xml:space="preserve">Combine channels: For downstream steps, channels are concatenated into a single Data Frame. The </w:t>
-      </w:r>
-      <w:proofErr w:type="spellStart"/>
-      <w:r>
-        <w:rPr>
-          <w:rFonts w:ascii="Times New Roman" w:eastAsia="Times New Roman" w:hAnsi="Times New Roman" w:cs="Times New Roman"/>
-          <w:sz w:val="24"/>
-          <w:szCs w:val="24"/>
-          <w:lang w:val="en-US"/>
-        </w:rPr>
-        <w:t>channelIndex</w:t>
-      </w:r>
-      <w:proofErr w:type="spellEnd"/>
-      <w:r>
-        <w:rPr>
-          <w:rFonts w:ascii="Times New Roman" w:eastAsia="Times New Roman" w:hAnsi="Times New Roman" w:cs="Times New Roman"/>
-          <w:sz w:val="24"/>
-          <w:szCs w:val="24"/>
-          <w:lang w:val="en-US"/>
-        </w:rPr>
-        <w:t xml:space="preserve"> column is preserved so that each step can operate per channel when needed.</w:t>
+        <w:t>Combine channels: For downstream steps, channels are concatenated into a single Data Frame. The channelIndex column is preserved so that each step can operate per channel when needed.</w:t>
       </w:r>
     </w:p>
     <w:p>
@@ -18404,7 +16712,6 @@
           <w:szCs w:val="24"/>
           <w:lang w:val="en-US"/>
         </w:rPr>
-        <w:lastRenderedPageBreak/>
         <w:t>Drift correction must be applied independently to each channel because the two channels are acquired sequentially. Each channel experiences different drift during its acquisition window. After correcting each channel’s drift, the pipeline aligns channel 2 to channel 1 by subtracting the cumulative drift of channel 1 from all channel 2 coordinates. This ensures that both channels are registered to a common coordinate system for co-</w:t>
       </w:r>
       <w:r>
@@ -18502,47 +16809,7 @@
           <w:szCs w:val="24"/>
           <w:lang w:val="en-US"/>
         </w:rPr>
-        <w:t xml:space="preserve">Due to mechanical drift of the stage or sample during data acquisition, </w:t>
-      </w:r>
-      <w:proofErr w:type="spellStart"/>
-      <w:r>
-        <w:rPr>
-          <w:rFonts w:ascii="Times New Roman" w:eastAsia="Times New Roman" w:hAnsi="Times New Roman" w:cs="Times New Roman"/>
-          <w:sz w:val="24"/>
-          <w:szCs w:val="24"/>
-          <w:lang w:val="en-US"/>
-        </w:rPr>
-        <w:t>localisations</w:t>
-      </w:r>
-      <w:proofErr w:type="spellEnd"/>
-      <w:r>
-        <w:rPr>
-          <w:rFonts w:ascii="Times New Roman" w:eastAsia="Times New Roman" w:hAnsi="Times New Roman" w:cs="Times New Roman"/>
-          <w:sz w:val="24"/>
-          <w:szCs w:val="24"/>
-          <w:lang w:val="en-US"/>
-        </w:rPr>
-        <w:t xml:space="preserve"> shift over time. If uncorrected, this drift can blur the reconstructed image and negatively affect spatial analysis. AIM corrects this drift by identifying stable reference points—</w:t>
-      </w:r>
-      <w:proofErr w:type="spellStart"/>
-      <w:r>
-        <w:rPr>
-          <w:rFonts w:ascii="Times New Roman" w:eastAsia="Times New Roman" w:hAnsi="Times New Roman" w:cs="Times New Roman"/>
-          <w:sz w:val="24"/>
-          <w:szCs w:val="24"/>
-          <w:lang w:val="en-US"/>
-        </w:rPr>
-        <w:t>localisations</w:t>
-      </w:r>
-      <w:proofErr w:type="spellEnd"/>
-      <w:r>
-        <w:rPr>
-          <w:rFonts w:ascii="Times New Roman" w:eastAsia="Times New Roman" w:hAnsi="Times New Roman" w:cs="Times New Roman"/>
-          <w:sz w:val="24"/>
-          <w:szCs w:val="24"/>
-          <w:lang w:val="en-US"/>
-        </w:rPr>
-        <w:t xml:space="preserve"> that appear in multiple temporal segments—and estimating the displacement between these segments. The method does not require fiducial markers or separate reference channels. The implementation used here is adapted from the AIM method implemented in Picasso [3] and modified for pipeline integration, including CSV input/output handling, sanity checks, drift validation, and HDF5 conversion for internal processing.</w:t>
+        <w:t>Due to mechanical drift of the stage or sample during data acquisition, localisations shift over time. If uncorrected, this drift can blur the reconstructed image and negatively affect spatial analysis. AIM corrects this drift by identifying stable reference points—localisations that appear in multiple temporal segments—and estimating the displacement between these segments. The method does not require fiducial markers or separate reference channels. The implementation used here is adapted from the AIM method implemented in Picasso [3] and modified for pipeline integration, including CSV input/output handling, sanity checks, drift validation, and HDF5 conversion for internal processing.</w:t>
       </w:r>
     </w:p>
     <w:p>
@@ -18709,25 +16976,7 @@
           <w:sz w:val="24"/>
           <w:szCs w:val="24"/>
         </w:rPr>
-        <w:t>Convert reference and target localizations to a discretized grid in units of "</w:t>
-      </w:r>
-      <w:proofErr w:type="spellStart"/>
-      <w:r>
-        <w:rPr>
-          <w:rFonts w:ascii="Times New Roman" w:hAnsi="Times New Roman" w:cs="Times New Roman"/>
-          <w:sz w:val="24"/>
-          <w:szCs w:val="24"/>
-        </w:rPr>
-        <w:t>intersect_d</w:t>
-      </w:r>
-      <w:proofErr w:type="spellEnd"/>
-      <w:r>
-        <w:rPr>
-          <w:rFonts w:ascii="Times New Roman" w:hAnsi="Times New Roman" w:cs="Times New Roman"/>
-          <w:sz w:val="24"/>
-          <w:szCs w:val="24"/>
-        </w:rPr>
-        <w:t>" (intersection distance).</w:t>
+        <w:t>Convert reference and target localizations to a discretized grid in units of "intersect_d" (intersection distance).</w:t>
       </w:r>
     </w:p>
     <w:p>
@@ -18753,25 +17002,7 @@
           <w:sz w:val="24"/>
           <w:szCs w:val="24"/>
         </w:rPr>
-        <w:t>For each shift within a local search region (ROI) of size "</w:t>
-      </w:r>
-      <w:proofErr w:type="spellStart"/>
-      <w:r>
-        <w:rPr>
-          <w:rFonts w:ascii="Times New Roman" w:hAnsi="Times New Roman" w:cs="Times New Roman"/>
-          <w:sz w:val="24"/>
-          <w:szCs w:val="24"/>
-        </w:rPr>
-        <w:t>roi_r</w:t>
-      </w:r>
-      <w:proofErr w:type="spellEnd"/>
-      <w:r>
-        <w:rPr>
-          <w:rFonts w:ascii="Times New Roman" w:hAnsi="Times New Roman" w:cs="Times New Roman"/>
-          <w:sz w:val="24"/>
-          <w:szCs w:val="24"/>
-        </w:rPr>
-        <w:t>," calculate the number of overlapping reference and target localizations (occupying the same grid cell).</w:t>
+        <w:t>For each shift within a local search region (ROI) of size "roi_r," calculate the number of overlapping reference and target localizations (occupying the same grid cell).</w:t>
       </w:r>
     </w:p>
     <w:p>
@@ -18923,7 +17154,6 @@
           <w:sz w:val="24"/>
           <w:szCs w:val="24"/>
         </w:rPr>
-        <w:lastRenderedPageBreak/>
         <w:t>Two-round refinement:</w:t>
       </w:r>
       <w:r>
@@ -18986,23 +17216,13 @@
           <w:szCs w:val="24"/>
         </w:rPr>
       </w:pPr>
-      <w:proofErr w:type="spellStart"/>
-      <w:r>
-        <w:rPr>
-          <w:rFonts w:ascii="Times New Roman" w:eastAsia="Times New Roman" w:hAnsi="Times New Roman" w:cs="Times New Roman"/>
-          <w:sz w:val="24"/>
-          <w:szCs w:val="24"/>
-        </w:rPr>
-        <w:t>pixel_size</w:t>
-      </w:r>
-      <w:proofErr w:type="spellEnd"/>
-      <w:r>
-        <w:rPr>
-          <w:rFonts w:ascii="Times New Roman" w:eastAsia="Times New Roman" w:hAnsi="Times New Roman" w:cs="Times New Roman"/>
-          <w:sz w:val="24"/>
-          <w:szCs w:val="24"/>
-        </w:rPr>
-        <w:t>: Camera pixel size in nm. Used to convert between pixel and nm units internally. Must match the acquisition setup.</w:t>
+      <w:r>
+        <w:rPr>
+          <w:rFonts w:ascii="Times New Roman" w:eastAsia="Times New Roman" w:hAnsi="Times New Roman" w:cs="Times New Roman"/>
+          <w:sz w:val="24"/>
+          <w:szCs w:val="24"/>
+        </w:rPr>
+        <w:t>pixel_size: Camera pixel size in nm. Used to convert between pixel and nm units internally. Must match the acquisition setup.</w:t>
       </w:r>
     </w:p>
     <w:p>
@@ -19042,59 +17262,13 @@
           <w:szCs w:val="24"/>
         </w:rPr>
       </w:pPr>
-      <w:proofErr w:type="spellStart"/>
-      <w:r>
-        <w:rPr>
-          <w:rFonts w:ascii="Times New Roman" w:eastAsia="Times New Roman" w:hAnsi="Times New Roman" w:cs="Times New Roman"/>
-          <w:sz w:val="24"/>
-          <w:szCs w:val="24"/>
-        </w:rPr>
-        <w:t>intersect_d_nm</w:t>
-      </w:r>
-      <w:proofErr w:type="spellEnd"/>
-      <w:r>
-        <w:rPr>
-          <w:rFonts w:ascii="Times New Roman" w:eastAsia="Times New Roman" w:hAnsi="Times New Roman" w:cs="Times New Roman"/>
-          <w:sz w:val="24"/>
-          <w:szCs w:val="24"/>
-        </w:rPr>
-        <w:t xml:space="preserve">: Distance (in nm) used for </w:t>
-      </w:r>
-      <w:proofErr w:type="spellStart"/>
-      <w:r>
-        <w:rPr>
-          <w:rFonts w:ascii="Times New Roman" w:eastAsia="Times New Roman" w:hAnsi="Times New Roman" w:cs="Times New Roman"/>
-          <w:sz w:val="24"/>
-          <w:szCs w:val="24"/>
-        </w:rPr>
-        <w:t>discretising</w:t>
-      </w:r>
-      <w:proofErr w:type="spellEnd"/>
-      <w:r>
-        <w:rPr>
-          <w:rFonts w:ascii="Times New Roman" w:eastAsia="Times New Roman" w:hAnsi="Times New Roman" w:cs="Times New Roman"/>
-          <w:sz w:val="24"/>
-          <w:szCs w:val="24"/>
-        </w:rPr>
-        <w:t xml:space="preserve"> coordinates when counting overlaps. Should be on the order of </w:t>
-      </w:r>
-      <w:proofErr w:type="spellStart"/>
-      <w:r>
-        <w:rPr>
-          <w:rFonts w:ascii="Times New Roman" w:eastAsia="Times New Roman" w:hAnsi="Times New Roman" w:cs="Times New Roman"/>
-          <w:sz w:val="24"/>
-          <w:szCs w:val="24"/>
-        </w:rPr>
-        <w:t>localisation</w:t>
-      </w:r>
-      <w:proofErr w:type="spellEnd"/>
-      <w:r>
-        <w:rPr>
-          <w:rFonts w:ascii="Times New Roman" w:eastAsia="Times New Roman" w:hAnsi="Times New Roman" w:cs="Times New Roman"/>
-          <w:sz w:val="24"/>
-          <w:szCs w:val="24"/>
-        </w:rPr>
-        <w:t xml:space="preserve"> precision (e.g., 20 nm).</w:t>
+      <w:r>
+        <w:rPr>
+          <w:rFonts w:ascii="Times New Roman" w:eastAsia="Times New Roman" w:hAnsi="Times New Roman" w:cs="Times New Roman"/>
+          <w:sz w:val="24"/>
+          <w:szCs w:val="24"/>
+        </w:rPr>
+        <w:t>intersect_d_nm: Distance (in nm) used for discretising coordinates when counting overlaps. Should be on the order of localisation precision (e.g., 20 nm).</w:t>
       </w:r>
     </w:p>
     <w:p>
@@ -19111,23 +17285,13 @@
           <w:szCs w:val="24"/>
         </w:rPr>
       </w:pPr>
-      <w:proofErr w:type="spellStart"/>
-      <w:r>
-        <w:rPr>
-          <w:rFonts w:ascii="Times New Roman" w:eastAsia="Times New Roman" w:hAnsi="Times New Roman" w:cs="Times New Roman"/>
-          <w:sz w:val="24"/>
-          <w:szCs w:val="24"/>
-        </w:rPr>
-        <w:t>roi_r_nm</w:t>
-      </w:r>
-      <w:proofErr w:type="spellEnd"/>
-      <w:r>
-        <w:rPr>
-          <w:rFonts w:ascii="Times New Roman" w:eastAsia="Times New Roman" w:hAnsi="Times New Roman" w:cs="Times New Roman"/>
-          <w:sz w:val="24"/>
-          <w:szCs w:val="24"/>
-        </w:rPr>
-        <w:t>: Radius of the local search region in nm. Must be larger than the expected drift per segment. Too small underestimates drift; too large increases computation and can introduce noise.</w:t>
+      <w:r>
+        <w:rPr>
+          <w:rFonts w:ascii="Times New Roman" w:eastAsia="Times New Roman" w:hAnsi="Times New Roman" w:cs="Times New Roman"/>
+          <w:sz w:val="24"/>
+          <w:szCs w:val="24"/>
+        </w:rPr>
+        <w:t>roi_r_nm: Radius of the local search region in nm. Must be larger than the expected drift per segment. Too small underestimates drift; too large increases computation and can introduce noise.</w:t>
       </w:r>
     </w:p>
     <w:p>
@@ -19187,27 +17351,7 @@
           <w:szCs w:val="24"/>
           <w:lang w:val="en-US"/>
         </w:rPr>
-        <w:t xml:space="preserve">It is a newly added component to the existing implementation. When enabled, segments with drift magnitude exceeding </w:t>
-      </w:r>
-      <w:proofErr w:type="spellStart"/>
-      <w:r>
-        <w:rPr>
-          <w:rFonts w:ascii="Times New Roman" w:eastAsia="Times New Roman" w:hAnsi="Times New Roman" w:cs="Times New Roman"/>
-          <w:sz w:val="24"/>
-          <w:szCs w:val="24"/>
-          <w:lang w:val="en-US"/>
-        </w:rPr>
-        <w:t>max_segment_drift_nm</w:t>
-      </w:r>
-      <w:proofErr w:type="spellEnd"/>
-      <w:r>
-        <w:rPr>
-          <w:rFonts w:ascii="Times New Roman" w:eastAsia="Times New Roman" w:hAnsi="Times New Roman" w:cs="Times New Roman"/>
-          <w:sz w:val="24"/>
-          <w:szCs w:val="24"/>
-          <w:lang w:val="en-US"/>
-        </w:rPr>
-        <w:t xml:space="preserve"> are flagged as outliers. These are replaced by the mean of the previous N valid segments. This mitigates artefacts from sparse segments, blinking, or acquisition glitches that can produce unrealistic drift spikes.</w:t>
+        <w:t>It is a newly added component to the existing implementation. When enabled, segments with drift magnitude exceeding max_segment_drift_nm are flagged as outliers. These are replaced by the mean of the previous N valid segments. This mitigates artefacts from sparse segments, blinking, or acquisition glitches that can produce unrealistic drift spikes.</w:t>
       </w:r>
     </w:p>
     <w:p>
@@ -19279,23 +17423,13 @@
           <w:szCs w:val="24"/>
         </w:rPr>
       </w:pPr>
-      <w:proofErr w:type="spellStart"/>
       <w:r>
         <w:rPr>
           <w:rFonts w:ascii="Times New Roman" w:hAnsi="Times New Roman" w:cs="Times New Roman"/>
           <w:sz w:val="24"/>
           <w:szCs w:val="24"/>
         </w:rPr>
-        <w:t>filter_boundary</w:t>
-      </w:r>
-      <w:proofErr w:type="spellEnd"/>
-      <w:r>
-        <w:rPr>
-          <w:rFonts w:ascii="Times New Roman" w:hAnsi="Times New Roman" w:cs="Times New Roman"/>
-          <w:sz w:val="24"/>
-          <w:szCs w:val="24"/>
-        </w:rPr>
-        <w:t>: Drop localizations with x≤0 or y≤0 (outside image)</w:t>
+        <w:t>filter_boundary: Drop localizations with x≤0 or y≤0 (outside image)</w:t>
       </w:r>
     </w:p>
     <w:p>
@@ -19311,23 +17445,13 @@
           <w:szCs w:val="24"/>
         </w:rPr>
       </w:pPr>
-      <w:proofErr w:type="spellStart"/>
       <w:r>
         <w:rPr>
           <w:rFonts w:ascii="Times New Roman" w:hAnsi="Times New Roman" w:cs="Times New Roman"/>
           <w:sz w:val="24"/>
           <w:szCs w:val="24"/>
         </w:rPr>
-        <w:t>filter_parameters</w:t>
-      </w:r>
-      <w:proofErr w:type="spellEnd"/>
-      <w:r>
-        <w:rPr>
-          <w:rFonts w:ascii="Times New Roman" w:hAnsi="Times New Roman" w:cs="Times New Roman"/>
-          <w:sz w:val="24"/>
-          <w:szCs w:val="24"/>
-        </w:rPr>
-        <w:t>: Drop localizations with sx≤0, sy≤0, or lp≤0</w:t>
+        <w:t>filter_parameters: Drop localizations with sx≤0, sy≤0, or lp≤0</w:t>
       </w:r>
     </w:p>
     <w:p>
@@ -19410,27 +17534,7 @@
           <w:szCs w:val="24"/>
           <w:lang w:val="en-US"/>
         </w:rPr>
-        <w:t xml:space="preserve">Filters are applied step-by-step in a chosen order to remove the most problematic </w:t>
-      </w:r>
-      <w:proofErr w:type="spellStart"/>
-      <w:r>
-        <w:rPr>
-          <w:rFonts w:ascii="Times New Roman" w:eastAsia="Times New Roman" w:hAnsi="Times New Roman" w:cs="Times New Roman"/>
-          <w:sz w:val="24"/>
-          <w:szCs w:val="24"/>
-          <w:lang w:val="en-US"/>
-        </w:rPr>
-        <w:t>localisations</w:t>
-      </w:r>
-      <w:proofErr w:type="spellEnd"/>
-      <w:r>
-        <w:rPr>
-          <w:rFonts w:ascii="Times New Roman" w:eastAsia="Times New Roman" w:hAnsi="Times New Roman" w:cs="Times New Roman"/>
-          <w:sz w:val="24"/>
-          <w:szCs w:val="24"/>
-          <w:lang w:val="en-US"/>
-        </w:rPr>
-        <w:t xml:space="preserve"> first. Each filter step reduces the dataset; downstream filters operate on the already-filtered result. </w:t>
+        <w:t xml:space="preserve">Filters are applied step-by-step in a chosen order to remove the most problematic localisations first. Each filter step reduces the dataset; downstream filters operate on the already-filtered result. </w:t>
       </w:r>
       <w:r>
         <w:rPr>
@@ -19439,107 +17543,7 @@
           <w:szCs w:val="24"/>
           <w:lang w:val="de-DE"/>
         </w:rPr>
-        <w:t xml:space="preserve">The </w:t>
-      </w:r>
-      <w:proofErr w:type="spellStart"/>
-      <w:r>
-        <w:rPr>
-          <w:rFonts w:ascii="Times New Roman" w:eastAsia="Times New Roman" w:hAnsi="Times New Roman" w:cs="Times New Roman"/>
-          <w:sz w:val="24"/>
-          <w:szCs w:val="24"/>
-          <w:lang w:val="de-DE"/>
-        </w:rPr>
-        <w:t>applied</w:t>
-      </w:r>
-      <w:proofErr w:type="spellEnd"/>
-      <w:r>
-        <w:rPr>
-          <w:rFonts w:ascii="Times New Roman" w:eastAsia="Times New Roman" w:hAnsi="Times New Roman" w:cs="Times New Roman"/>
-          <w:sz w:val="24"/>
-          <w:szCs w:val="24"/>
-          <w:lang w:val="de-DE"/>
-        </w:rPr>
-        <w:t xml:space="preserve"> </w:t>
-      </w:r>
-      <w:proofErr w:type="spellStart"/>
-      <w:r>
-        <w:rPr>
-          <w:rFonts w:ascii="Times New Roman" w:eastAsia="Times New Roman" w:hAnsi="Times New Roman" w:cs="Times New Roman"/>
-          <w:sz w:val="24"/>
-          <w:szCs w:val="24"/>
-          <w:lang w:val="de-DE"/>
-        </w:rPr>
-        <w:t>filters</w:t>
-      </w:r>
-      <w:proofErr w:type="spellEnd"/>
-      <w:r>
-        <w:rPr>
-          <w:rFonts w:ascii="Times New Roman" w:eastAsia="Times New Roman" w:hAnsi="Times New Roman" w:cs="Times New Roman"/>
-          <w:sz w:val="24"/>
-          <w:szCs w:val="24"/>
-          <w:lang w:val="de-DE"/>
-        </w:rPr>
-        <w:t xml:space="preserve"> </w:t>
-      </w:r>
-      <w:proofErr w:type="spellStart"/>
-      <w:r>
-        <w:rPr>
-          <w:rFonts w:ascii="Times New Roman" w:eastAsia="Times New Roman" w:hAnsi="Times New Roman" w:cs="Times New Roman"/>
-          <w:sz w:val="24"/>
-          <w:szCs w:val="24"/>
-          <w:lang w:val="de-DE"/>
-        </w:rPr>
-        <w:t>are</w:t>
-      </w:r>
-      <w:proofErr w:type="spellEnd"/>
-      <w:r>
-        <w:rPr>
-          <w:rFonts w:ascii="Times New Roman" w:eastAsia="Times New Roman" w:hAnsi="Times New Roman" w:cs="Times New Roman"/>
-          <w:sz w:val="24"/>
-          <w:szCs w:val="24"/>
-          <w:lang w:val="de-DE"/>
-        </w:rPr>
-        <w:t xml:space="preserve"> </w:t>
-      </w:r>
-      <w:proofErr w:type="spellStart"/>
-      <w:r>
-        <w:rPr>
-          <w:rFonts w:ascii="Times New Roman" w:eastAsia="Times New Roman" w:hAnsi="Times New Roman" w:cs="Times New Roman"/>
-          <w:sz w:val="24"/>
-          <w:szCs w:val="24"/>
-          <w:lang w:val="de-DE"/>
-        </w:rPr>
-        <w:t>described</w:t>
-      </w:r>
-      <w:proofErr w:type="spellEnd"/>
-      <w:r>
-        <w:rPr>
-          <w:rFonts w:ascii="Times New Roman" w:eastAsia="Times New Roman" w:hAnsi="Times New Roman" w:cs="Times New Roman"/>
-          <w:sz w:val="24"/>
-          <w:szCs w:val="24"/>
-          <w:lang w:val="de-DE"/>
-        </w:rPr>
-        <w:t xml:space="preserve"> </w:t>
-      </w:r>
-      <w:proofErr w:type="spellStart"/>
-      <w:r>
-        <w:rPr>
-          <w:rFonts w:ascii="Times New Roman" w:eastAsia="Times New Roman" w:hAnsi="Times New Roman" w:cs="Times New Roman"/>
-          <w:sz w:val="24"/>
-          <w:szCs w:val="24"/>
-          <w:lang w:val="de-DE"/>
-        </w:rPr>
-        <w:t>below</w:t>
-      </w:r>
-      <w:proofErr w:type="spellEnd"/>
-      <w:r>
-        <w:rPr>
-          <w:rFonts w:ascii="Times New Roman" w:eastAsia="Times New Roman" w:hAnsi="Times New Roman" w:cs="Times New Roman"/>
-          <w:sz w:val="24"/>
-          <w:szCs w:val="24"/>
-          <w:lang w:val="de-DE"/>
-        </w:rPr>
-        <w:t>.</w:t>
+        <w:t>The applied filters are described below.</w:t>
       </w:r>
     </w:p>
     <w:p>
@@ -19626,27 +17630,7 @@
           <w:szCs w:val="24"/>
           <w:lang w:val="en-US"/>
         </w:rPr>
-        <w:t xml:space="preserve">The Sigma filter removes </w:t>
-      </w:r>
-      <w:proofErr w:type="spellStart"/>
-      <w:r>
-        <w:rPr>
-          <w:rFonts w:ascii="Times New Roman" w:eastAsia="Times New Roman" w:hAnsi="Times New Roman" w:cs="Times New Roman"/>
-          <w:sz w:val="24"/>
-          <w:szCs w:val="24"/>
-          <w:lang w:val="en-US"/>
-        </w:rPr>
-        <w:t>localisations</w:t>
-      </w:r>
-      <w:proofErr w:type="spellEnd"/>
-      <w:r>
-        <w:rPr>
-          <w:rFonts w:ascii="Times New Roman" w:eastAsia="Times New Roman" w:hAnsi="Times New Roman" w:cs="Times New Roman"/>
-          <w:sz w:val="24"/>
-          <w:szCs w:val="24"/>
-          <w:lang w:val="en-US"/>
-        </w:rPr>
-        <w:t xml:space="preserve"> with poor PSF fits.</w:t>
+        <w:t>The Sigma filter removes localisations with poor PSF fits.</w:t>
       </w:r>
     </w:p>
     <w:p>
@@ -19678,27 +17662,7 @@
           <w:szCs w:val="24"/>
           <w:lang w:val="en-US"/>
         </w:rPr>
-        <w:t xml:space="preserve">: </w:t>
-      </w:r>
-      <w:proofErr w:type="spellStart"/>
-      <w:r>
-        <w:rPr>
-          <w:rFonts w:ascii="Times New Roman" w:eastAsia="Times New Roman" w:hAnsi="Times New Roman" w:cs="Times New Roman"/>
-          <w:sz w:val="24"/>
-          <w:szCs w:val="24"/>
-          <w:lang w:val="en-US"/>
-        </w:rPr>
-        <w:t>sigma_min</w:t>
-      </w:r>
-      <w:proofErr w:type="spellEnd"/>
-      <w:r>
-        <w:rPr>
-          <w:rFonts w:ascii="Times New Roman" w:eastAsia="Times New Roman" w:hAnsi="Times New Roman" w:cs="Times New Roman"/>
-          <w:sz w:val="24"/>
-          <w:szCs w:val="24"/>
-          <w:lang w:val="en-US"/>
-        </w:rPr>
-        <w:t xml:space="preserve"> ≤ </w:t>
+        <w:t xml:space="preserve">: sigma_min ≤ </w:t>
       </w:r>
       <w:r>
         <w:rPr>
@@ -19734,19 +17698,8 @@
           <w:szCs w:val="24"/>
           <w:lang w:val="en-US"/>
         </w:rPr>
-        <w:t xml:space="preserve">y ≤ </w:t>
-      </w:r>
-      <w:proofErr w:type="spellStart"/>
-      <w:r>
-        <w:rPr>
-          <w:rFonts w:ascii="Times New Roman" w:eastAsia="Times New Roman" w:hAnsi="Times New Roman" w:cs="Times New Roman"/>
-          <w:sz w:val="24"/>
-          <w:szCs w:val="24"/>
-          <w:lang w:val="en-US"/>
-        </w:rPr>
-        <w:t>sigma_max</w:t>
-      </w:r>
-      <w:proofErr w:type="spellEnd"/>
+        <w:t>y ≤ sigma_max</w:t>
+      </w:r>
     </w:p>
     <w:p>
       <w:pPr>
@@ -19783,7 +17736,6 @@
           <w:szCs w:val="24"/>
           <w:lang w:val="en-US"/>
         </w:rPr>
-        <w:lastRenderedPageBreak/>
         <w:t>Photon Count Filter</w:t>
       </w:r>
     </w:p>
@@ -19806,27 +17758,7 @@
           <w:szCs w:val="24"/>
           <w:lang w:val="en-US"/>
         </w:rPr>
-        <w:t xml:space="preserve">Removes noisy </w:t>
-      </w:r>
-      <w:proofErr w:type="spellStart"/>
-      <w:r>
-        <w:rPr>
-          <w:rFonts w:ascii="Times New Roman" w:eastAsia="Times New Roman" w:hAnsi="Times New Roman" w:cs="Times New Roman"/>
-          <w:sz w:val="24"/>
-          <w:szCs w:val="24"/>
-          <w:lang w:val="en-US"/>
-        </w:rPr>
-        <w:t>localisations</w:t>
-      </w:r>
-      <w:proofErr w:type="spellEnd"/>
-      <w:r>
-        <w:rPr>
-          <w:rFonts w:ascii="Times New Roman" w:eastAsia="Times New Roman" w:hAnsi="Times New Roman" w:cs="Times New Roman"/>
-          <w:sz w:val="24"/>
-          <w:szCs w:val="24"/>
-          <w:lang w:val="en-US"/>
-        </w:rPr>
-        <w:t xml:space="preserve"> by keeping only those with photon counts above a fixed minimum value, regardless of channel type.</w:t>
+        <w:t>Removes noisy localisations by keeping only those with photon counts above a fixed minimum value, regardless of channel type.</w:t>
       </w:r>
     </w:p>
     <w:p>
@@ -19886,47 +17818,7 @@
           <w:szCs w:val="24"/>
           <w:lang w:val="en-US"/>
         </w:rPr>
-        <w:t xml:space="preserve">The </w:t>
-      </w:r>
-      <w:proofErr w:type="spellStart"/>
-      <w:r>
-        <w:rPr>
-          <w:rFonts w:ascii="Times New Roman" w:eastAsia="Times New Roman" w:hAnsi="Times New Roman" w:cs="Times New Roman"/>
-          <w:sz w:val="24"/>
-          <w:szCs w:val="24"/>
-          <w:lang w:val="en-US"/>
-        </w:rPr>
-        <w:t>localisation</w:t>
-      </w:r>
-      <w:proofErr w:type="spellEnd"/>
-      <w:r>
-        <w:rPr>
-          <w:rFonts w:ascii="Times New Roman" w:eastAsia="Times New Roman" w:hAnsi="Times New Roman" w:cs="Times New Roman"/>
-          <w:sz w:val="24"/>
-          <w:szCs w:val="24"/>
-          <w:lang w:val="en-US"/>
-        </w:rPr>
-        <w:t xml:space="preserve"> precision refers to the certainty level that we have about the location of a single emitter. This filter will eliminate </w:t>
-      </w:r>
-      <w:proofErr w:type="spellStart"/>
-      <w:r>
-        <w:rPr>
-          <w:rFonts w:ascii="Times New Roman" w:eastAsia="Times New Roman" w:hAnsi="Times New Roman" w:cs="Times New Roman"/>
-          <w:sz w:val="24"/>
-          <w:szCs w:val="24"/>
-          <w:lang w:val="en-US"/>
-        </w:rPr>
-        <w:t>localisation</w:t>
-      </w:r>
-      <w:proofErr w:type="spellEnd"/>
-      <w:r>
-        <w:rPr>
-          <w:rFonts w:ascii="Times New Roman" w:eastAsia="Times New Roman" w:hAnsi="Times New Roman" w:cs="Times New Roman"/>
-          <w:sz w:val="24"/>
-          <w:szCs w:val="24"/>
-          <w:lang w:val="en-US"/>
-        </w:rPr>
-        <w:t xml:space="preserve"> whose precision is greater than the defined threshold.</w:t>
+        <w:t>The localisation precision refers to the certainty level that we have about the location of a single emitter. This filter will eliminate localisation whose precision is greater than the defined threshold.</w:t>
       </w:r>
     </w:p>
     <w:p>
@@ -19986,47 +17878,7 @@
           <w:szCs w:val="24"/>
           <w:lang w:val="en-US"/>
         </w:rPr>
-        <w:t xml:space="preserve">A low p-value indicates strong evidence that the detection is a real emitter. This filter removes statistically unreliable </w:t>
-      </w:r>
-      <w:proofErr w:type="spellStart"/>
-      <w:r>
-        <w:rPr>
-          <w:rFonts w:ascii="Times New Roman" w:eastAsia="Times New Roman" w:hAnsi="Times New Roman" w:cs="Times New Roman"/>
-          <w:sz w:val="24"/>
-          <w:szCs w:val="24"/>
-          <w:lang w:val="en-US"/>
-        </w:rPr>
-        <w:t>localisations</w:t>
-      </w:r>
-      <w:proofErr w:type="spellEnd"/>
-      <w:r>
-        <w:rPr>
-          <w:rFonts w:ascii="Times New Roman" w:eastAsia="Times New Roman" w:hAnsi="Times New Roman" w:cs="Times New Roman"/>
-          <w:sz w:val="24"/>
-          <w:szCs w:val="24"/>
-          <w:lang w:val="en-US"/>
-        </w:rPr>
-        <w:t xml:space="preserve">. It keeps </w:t>
-      </w:r>
-      <w:proofErr w:type="spellStart"/>
-      <w:r>
-        <w:rPr>
-          <w:rFonts w:ascii="Times New Roman" w:eastAsia="Times New Roman" w:hAnsi="Times New Roman" w:cs="Times New Roman"/>
-          <w:sz w:val="24"/>
-          <w:szCs w:val="24"/>
-          <w:lang w:val="en-US"/>
-        </w:rPr>
-        <w:t>localisations</w:t>
-      </w:r>
-      <w:proofErr w:type="spellEnd"/>
-      <w:r>
-        <w:rPr>
-          <w:rFonts w:ascii="Times New Roman" w:eastAsia="Times New Roman" w:hAnsi="Times New Roman" w:cs="Times New Roman"/>
-          <w:sz w:val="24"/>
-          <w:szCs w:val="24"/>
-          <w:lang w:val="en-US"/>
-        </w:rPr>
-        <w:t xml:space="preserve"> with p-value below the threshold.</w:t>
+        <w:t>A low p-value indicates strong evidence that the detection is a real emitter. This filter removes statistically unreliable localisations. It keeps localisations with p-value below the threshold.</w:t>
       </w:r>
     </w:p>
     <w:p>
@@ -20090,67 +17942,7 @@
           <w:szCs w:val="24"/>
           <w:lang w:val="en-US"/>
         </w:rPr>
-        <w:t>In direct Stochastic Optical Reconstruction Microscopy (</w:t>
-      </w:r>
-      <w:proofErr w:type="spellStart"/>
-      <w:r>
-        <w:rPr>
-          <w:rFonts w:ascii="Times New Roman" w:eastAsia="Times New Roman" w:hAnsi="Times New Roman" w:cs="Times New Roman"/>
-          <w:sz w:val="24"/>
-          <w:szCs w:val="24"/>
-          <w:lang w:val="en-US"/>
-        </w:rPr>
-        <w:t>dSTORM</w:t>
-      </w:r>
-      <w:proofErr w:type="spellEnd"/>
-      <w:r>
-        <w:rPr>
-          <w:rFonts w:ascii="Times New Roman" w:eastAsia="Times New Roman" w:hAnsi="Times New Roman" w:cs="Times New Roman"/>
-          <w:sz w:val="24"/>
-          <w:szCs w:val="24"/>
-          <w:lang w:val="en-US"/>
-        </w:rPr>
-        <w:t xml:space="preserve">), temporal grouping refers to the post-processing step of merging multiple, sequential </w:t>
-      </w:r>
-      <w:proofErr w:type="spellStart"/>
-      <w:r>
-        <w:rPr>
-          <w:rFonts w:ascii="Times New Roman" w:eastAsia="Times New Roman" w:hAnsi="Times New Roman" w:cs="Times New Roman"/>
-          <w:sz w:val="24"/>
-          <w:szCs w:val="24"/>
-          <w:lang w:val="en-US"/>
-        </w:rPr>
-        <w:t>localised</w:t>
-      </w:r>
-      <w:proofErr w:type="spellEnd"/>
-      <w:r>
-        <w:rPr>
-          <w:rFonts w:ascii="Times New Roman" w:eastAsia="Times New Roman" w:hAnsi="Times New Roman" w:cs="Times New Roman"/>
-          <w:sz w:val="24"/>
-          <w:szCs w:val="24"/>
-          <w:lang w:val="en-US"/>
-        </w:rPr>
-        <w:t xml:space="preserve"> detections (blinks) of the same fluorophore into a single, accurate coordinate [4]. Without temporal grouping, the same molecule contributes multiple </w:t>
-      </w:r>
-      <w:proofErr w:type="spellStart"/>
-      <w:r>
-        <w:rPr>
-          <w:rFonts w:ascii="Times New Roman" w:eastAsia="Times New Roman" w:hAnsi="Times New Roman" w:cs="Times New Roman"/>
-          <w:sz w:val="24"/>
-          <w:szCs w:val="24"/>
-          <w:lang w:val="en-US"/>
-        </w:rPr>
-        <w:t>localisations</w:t>
-      </w:r>
-      <w:proofErr w:type="spellEnd"/>
-      <w:r>
-        <w:rPr>
-          <w:rFonts w:ascii="Times New Roman" w:eastAsia="Times New Roman" w:hAnsi="Times New Roman" w:cs="Times New Roman"/>
-          <w:sz w:val="24"/>
-          <w:szCs w:val="24"/>
-          <w:lang w:val="en-US"/>
-        </w:rPr>
-        <w:t>, artificially inflating density and cluster sizes.</w:t>
+        <w:t>In direct Stochastic Optical Reconstruction Microscopy (dSTORM), temporal grouping refers to the post-processing step of merging multiple, sequential localised detections (blinks) of the same fluorophore into a single, accurate coordinate [4]. Without temporal grouping, the same molecule contributes multiple localisations, artificially inflating density and cluster sizes.</w:t>
       </w:r>
       <w:r>
         <w:rPr>
@@ -20168,27 +17960,7 @@
           <w:szCs w:val="24"/>
           <w:lang w:val="en-US"/>
         </w:rPr>
-        <w:t xml:space="preserve">The temporal grouping method performs spatial-temporal clustering using fixed thresholds for both spatial distance and frame separation [5]. This approach does not adapt to </w:t>
-      </w:r>
-      <w:proofErr w:type="spellStart"/>
-      <w:r>
-        <w:rPr>
-          <w:rFonts w:ascii="Times New Roman" w:eastAsia="Times New Roman" w:hAnsi="Times New Roman" w:cs="Times New Roman"/>
-          <w:sz w:val="24"/>
-          <w:szCs w:val="24"/>
-          <w:lang w:val="en-US"/>
-        </w:rPr>
-        <w:t>localisation</w:t>
-      </w:r>
-      <w:proofErr w:type="spellEnd"/>
-      <w:r>
-        <w:rPr>
-          <w:rFonts w:ascii="Times New Roman" w:eastAsia="Times New Roman" w:hAnsi="Times New Roman" w:cs="Times New Roman"/>
-          <w:sz w:val="24"/>
-          <w:szCs w:val="24"/>
-          <w:lang w:val="en-US"/>
-        </w:rPr>
-        <w:t xml:space="preserve"> precision and instead applies globally defined constraints.</w:t>
+        <w:t>The temporal grouping method performs spatial-temporal clustering using fixed thresholds for both spatial distance and frame separation [5]. This approach does not adapt to localisation precision and instead applies globally defined constraints.</w:t>
       </w:r>
     </w:p>
     <w:p>
@@ -20263,21 +18035,7 @@
         <w:rPr>
           <w:rFonts w:ascii="Times New Roman" w:hAnsi="Times New Roman" w:cs="Times New Roman"/>
         </w:rPr>
-        <w:t xml:space="preserve">A </w:t>
-      </w:r>
-      <w:proofErr w:type="spellStart"/>
-      <w:r>
-        <w:rPr>
-          <w:rFonts w:ascii="Times New Roman" w:hAnsi="Times New Roman" w:cs="Times New Roman"/>
-        </w:rPr>
-        <w:t>cKDTree</w:t>
-      </w:r>
-      <w:proofErr w:type="spellEnd"/>
-      <w:r>
-        <w:rPr>
-          <w:rFonts w:ascii="Times New Roman" w:hAnsi="Times New Roman" w:cs="Times New Roman"/>
-        </w:rPr>
-        <w:t xml:space="preserve"> is constructed over all localization coordinates to enable efficient neighbor queries.</w:t>
+        <w:t>A cKDTree is constructed over all localization coordinates to enable efficient neighbor queries.</w:t>
       </w:r>
     </w:p>
     <w:p>
@@ -20493,7 +18251,6 @@
           <w:b/>
           <w:bCs/>
         </w:rPr>
-        <w:lastRenderedPageBreak/>
         <w:t xml:space="preserve">Duration-based filtering: </w:t>
       </w:r>
       <w:r>
@@ -20610,25 +18367,14 @@
           <w:lang w:val="en-US"/>
         </w:rPr>
       </w:pPr>
-      <w:proofErr w:type="spellStart"/>
-      <w:r>
-        <w:rPr>
-          <w:rFonts w:ascii="Times New Roman" w:eastAsia="Times New Roman" w:hAnsi="Times New Roman" w:cs="Times New Roman"/>
-          <w:sz w:val="24"/>
-          <w:szCs w:val="24"/>
-          <w:lang w:val="en-US"/>
-        </w:rPr>
-        <w:t>max_frame_gap</w:t>
-      </w:r>
-      <w:proofErr w:type="spellEnd"/>
-      <w:r>
-        <w:rPr>
-          <w:rFonts w:ascii="Times New Roman" w:eastAsia="Times New Roman" w:hAnsi="Times New Roman" w:cs="Times New Roman"/>
-          <w:sz w:val="24"/>
-          <w:szCs w:val="24"/>
-          <w:lang w:val="en-US"/>
-        </w:rPr>
-        <w:t>: This is the largest allowed frame difference between two candidate localizations to still consider them part of the same track.</w:t>
+      <w:r>
+        <w:rPr>
+          <w:rFonts w:ascii="Times New Roman" w:eastAsia="Times New Roman" w:hAnsi="Times New Roman" w:cs="Times New Roman"/>
+          <w:sz w:val="24"/>
+          <w:szCs w:val="24"/>
+          <w:lang w:val="en-US"/>
+        </w:rPr>
+        <w:t>max_frame_gap: This is the largest allowed frame difference between two candidate localizations to still consider them part of the same track.</w:t>
       </w:r>
     </w:p>
     <w:p>
@@ -20646,25 +18392,14 @@
           <w:lang w:val="en-US"/>
         </w:rPr>
       </w:pPr>
-      <w:proofErr w:type="spellStart"/>
-      <w:r>
-        <w:rPr>
-          <w:rFonts w:ascii="Times New Roman" w:eastAsia="Times New Roman" w:hAnsi="Times New Roman" w:cs="Times New Roman"/>
-          <w:sz w:val="24"/>
-          <w:szCs w:val="24"/>
-          <w:lang w:val="en-US"/>
-        </w:rPr>
-        <w:t>max_distance_nm</w:t>
-      </w:r>
-      <w:proofErr w:type="spellEnd"/>
-      <w:r>
-        <w:rPr>
-          <w:rFonts w:ascii="Times New Roman" w:eastAsia="Times New Roman" w:hAnsi="Times New Roman" w:cs="Times New Roman"/>
-          <w:sz w:val="24"/>
-          <w:szCs w:val="24"/>
-          <w:lang w:val="en-US"/>
-        </w:rPr>
-        <w:t>: This is the fixed spatial radius used to decide whether two localizations are close enough to be linked.</w:t>
+      <w:r>
+        <w:rPr>
+          <w:rFonts w:ascii="Times New Roman" w:eastAsia="Times New Roman" w:hAnsi="Times New Roman" w:cs="Times New Roman"/>
+          <w:sz w:val="24"/>
+          <w:szCs w:val="24"/>
+          <w:lang w:val="en-US"/>
+        </w:rPr>
+        <w:t>max_distance_nm: This is the fixed spatial radius used to decide whether two localizations are close enough to be linked.</w:t>
       </w:r>
     </w:p>
     <w:p>
@@ -20682,25 +18417,14 @@
           <w:lang w:val="en-US"/>
         </w:rPr>
       </w:pPr>
-      <w:proofErr w:type="spellStart"/>
-      <w:r>
-        <w:rPr>
-          <w:rFonts w:ascii="Times New Roman" w:eastAsia="Times New Roman" w:hAnsi="Times New Roman" w:cs="Times New Roman"/>
-          <w:sz w:val="24"/>
-          <w:szCs w:val="24"/>
-          <w:lang w:val="en-US"/>
-        </w:rPr>
-        <w:t>max_duration</w:t>
-      </w:r>
-      <w:proofErr w:type="spellEnd"/>
-      <w:r>
-        <w:rPr>
-          <w:rFonts w:ascii="Times New Roman" w:eastAsia="Times New Roman" w:hAnsi="Times New Roman" w:cs="Times New Roman"/>
-          <w:sz w:val="24"/>
-          <w:szCs w:val="24"/>
-          <w:lang w:val="en-US"/>
-        </w:rPr>
-        <w:t>: Tracks longer than this are removed. This helps reject suspiciously long tracks that might be coming from over-linking or artefacts.</w:t>
+      <w:r>
+        <w:rPr>
+          <w:rFonts w:ascii="Times New Roman" w:eastAsia="Times New Roman" w:hAnsi="Times New Roman" w:cs="Times New Roman"/>
+          <w:sz w:val="24"/>
+          <w:szCs w:val="24"/>
+          <w:lang w:val="en-US"/>
+        </w:rPr>
+        <w:t>max_duration: Tracks longer than this are removed. This helps reject suspiciously long tracks that might be coming from over-linking or artefacts.</w:t>
       </w:r>
     </w:p>
     <w:p>
@@ -20718,25 +18442,14 @@
           <w:lang w:val="en-US"/>
         </w:rPr>
       </w:pPr>
-      <w:proofErr w:type="spellStart"/>
-      <w:r>
-        <w:rPr>
-          <w:rFonts w:ascii="Times New Roman" w:eastAsia="Times New Roman" w:hAnsi="Times New Roman" w:cs="Times New Roman"/>
-          <w:sz w:val="24"/>
-          <w:szCs w:val="24"/>
-          <w:lang w:val="en-US"/>
-        </w:rPr>
-        <w:t>min_duration</w:t>
-      </w:r>
-      <w:proofErr w:type="spellEnd"/>
-      <w:r>
-        <w:rPr>
-          <w:rFonts w:ascii="Times New Roman" w:eastAsia="Times New Roman" w:hAnsi="Times New Roman" w:cs="Times New Roman"/>
-          <w:sz w:val="24"/>
-          <w:szCs w:val="24"/>
-          <w:lang w:val="en-US"/>
-        </w:rPr>
-        <w:t>: After linking, each track gets a duration measured in frames. Tracks shorter than this are removed.</w:t>
+      <w:r>
+        <w:rPr>
+          <w:rFonts w:ascii="Times New Roman" w:eastAsia="Times New Roman" w:hAnsi="Times New Roman" w:cs="Times New Roman"/>
+          <w:sz w:val="24"/>
+          <w:szCs w:val="24"/>
+          <w:lang w:val="en-US"/>
+        </w:rPr>
+        <w:t>min_duration: After linking, each track gets a duration measured in frames. Tracks shorter than this are removed.</w:t>
       </w:r>
     </w:p>
     <w:p>
@@ -20802,27 +18515,7 @@
           <w:szCs w:val="24"/>
           <w:lang w:val="en-US"/>
         </w:rPr>
-        <w:t xml:space="preserve">Cell detection limits analysis to </w:t>
-      </w:r>
-      <w:proofErr w:type="spellStart"/>
-      <w:r>
-        <w:rPr>
-          <w:rFonts w:ascii="Times New Roman" w:eastAsia="Times New Roman" w:hAnsi="Times New Roman" w:cs="Times New Roman"/>
-          <w:sz w:val="24"/>
-          <w:szCs w:val="24"/>
-          <w:lang w:val="en-US"/>
-        </w:rPr>
-        <w:t>localisations</w:t>
-      </w:r>
-      <w:proofErr w:type="spellEnd"/>
-      <w:r>
-        <w:rPr>
-          <w:rFonts w:ascii="Times New Roman" w:eastAsia="Times New Roman" w:hAnsi="Times New Roman" w:cs="Times New Roman"/>
-          <w:sz w:val="24"/>
-          <w:szCs w:val="24"/>
-          <w:lang w:val="en-US"/>
-        </w:rPr>
-        <w:t xml:space="preserve"> that lie within cellular regions, reducing the influence of extracellular or non-cellular background. This step is optional and can be skipped so that the entire field of view is used for clustering and co-localization.</w:t>
+        <w:t>Cell detection limits analysis to localisations that lie within cellular regions, reducing the influence of extracellular or non-cellular background. This step is optional and can be skipped so that the entire field of view is used for clustering and co-localization.</w:t>
       </w:r>
     </w:p>
     <w:p>
@@ -20943,49 +18636,7 @@
         <w:rPr>
           <w:rFonts w:ascii="Times New Roman" w:hAnsi="Times New Roman" w:cs="Times New Roman"/>
         </w:rPr>
-        <w:t xml:space="preserve">The field of view is divided into a 2D grid. The number of bins along each axis is set by </w:t>
-      </w:r>
-      <w:proofErr w:type="spellStart"/>
-      <w:r>
-        <w:rPr>
-          <w:rFonts w:ascii="Times New Roman" w:hAnsi="Times New Roman" w:cs="Times New Roman"/>
-        </w:rPr>
-        <w:t>grid_size</w:t>
-      </w:r>
-      <w:proofErr w:type="spellEnd"/>
-      <w:r>
-        <w:rPr>
-          <w:rFonts w:ascii="Times New Roman" w:hAnsi="Times New Roman" w:cs="Times New Roman"/>
-        </w:rPr>
-        <w:t xml:space="preserve">, so the grid has </w:t>
-      </w:r>
-      <w:proofErr w:type="spellStart"/>
-      <w:r>
-        <w:rPr>
-          <w:rFonts w:ascii="Times New Roman" w:hAnsi="Times New Roman" w:cs="Times New Roman"/>
-        </w:rPr>
-        <w:t>grid_size</w:t>
-      </w:r>
-      <w:proofErr w:type="spellEnd"/>
-      <w:r>
-        <w:rPr>
-          <w:rFonts w:ascii="Times New Roman" w:hAnsi="Times New Roman" w:cs="Times New Roman"/>
-        </w:rPr>
-        <w:t xml:space="preserve"> × </w:t>
-      </w:r>
-      <w:proofErr w:type="spellStart"/>
-      <w:r>
-        <w:rPr>
-          <w:rFonts w:ascii="Times New Roman" w:hAnsi="Times New Roman" w:cs="Times New Roman"/>
-        </w:rPr>
-        <w:t>grid_size</w:t>
-      </w:r>
-      <w:proofErr w:type="spellEnd"/>
-      <w:r>
-        <w:rPr>
-          <w:rFonts w:ascii="Times New Roman" w:hAnsi="Times New Roman" w:cs="Times New Roman"/>
-        </w:rPr>
-        <w:t xml:space="preserve"> cells. Bin edges are defined by linearly spacing between the minimum and maximum x and y in the dataset.</w:t>
+        <w:t>The field of view is divided into a 2D grid. The number of bins along each axis is set by grid_size, so the grid has grid_size × grid_size cells. Bin edges are defined by linearly spacing between the minimum and maximum x and y in the dataset.</w:t>
       </w:r>
     </w:p>
     <w:p>
@@ -21021,67 +18672,7 @@
           <w:szCs w:val="24"/>
           <w:lang w:val="en-US"/>
         </w:rPr>
-        <w:t xml:space="preserve">: Each localization is assigned to a bin via digitization; columns </w:t>
-      </w:r>
-      <w:proofErr w:type="spellStart"/>
-      <w:r>
-        <w:rPr>
-          <w:rFonts w:ascii="Times New Roman" w:eastAsia="Times New Roman" w:hAnsi="Times New Roman" w:cs="Times New Roman"/>
-          <w:sz w:val="24"/>
-          <w:szCs w:val="24"/>
-          <w:lang w:val="en-US"/>
-        </w:rPr>
-        <w:t>x_bin</w:t>
-      </w:r>
-      <w:proofErr w:type="spellEnd"/>
-      <w:r>
-        <w:rPr>
-          <w:rFonts w:ascii="Times New Roman" w:eastAsia="Times New Roman" w:hAnsi="Times New Roman" w:cs="Times New Roman"/>
-          <w:sz w:val="24"/>
-          <w:szCs w:val="24"/>
-          <w:lang w:val="en-US"/>
-        </w:rPr>
-        <w:t xml:space="preserve"> and </w:t>
-      </w:r>
-      <w:proofErr w:type="spellStart"/>
-      <w:r>
-        <w:rPr>
-          <w:rFonts w:ascii="Times New Roman" w:eastAsia="Times New Roman" w:hAnsi="Times New Roman" w:cs="Times New Roman"/>
-          <w:sz w:val="24"/>
-          <w:szCs w:val="24"/>
-          <w:lang w:val="en-US"/>
-        </w:rPr>
-        <w:t>y_bin</w:t>
-      </w:r>
-      <w:proofErr w:type="spellEnd"/>
-      <w:r>
-        <w:rPr>
-          <w:rFonts w:ascii="Times New Roman" w:eastAsia="Times New Roman" w:hAnsi="Times New Roman" w:cs="Times New Roman"/>
-          <w:sz w:val="24"/>
-          <w:szCs w:val="24"/>
-          <w:lang w:val="en-US"/>
-        </w:rPr>
-        <w:t xml:space="preserve"> is added. Only rows with valid bin indices (0 to </w:t>
-      </w:r>
-      <w:proofErr w:type="spellStart"/>
-      <w:r>
-        <w:rPr>
-          <w:rFonts w:ascii="Times New Roman" w:eastAsia="Times New Roman" w:hAnsi="Times New Roman" w:cs="Times New Roman"/>
-          <w:sz w:val="24"/>
-          <w:szCs w:val="24"/>
-          <w:lang w:val="en-US"/>
-        </w:rPr>
-        <w:t>grid_size</w:t>
-      </w:r>
-      <w:proofErr w:type="spellEnd"/>
-      <w:r>
-        <w:rPr>
-          <w:rFonts w:ascii="Times New Roman" w:eastAsia="Times New Roman" w:hAnsi="Times New Roman" w:cs="Times New Roman"/>
-          <w:sz w:val="24"/>
-          <w:szCs w:val="24"/>
-          <w:lang w:val="en-US"/>
-        </w:rPr>
-        <w:t xml:space="preserve"> - 1) are kept.</w:t>
+        <w:t>: Each localization is assigned to a bin via digitization; columns x_bin and y_bin is added. Only rows with valid bin indices (0 to grid_size - 1) are kept.</w:t>
       </w:r>
     </w:p>
     <w:p>
@@ -21112,21 +18703,7 @@
         <w:rPr>
           <w:rFonts w:ascii="Times New Roman" w:hAnsi="Times New Roman" w:cs="Times New Roman"/>
         </w:rPr>
-        <w:t xml:space="preserve">For each bin, the number of localizations is counted. Bins with count ≥ </w:t>
-      </w:r>
-      <w:proofErr w:type="spellStart"/>
-      <w:r>
-        <w:rPr>
-          <w:rFonts w:ascii="Times New Roman" w:hAnsi="Times New Roman" w:cs="Times New Roman"/>
-        </w:rPr>
-        <w:t>high_density_threshold</w:t>
-      </w:r>
-      <w:proofErr w:type="spellEnd"/>
-      <w:r>
-        <w:rPr>
-          <w:rFonts w:ascii="Times New Roman" w:hAnsi="Times New Roman" w:cs="Times New Roman"/>
-        </w:rPr>
-        <w:t xml:space="preserve"> are classified as high-density (cell r</w:t>
+        <w:t>For each bin, the number of localizations is counted. Bins with count ≥ high_density_threshold are classified as high-density (cell r</w:t>
       </w:r>
       <w:r>
         <w:rPr>
@@ -21166,49 +18743,7 @@
         <w:rPr>
           <w:rFonts w:ascii="Times New Roman" w:hAnsi="Times New Roman" w:cs="Times New Roman"/>
         </w:rPr>
-        <w:t xml:space="preserve">A </w:t>
-      </w:r>
-      <w:proofErr w:type="spellStart"/>
-      <w:r>
-        <w:rPr>
-          <w:rFonts w:ascii="Times New Roman" w:hAnsi="Times New Roman" w:cs="Times New Roman"/>
-        </w:rPr>
-        <w:t>boolean</w:t>
-      </w:r>
-      <w:proofErr w:type="spellEnd"/>
-      <w:r>
-        <w:rPr>
-          <w:rFonts w:ascii="Times New Roman" w:hAnsi="Times New Roman" w:cs="Times New Roman"/>
-        </w:rPr>
-        <w:t xml:space="preserve"> column </w:t>
-      </w:r>
-      <w:proofErr w:type="spellStart"/>
-      <w:r>
-        <w:rPr>
-          <w:rFonts w:ascii="Times New Roman" w:hAnsi="Times New Roman" w:cs="Times New Roman"/>
-        </w:rPr>
-        <w:t>is_cell</w:t>
-      </w:r>
-      <w:proofErr w:type="spellEnd"/>
-      <w:r>
-        <w:rPr>
-          <w:rFonts w:ascii="Times New Roman" w:hAnsi="Times New Roman" w:cs="Times New Roman"/>
-        </w:rPr>
-        <w:t xml:space="preserve"> is set to True for localizations in high-density bins. The output Data-frame contains only rows with </w:t>
-      </w:r>
-      <w:proofErr w:type="spellStart"/>
-      <w:r>
-        <w:rPr>
-          <w:rFonts w:ascii="Times New Roman" w:hAnsi="Times New Roman" w:cs="Times New Roman"/>
-        </w:rPr>
-        <w:t>is_cell</w:t>
-      </w:r>
-      <w:proofErr w:type="spellEnd"/>
-      <w:r>
-        <w:rPr>
-          <w:rFonts w:ascii="Times New Roman" w:hAnsi="Times New Roman" w:cs="Times New Roman"/>
-        </w:rPr>
-        <w:t xml:space="preserve"> == True.</w:t>
+        <w:t>A boolean column is_cell is set to True for localizations in high-density bins. The output Data-frame contains only rows with is_cell == True.</w:t>
       </w:r>
     </w:p>
     <w:p>
@@ -21266,25 +18801,14 @@
           <w:lang w:val="en-US"/>
         </w:rPr>
       </w:pPr>
-      <w:proofErr w:type="spellStart"/>
-      <w:r>
-        <w:rPr>
-          <w:rFonts w:ascii="Times New Roman" w:eastAsia="Times New Roman" w:hAnsi="Times New Roman" w:cs="Times New Roman"/>
-          <w:sz w:val="24"/>
-          <w:szCs w:val="24"/>
-          <w:lang w:val="en-US"/>
-        </w:rPr>
-        <w:t>grid_size</w:t>
-      </w:r>
-      <w:proofErr w:type="spellEnd"/>
-      <w:r>
-        <w:rPr>
-          <w:rFonts w:ascii="Times New Roman" w:eastAsia="Times New Roman" w:hAnsi="Times New Roman" w:cs="Times New Roman"/>
-          <w:sz w:val="24"/>
-          <w:szCs w:val="24"/>
-          <w:lang w:val="en-US"/>
-        </w:rPr>
-        <w:t>: Number of bins per axis. Larger values give finer spatial resolution but smaller counts per bin; smaller values give coarser regions.</w:t>
+      <w:r>
+        <w:rPr>
+          <w:rFonts w:ascii="Times New Roman" w:eastAsia="Times New Roman" w:hAnsi="Times New Roman" w:cs="Times New Roman"/>
+          <w:sz w:val="24"/>
+          <w:szCs w:val="24"/>
+          <w:lang w:val="en-US"/>
+        </w:rPr>
+        <w:t>grid_size: Number of bins per axis. Larger values give finer spatial resolution but smaller counts per bin; smaller values give coarser regions.</w:t>
       </w:r>
     </w:p>
     <w:p>
@@ -21303,26 +18827,14 @@
           <w:lang w:val="de-DE"/>
         </w:rPr>
       </w:pPr>
-      <w:proofErr w:type="spellStart"/>
-      <w:r>
-        <w:rPr>
-          <w:rFonts w:ascii="Times New Roman" w:eastAsia="Times New Roman" w:hAnsi="Times New Roman" w:cs="Times New Roman"/>
-          <w:sz w:val="24"/>
-          <w:szCs w:val="24"/>
-          <w:lang w:val="en-US"/>
-        </w:rPr>
-        <w:lastRenderedPageBreak/>
-        <w:t>high_density_threshold</w:t>
-      </w:r>
-      <w:proofErr w:type="spellEnd"/>
-      <w:r>
-        <w:rPr>
-          <w:rFonts w:ascii="Times New Roman" w:eastAsia="Times New Roman" w:hAnsi="Times New Roman" w:cs="Times New Roman"/>
-          <w:sz w:val="24"/>
-          <w:szCs w:val="24"/>
-          <w:lang w:val="en-US"/>
-        </w:rPr>
-        <w:t xml:space="preserve">: Minimum localizations per bin to consider the bin as part of the cell. </w:t>
+      <w:r>
+        <w:rPr>
+          <w:rFonts w:ascii="Times New Roman" w:eastAsia="Times New Roman" w:hAnsi="Times New Roman" w:cs="Times New Roman"/>
+          <w:sz w:val="24"/>
+          <w:szCs w:val="24"/>
+          <w:lang w:val="en-US"/>
+        </w:rPr>
+        <w:t xml:space="preserve">high_density_threshold: Minimum localizations per bin to consider the bin as part of the cell. </w:t>
       </w:r>
       <w:r>
         <w:rPr>
@@ -21331,127 +18843,7 @@
           <w:szCs w:val="24"/>
           <w:lang w:val="de-DE"/>
         </w:rPr>
-        <w:t xml:space="preserve">Bins </w:t>
-      </w:r>
-      <w:proofErr w:type="spellStart"/>
-      <w:r>
-        <w:rPr>
-          <w:rFonts w:ascii="Times New Roman" w:eastAsia="Times New Roman" w:hAnsi="Times New Roman" w:cs="Times New Roman"/>
-          <w:sz w:val="24"/>
-          <w:szCs w:val="24"/>
-          <w:lang w:val="de-DE"/>
-        </w:rPr>
-        <w:t>below</w:t>
-      </w:r>
-      <w:proofErr w:type="spellEnd"/>
-      <w:r>
-        <w:rPr>
-          <w:rFonts w:ascii="Times New Roman" w:eastAsia="Times New Roman" w:hAnsi="Times New Roman" w:cs="Times New Roman"/>
-          <w:sz w:val="24"/>
-          <w:szCs w:val="24"/>
-          <w:lang w:val="de-DE"/>
-        </w:rPr>
-        <w:t xml:space="preserve"> </w:t>
-      </w:r>
-      <w:proofErr w:type="spellStart"/>
-      <w:r>
-        <w:rPr>
-          <w:rFonts w:ascii="Times New Roman" w:eastAsia="Times New Roman" w:hAnsi="Times New Roman" w:cs="Times New Roman"/>
-          <w:sz w:val="24"/>
-          <w:szCs w:val="24"/>
-          <w:lang w:val="de-DE"/>
-        </w:rPr>
-        <w:t>this</w:t>
-      </w:r>
-      <w:proofErr w:type="spellEnd"/>
-      <w:r>
-        <w:rPr>
-          <w:rFonts w:ascii="Times New Roman" w:eastAsia="Times New Roman" w:hAnsi="Times New Roman" w:cs="Times New Roman"/>
-          <w:sz w:val="24"/>
-          <w:szCs w:val="24"/>
-          <w:lang w:val="de-DE"/>
-        </w:rPr>
-        <w:t xml:space="preserve"> </w:t>
-      </w:r>
-      <w:proofErr w:type="spellStart"/>
-      <w:r>
-        <w:rPr>
-          <w:rFonts w:ascii="Times New Roman" w:eastAsia="Times New Roman" w:hAnsi="Times New Roman" w:cs="Times New Roman"/>
-          <w:sz w:val="24"/>
-          <w:szCs w:val="24"/>
-          <w:lang w:val="de-DE"/>
-        </w:rPr>
-        <w:t>are</w:t>
-      </w:r>
-      <w:proofErr w:type="spellEnd"/>
-      <w:r>
-        <w:rPr>
-          <w:rFonts w:ascii="Times New Roman" w:eastAsia="Times New Roman" w:hAnsi="Times New Roman" w:cs="Times New Roman"/>
-          <w:sz w:val="24"/>
-          <w:szCs w:val="24"/>
-          <w:lang w:val="de-DE"/>
-        </w:rPr>
-        <w:t xml:space="preserve"> </w:t>
-      </w:r>
-      <w:proofErr w:type="spellStart"/>
-      <w:r>
-        <w:rPr>
-          <w:rFonts w:ascii="Times New Roman" w:eastAsia="Times New Roman" w:hAnsi="Times New Roman" w:cs="Times New Roman"/>
-          <w:sz w:val="24"/>
-          <w:szCs w:val="24"/>
-          <w:lang w:val="de-DE"/>
-        </w:rPr>
-        <w:t>treated</w:t>
-      </w:r>
-      <w:proofErr w:type="spellEnd"/>
-      <w:r>
-        <w:rPr>
-          <w:rFonts w:ascii="Times New Roman" w:eastAsia="Times New Roman" w:hAnsi="Times New Roman" w:cs="Times New Roman"/>
-          <w:sz w:val="24"/>
-          <w:szCs w:val="24"/>
-          <w:lang w:val="de-DE"/>
-        </w:rPr>
-        <w:t xml:space="preserve"> </w:t>
-      </w:r>
-      <w:proofErr w:type="spellStart"/>
-      <w:r>
-        <w:rPr>
-          <w:rFonts w:ascii="Times New Roman" w:eastAsia="Times New Roman" w:hAnsi="Times New Roman" w:cs="Times New Roman"/>
-          <w:sz w:val="24"/>
-          <w:szCs w:val="24"/>
-          <w:lang w:val="de-DE"/>
-        </w:rPr>
-        <w:t>as</w:t>
-      </w:r>
-      <w:proofErr w:type="spellEnd"/>
-      <w:r>
-        <w:rPr>
-          <w:rFonts w:ascii="Times New Roman" w:eastAsia="Times New Roman" w:hAnsi="Times New Roman" w:cs="Times New Roman"/>
-          <w:sz w:val="24"/>
-          <w:szCs w:val="24"/>
-          <w:lang w:val="de-DE"/>
-        </w:rPr>
-        <w:t xml:space="preserve"> </w:t>
-      </w:r>
-      <w:proofErr w:type="spellStart"/>
-      <w:r>
-        <w:rPr>
-          <w:rFonts w:ascii="Times New Roman" w:eastAsia="Times New Roman" w:hAnsi="Times New Roman" w:cs="Times New Roman"/>
-          <w:sz w:val="24"/>
-          <w:szCs w:val="24"/>
-          <w:lang w:val="de-DE"/>
-        </w:rPr>
-        <w:t>background</w:t>
-      </w:r>
-      <w:proofErr w:type="spellEnd"/>
-      <w:r>
-        <w:rPr>
-          <w:rFonts w:ascii="Times New Roman" w:eastAsia="Times New Roman" w:hAnsi="Times New Roman" w:cs="Times New Roman"/>
-          <w:sz w:val="24"/>
-          <w:szCs w:val="24"/>
-          <w:lang w:val="de-DE"/>
-        </w:rPr>
-        <w:t>.</w:t>
+        <w:t>Bins below this are treated as background.</w:t>
       </w:r>
     </w:p>
     <w:p>
@@ -21610,7 +19002,6 @@
         </w:rPr>
         <w:t xml:space="preserve"> For each finite Voronoi region, the polygon area is computed using the shoelace formula on the region vertices. Infinite or empty regions are excluded. The area is stored in a new column </w:t>
       </w:r>
-      <w:proofErr w:type="spellStart"/>
       <w:r>
         <w:rPr>
           <w:rStyle w:val="SourceText"/>
@@ -21618,7 +19009,6 @@
         </w:rPr>
         <w:t>voronoi_area</w:t>
       </w:r>
-      <w:proofErr w:type="spellEnd"/>
       <w:r>
         <w:rPr>
           <w:rFonts w:ascii="Times New Roman" w:hAnsi="Times New Roman" w:cs="Times New Roman"/>
@@ -21647,7 +19037,6 @@
         </w:rPr>
         <w:t xml:space="preserve"> To reduce the influence of extreme, often boundary, regions, Voronoi areas are clipped at the </w:t>
       </w:r>
-      <w:proofErr w:type="spellStart"/>
       <w:r>
         <w:rPr>
           <w:rStyle w:val="SourceText"/>
@@ -21655,7 +19044,6 @@
         </w:rPr>
         <w:t>clip_percentile</w:t>
       </w:r>
-      <w:proofErr w:type="spellEnd"/>
       <w:r>
         <w:rPr>
           <w:rFonts w:ascii="Times New Roman" w:hAnsi="Times New Roman" w:cs="Times New Roman"/>
@@ -21706,7 +19094,6 @@
         </w:rPr>
         <w:t xml:space="preserve"> A column </w:t>
       </w:r>
-      <w:proofErr w:type="spellStart"/>
       <w:r>
         <w:rPr>
           <w:rStyle w:val="SourceText"/>
@@ -21714,28 +19101,18 @@
         </w:rPr>
         <w:t>is_cell</w:t>
       </w:r>
-      <w:proofErr w:type="spellEnd"/>
       <w:r>
         <w:rPr>
           <w:rFonts w:ascii="Times New Roman" w:hAnsi="Times New Roman" w:cs="Times New Roman"/>
         </w:rPr>
         <w:t xml:space="preserve"> is set accordingly. The returned Data-frame contains only localizations with </w:t>
       </w:r>
-      <w:proofErr w:type="spellStart"/>
       <w:r>
         <w:rPr>
           <w:rStyle w:val="SourceText"/>
           <w:rFonts w:ascii="Times New Roman" w:hAnsi="Times New Roman" w:cs="Times New Roman"/>
         </w:rPr>
-        <w:t>is_cell</w:t>
-      </w:r>
-      <w:proofErr w:type="spellEnd"/>
-      <w:r>
-        <w:rPr>
-          <w:rStyle w:val="SourceText"/>
-          <w:rFonts w:ascii="Times New Roman" w:hAnsi="Times New Roman" w:cs="Times New Roman"/>
-        </w:rPr>
-        <w:t xml:space="preserve"> == True</w:t>
+        <w:t>is_cell == True</w:t>
       </w:r>
       <w:r>
         <w:rPr>
@@ -21785,27 +19162,15 @@
           <w:lang w:val="de-DE"/>
         </w:rPr>
       </w:pPr>
-      <w:proofErr w:type="spellStart"/>
-      <w:r>
-        <w:rPr>
-          <w:rFonts w:ascii="Times New Roman" w:eastAsia="Times New Roman" w:hAnsi="Times New Roman" w:cs="Times New Roman"/>
-          <w:sz w:val="24"/>
-          <w:szCs w:val="24"/>
-          <w:lang w:val="en-US"/>
-        </w:rPr>
-        <w:t>clip_percentile</w:t>
-      </w:r>
-      <w:proofErr w:type="spellEnd"/>
-      <w:r>
-        <w:rPr>
-          <w:rFonts w:ascii="Times New Roman" w:eastAsia="Times New Roman" w:hAnsi="Times New Roman" w:cs="Times New Roman"/>
-          <w:sz w:val="24"/>
-          <w:szCs w:val="24"/>
-          <w:lang w:val="en-US"/>
-        </w:rPr>
-        <w:t xml:space="preserve">: Percentile used to clip the largest Voronoi areas before Otsu thresholding. </w:t>
-      </w:r>
-      <w:proofErr w:type="spellStart"/>
+      <w:r>
+        <w:rPr>
+          <w:rFonts w:ascii="Times New Roman" w:eastAsia="Times New Roman" w:hAnsi="Times New Roman" w:cs="Times New Roman"/>
+          <w:sz w:val="24"/>
+          <w:szCs w:val="24"/>
+          <w:lang w:val="en-US"/>
+        </w:rPr>
+        <w:t xml:space="preserve">clip_percentile: Percentile used to clip the largest Voronoi areas before Otsu thresholding. </w:t>
+      </w:r>
       <w:r>
         <w:rPr>
           <w:rFonts w:ascii="Times New Roman" w:eastAsia="Times New Roman" w:hAnsi="Times New Roman" w:cs="Times New Roman"/>
@@ -21813,137 +19178,7 @@
           <w:szCs w:val="24"/>
           <w:lang w:val="de-DE"/>
         </w:rPr>
-        <w:t>Reduces</w:t>
-      </w:r>
-      <w:proofErr w:type="spellEnd"/>
-      <w:r>
-        <w:rPr>
-          <w:rFonts w:ascii="Times New Roman" w:eastAsia="Times New Roman" w:hAnsi="Times New Roman" w:cs="Times New Roman"/>
-          <w:sz w:val="24"/>
-          <w:szCs w:val="24"/>
-          <w:lang w:val="de-DE"/>
-        </w:rPr>
-        <w:t xml:space="preserve"> </w:t>
-      </w:r>
-      <w:proofErr w:type="spellStart"/>
-      <w:r>
-        <w:rPr>
-          <w:rFonts w:ascii="Times New Roman" w:eastAsia="Times New Roman" w:hAnsi="Times New Roman" w:cs="Times New Roman"/>
-          <w:sz w:val="24"/>
-          <w:szCs w:val="24"/>
-          <w:lang w:val="de-DE"/>
-        </w:rPr>
-        <w:t>the</w:t>
-      </w:r>
-      <w:proofErr w:type="spellEnd"/>
-      <w:r>
-        <w:rPr>
-          <w:rFonts w:ascii="Times New Roman" w:eastAsia="Times New Roman" w:hAnsi="Times New Roman" w:cs="Times New Roman"/>
-          <w:sz w:val="24"/>
-          <w:szCs w:val="24"/>
-          <w:lang w:val="de-DE"/>
-        </w:rPr>
-        <w:t xml:space="preserve"> </w:t>
-      </w:r>
-      <w:proofErr w:type="spellStart"/>
-      <w:r>
-        <w:rPr>
-          <w:rFonts w:ascii="Times New Roman" w:eastAsia="Times New Roman" w:hAnsi="Times New Roman" w:cs="Times New Roman"/>
-          <w:sz w:val="24"/>
-          <w:szCs w:val="24"/>
-          <w:lang w:val="de-DE"/>
-        </w:rPr>
-        <w:t>impact</w:t>
-      </w:r>
-      <w:proofErr w:type="spellEnd"/>
-      <w:r>
-        <w:rPr>
-          <w:rFonts w:ascii="Times New Roman" w:eastAsia="Times New Roman" w:hAnsi="Times New Roman" w:cs="Times New Roman"/>
-          <w:sz w:val="24"/>
-          <w:szCs w:val="24"/>
-          <w:lang w:val="de-DE"/>
-        </w:rPr>
-        <w:t xml:space="preserve"> </w:t>
-      </w:r>
-      <w:proofErr w:type="spellStart"/>
-      <w:r>
-        <w:rPr>
-          <w:rFonts w:ascii="Times New Roman" w:eastAsia="Times New Roman" w:hAnsi="Times New Roman" w:cs="Times New Roman"/>
-          <w:sz w:val="24"/>
-          <w:szCs w:val="24"/>
-          <w:lang w:val="de-DE"/>
-        </w:rPr>
-        <w:t>of</w:t>
-      </w:r>
-      <w:proofErr w:type="spellEnd"/>
-      <w:r>
-        <w:rPr>
-          <w:rFonts w:ascii="Times New Roman" w:eastAsia="Times New Roman" w:hAnsi="Times New Roman" w:cs="Times New Roman"/>
-          <w:sz w:val="24"/>
-          <w:szCs w:val="24"/>
-          <w:lang w:val="de-DE"/>
-        </w:rPr>
-        <w:t xml:space="preserve"> </w:t>
-      </w:r>
-      <w:proofErr w:type="spellStart"/>
-      <w:r>
-        <w:rPr>
-          <w:rFonts w:ascii="Times New Roman" w:eastAsia="Times New Roman" w:hAnsi="Times New Roman" w:cs="Times New Roman"/>
-          <w:sz w:val="24"/>
-          <w:szCs w:val="24"/>
-          <w:lang w:val="de-DE"/>
-        </w:rPr>
-        <w:t>edge</w:t>
-      </w:r>
-      <w:proofErr w:type="spellEnd"/>
-      <w:r>
-        <w:rPr>
-          <w:rFonts w:ascii="Times New Roman" w:eastAsia="Times New Roman" w:hAnsi="Times New Roman" w:cs="Times New Roman"/>
-          <w:sz w:val="24"/>
-          <w:szCs w:val="24"/>
-          <w:lang w:val="de-DE"/>
-        </w:rPr>
-        <w:t xml:space="preserve"> and </w:t>
-      </w:r>
-      <w:proofErr w:type="spellStart"/>
-      <w:r>
-        <w:rPr>
-          <w:rFonts w:ascii="Times New Roman" w:eastAsia="Times New Roman" w:hAnsi="Times New Roman" w:cs="Times New Roman"/>
-          <w:sz w:val="24"/>
-          <w:szCs w:val="24"/>
-          <w:lang w:val="de-DE"/>
-        </w:rPr>
-        <w:t>outlier</w:t>
-      </w:r>
-      <w:proofErr w:type="spellEnd"/>
-      <w:r>
-        <w:rPr>
-          <w:rFonts w:ascii="Times New Roman" w:eastAsia="Times New Roman" w:hAnsi="Times New Roman" w:cs="Times New Roman"/>
-          <w:sz w:val="24"/>
-          <w:szCs w:val="24"/>
-          <w:lang w:val="de-DE"/>
-        </w:rPr>
-        <w:t xml:space="preserve"> </w:t>
-      </w:r>
-      <w:proofErr w:type="spellStart"/>
-      <w:r>
-        <w:rPr>
-          <w:rFonts w:ascii="Times New Roman" w:eastAsia="Times New Roman" w:hAnsi="Times New Roman" w:cs="Times New Roman"/>
-          <w:sz w:val="24"/>
-          <w:szCs w:val="24"/>
-          <w:lang w:val="de-DE"/>
-        </w:rPr>
-        <w:t>regions</w:t>
-      </w:r>
-      <w:proofErr w:type="spellEnd"/>
-      <w:r>
-        <w:rPr>
-          <w:rFonts w:ascii="Times New Roman" w:eastAsia="Times New Roman" w:hAnsi="Times New Roman" w:cs="Times New Roman"/>
-          <w:sz w:val="24"/>
-          <w:szCs w:val="24"/>
-          <w:lang w:val="de-DE"/>
-        </w:rPr>
-        <w:t>.</w:t>
+        <w:t>Reduces the impact of edge and outlier regions.</w:t>
       </w:r>
     </w:p>
     <w:p>
@@ -22091,7 +19326,6 @@
         </w:rPr>
         <w:t xml:space="preserve"> For each channel (Channel1, Channel2), localizations are subset by </w:t>
       </w:r>
-      <w:proofErr w:type="spellStart"/>
       <w:r>
         <w:rPr>
           <w:rStyle w:val="SourceText"/>
@@ -22099,19 +19333,11 @@
         </w:rPr>
         <w:t>channelIndex</w:t>
       </w:r>
-      <w:proofErr w:type="spellEnd"/>
       <w:r>
         <w:rPr>
           <w:rFonts w:ascii="Times New Roman" w:hAnsi="Times New Roman" w:cs="Times New Roman"/>
         </w:rPr>
-        <w:t xml:space="preserve">. For each point, the k nearest neighbors within the same </w:t>
-      </w:r>
-      <w:r>
-        <w:rPr>
-          <w:rFonts w:ascii="Times New Roman" w:hAnsi="Times New Roman" w:cs="Times New Roman"/>
-        </w:rPr>
-        <w:lastRenderedPageBreak/>
-        <w:t>channel are found. Distances are stored; the first nearest neighbor distance is used for histograms and a new column.</w:t>
+        <w:t>. For each point, the k nearest neighbors within the same channel are found. Distances are stored; the first nearest neighbor distance is used for histograms and a new column.</w:t>
       </w:r>
     </w:p>
     <w:p>
@@ -22351,67 +19577,7 @@
           <w:szCs w:val="24"/>
           <w:lang w:val="en-US"/>
         </w:rPr>
-        <w:t xml:space="preserve">algorithm: Search algorithm used by </w:t>
-      </w:r>
-      <w:proofErr w:type="spellStart"/>
-      <w:r>
-        <w:rPr>
-          <w:rFonts w:ascii="Times New Roman" w:eastAsia="Times New Roman" w:hAnsi="Times New Roman" w:cs="Times New Roman"/>
-          <w:sz w:val="24"/>
-          <w:szCs w:val="24"/>
-          <w:lang w:val="en-US"/>
-        </w:rPr>
-        <w:t>NearestNeighbors</w:t>
-      </w:r>
-      <w:proofErr w:type="spellEnd"/>
-      <w:r>
-        <w:rPr>
-          <w:rFonts w:ascii="Times New Roman" w:eastAsia="Times New Roman" w:hAnsi="Times New Roman" w:cs="Times New Roman"/>
-          <w:sz w:val="24"/>
-          <w:szCs w:val="24"/>
-          <w:lang w:val="en-US"/>
-        </w:rPr>
-        <w:t xml:space="preserve">. Possible options: auto, </w:t>
-      </w:r>
-      <w:proofErr w:type="spellStart"/>
-      <w:r>
-        <w:rPr>
-          <w:rFonts w:ascii="Times New Roman" w:eastAsia="Times New Roman" w:hAnsi="Times New Roman" w:cs="Times New Roman"/>
-          <w:sz w:val="24"/>
-          <w:szCs w:val="24"/>
-          <w:lang w:val="en-US"/>
-        </w:rPr>
-        <w:t>ball_tree</w:t>
-      </w:r>
-      <w:proofErr w:type="spellEnd"/>
-      <w:r>
-        <w:rPr>
-          <w:rFonts w:ascii="Times New Roman" w:eastAsia="Times New Roman" w:hAnsi="Times New Roman" w:cs="Times New Roman"/>
-          <w:sz w:val="24"/>
-          <w:szCs w:val="24"/>
-          <w:lang w:val="en-US"/>
-        </w:rPr>
-        <w:t xml:space="preserve">, </w:t>
-      </w:r>
-      <w:proofErr w:type="spellStart"/>
-      <w:r>
-        <w:rPr>
-          <w:rFonts w:ascii="Times New Roman" w:eastAsia="Times New Roman" w:hAnsi="Times New Roman" w:cs="Times New Roman"/>
-          <w:sz w:val="24"/>
-          <w:szCs w:val="24"/>
-          <w:lang w:val="en-US"/>
-        </w:rPr>
-        <w:t>kd_tree</w:t>
-      </w:r>
-      <w:proofErr w:type="spellEnd"/>
-      <w:r>
-        <w:rPr>
-          <w:rFonts w:ascii="Times New Roman" w:eastAsia="Times New Roman" w:hAnsi="Times New Roman" w:cs="Times New Roman"/>
-          <w:sz w:val="24"/>
-          <w:szCs w:val="24"/>
-          <w:lang w:val="en-US"/>
-        </w:rPr>
-        <w:t>, or brute.</w:t>
+        <w:t>algorithm: Search algorithm used by NearestNeighbors. Possible options: auto, ball_tree, kd_tree, or brute.</w:t>
       </w:r>
     </w:p>
     <w:p>
@@ -22646,27 +19812,7 @@
           <w:szCs w:val="24"/>
           <w:lang w:val="en-US"/>
         </w:rPr>
-        <w:t xml:space="preserve">Per-channel Processing: For each channel (Ch1, Ch2), localizations are filtered by </w:t>
-      </w:r>
-      <w:proofErr w:type="spellStart"/>
-      <w:r>
-        <w:rPr>
-          <w:rFonts w:ascii="Times New Roman" w:eastAsia="Times New Roman" w:hAnsi="Times New Roman" w:cs="Times New Roman"/>
-          <w:sz w:val="24"/>
-          <w:szCs w:val="24"/>
-          <w:lang w:val="en-US"/>
-        </w:rPr>
-        <w:t>channelIndex</w:t>
-      </w:r>
-      <w:proofErr w:type="spellEnd"/>
-      <w:r>
-        <w:rPr>
-          <w:rFonts w:ascii="Times New Roman" w:eastAsia="Times New Roman" w:hAnsi="Times New Roman" w:cs="Times New Roman"/>
-          <w:sz w:val="24"/>
-          <w:szCs w:val="24"/>
-          <w:lang w:val="en-US"/>
-        </w:rPr>
-        <w:t>. Coordinates are taken from the x and y columns.</w:t>
+        <w:t>Per-channel Processing: For each channel (Ch1, Ch2), localizations are filtered by channelIndex. Coordinates are taken from the x and y columns.</w:t>
       </w:r>
     </w:p>
     <w:p>
@@ -22718,47 +19864,7 @@
           <w:szCs w:val="24"/>
           <w:lang w:val="en-US"/>
         </w:rPr>
-        <w:t xml:space="preserve">DBSCAN: </w:t>
-      </w:r>
-      <w:proofErr w:type="spellStart"/>
-      <w:r>
-        <w:rPr>
-          <w:rFonts w:ascii="Times New Roman" w:eastAsia="Times New Roman" w:hAnsi="Times New Roman" w:cs="Times New Roman"/>
-          <w:sz w:val="24"/>
-          <w:szCs w:val="24"/>
-          <w:lang w:val="en-US"/>
-        </w:rPr>
-        <w:t>sklearn.cluster.DBSCAN</w:t>
-      </w:r>
-      <w:proofErr w:type="spellEnd"/>
-      <w:r>
-        <w:rPr>
-          <w:rFonts w:ascii="Times New Roman" w:eastAsia="Times New Roman" w:hAnsi="Times New Roman" w:cs="Times New Roman"/>
-          <w:sz w:val="24"/>
-          <w:szCs w:val="24"/>
-          <w:lang w:val="en-US"/>
-        </w:rPr>
-        <w:t xml:space="preserve"> is fitted with eps (nm) and </w:t>
-      </w:r>
-      <w:proofErr w:type="spellStart"/>
-      <w:r>
-        <w:rPr>
-          <w:rFonts w:ascii="Times New Roman" w:eastAsia="Times New Roman" w:hAnsi="Times New Roman" w:cs="Times New Roman"/>
-          <w:sz w:val="24"/>
-          <w:szCs w:val="24"/>
-          <w:lang w:val="en-US"/>
-        </w:rPr>
-        <w:t>min_samples</w:t>
-      </w:r>
-      <w:proofErr w:type="spellEnd"/>
-      <w:r>
-        <w:rPr>
-          <w:rFonts w:ascii="Times New Roman" w:eastAsia="Times New Roman" w:hAnsi="Times New Roman" w:cs="Times New Roman"/>
-          <w:sz w:val="24"/>
-          <w:szCs w:val="24"/>
-          <w:lang w:val="en-US"/>
-        </w:rPr>
-        <w:t xml:space="preserve">. </w:t>
+        <w:t xml:space="preserve">DBSCAN: sklearn.cluster.DBSCAN is fitted with eps (nm) and min_samples. </w:t>
       </w:r>
       <w:r>
         <w:rPr>
@@ -22767,87 +19873,7 @@
           <w:szCs w:val="24"/>
           <w:lang w:val="de-DE"/>
         </w:rPr>
-        <w:t xml:space="preserve">Points not in </w:t>
-      </w:r>
-      <w:proofErr w:type="spellStart"/>
-      <w:r>
-        <w:rPr>
-          <w:rFonts w:ascii="Times New Roman" w:eastAsia="Times New Roman" w:hAnsi="Times New Roman" w:cs="Times New Roman"/>
-          <w:sz w:val="24"/>
-          <w:szCs w:val="24"/>
-          <w:lang w:val="de-DE"/>
-        </w:rPr>
-        <w:t>any</w:t>
-      </w:r>
-      <w:proofErr w:type="spellEnd"/>
-      <w:r>
-        <w:rPr>
-          <w:rFonts w:ascii="Times New Roman" w:eastAsia="Times New Roman" w:hAnsi="Times New Roman" w:cs="Times New Roman"/>
-          <w:sz w:val="24"/>
-          <w:szCs w:val="24"/>
-          <w:lang w:val="de-DE"/>
-        </w:rPr>
-        <w:t xml:space="preserve"> </w:t>
-      </w:r>
-      <w:proofErr w:type="spellStart"/>
-      <w:r>
-        <w:rPr>
-          <w:rFonts w:ascii="Times New Roman" w:eastAsia="Times New Roman" w:hAnsi="Times New Roman" w:cs="Times New Roman"/>
-          <w:sz w:val="24"/>
-          <w:szCs w:val="24"/>
-          <w:lang w:val="de-DE"/>
-        </w:rPr>
-        <w:t>cluster</w:t>
-      </w:r>
-      <w:proofErr w:type="spellEnd"/>
-      <w:r>
-        <w:rPr>
-          <w:rFonts w:ascii="Times New Roman" w:eastAsia="Times New Roman" w:hAnsi="Times New Roman" w:cs="Times New Roman"/>
-          <w:sz w:val="24"/>
-          <w:szCs w:val="24"/>
-          <w:lang w:val="de-DE"/>
-        </w:rPr>
-        <w:t xml:space="preserve"> </w:t>
-      </w:r>
-      <w:proofErr w:type="spellStart"/>
-      <w:r>
-        <w:rPr>
-          <w:rFonts w:ascii="Times New Roman" w:eastAsia="Times New Roman" w:hAnsi="Times New Roman" w:cs="Times New Roman"/>
-          <w:sz w:val="24"/>
-          <w:szCs w:val="24"/>
-          <w:lang w:val="de-DE"/>
-        </w:rPr>
-        <w:t>receive</w:t>
-      </w:r>
-      <w:proofErr w:type="spellEnd"/>
-      <w:r>
-        <w:rPr>
-          <w:rFonts w:ascii="Times New Roman" w:eastAsia="Times New Roman" w:hAnsi="Times New Roman" w:cs="Times New Roman"/>
-          <w:sz w:val="24"/>
-          <w:szCs w:val="24"/>
-          <w:lang w:val="de-DE"/>
-        </w:rPr>
-        <w:t xml:space="preserve"> </w:t>
-      </w:r>
-      <w:proofErr w:type="spellStart"/>
-      <w:r>
-        <w:rPr>
-          <w:rFonts w:ascii="Times New Roman" w:eastAsia="Times New Roman" w:hAnsi="Times New Roman" w:cs="Times New Roman"/>
-          <w:sz w:val="24"/>
-          <w:szCs w:val="24"/>
-          <w:lang w:val="de-DE"/>
-        </w:rPr>
-        <w:t>label</w:t>
-      </w:r>
-      <w:proofErr w:type="spellEnd"/>
-      <w:r>
-        <w:rPr>
-          <w:rFonts w:ascii="Times New Roman" w:eastAsia="Times New Roman" w:hAnsi="Times New Roman" w:cs="Times New Roman"/>
-          <w:sz w:val="24"/>
-          <w:szCs w:val="24"/>
-          <w:lang w:val="de-DE"/>
-        </w:rPr>
-        <w:t xml:space="preserve"> -1.</w:t>
+        <w:t>Points not in any cluster receive label -1.</w:t>
       </w:r>
     </w:p>
     <w:p>
@@ -22873,89 +19899,8 @@
           <w:szCs w:val="24"/>
           <w:lang w:val="en-US"/>
         </w:rPr>
-        <w:t xml:space="preserve">HDBSCAN: </w:t>
-      </w:r>
-      <w:proofErr w:type="spellStart"/>
-      <w:r>
-        <w:rPr>
-          <w:rFonts w:ascii="Times New Roman" w:eastAsia="Times New Roman" w:hAnsi="Times New Roman" w:cs="Times New Roman"/>
-          <w:sz w:val="24"/>
-          <w:szCs w:val="24"/>
-          <w:lang w:val="en-US"/>
-        </w:rPr>
-        <w:t>sklearn.cluster.HDBSCAN</w:t>
-      </w:r>
-      <w:proofErr w:type="spellEnd"/>
-      <w:r>
-        <w:rPr>
-          <w:rFonts w:ascii="Times New Roman" w:eastAsia="Times New Roman" w:hAnsi="Times New Roman" w:cs="Times New Roman"/>
-          <w:sz w:val="24"/>
-          <w:szCs w:val="24"/>
-          <w:lang w:val="en-US"/>
-        </w:rPr>
-        <w:t xml:space="preserve"> is fitted with </w:t>
-      </w:r>
-      <w:proofErr w:type="spellStart"/>
-      <w:r>
-        <w:rPr>
-          <w:rFonts w:ascii="Times New Roman" w:eastAsia="Times New Roman" w:hAnsi="Times New Roman" w:cs="Times New Roman"/>
-          <w:sz w:val="24"/>
-          <w:szCs w:val="24"/>
-          <w:lang w:val="en-US"/>
-        </w:rPr>
-        <w:t>min_cluster_size</w:t>
-      </w:r>
-      <w:proofErr w:type="spellEnd"/>
-      <w:r>
-        <w:rPr>
-          <w:rFonts w:ascii="Times New Roman" w:eastAsia="Times New Roman" w:hAnsi="Times New Roman" w:cs="Times New Roman"/>
-          <w:sz w:val="24"/>
-          <w:szCs w:val="24"/>
-          <w:lang w:val="en-US"/>
-        </w:rPr>
-        <w:t xml:space="preserve">, </w:t>
-      </w:r>
-      <w:proofErr w:type="spellStart"/>
-      <w:r>
-        <w:rPr>
-          <w:rFonts w:ascii="Times New Roman" w:eastAsia="Times New Roman" w:hAnsi="Times New Roman" w:cs="Times New Roman"/>
-          <w:sz w:val="24"/>
-          <w:szCs w:val="24"/>
-          <w:lang w:val="en-US"/>
-        </w:rPr>
-        <w:t>min_samples</w:t>
-      </w:r>
-      <w:proofErr w:type="spellEnd"/>
-      <w:r>
-        <w:rPr>
-          <w:rFonts w:ascii="Times New Roman" w:eastAsia="Times New Roman" w:hAnsi="Times New Roman" w:cs="Times New Roman"/>
-          <w:sz w:val="24"/>
-          <w:szCs w:val="24"/>
-          <w:lang w:val="en-US"/>
-        </w:rPr>
-        <w:t xml:space="preserve">, and </w:t>
-      </w:r>
-      <w:proofErr w:type="spellStart"/>
-      <w:r>
-        <w:rPr>
-          <w:rFonts w:ascii="Times New Roman" w:eastAsia="Times New Roman" w:hAnsi="Times New Roman" w:cs="Times New Roman"/>
-          <w:sz w:val="24"/>
-          <w:szCs w:val="24"/>
-          <w:lang w:val="en-US"/>
-        </w:rPr>
-        <w:t>cluster_selection_epsilon</w:t>
-      </w:r>
-      <w:proofErr w:type="spellEnd"/>
-      <w:r>
-        <w:rPr>
-          <w:rFonts w:ascii="Times New Roman" w:eastAsia="Times New Roman" w:hAnsi="Times New Roman" w:cs="Times New Roman"/>
-          <w:sz w:val="24"/>
-          <w:szCs w:val="24"/>
-          <w:lang w:val="en-US"/>
-        </w:rPr>
-        <w:t xml:space="preserve">. </w:t>
-      </w:r>
-      <w:proofErr w:type="spellStart"/>
+        <w:t xml:space="preserve">HDBSCAN: sklearn.cluster.HDBSCAN is fitted with min_cluster_size, min_samples, and cluster_selection_epsilon. </w:t>
+      </w:r>
       <w:r>
         <w:rPr>
           <w:rFonts w:ascii="Times New Roman" w:eastAsia="Times New Roman" w:hAnsi="Times New Roman" w:cs="Times New Roman"/>
@@ -22963,77 +19908,7 @@
           <w:szCs w:val="24"/>
           <w:lang w:val="de-DE"/>
         </w:rPr>
-        <w:t>Again</w:t>
-      </w:r>
-      <w:proofErr w:type="spellEnd"/>
-      <w:r>
-        <w:rPr>
-          <w:rFonts w:ascii="Times New Roman" w:eastAsia="Times New Roman" w:hAnsi="Times New Roman" w:cs="Times New Roman"/>
-          <w:sz w:val="24"/>
-          <w:szCs w:val="24"/>
-          <w:lang w:val="de-DE"/>
-        </w:rPr>
-        <w:t xml:space="preserve">, </w:t>
-      </w:r>
-      <w:proofErr w:type="spellStart"/>
-      <w:r>
-        <w:rPr>
-          <w:rFonts w:ascii="Times New Roman" w:eastAsia="Times New Roman" w:hAnsi="Times New Roman" w:cs="Times New Roman"/>
-          <w:sz w:val="24"/>
-          <w:szCs w:val="24"/>
-          <w:lang w:val="de-DE"/>
-        </w:rPr>
-        <w:t>noise</w:t>
-      </w:r>
-      <w:proofErr w:type="spellEnd"/>
-      <w:r>
-        <w:rPr>
-          <w:rFonts w:ascii="Times New Roman" w:eastAsia="Times New Roman" w:hAnsi="Times New Roman" w:cs="Times New Roman"/>
-          <w:sz w:val="24"/>
-          <w:szCs w:val="24"/>
-          <w:lang w:val="de-DE"/>
-        </w:rPr>
-        <w:t xml:space="preserve"> </w:t>
-      </w:r>
-      <w:proofErr w:type="spellStart"/>
-      <w:r>
-        <w:rPr>
-          <w:rFonts w:ascii="Times New Roman" w:eastAsia="Times New Roman" w:hAnsi="Times New Roman" w:cs="Times New Roman"/>
-          <w:sz w:val="24"/>
-          <w:szCs w:val="24"/>
-          <w:lang w:val="de-DE"/>
-        </w:rPr>
-        <w:t>is</w:t>
-      </w:r>
-      <w:proofErr w:type="spellEnd"/>
-      <w:r>
-        <w:rPr>
-          <w:rFonts w:ascii="Times New Roman" w:eastAsia="Times New Roman" w:hAnsi="Times New Roman" w:cs="Times New Roman"/>
-          <w:sz w:val="24"/>
-          <w:szCs w:val="24"/>
-          <w:lang w:val="de-DE"/>
-        </w:rPr>
-        <w:t xml:space="preserve"> </w:t>
-      </w:r>
-      <w:proofErr w:type="spellStart"/>
-      <w:r>
-        <w:rPr>
-          <w:rFonts w:ascii="Times New Roman" w:eastAsia="Times New Roman" w:hAnsi="Times New Roman" w:cs="Times New Roman"/>
-          <w:sz w:val="24"/>
-          <w:szCs w:val="24"/>
-          <w:lang w:val="de-DE"/>
-        </w:rPr>
-        <w:t>labelled</w:t>
-      </w:r>
-      <w:proofErr w:type="spellEnd"/>
-      <w:r>
-        <w:rPr>
-          <w:rFonts w:ascii="Times New Roman" w:eastAsia="Times New Roman" w:hAnsi="Times New Roman" w:cs="Times New Roman"/>
-          <w:sz w:val="24"/>
-          <w:szCs w:val="24"/>
-          <w:lang w:val="de-DE"/>
-        </w:rPr>
-        <w:t xml:space="preserve"> -1.</w:t>
+        <w:t>Again, noise is labelled -1.</w:t>
       </w:r>
     </w:p>
     <w:p>
@@ -23077,27 +19952,7 @@
           <w:szCs w:val="24"/>
           <w:lang w:val="en-US"/>
         </w:rPr>
-        <w:t xml:space="preserve">, </w:t>
-      </w:r>
-      <w:proofErr w:type="spellStart"/>
-      <w:r>
-        <w:rPr>
-          <w:rFonts w:ascii="Times New Roman" w:eastAsia="Times New Roman" w:hAnsi="Times New Roman" w:cs="Times New Roman"/>
-          <w:sz w:val="24"/>
-          <w:szCs w:val="24"/>
-          <w:lang w:val="en-US"/>
-        </w:rPr>
-        <w:t>minPts</w:t>
-      </w:r>
-      <w:proofErr w:type="spellEnd"/>
-      <w:r>
-        <w:rPr>
-          <w:rFonts w:ascii="Times New Roman" w:eastAsia="Times New Roman" w:hAnsi="Times New Roman" w:cs="Times New Roman"/>
-          <w:sz w:val="24"/>
-          <w:szCs w:val="24"/>
-          <w:lang w:val="en-US"/>
-        </w:rPr>
-        <w:t xml:space="preserve">)-like parameters and returns optimal labels plus chosen parameters (e.g. sigma, threshold). </w:t>
+        <w:t xml:space="preserve">, minPts)-like parameters and returns optimal labels plus chosen parameters (e.g. sigma, threshold). </w:t>
       </w:r>
       <w:r>
         <w:rPr>
@@ -23106,107 +19961,7 @@
           <w:szCs w:val="24"/>
           <w:lang w:val="de-DE"/>
         </w:rPr>
-        <w:t xml:space="preserve">These </w:t>
-      </w:r>
-      <w:proofErr w:type="spellStart"/>
-      <w:r>
-        <w:rPr>
-          <w:rFonts w:ascii="Times New Roman" w:eastAsia="Times New Roman" w:hAnsi="Times New Roman" w:cs="Times New Roman"/>
-          <w:sz w:val="24"/>
-          <w:szCs w:val="24"/>
-          <w:lang w:val="de-DE"/>
-        </w:rPr>
-        <w:t>are</w:t>
-      </w:r>
-      <w:proofErr w:type="spellEnd"/>
-      <w:r>
-        <w:rPr>
-          <w:rFonts w:ascii="Times New Roman" w:eastAsia="Times New Roman" w:hAnsi="Times New Roman" w:cs="Times New Roman"/>
-          <w:sz w:val="24"/>
-          <w:szCs w:val="24"/>
-          <w:lang w:val="de-DE"/>
-        </w:rPr>
-        <w:t xml:space="preserve"> </w:t>
-      </w:r>
-      <w:proofErr w:type="spellStart"/>
-      <w:r>
-        <w:rPr>
-          <w:rFonts w:ascii="Times New Roman" w:eastAsia="Times New Roman" w:hAnsi="Times New Roman" w:cs="Times New Roman"/>
-          <w:sz w:val="24"/>
-          <w:szCs w:val="24"/>
-          <w:lang w:val="de-DE"/>
-        </w:rPr>
-        <w:t>saved</w:t>
-      </w:r>
-      <w:proofErr w:type="spellEnd"/>
-      <w:r>
-        <w:rPr>
-          <w:rFonts w:ascii="Times New Roman" w:eastAsia="Times New Roman" w:hAnsi="Times New Roman" w:cs="Times New Roman"/>
-          <w:sz w:val="24"/>
-          <w:szCs w:val="24"/>
-          <w:lang w:val="de-DE"/>
-        </w:rPr>
-        <w:t xml:space="preserve"> </w:t>
-      </w:r>
-      <w:proofErr w:type="spellStart"/>
-      <w:r>
-        <w:rPr>
-          <w:rFonts w:ascii="Times New Roman" w:eastAsia="Times New Roman" w:hAnsi="Times New Roman" w:cs="Times New Roman"/>
-          <w:sz w:val="24"/>
-          <w:szCs w:val="24"/>
-          <w:lang w:val="de-DE"/>
-        </w:rPr>
-        <w:t>to</w:t>
-      </w:r>
-      <w:proofErr w:type="spellEnd"/>
-      <w:r>
-        <w:rPr>
-          <w:rFonts w:ascii="Times New Roman" w:eastAsia="Times New Roman" w:hAnsi="Times New Roman" w:cs="Times New Roman"/>
-          <w:sz w:val="24"/>
-          <w:szCs w:val="24"/>
-          <w:lang w:val="de-DE"/>
-        </w:rPr>
-        <w:t xml:space="preserve"> a JSON </w:t>
-      </w:r>
-      <w:proofErr w:type="spellStart"/>
-      <w:r>
-        <w:rPr>
-          <w:rFonts w:ascii="Times New Roman" w:eastAsia="Times New Roman" w:hAnsi="Times New Roman" w:cs="Times New Roman"/>
-          <w:sz w:val="24"/>
-          <w:szCs w:val="24"/>
-          <w:lang w:val="de-DE"/>
-        </w:rPr>
-        <w:t>file</w:t>
-      </w:r>
-      <w:proofErr w:type="spellEnd"/>
-      <w:r>
-        <w:rPr>
-          <w:rFonts w:ascii="Times New Roman" w:eastAsia="Times New Roman" w:hAnsi="Times New Roman" w:cs="Times New Roman"/>
-          <w:sz w:val="24"/>
-          <w:szCs w:val="24"/>
-          <w:lang w:val="de-DE"/>
-        </w:rPr>
-        <w:t xml:space="preserve"> per </w:t>
-      </w:r>
-      <w:proofErr w:type="spellStart"/>
-      <w:r>
-        <w:rPr>
-          <w:rFonts w:ascii="Times New Roman" w:eastAsia="Times New Roman" w:hAnsi="Times New Roman" w:cs="Times New Roman"/>
-          <w:sz w:val="24"/>
-          <w:szCs w:val="24"/>
-          <w:lang w:val="de-DE"/>
-        </w:rPr>
-        <w:t>channel</w:t>
-      </w:r>
-      <w:proofErr w:type="spellEnd"/>
-      <w:r>
-        <w:rPr>
-          <w:rFonts w:ascii="Times New Roman" w:eastAsia="Times New Roman" w:hAnsi="Times New Roman" w:cs="Times New Roman"/>
-          <w:sz w:val="24"/>
-          <w:szCs w:val="24"/>
-          <w:lang w:val="de-DE"/>
-        </w:rPr>
-        <w:t>.</w:t>
+        <w:t>These are saved to a JSON file per channel.</w:t>
       </w:r>
     </w:p>
     <w:p>
@@ -23256,27 +20011,7 @@
           <w:szCs w:val="24"/>
           <w:lang w:val="en-US"/>
         </w:rPr>
-        <w:t xml:space="preserve">Assignment: The combined </w:t>
-      </w:r>
-      <w:proofErr w:type="spellStart"/>
-      <w:r>
-        <w:rPr>
-          <w:rFonts w:ascii="Times New Roman" w:eastAsia="Times New Roman" w:hAnsi="Times New Roman" w:cs="Times New Roman"/>
-          <w:sz w:val="24"/>
-          <w:szCs w:val="24"/>
-          <w:lang w:val="en-US"/>
-        </w:rPr>
-        <w:t>DataFrame</w:t>
-      </w:r>
-      <w:proofErr w:type="spellEnd"/>
-      <w:r>
-        <w:rPr>
-          <w:rFonts w:ascii="Times New Roman" w:eastAsia="Times New Roman" w:hAnsi="Times New Roman" w:cs="Times New Roman"/>
-          <w:sz w:val="24"/>
-          <w:szCs w:val="24"/>
-          <w:lang w:val="en-US"/>
-        </w:rPr>
-        <w:t xml:space="preserve"> receives a cluster column. Each row is assigned the cluster label of its channel.</w:t>
+        <w:t>Assignment: The combined DataFrame receives a cluster column. Each row is assigned the cluster label of its channel.</w:t>
       </w:r>
     </w:p>
     <w:p>
@@ -23301,88 +20036,7 @@
           <w:szCs w:val="24"/>
           <w:lang w:val="en-US"/>
         </w:rPr>
-        <w:lastRenderedPageBreak/>
-        <w:t xml:space="preserve">Cluster Statistics: For each channel, </w:t>
-      </w:r>
-      <w:proofErr w:type="spellStart"/>
-      <w:r>
-        <w:rPr>
-          <w:rFonts w:ascii="Times New Roman" w:eastAsia="Times New Roman" w:hAnsi="Times New Roman" w:cs="Times New Roman"/>
-          <w:sz w:val="24"/>
-          <w:szCs w:val="24"/>
-          <w:lang w:val="en-US"/>
-        </w:rPr>
-        <w:t>save_cluster_stats</w:t>
-      </w:r>
-      <w:proofErr w:type="spellEnd"/>
-      <w:r>
-        <w:rPr>
-          <w:rFonts w:ascii="Times New Roman" w:eastAsia="Times New Roman" w:hAnsi="Times New Roman" w:cs="Times New Roman"/>
-          <w:sz w:val="24"/>
-          <w:szCs w:val="24"/>
-          <w:lang w:val="en-US"/>
-        </w:rPr>
-        <w:t xml:space="preserve">() builds a per-cluster table: cluster ID, channel index, channel label, </w:t>
-      </w:r>
-      <w:proofErr w:type="spellStart"/>
-      <w:r>
-        <w:rPr>
-          <w:rFonts w:ascii="Times New Roman" w:eastAsia="Times New Roman" w:hAnsi="Times New Roman" w:cs="Times New Roman"/>
-          <w:sz w:val="24"/>
-          <w:szCs w:val="24"/>
-          <w:lang w:val="en-US"/>
-        </w:rPr>
-        <w:t>n_points</w:t>
-      </w:r>
-      <w:proofErr w:type="spellEnd"/>
-      <w:r>
-        <w:rPr>
-          <w:rFonts w:ascii="Times New Roman" w:eastAsia="Times New Roman" w:hAnsi="Times New Roman" w:cs="Times New Roman"/>
-          <w:sz w:val="24"/>
-          <w:szCs w:val="24"/>
-          <w:lang w:val="en-US"/>
-        </w:rPr>
-        <w:t>, centroid (</w:t>
-      </w:r>
-      <w:proofErr w:type="spellStart"/>
-      <w:r>
-        <w:rPr>
-          <w:rFonts w:ascii="Times New Roman" w:eastAsia="Times New Roman" w:hAnsi="Times New Roman" w:cs="Times New Roman"/>
-          <w:sz w:val="24"/>
-          <w:szCs w:val="24"/>
-          <w:lang w:val="en-US"/>
-        </w:rPr>
-        <w:t>x_center</w:t>
-      </w:r>
-      <w:proofErr w:type="spellEnd"/>
-      <w:r>
-        <w:rPr>
-          <w:rFonts w:ascii="Times New Roman" w:eastAsia="Times New Roman" w:hAnsi="Times New Roman" w:cs="Times New Roman"/>
-          <w:sz w:val="24"/>
-          <w:szCs w:val="24"/>
-          <w:lang w:val="en-US"/>
-        </w:rPr>
-        <w:t xml:space="preserve">, </w:t>
-      </w:r>
-      <w:proofErr w:type="spellStart"/>
-      <w:r>
-        <w:rPr>
-          <w:rFonts w:ascii="Times New Roman" w:eastAsia="Times New Roman" w:hAnsi="Times New Roman" w:cs="Times New Roman"/>
-          <w:sz w:val="24"/>
-          <w:szCs w:val="24"/>
-          <w:lang w:val="en-US"/>
-        </w:rPr>
-        <w:t>y_center</w:t>
-      </w:r>
-      <w:proofErr w:type="spellEnd"/>
-      <w:r>
-        <w:rPr>
-          <w:rFonts w:ascii="Times New Roman" w:eastAsia="Times New Roman" w:hAnsi="Times New Roman" w:cs="Times New Roman"/>
-          <w:sz w:val="24"/>
-          <w:szCs w:val="24"/>
-          <w:lang w:val="en-US"/>
-        </w:rPr>
-        <w:t>), standard deviations, convex-hull area, and density. Clusters with fewer than three points get an area of 0. A row for “noise” (cluster -1) is appended. The table is saved.</w:t>
+        <w:t>Cluster Statistics: For each channel, save_cluster_stats() builds a per-cluster table: cluster ID, channel index, channel label, n_points, centroid (x_center, y_center), standard deviations, convex-hull area, and density. Clusters with fewer than three points get an area of 0. A row for “noise” (cluster -1) is appended. The table is saved.</w:t>
       </w:r>
     </w:p>
     <w:p>
@@ -23407,27 +20061,7 @@
           <w:szCs w:val="24"/>
           <w:lang w:val="en-US"/>
         </w:rPr>
-        <w:t xml:space="preserve">Outputs: The clustered </w:t>
-      </w:r>
-      <w:proofErr w:type="spellStart"/>
-      <w:r>
-        <w:rPr>
-          <w:rFonts w:ascii="Times New Roman" w:eastAsia="Times New Roman" w:hAnsi="Times New Roman" w:cs="Times New Roman"/>
-          <w:sz w:val="24"/>
-          <w:szCs w:val="24"/>
-          <w:lang w:val="en-US"/>
-        </w:rPr>
-        <w:t>DataFrame</w:t>
-      </w:r>
-      <w:proofErr w:type="spellEnd"/>
-      <w:r>
-        <w:rPr>
-          <w:rFonts w:ascii="Times New Roman" w:eastAsia="Times New Roman" w:hAnsi="Times New Roman" w:cs="Times New Roman"/>
-          <w:sz w:val="24"/>
-          <w:szCs w:val="24"/>
-          <w:lang w:val="en-US"/>
-        </w:rPr>
-        <w:t xml:space="preserve"> is saved. Cluster stat CSVs and JSON (for FINDER) are written to the clustering output directory. Downstream, histograms of cluster size and area are generated, and summary statistics are appended for reporting.</w:t>
+        <w:t>Outputs: The clustered DataFrame is saved. Cluster stat CSVs and JSON (for FINDER) are written to the clustering output directory. Downstream, histograms of cluster size and area are generated, and summary statistics are appended for reporting.</w:t>
       </w:r>
     </w:p>
     <w:p>
@@ -23553,7 +20187,6 @@
         </w:numPr>
         <w:ind w:left="1135"/>
       </w:pPr>
-      <w:proofErr w:type="spellStart"/>
       <w:r>
         <w:rPr>
           <w:rStyle w:val="StrongEmphasis"/>
@@ -23561,7 +20194,6 @@
         </w:rPr>
         <w:t>min_samples</w:t>
       </w:r>
-      <w:proofErr w:type="spellEnd"/>
       <w:r>
         <w:rPr>
           <w:rFonts w:ascii="Times New Roman" w:hAnsi="Times New Roman" w:cs="Times New Roman"/>
@@ -23649,7 +20281,6 @@
         </w:numPr>
         <w:ind w:left="1135"/>
       </w:pPr>
-      <w:proofErr w:type="spellStart"/>
       <w:r>
         <w:rPr>
           <w:rStyle w:val="StrongEmphasis"/>
@@ -23657,7 +20288,6 @@
         </w:rPr>
         <w:t>min_cluster_size</w:t>
       </w:r>
-      <w:proofErr w:type="spellEnd"/>
       <w:r>
         <w:rPr>
           <w:rFonts w:ascii="Times New Roman" w:hAnsi="Times New Roman" w:cs="Times New Roman"/>
@@ -23674,7 +20304,6 @@
         </w:numPr>
         <w:ind w:left="1135"/>
       </w:pPr>
-      <w:proofErr w:type="spellStart"/>
       <w:r>
         <w:rPr>
           <w:rStyle w:val="StrongEmphasis"/>
@@ -23682,7 +20311,6 @@
         </w:rPr>
         <w:t>min_samples</w:t>
       </w:r>
-      <w:proofErr w:type="spellEnd"/>
       <w:r>
         <w:rPr>
           <w:rFonts w:ascii="Times New Roman" w:hAnsi="Times New Roman" w:cs="Times New Roman"/>
@@ -23799,7 +20427,6 @@
           <w:rStyle w:val="StrongEmphasis"/>
           <w:rFonts w:ascii="Times New Roman" w:hAnsi="Times New Roman" w:cs="Times New Roman"/>
         </w:rPr>
-        <w:lastRenderedPageBreak/>
         <w:t>Parameter Search:</w:t>
       </w:r>
       <w:r>
@@ -23808,7 +20435,6 @@
         </w:rPr>
         <w:t xml:space="preserve"> A grid of (threshold, sigma)-like parameters are defined (e.g. </w:t>
       </w:r>
-      <w:proofErr w:type="spellStart"/>
       <w:r>
         <w:rPr>
           <w:rStyle w:val="SourceText"/>
@@ -23816,14 +20442,12 @@
         </w:rPr>
         <w:t>min_threshold</w:t>
       </w:r>
-      <w:proofErr w:type="spellEnd"/>
       <w:r>
         <w:rPr>
           <w:rFonts w:ascii="Times New Roman" w:hAnsi="Times New Roman" w:cs="Times New Roman"/>
         </w:rPr>
         <w:t xml:space="preserve"> to </w:t>
       </w:r>
-      <w:proofErr w:type="spellStart"/>
       <w:r>
         <w:rPr>
           <w:rStyle w:val="SourceText"/>
@@ -23831,14 +20455,12 @@
         </w:rPr>
         <w:t>max_threshold</w:t>
       </w:r>
-      <w:proofErr w:type="spellEnd"/>
       <w:r>
         <w:rPr>
           <w:rFonts w:ascii="Times New Roman" w:hAnsi="Times New Roman" w:cs="Times New Roman"/>
         </w:rPr>
         <w:t xml:space="preserve">, with </w:t>
       </w:r>
-      <w:proofErr w:type="spellStart"/>
       <w:r>
         <w:rPr>
           <w:rStyle w:val="SourceText"/>
@@ -23846,7 +20468,6 @@
         </w:rPr>
         <w:t>points_per_dimension</w:t>
       </w:r>
-      <w:proofErr w:type="spellEnd"/>
       <w:r>
         <w:rPr>
           <w:rFonts w:ascii="Times New Roman" w:hAnsi="Times New Roman" w:cs="Times New Roman"/>
@@ -23972,15 +20593,7 @@
         </w:numPr>
       </w:pPr>
       <w:r>
-        <w:t xml:space="preserve">threshold: This is the baseline DBSCAN </w:t>
-      </w:r>
-      <w:proofErr w:type="spellStart"/>
-      <w:r>
-        <w:t>minPts</w:t>
-      </w:r>
-      <w:proofErr w:type="spellEnd"/>
-      <w:r>
-        <w:t>-like value (minimum neighbors to treat a point as dense/core).</w:t>
+        <w:t>threshold: This is the baseline DBSCAN minPts-like value (minimum neighbors to treat a point as dense/core).</w:t>
       </w:r>
     </w:p>
     <w:p>
@@ -23991,13 +20604,8 @@
           <w:numId w:val="76"/>
         </w:numPr>
       </w:pPr>
-      <w:proofErr w:type="spellStart"/>
-      <w:r>
-        <w:t>points_per_dimension</w:t>
-      </w:r>
-      <w:proofErr w:type="spellEnd"/>
-      <w:r>
-        <w:t>: This controls how finely FINDER samples the parameter space</w:t>
+      <w:r>
+        <w:t>points_per_dimension: This controls how finely FINDER samples the parameter space</w:t>
       </w:r>
       <w:r>
         <w:t>.</w:t>
@@ -24012,23 +20620,7 @@
         </w:numPr>
       </w:pPr>
       <w:r>
-        <w:t>algorithm:  This picks the clustering backend used for each tested parameter pair, e.g. "</w:t>
-      </w:r>
-      <w:proofErr w:type="spellStart"/>
-      <w:r>
-        <w:t>dbscan</w:t>
-      </w:r>
-      <w:proofErr w:type="spellEnd"/>
-      <w:r>
-        <w:t>" or "</w:t>
-      </w:r>
-      <w:proofErr w:type="spellStart"/>
-      <w:r>
-        <w:t>DbscanLoop</w:t>
-      </w:r>
-      <w:proofErr w:type="spellEnd"/>
-      <w:r>
-        <w:t>".</w:t>
+        <w:t>algorithm:  This picks the clustering backend used for each tested parameter pair, e.g. "dbscan" or "DbscanLoop".</w:t>
       </w:r>
     </w:p>
     <w:p>
@@ -24046,45 +20638,14 @@
           <w:lang w:val="en-US"/>
         </w:rPr>
       </w:pPr>
-      <w:proofErr w:type="spellStart"/>
-      <w:r>
-        <w:rPr>
-          <w:rFonts w:ascii="Times New Roman" w:eastAsia="Times New Roman" w:hAnsi="Times New Roman" w:cs="Times New Roman"/>
-          <w:sz w:val="24"/>
-          <w:szCs w:val="24"/>
-          <w:lang w:val="en-US"/>
-        </w:rPr>
-        <w:t>min_threshold</w:t>
-      </w:r>
-      <w:proofErr w:type="spellEnd"/>
-      <w:r>
-        <w:rPr>
-          <w:rFonts w:ascii="Times New Roman" w:eastAsia="Times New Roman" w:hAnsi="Times New Roman" w:cs="Times New Roman"/>
-          <w:sz w:val="24"/>
-          <w:szCs w:val="24"/>
-          <w:lang w:val="en-US"/>
-        </w:rPr>
-        <w:t xml:space="preserve">, </w:t>
-      </w:r>
-      <w:proofErr w:type="spellStart"/>
-      <w:r>
-        <w:rPr>
-          <w:rFonts w:ascii="Times New Roman" w:eastAsia="Times New Roman" w:hAnsi="Times New Roman" w:cs="Times New Roman"/>
-          <w:sz w:val="24"/>
-          <w:szCs w:val="24"/>
-          <w:lang w:val="en-US"/>
-        </w:rPr>
-        <w:t>max_threshold</w:t>
-      </w:r>
-      <w:proofErr w:type="spellEnd"/>
-      <w:r>
-        <w:rPr>
-          <w:rFonts w:ascii="Times New Roman" w:eastAsia="Times New Roman" w:hAnsi="Times New Roman" w:cs="Times New Roman"/>
-          <w:sz w:val="24"/>
-          <w:szCs w:val="24"/>
-          <w:lang w:val="en-US"/>
-        </w:rPr>
-        <w:t>: Range of the threshold parameter in the search.</w:t>
+      <w:r>
+        <w:rPr>
+          <w:rFonts w:ascii="Times New Roman" w:eastAsia="Times New Roman" w:hAnsi="Times New Roman" w:cs="Times New Roman"/>
+          <w:sz w:val="24"/>
+          <w:szCs w:val="24"/>
+          <w:lang w:val="en-US"/>
+        </w:rPr>
+        <w:t>min_threshold, max_threshold: Range of the threshold parameter in the search.</w:t>
       </w:r>
     </w:p>
     <w:p>
@@ -24175,27 +20736,7 @@
           <w:szCs w:val="24"/>
           <w:lang w:val="en-US"/>
         </w:rPr>
-        <w:t xml:space="preserve">When </w:t>
-      </w:r>
-      <w:proofErr w:type="spellStart"/>
-      <w:r>
-        <w:rPr>
-          <w:rFonts w:ascii="Times New Roman" w:eastAsia="Times New Roman" w:hAnsi="Times New Roman" w:cs="Times New Roman"/>
-          <w:sz w:val="24"/>
-          <w:szCs w:val="24"/>
-          <w:lang w:val="en-US"/>
-        </w:rPr>
-        <w:t>clustering.use_cluster_knn</w:t>
-      </w:r>
-      <w:proofErr w:type="spellEnd"/>
-      <w:r>
-        <w:rPr>
-          <w:rFonts w:ascii="Times New Roman" w:eastAsia="Times New Roman" w:hAnsi="Times New Roman" w:cs="Times New Roman"/>
-          <w:sz w:val="24"/>
-          <w:szCs w:val="24"/>
-          <w:lang w:val="en-US"/>
-        </w:rPr>
-        <w:t xml:space="preserve"> is true, a second pass of nearest-neighbor analysis is run on cluster statistics (centroids and areas), not on raw localizations. This characterizes relationships between clusters. For example, the distance from a first channel cluster to the nearest second channel cluster.</w:t>
+        <w:t>When clustering.use_cluster_knn is true, a second pass of nearest-neighbor analysis is run on cluster statistics (centroids and areas), not on raw localizations. This characterizes relationships between clusters. For example, the distance from a first channel cluster to the nearest second channel cluster.</w:t>
       </w:r>
     </w:p>
     <w:p>
@@ -24258,47 +20799,7 @@
           <w:szCs w:val="24"/>
           <w:lang w:val="en-US"/>
         </w:rPr>
-        <w:t xml:space="preserve">Input: Cluster statistics Data-frames (one per channel), with noise (cluster -1) removed and cluster IDs prefixed by channel (e.g. ch0_0, ch1_0) to avoid collisions. These are concatenated into a single table with columns including </w:t>
-      </w:r>
-      <w:proofErr w:type="spellStart"/>
-      <w:r>
-        <w:rPr>
-          <w:rFonts w:ascii="Times New Roman" w:eastAsia="Times New Roman" w:hAnsi="Times New Roman" w:cs="Times New Roman"/>
-          <w:sz w:val="24"/>
-          <w:szCs w:val="24"/>
-          <w:lang w:val="en-US"/>
-        </w:rPr>
-        <w:t>x_center</w:t>
-      </w:r>
-      <w:proofErr w:type="spellEnd"/>
-      <w:r>
-        <w:rPr>
-          <w:rFonts w:ascii="Times New Roman" w:eastAsia="Times New Roman" w:hAnsi="Times New Roman" w:cs="Times New Roman"/>
-          <w:sz w:val="24"/>
-          <w:szCs w:val="24"/>
-          <w:lang w:val="en-US"/>
-        </w:rPr>
-        <w:t xml:space="preserve">, </w:t>
-      </w:r>
-      <w:proofErr w:type="spellStart"/>
-      <w:r>
-        <w:rPr>
-          <w:rFonts w:ascii="Times New Roman" w:eastAsia="Times New Roman" w:hAnsi="Times New Roman" w:cs="Times New Roman"/>
-          <w:sz w:val="24"/>
-          <w:szCs w:val="24"/>
-          <w:lang w:val="en-US"/>
-        </w:rPr>
-        <w:t>y_center</w:t>
-      </w:r>
-      <w:proofErr w:type="spellEnd"/>
-      <w:r>
-        <w:rPr>
-          <w:rFonts w:ascii="Times New Roman" w:eastAsia="Times New Roman" w:hAnsi="Times New Roman" w:cs="Times New Roman"/>
-          <w:sz w:val="24"/>
-          <w:szCs w:val="24"/>
-          <w:lang w:val="en-US"/>
-        </w:rPr>
-        <w:t>, area_nm2, and cluster.</w:t>
+        <w:t>Input: Cluster statistics Data-frames (one per channel), with noise (cluster -1) removed and cluster IDs prefixed by channel (e.g. ch0_0, ch1_0) to avoid collisions. These are concatenated into a single table with columns including x_center, y_center, area_nm2, and cluster.</w:t>
       </w:r>
     </w:p>
     <w:p>
@@ -24324,187 +20825,7 @@
           <w:szCs w:val="24"/>
           <w:lang w:val="en-US"/>
         </w:rPr>
-        <w:t xml:space="preserve">Cluster KNN: </w:t>
-      </w:r>
-      <w:proofErr w:type="spellStart"/>
-      <w:r>
-        <w:rPr>
-          <w:rFonts w:ascii="Times New Roman" w:eastAsia="Times New Roman" w:hAnsi="Times New Roman" w:cs="Times New Roman"/>
-          <w:sz w:val="24"/>
-          <w:szCs w:val="24"/>
-          <w:lang w:val="en-US"/>
-        </w:rPr>
-        <w:t>analyze_nearest_neighbors</w:t>
-      </w:r>
-      <w:proofErr w:type="spellEnd"/>
-      <w:r>
-        <w:rPr>
-          <w:rFonts w:ascii="Times New Roman" w:eastAsia="Times New Roman" w:hAnsi="Times New Roman" w:cs="Times New Roman"/>
-          <w:sz w:val="24"/>
-          <w:szCs w:val="24"/>
-          <w:lang w:val="en-US"/>
-        </w:rPr>
-        <w:t xml:space="preserve">() is called with this combined stats table, using </w:t>
-      </w:r>
-      <w:proofErr w:type="spellStart"/>
-      <w:r>
-        <w:rPr>
-          <w:rFonts w:ascii="Times New Roman" w:eastAsia="Times New Roman" w:hAnsi="Times New Roman" w:cs="Times New Roman"/>
-          <w:sz w:val="24"/>
-          <w:szCs w:val="24"/>
-          <w:lang w:val="en-US"/>
-        </w:rPr>
-        <w:t>x_col</w:t>
-      </w:r>
-      <w:proofErr w:type="spellEnd"/>
-      <w:r>
-        <w:rPr>
-          <w:rFonts w:ascii="Times New Roman" w:eastAsia="Times New Roman" w:hAnsi="Times New Roman" w:cs="Times New Roman"/>
-          <w:sz w:val="24"/>
-          <w:szCs w:val="24"/>
-          <w:lang w:val="en-US"/>
-        </w:rPr>
-        <w:t>='</w:t>
-      </w:r>
-      <w:proofErr w:type="spellStart"/>
-      <w:r>
-        <w:rPr>
-          <w:rFonts w:ascii="Times New Roman" w:eastAsia="Times New Roman" w:hAnsi="Times New Roman" w:cs="Times New Roman"/>
-          <w:sz w:val="24"/>
-          <w:szCs w:val="24"/>
-          <w:lang w:val="en-US"/>
-        </w:rPr>
-        <w:t>x_center</w:t>
-      </w:r>
-      <w:proofErr w:type="spellEnd"/>
-      <w:r>
-        <w:rPr>
-          <w:rFonts w:ascii="Times New Roman" w:eastAsia="Times New Roman" w:hAnsi="Times New Roman" w:cs="Times New Roman"/>
-          <w:sz w:val="24"/>
-          <w:szCs w:val="24"/>
-          <w:lang w:val="en-US"/>
-        </w:rPr>
-        <w:t xml:space="preserve">', </w:t>
-      </w:r>
-      <w:proofErr w:type="spellStart"/>
-      <w:r>
-        <w:rPr>
-          <w:rFonts w:ascii="Times New Roman" w:eastAsia="Times New Roman" w:hAnsi="Times New Roman" w:cs="Times New Roman"/>
-          <w:sz w:val="24"/>
-          <w:szCs w:val="24"/>
-          <w:lang w:val="en-US"/>
-        </w:rPr>
-        <w:t>y_col</w:t>
-      </w:r>
-      <w:proofErr w:type="spellEnd"/>
-      <w:r>
-        <w:rPr>
-          <w:rFonts w:ascii="Times New Roman" w:eastAsia="Times New Roman" w:hAnsi="Times New Roman" w:cs="Times New Roman"/>
-          <w:sz w:val="24"/>
-          <w:szCs w:val="24"/>
-          <w:lang w:val="en-US"/>
-        </w:rPr>
-        <w:t>='</w:t>
-      </w:r>
-      <w:proofErr w:type="spellStart"/>
-      <w:r>
-        <w:rPr>
-          <w:rFonts w:ascii="Times New Roman" w:eastAsia="Times New Roman" w:hAnsi="Times New Roman" w:cs="Times New Roman"/>
-          <w:sz w:val="24"/>
-          <w:szCs w:val="24"/>
-          <w:lang w:val="en-US"/>
-        </w:rPr>
-        <w:t>y_center</w:t>
-      </w:r>
-      <w:proofErr w:type="spellEnd"/>
-      <w:r>
-        <w:rPr>
-          <w:rFonts w:ascii="Times New Roman" w:eastAsia="Times New Roman" w:hAnsi="Times New Roman" w:cs="Times New Roman"/>
-          <w:sz w:val="24"/>
-          <w:szCs w:val="24"/>
-          <w:lang w:val="en-US"/>
-        </w:rPr>
-        <w:t xml:space="preserve">', and </w:t>
-      </w:r>
-      <w:proofErr w:type="spellStart"/>
-      <w:r>
-        <w:rPr>
-          <w:rFonts w:ascii="Times New Roman" w:eastAsia="Times New Roman" w:hAnsi="Times New Roman" w:cs="Times New Roman"/>
-          <w:sz w:val="24"/>
-          <w:szCs w:val="24"/>
-          <w:lang w:val="en-US"/>
-        </w:rPr>
-        <w:t>is_clustered</w:t>
-      </w:r>
-      <w:proofErr w:type="spellEnd"/>
-      <w:r>
-        <w:rPr>
-          <w:rFonts w:ascii="Times New Roman" w:eastAsia="Times New Roman" w:hAnsi="Times New Roman" w:cs="Times New Roman"/>
-          <w:sz w:val="24"/>
-          <w:szCs w:val="24"/>
-          <w:lang w:val="en-US"/>
-        </w:rPr>
-        <w:t xml:space="preserve">=True. Intra- and inter-channel distances between cluster centroids are computed (and optionally mean within radius). Histograms and CSVs are saved with a cluster_ prefix; results are merged into the nearest-cluster </w:t>
-      </w:r>
-      <w:proofErr w:type="spellStart"/>
-      <w:r>
-        <w:rPr>
-          <w:rFonts w:ascii="Times New Roman" w:eastAsia="Times New Roman" w:hAnsi="Times New Roman" w:cs="Times New Roman"/>
-          <w:sz w:val="24"/>
-          <w:szCs w:val="24"/>
-          <w:lang w:val="en-US"/>
-        </w:rPr>
-        <w:t>DataFrame</w:t>
-      </w:r>
-      <w:proofErr w:type="spellEnd"/>
-      <w:r>
-        <w:rPr>
-          <w:rFonts w:ascii="Times New Roman" w:eastAsia="Times New Roman" w:hAnsi="Times New Roman" w:cs="Times New Roman"/>
-          <w:sz w:val="24"/>
-          <w:szCs w:val="24"/>
-          <w:lang w:val="en-US"/>
-        </w:rPr>
-        <w:t xml:space="preserve"> (e.g. columns </w:t>
-      </w:r>
-      <w:proofErr w:type="spellStart"/>
-      <w:r>
-        <w:rPr>
-          <w:rFonts w:ascii="Times New Roman" w:eastAsia="Times New Roman" w:hAnsi="Times New Roman" w:cs="Times New Roman"/>
-          <w:sz w:val="24"/>
-          <w:szCs w:val="24"/>
-          <w:lang w:val="en-US"/>
-        </w:rPr>
-        <w:t>nn_distance_to</w:t>
-      </w:r>
-      <w:proofErr w:type="spellEnd"/>
-      <w:r>
-        <w:rPr>
-          <w:rFonts w:ascii="Times New Roman" w:eastAsia="Times New Roman" w:hAnsi="Times New Roman" w:cs="Times New Roman"/>
-          <w:sz w:val="24"/>
-          <w:szCs w:val="24"/>
-          <w:lang w:val="en-US"/>
-        </w:rPr>
-        <w:t>_&lt;</w:t>
-      </w:r>
-      <w:proofErr w:type="spellStart"/>
-      <w:r>
-        <w:rPr>
-          <w:rFonts w:ascii="Times New Roman" w:eastAsia="Times New Roman" w:hAnsi="Times New Roman" w:cs="Times New Roman"/>
-          <w:sz w:val="24"/>
-          <w:szCs w:val="24"/>
-          <w:lang w:val="en-US"/>
-        </w:rPr>
-        <w:t>other_channel_label</w:t>
-      </w:r>
-      <w:proofErr w:type="spellEnd"/>
-      <w:r>
-        <w:rPr>
-          <w:rFonts w:ascii="Times New Roman" w:eastAsia="Times New Roman" w:hAnsi="Times New Roman" w:cs="Times New Roman"/>
-          <w:sz w:val="24"/>
-          <w:szCs w:val="24"/>
-          <w:lang w:val="en-US"/>
-        </w:rPr>
-        <w:t>&gt;_nm).</w:t>
+        <w:t>Cluster KNN: analyze_nearest_neighbors() is called with this combined stats table, using x_col='x_center', y_col='y_center', and is_clustered=True. Intra- and inter-channel distances between cluster centroids are computed (and optionally mean within radius). Histograms and CSVs are saved with a cluster_ prefix; results are merged into the nearest-cluster DataFrame (e.g. columns nn_distance_to_&lt;other_channel_label&gt;_nm).</w:t>
       </w:r>
     </w:p>
     <w:p>
@@ -24522,7 +20843,6 @@
         <w:rPr>
           <w:rFonts w:ascii="Times New Roman" w:hAnsi="Times New Roman" w:cs="Times New Roman"/>
         </w:rPr>
-        <w:lastRenderedPageBreak/>
         <w:t>All plots are saved in the clustering output directory. Summary statistics from cluster KNN are appended to the pipeline’s summary for reporting.</w:t>
       </w:r>
     </w:p>
@@ -24732,23 +21052,8 @@
         <w:rPr>
           <w:rFonts w:ascii="Times New Roman" w:hAnsi="Times New Roman" w:cs="Times New Roman"/>
         </w:rPr>
-        <w:t xml:space="preserve"> The combined localization </w:t>
-      </w:r>
-      <w:proofErr w:type="spellStart"/>
-      <w:r>
-        <w:rPr>
-          <w:rFonts w:ascii="Times New Roman" w:hAnsi="Times New Roman" w:cs="Times New Roman"/>
-        </w:rPr>
-        <w:t>DataFrame</w:t>
-      </w:r>
-      <w:proofErr w:type="spellEnd"/>
-      <w:r>
-        <w:rPr>
-          <w:rFonts w:ascii="Times New Roman" w:hAnsi="Times New Roman" w:cs="Times New Roman"/>
-        </w:rPr>
-        <w:t xml:space="preserve"> is split by </w:t>
-      </w:r>
-      <w:proofErr w:type="spellStart"/>
+        <w:t xml:space="preserve"> The combined localization DataFrame is split by </w:t>
+      </w:r>
       <w:r>
         <w:rPr>
           <w:rStyle w:val="SourceText"/>
@@ -24756,28 +21061,12 @@
         </w:rPr>
         <w:t>channelIndex</w:t>
       </w:r>
-      <w:proofErr w:type="spellEnd"/>
       <w:r>
         <w:rPr>
           <w:rFonts w:ascii="Times New Roman" w:hAnsi="Times New Roman" w:cs="Times New Roman"/>
         </w:rPr>
-        <w:t xml:space="preserve"> into two channel Data-frames. Columns are renamed to </w:t>
-      </w:r>
-      <w:proofErr w:type="spellStart"/>
-      <w:r>
-        <w:rPr>
-          <w:rFonts w:ascii="Times New Roman" w:hAnsi="Times New Roman" w:cs="Times New Roman"/>
-        </w:rPr>
-        <w:t>Locan</w:t>
-      </w:r>
-      <w:proofErr w:type="spellEnd"/>
-      <w:r>
-        <w:rPr>
-          <w:rFonts w:ascii="Times New Roman" w:hAnsi="Times New Roman" w:cs="Times New Roman"/>
-        </w:rPr>
-        <w:t xml:space="preserve"> conventions (</w:t>
-      </w:r>
-      <w:proofErr w:type="spellStart"/>
+        <w:t xml:space="preserve"> into two channel Data-frames. Columns are renamed to Locan conventions (</w:t>
+      </w:r>
       <w:r>
         <w:rPr>
           <w:rStyle w:val="SourceText"/>
@@ -24785,14 +21074,12 @@
         </w:rPr>
         <w:t>position_x</w:t>
       </w:r>
-      <w:proofErr w:type="spellEnd"/>
       <w:r>
         <w:rPr>
           <w:rFonts w:ascii="Times New Roman" w:hAnsi="Times New Roman" w:cs="Times New Roman"/>
         </w:rPr>
         <w:t xml:space="preserve">, </w:t>
       </w:r>
-      <w:proofErr w:type="spellStart"/>
       <w:r>
         <w:rPr>
           <w:rStyle w:val="SourceText"/>
@@ -24800,14 +21087,12 @@
         </w:rPr>
         <w:t>position_y</w:t>
       </w:r>
-      <w:proofErr w:type="spellEnd"/>
       <w:r>
         <w:rPr>
           <w:rFonts w:ascii="Times New Roman" w:hAnsi="Times New Roman" w:cs="Times New Roman"/>
         </w:rPr>
         <w:t xml:space="preserve">). Each subset is converted to a </w:t>
       </w:r>
-      <w:proofErr w:type="spellStart"/>
       <w:r>
         <w:rPr>
           <w:rStyle w:val="SourceText"/>
@@ -24815,7 +21100,6 @@
         </w:rPr>
         <w:t>locan.LocData</w:t>
       </w:r>
-      <w:proofErr w:type="spellEnd"/>
       <w:r>
         <w:rPr>
           <w:rFonts w:ascii="Times New Roman" w:hAnsi="Times New Roman" w:cs="Times New Roman"/>
@@ -24843,23 +21127,8 @@
         <w:rPr>
           <w:rFonts w:ascii="Times New Roman" w:hAnsi="Times New Roman" w:cs="Times New Roman"/>
         </w:rPr>
-        <w:t xml:space="preserve"> CBC is computed in both directions: Ch1→Ch2 (primary Ch1, reference Ch2) and Ch2→Ch1 (primary Ch2, reference Ch1). For each direction, </w:t>
-      </w:r>
-      <w:proofErr w:type="spellStart"/>
-      <w:r>
-        <w:rPr>
-          <w:rFonts w:ascii="Times New Roman" w:hAnsi="Times New Roman" w:cs="Times New Roman"/>
-        </w:rPr>
-        <w:t>Locan’s</w:t>
-      </w:r>
-      <w:proofErr w:type="spellEnd"/>
-      <w:r>
-        <w:rPr>
-          <w:rFonts w:ascii="Times New Roman" w:hAnsi="Times New Roman" w:cs="Times New Roman"/>
-        </w:rPr>
-        <w:t xml:space="preserve"> </w:t>
-      </w:r>
-      <w:proofErr w:type="spellStart"/>
+        <w:t xml:space="preserve"> CBC is computed in both directions: Ch1→Ch2 (primary Ch1, reference Ch2) and Ch2→Ch1 (primary Ch2, reference Ch1). For each direction, Locan’s </w:t>
+      </w:r>
       <w:r>
         <w:rPr>
           <w:rStyle w:val="SourceText"/>
@@ -24867,7 +21136,6 @@
         </w:rPr>
         <w:t>CoordinateBasedColocalization</w:t>
       </w:r>
-      <w:proofErr w:type="spellEnd"/>
       <w:r>
         <w:rPr>
           <w:rFonts w:ascii="Times New Roman" w:hAnsi="Times New Roman" w:cs="Times New Roman"/>
@@ -24887,7 +21155,6 @@
         </w:rPr>
         <w:t xml:space="preserve"> and </w:t>
       </w:r>
-      <w:proofErr w:type="spellStart"/>
       <w:r>
         <w:rPr>
           <w:rStyle w:val="SourceText"/>
@@ -24895,7 +21162,6 @@
         </w:rPr>
         <w:t>n_steps</w:t>
       </w:r>
-      <w:proofErr w:type="spellEnd"/>
       <w:r>
         <w:rPr>
           <w:rFonts w:ascii="Times New Roman" w:hAnsi="Times New Roman" w:cs="Times New Roman"/>
@@ -24983,7 +21249,6 @@
         </w:numPr>
         <w:ind w:left="1429"/>
       </w:pPr>
-      <w:proofErr w:type="spellStart"/>
       <w:r>
         <w:rPr>
           <w:rStyle w:val="StrongEmphasis"/>
@@ -24991,7 +21256,6 @@
         </w:rPr>
         <w:t>n_steps</w:t>
       </w:r>
-      <w:proofErr w:type="spellEnd"/>
       <w:r>
         <w:rPr>
           <w:rFonts w:ascii="Times New Roman" w:hAnsi="Times New Roman" w:cs="Times New Roman"/>
@@ -25049,27 +21313,7 @@
           <w:szCs w:val="24"/>
           <w:lang w:val="en-US"/>
         </w:rPr>
-        <w:t xml:space="preserve">Purpose: Quantify whether the primary channel is enriched or depleted relative to the reference channel in local </w:t>
-      </w:r>
-      <w:proofErr w:type="spellStart"/>
-      <w:r>
-        <w:rPr>
-          <w:rFonts w:ascii="Times New Roman" w:eastAsia="Times New Roman" w:hAnsi="Times New Roman" w:cs="Times New Roman"/>
-          <w:sz w:val="24"/>
-          <w:szCs w:val="24"/>
-          <w:lang w:val="en-US"/>
-        </w:rPr>
-        <w:t>neighbourhoods</w:t>
-      </w:r>
-      <w:proofErr w:type="spellEnd"/>
-      <w:r>
-        <w:rPr>
-          <w:rFonts w:ascii="Times New Roman" w:eastAsia="Times New Roman" w:hAnsi="Times New Roman" w:cs="Times New Roman"/>
-          <w:sz w:val="24"/>
-          <w:szCs w:val="24"/>
-          <w:lang w:val="en-US"/>
-        </w:rPr>
-        <w:t xml:space="preserve"> defined by the reference channel’s Voronoi tessellation, compared to a random expectation [9].</w:t>
+        <w:t>Purpose: Quantify whether the primary channel is enriched or depleted relative to the reference channel in local neighbourhoods defined by the reference channel’s Voronoi tessellation, compared to a random expectation [9].</w:t>
       </w:r>
     </w:p>
     <w:p>
@@ -25112,7 +21356,6 @@
           <w:rStyle w:val="StrongEmphasis"/>
           <w:rFonts w:ascii="Times New Roman" w:hAnsi="Times New Roman" w:cs="Times New Roman"/>
         </w:rPr>
-        <w:lastRenderedPageBreak/>
         <w:t>Voronoi tessellation:</w:t>
       </w:r>
       <w:r>
@@ -25121,21 +21364,12 @@
         </w:rPr>
         <w:t xml:space="preserve"> In </w:t>
       </w:r>
-      <w:proofErr w:type="spellStart"/>
       <w:r>
         <w:rPr>
           <w:rStyle w:val="SourceText"/>
           <w:rFonts w:ascii="Times New Roman" w:hAnsi="Times New Roman" w:cs="Times New Roman"/>
         </w:rPr>
-        <w:t>relative_enrichment</w:t>
-      </w:r>
-      <w:proofErr w:type="spellEnd"/>
-      <w:r>
-        <w:rPr>
-          <w:rStyle w:val="SourceText"/>
-          <w:rFonts w:ascii="Times New Roman" w:hAnsi="Times New Roman" w:cs="Times New Roman"/>
-        </w:rPr>
-        <w:t>()</w:t>
+        <w:t>relative_enrichment()</w:t>
       </w:r>
       <w:r>
         <w:rPr>
@@ -25154,21 +21388,7 @@
         <w:rPr>
           <w:rFonts w:ascii="Times New Roman" w:hAnsi="Times New Roman" w:cs="Times New Roman"/>
         </w:rPr>
-        <w:t xml:space="preserve"> channel’s localizations are used to build a 2D Voronoi diagram. Each reference point has a Voronoi cell (region). Only finite regions are kept; a </w:t>
-      </w:r>
-      <w:proofErr w:type="spellStart"/>
-      <w:r>
-        <w:rPr>
-          <w:rFonts w:ascii="Times New Roman" w:hAnsi="Times New Roman" w:cs="Times New Roman"/>
-        </w:rPr>
-        <w:t>boolean</w:t>
-      </w:r>
-      <w:proofErr w:type="spellEnd"/>
-      <w:r>
-        <w:rPr>
-          <w:rFonts w:ascii="Times New Roman" w:hAnsi="Times New Roman" w:cs="Times New Roman"/>
-        </w:rPr>
-        <w:t xml:space="preserve"> index marks valid cells.</w:t>
+        <w:t xml:space="preserve"> channel’s localizations are used to build a 2D Voronoi diagram. Each reference point has a Voronoi cell (region). Only finite regions are kept; a boolean index marks valid cells.</w:t>
       </w:r>
     </w:p>
     <w:p>
@@ -25204,23 +21424,8 @@
         <w:rPr>
           <w:rFonts w:ascii="Times New Roman" w:hAnsi="Times New Roman" w:cs="Times New Roman"/>
         </w:rPr>
-        <w:t xml:space="preserve"> channel localizations falling inside that cell is counted (using polygon containment and a </w:t>
-      </w:r>
-      <w:proofErr w:type="spellStart"/>
-      <w:r>
-        <w:rPr>
-          <w:rFonts w:ascii="Times New Roman" w:hAnsi="Times New Roman" w:cs="Times New Roman"/>
-        </w:rPr>
-        <w:t>cKDTree</w:t>
-      </w:r>
-      <w:proofErr w:type="spellEnd"/>
-      <w:r>
-        <w:rPr>
-          <w:rFonts w:ascii="Times New Roman" w:hAnsi="Times New Roman" w:cs="Times New Roman"/>
-        </w:rPr>
-        <w:t xml:space="preserve"> to limit the primary points queried). This gives, per reference localization, a count </w:t>
-      </w:r>
-      <w:proofErr w:type="spellStart"/>
+        <w:t xml:space="preserve"> channel localizations falling inside that cell is counted (using polygon containment and a cKDTree to limit the primary points queried). This gives, per reference localization, a count </w:t>
+      </w:r>
       <w:r>
         <w:rPr>
           <w:rStyle w:val="SourceText"/>
@@ -25228,7 +21433,6 @@
         </w:rPr>
         <w:t>n_points</w:t>
       </w:r>
-      <w:proofErr w:type="spellEnd"/>
       <w:r>
         <w:rPr>
           <w:rFonts w:ascii="Times New Roman" w:hAnsi="Times New Roman" w:cs="Times New Roman"/>
@@ -25284,21 +21488,12 @@
         </w:rPr>
         <w:t xml:space="preserve"> In </w:t>
       </w:r>
-      <w:proofErr w:type="spellStart"/>
       <w:r>
         <w:rPr>
           <w:rStyle w:val="SourceText"/>
           <w:rFonts w:ascii="Times New Roman" w:hAnsi="Times New Roman" w:cs="Times New Roman"/>
         </w:rPr>
-        <w:t>compute_relative_enrichment</w:t>
-      </w:r>
-      <w:proofErr w:type="spellEnd"/>
-      <w:r>
-        <w:rPr>
-          <w:rStyle w:val="SourceText"/>
-          <w:rFonts w:ascii="Times New Roman" w:hAnsi="Times New Roman" w:cs="Times New Roman"/>
-        </w:rPr>
-        <w:t>()</w:t>
+        <w:t>compute_relative_enrichment()</w:t>
       </w:r>
       <w:r>
         <w:rPr>
@@ -25406,147 +21601,7 @@
           <w:szCs w:val="24"/>
           <w:lang w:val="en-US"/>
         </w:rPr>
-        <w:t xml:space="preserve">Processing summary: After each major step (initial, </w:t>
-      </w:r>
-      <w:proofErr w:type="spellStart"/>
-      <w:r>
-        <w:rPr>
-          <w:rFonts w:ascii="Times New Roman" w:eastAsia="Times New Roman" w:hAnsi="Times New Roman" w:cs="Times New Roman"/>
-          <w:sz w:val="24"/>
-          <w:szCs w:val="24"/>
-          <w:lang w:val="en-US"/>
-        </w:rPr>
-        <w:t>after_drift_correction</w:t>
-      </w:r>
-      <w:proofErr w:type="spellEnd"/>
-      <w:r>
-        <w:rPr>
-          <w:rFonts w:ascii="Times New Roman" w:eastAsia="Times New Roman" w:hAnsi="Times New Roman" w:cs="Times New Roman"/>
-          <w:sz w:val="24"/>
-          <w:szCs w:val="24"/>
-          <w:lang w:val="en-US"/>
-        </w:rPr>
-        <w:t xml:space="preserve">, </w:t>
-      </w:r>
-      <w:proofErr w:type="spellStart"/>
-      <w:r>
-        <w:rPr>
-          <w:rFonts w:ascii="Times New Roman" w:eastAsia="Times New Roman" w:hAnsi="Times New Roman" w:cs="Times New Roman"/>
-          <w:sz w:val="24"/>
-          <w:szCs w:val="24"/>
-          <w:lang w:val="en-US"/>
-        </w:rPr>
-        <w:t>after_filtering</w:t>
-      </w:r>
-      <w:proofErr w:type="spellEnd"/>
-      <w:r>
-        <w:rPr>
-          <w:rFonts w:ascii="Times New Roman" w:eastAsia="Times New Roman" w:hAnsi="Times New Roman" w:cs="Times New Roman"/>
-          <w:sz w:val="24"/>
-          <w:szCs w:val="24"/>
-          <w:lang w:val="en-US"/>
-        </w:rPr>
-        <w:t xml:space="preserve">, </w:t>
-      </w:r>
-      <w:proofErr w:type="spellStart"/>
-      <w:r>
-        <w:rPr>
-          <w:rFonts w:ascii="Times New Roman" w:eastAsia="Times New Roman" w:hAnsi="Times New Roman" w:cs="Times New Roman"/>
-          <w:sz w:val="24"/>
-          <w:szCs w:val="24"/>
-          <w:lang w:val="en-US"/>
-        </w:rPr>
-        <w:t>after_temporal_grouping</w:t>
-      </w:r>
-      <w:proofErr w:type="spellEnd"/>
-      <w:r>
-        <w:rPr>
-          <w:rFonts w:ascii="Times New Roman" w:eastAsia="Times New Roman" w:hAnsi="Times New Roman" w:cs="Times New Roman"/>
-          <w:sz w:val="24"/>
-          <w:szCs w:val="24"/>
-          <w:lang w:val="en-US"/>
-        </w:rPr>
-        <w:t xml:space="preserve">, </w:t>
-      </w:r>
-      <w:proofErr w:type="spellStart"/>
-      <w:r>
-        <w:rPr>
-          <w:rFonts w:ascii="Times New Roman" w:eastAsia="Times New Roman" w:hAnsi="Times New Roman" w:cs="Times New Roman"/>
-          <w:sz w:val="24"/>
-          <w:szCs w:val="24"/>
-          <w:lang w:val="en-US"/>
-        </w:rPr>
-        <w:t>after_background_filter</w:t>
-      </w:r>
-      <w:proofErr w:type="spellEnd"/>
-      <w:r>
-        <w:rPr>
-          <w:rFonts w:ascii="Times New Roman" w:eastAsia="Times New Roman" w:hAnsi="Times New Roman" w:cs="Times New Roman"/>
-          <w:sz w:val="24"/>
-          <w:szCs w:val="24"/>
-          <w:lang w:val="en-US"/>
-        </w:rPr>
-        <w:t xml:space="preserve">, </w:t>
-      </w:r>
-      <w:proofErr w:type="spellStart"/>
-      <w:r>
-        <w:rPr>
-          <w:rFonts w:ascii="Times New Roman" w:eastAsia="Times New Roman" w:hAnsi="Times New Roman" w:cs="Times New Roman"/>
-          <w:sz w:val="24"/>
-          <w:szCs w:val="24"/>
-          <w:lang w:val="en-US"/>
-        </w:rPr>
-        <w:t>after_cell_detection</w:t>
-      </w:r>
-      <w:proofErr w:type="spellEnd"/>
-      <w:r>
-        <w:rPr>
-          <w:rFonts w:ascii="Times New Roman" w:eastAsia="Times New Roman" w:hAnsi="Times New Roman" w:cs="Times New Roman"/>
-          <w:sz w:val="24"/>
-          <w:szCs w:val="24"/>
-          <w:lang w:val="en-US"/>
-        </w:rPr>
-        <w:t xml:space="preserve">), metrics (e.g. counts, basic stats) are gathered by </w:t>
-      </w:r>
-      <w:proofErr w:type="spellStart"/>
-      <w:r>
-        <w:rPr>
-          <w:rFonts w:ascii="Times New Roman" w:eastAsia="Times New Roman" w:hAnsi="Times New Roman" w:cs="Times New Roman"/>
-          <w:sz w:val="24"/>
-          <w:szCs w:val="24"/>
-          <w:lang w:val="en-US"/>
-        </w:rPr>
-        <w:t>plot_metrics</w:t>
-      </w:r>
-      <w:proofErr w:type="spellEnd"/>
-      <w:r>
-        <w:rPr>
-          <w:rFonts w:ascii="Times New Roman" w:eastAsia="Times New Roman" w:hAnsi="Times New Roman" w:cs="Times New Roman"/>
-          <w:sz w:val="24"/>
-          <w:szCs w:val="24"/>
-          <w:lang w:val="en-US"/>
-        </w:rPr>
-        <w:t xml:space="preserve">() and passed to </w:t>
-      </w:r>
-      <w:proofErr w:type="spellStart"/>
-      <w:r>
-        <w:rPr>
-          <w:rFonts w:ascii="Times New Roman" w:eastAsia="Times New Roman" w:hAnsi="Times New Roman" w:cs="Times New Roman"/>
-          <w:sz w:val="24"/>
-          <w:szCs w:val="24"/>
-          <w:lang w:val="en-US"/>
-        </w:rPr>
-        <w:t>append_processing_summary_stats</w:t>
-      </w:r>
-      <w:proofErr w:type="spellEnd"/>
-      <w:r>
-        <w:rPr>
-          <w:rFonts w:ascii="Times New Roman" w:eastAsia="Times New Roman" w:hAnsi="Times New Roman" w:cs="Times New Roman"/>
-          <w:sz w:val="24"/>
-          <w:szCs w:val="24"/>
-          <w:lang w:val="en-US"/>
-        </w:rPr>
-        <w:t>(). These are written under the output directory so that retention rates and step-wise metrics are available.</w:t>
+        <w:t>Processing summary: After each major step (initial, after_drift_correction, after_filtering, after_temporal_grouping, after_background_filter, after_cell_detection), metrics (e.g. counts, basic stats) are gathered by plot_metrics() and passed to append_processing_summary_stats(). These are written under the output directory so that retention rates and step-wise metrics are available.</w:t>
       </w:r>
     </w:p>
     <w:p>
@@ -25571,27 +21626,7 @@
           <w:szCs w:val="24"/>
           <w:lang w:val="en-US"/>
         </w:rPr>
-        <w:t xml:space="preserve">Clustering summary: Histogram and cluster-stat plot results are passed to </w:t>
-      </w:r>
-      <w:proofErr w:type="spellStart"/>
-      <w:r>
-        <w:rPr>
-          <w:rFonts w:ascii="Times New Roman" w:eastAsia="Times New Roman" w:hAnsi="Times New Roman" w:cs="Times New Roman"/>
-          <w:sz w:val="24"/>
-          <w:szCs w:val="24"/>
-          <w:lang w:val="en-US"/>
-        </w:rPr>
-        <w:t>append_clustering_summary_stats</w:t>
-      </w:r>
-      <w:proofErr w:type="spellEnd"/>
-      <w:r>
-        <w:rPr>
-          <w:rFonts w:ascii="Times New Roman" w:eastAsia="Times New Roman" w:hAnsi="Times New Roman" w:cs="Times New Roman"/>
-          <w:sz w:val="24"/>
-          <w:szCs w:val="24"/>
-          <w:lang w:val="en-US"/>
-        </w:rPr>
-        <w:t>() and saved in the same output area.</w:t>
+        <w:t>Clustering summary: Histogram and cluster-stat plot results are passed to append_clustering_summary_stats() and saved in the same output area.</w:t>
       </w:r>
     </w:p>
     <w:p>
@@ -25617,87 +21652,7 @@
           <w:szCs w:val="24"/>
           <w:lang w:val="en-US"/>
         </w:rPr>
-        <w:t xml:space="preserve">Nearest </w:t>
-      </w:r>
-      <w:proofErr w:type="spellStart"/>
-      <w:r>
-        <w:rPr>
-          <w:rFonts w:ascii="Times New Roman" w:eastAsia="Times New Roman" w:hAnsi="Times New Roman" w:cs="Times New Roman"/>
-          <w:sz w:val="24"/>
-          <w:szCs w:val="24"/>
-          <w:lang w:val="en-US"/>
-        </w:rPr>
-        <w:t>neighbour</w:t>
-      </w:r>
-      <w:proofErr w:type="spellEnd"/>
-      <w:r>
-        <w:rPr>
-          <w:rFonts w:ascii="Times New Roman" w:eastAsia="Times New Roman" w:hAnsi="Times New Roman" w:cs="Times New Roman"/>
-          <w:sz w:val="24"/>
-          <w:szCs w:val="24"/>
-          <w:lang w:val="en-US"/>
-        </w:rPr>
-        <w:t xml:space="preserve"> summary: Results from </w:t>
-      </w:r>
-      <w:proofErr w:type="spellStart"/>
-      <w:r>
-        <w:rPr>
-          <w:rFonts w:ascii="Times New Roman" w:eastAsia="Times New Roman" w:hAnsi="Times New Roman" w:cs="Times New Roman"/>
-          <w:sz w:val="24"/>
-          <w:szCs w:val="24"/>
-          <w:lang w:val="en-US"/>
-        </w:rPr>
-        <w:t>localisation</w:t>
-      </w:r>
-      <w:proofErr w:type="spellEnd"/>
-      <w:r>
-        <w:rPr>
-          <w:rFonts w:ascii="Times New Roman" w:eastAsia="Times New Roman" w:hAnsi="Times New Roman" w:cs="Times New Roman"/>
-          <w:sz w:val="24"/>
-          <w:szCs w:val="24"/>
-          <w:lang w:val="en-US"/>
-        </w:rPr>
-        <w:t xml:space="preserve">-level nearest </w:t>
-      </w:r>
-      <w:proofErr w:type="spellStart"/>
-      <w:r>
-        <w:rPr>
-          <w:rFonts w:ascii="Times New Roman" w:eastAsia="Times New Roman" w:hAnsi="Times New Roman" w:cs="Times New Roman"/>
-          <w:sz w:val="24"/>
-          <w:szCs w:val="24"/>
-          <w:lang w:val="en-US"/>
-        </w:rPr>
-        <w:t>neighbour</w:t>
-      </w:r>
-      <w:proofErr w:type="spellEnd"/>
-      <w:r>
-        <w:rPr>
-          <w:rFonts w:ascii="Times New Roman" w:eastAsia="Times New Roman" w:hAnsi="Times New Roman" w:cs="Times New Roman"/>
-          <w:sz w:val="24"/>
-          <w:szCs w:val="24"/>
-          <w:lang w:val="en-US"/>
-        </w:rPr>
-        <w:t xml:space="preserve"> and (when enabled) cluster-level KNN are passed to </w:t>
-      </w:r>
-      <w:proofErr w:type="spellStart"/>
-      <w:r>
-        <w:rPr>
-          <w:rFonts w:ascii="Times New Roman" w:eastAsia="Times New Roman" w:hAnsi="Times New Roman" w:cs="Times New Roman"/>
-          <w:sz w:val="24"/>
-          <w:szCs w:val="24"/>
-          <w:lang w:val="en-US"/>
-        </w:rPr>
-        <w:t>append_nn_summary_stats</w:t>
-      </w:r>
-      <w:proofErr w:type="spellEnd"/>
-      <w:r>
-        <w:rPr>
-          <w:rFonts w:ascii="Times New Roman" w:eastAsia="Times New Roman" w:hAnsi="Times New Roman" w:cs="Times New Roman"/>
-          <w:sz w:val="24"/>
-          <w:szCs w:val="24"/>
-          <w:lang w:val="en-US"/>
-        </w:rPr>
-        <w:t>().</w:t>
+        <w:t>Nearest neighbour summary: Results from localisation-level nearest neighbour and (when enabled) cluster-level KNN are passed to append_nn_summary_stats().</w:t>
       </w:r>
     </w:p>
     <w:p>
@@ -25722,47 +21677,7 @@
           <w:szCs w:val="24"/>
           <w:lang w:val="en-US"/>
         </w:rPr>
-        <w:t>Co-</w:t>
-      </w:r>
-      <w:proofErr w:type="spellStart"/>
-      <w:r>
-        <w:rPr>
-          <w:rFonts w:ascii="Times New Roman" w:eastAsia="Times New Roman" w:hAnsi="Times New Roman" w:cs="Times New Roman"/>
-          <w:sz w:val="24"/>
-          <w:szCs w:val="24"/>
-          <w:lang w:val="en-US"/>
-        </w:rPr>
-        <w:t>localisation</w:t>
-      </w:r>
-      <w:proofErr w:type="spellEnd"/>
-      <w:r>
-        <w:rPr>
-          <w:rFonts w:ascii="Times New Roman" w:eastAsia="Times New Roman" w:hAnsi="Times New Roman" w:cs="Times New Roman"/>
-          <w:sz w:val="24"/>
-          <w:szCs w:val="24"/>
-          <w:lang w:val="en-US"/>
-        </w:rPr>
-        <w:t xml:space="preserve"> summary: CBC and RE summary data frames or statistics are passed to </w:t>
-      </w:r>
-      <w:proofErr w:type="spellStart"/>
-      <w:r>
-        <w:rPr>
-          <w:rFonts w:ascii="Times New Roman" w:eastAsia="Times New Roman" w:hAnsi="Times New Roman" w:cs="Times New Roman"/>
-          <w:sz w:val="24"/>
-          <w:szCs w:val="24"/>
-          <w:lang w:val="en-US"/>
-        </w:rPr>
-        <w:t>append_coloc_summary_stats</w:t>
-      </w:r>
-      <w:proofErr w:type="spellEnd"/>
-      <w:r>
-        <w:rPr>
-          <w:rFonts w:ascii="Times New Roman" w:eastAsia="Times New Roman" w:hAnsi="Times New Roman" w:cs="Times New Roman"/>
-          <w:sz w:val="24"/>
-          <w:szCs w:val="24"/>
-          <w:lang w:val="en-US"/>
-        </w:rPr>
-        <w:t>().</w:t>
+        <w:t>Co-localisation summary: CBC and RE summary data frames or statistics are passed to append_coloc_summary_stats().</w:t>
       </w:r>
     </w:p>
     <w:p>
@@ -25873,7 +21788,6 @@
           <w:szCs w:val="24"/>
           <w:lang w:val="en-US"/>
         </w:rPr>
-        <w:lastRenderedPageBreak/>
         <w:t>What is done?</w:t>
       </w:r>
     </w:p>
@@ -25899,267 +21813,7 @@
           <w:szCs w:val="24"/>
           <w:lang w:val="en-US"/>
         </w:rPr>
-        <w:t xml:space="preserve">Stacked histograms: For each of the metrics </w:t>
-      </w:r>
-      <w:proofErr w:type="spellStart"/>
-      <w:r>
-        <w:rPr>
-          <w:rFonts w:ascii="Times New Roman" w:eastAsia="Times New Roman" w:hAnsi="Times New Roman" w:cs="Times New Roman"/>
-          <w:sz w:val="24"/>
-          <w:szCs w:val="24"/>
-          <w:lang w:val="en-US"/>
-        </w:rPr>
-        <w:t>lp</w:t>
-      </w:r>
-      <w:proofErr w:type="spellEnd"/>
-      <w:r>
-        <w:rPr>
-          <w:rFonts w:ascii="Times New Roman" w:eastAsia="Times New Roman" w:hAnsi="Times New Roman" w:cs="Times New Roman"/>
-          <w:sz w:val="24"/>
-          <w:szCs w:val="24"/>
-          <w:lang w:val="en-US"/>
-        </w:rPr>
-        <w:t xml:space="preserve">, </w:t>
-      </w:r>
-      <w:proofErr w:type="spellStart"/>
-      <w:r>
-        <w:rPr>
-          <w:rFonts w:ascii="Times New Roman" w:eastAsia="Times New Roman" w:hAnsi="Times New Roman" w:cs="Times New Roman"/>
-          <w:sz w:val="24"/>
-          <w:szCs w:val="24"/>
-          <w:lang w:val="en-US"/>
-        </w:rPr>
-        <w:t>bg</w:t>
-      </w:r>
-      <w:proofErr w:type="spellEnd"/>
-      <w:r>
-        <w:rPr>
-          <w:rFonts w:ascii="Times New Roman" w:eastAsia="Times New Roman" w:hAnsi="Times New Roman" w:cs="Times New Roman"/>
-          <w:sz w:val="24"/>
-          <w:szCs w:val="24"/>
-          <w:lang w:val="en-US"/>
-        </w:rPr>
-        <w:t xml:space="preserve">, </w:t>
-      </w:r>
-      <w:proofErr w:type="spellStart"/>
-      <w:r>
-        <w:rPr>
-          <w:rFonts w:ascii="Times New Roman" w:eastAsia="Times New Roman" w:hAnsi="Times New Roman" w:cs="Times New Roman"/>
-          <w:sz w:val="24"/>
-          <w:szCs w:val="24"/>
-          <w:lang w:val="en-US"/>
-        </w:rPr>
-        <w:t>sx</w:t>
-      </w:r>
-      <w:proofErr w:type="spellEnd"/>
-      <w:r>
-        <w:rPr>
-          <w:rFonts w:ascii="Times New Roman" w:eastAsia="Times New Roman" w:hAnsi="Times New Roman" w:cs="Times New Roman"/>
-          <w:sz w:val="24"/>
-          <w:szCs w:val="24"/>
-          <w:lang w:val="en-US"/>
-        </w:rPr>
-        <w:t xml:space="preserve">, </w:t>
-      </w:r>
-      <w:proofErr w:type="spellStart"/>
-      <w:r>
-        <w:rPr>
-          <w:rFonts w:ascii="Times New Roman" w:eastAsia="Times New Roman" w:hAnsi="Times New Roman" w:cs="Times New Roman"/>
-          <w:sz w:val="24"/>
-          <w:szCs w:val="24"/>
-          <w:lang w:val="en-US"/>
-        </w:rPr>
-        <w:t>sy</w:t>
-      </w:r>
-      <w:proofErr w:type="spellEnd"/>
-      <w:r>
-        <w:rPr>
-          <w:rFonts w:ascii="Times New Roman" w:eastAsia="Times New Roman" w:hAnsi="Times New Roman" w:cs="Times New Roman"/>
-          <w:sz w:val="24"/>
-          <w:szCs w:val="24"/>
-          <w:lang w:val="en-US"/>
-        </w:rPr>
-        <w:t xml:space="preserve">, and </w:t>
-      </w:r>
-      <w:proofErr w:type="spellStart"/>
-      <w:r>
-        <w:rPr>
-          <w:rFonts w:ascii="Times New Roman" w:eastAsia="Times New Roman" w:hAnsi="Times New Roman" w:cs="Times New Roman"/>
-          <w:sz w:val="24"/>
-          <w:szCs w:val="24"/>
-          <w:lang w:val="en-US"/>
-        </w:rPr>
-        <w:t>pvalue</w:t>
-      </w:r>
-      <w:proofErr w:type="spellEnd"/>
-      <w:r>
-        <w:rPr>
-          <w:rFonts w:ascii="Times New Roman" w:eastAsia="Times New Roman" w:hAnsi="Times New Roman" w:cs="Times New Roman"/>
-          <w:sz w:val="24"/>
-          <w:szCs w:val="24"/>
-          <w:lang w:val="en-US"/>
-        </w:rPr>
-        <w:t xml:space="preserve">, </w:t>
-      </w:r>
-      <w:proofErr w:type="spellStart"/>
-      <w:r>
-        <w:rPr>
-          <w:rFonts w:ascii="Times New Roman" w:eastAsia="Times New Roman" w:hAnsi="Times New Roman" w:cs="Times New Roman"/>
-          <w:sz w:val="24"/>
-          <w:szCs w:val="24"/>
-          <w:lang w:val="en-US"/>
-        </w:rPr>
-        <w:t>create_stacked_histogram</w:t>
-      </w:r>
-      <w:proofErr w:type="spellEnd"/>
-      <w:r>
-        <w:rPr>
-          <w:rFonts w:ascii="Times New Roman" w:eastAsia="Times New Roman" w:hAnsi="Times New Roman" w:cs="Times New Roman"/>
-          <w:sz w:val="24"/>
-          <w:szCs w:val="24"/>
-          <w:lang w:val="en-US"/>
-        </w:rPr>
-        <w:t xml:space="preserve">() is called. It looks for the step-specific histogram images (initial, </w:t>
-      </w:r>
-      <w:proofErr w:type="spellStart"/>
-      <w:r>
-        <w:rPr>
-          <w:rFonts w:ascii="Times New Roman" w:eastAsia="Times New Roman" w:hAnsi="Times New Roman" w:cs="Times New Roman"/>
-          <w:sz w:val="24"/>
-          <w:szCs w:val="24"/>
-          <w:lang w:val="en-US"/>
-        </w:rPr>
-        <w:t>after_drift_correction</w:t>
-      </w:r>
-      <w:proofErr w:type="spellEnd"/>
-      <w:r>
-        <w:rPr>
-          <w:rFonts w:ascii="Times New Roman" w:eastAsia="Times New Roman" w:hAnsi="Times New Roman" w:cs="Times New Roman"/>
-          <w:sz w:val="24"/>
-          <w:szCs w:val="24"/>
-          <w:lang w:val="en-US"/>
-        </w:rPr>
-        <w:t xml:space="preserve">, </w:t>
-      </w:r>
-      <w:proofErr w:type="spellStart"/>
-      <w:r>
-        <w:rPr>
-          <w:rFonts w:ascii="Times New Roman" w:eastAsia="Times New Roman" w:hAnsi="Times New Roman" w:cs="Times New Roman"/>
-          <w:sz w:val="24"/>
-          <w:szCs w:val="24"/>
-          <w:lang w:val="en-US"/>
-        </w:rPr>
-        <w:t>after_sigma_filter</w:t>
-      </w:r>
-      <w:proofErr w:type="spellEnd"/>
-      <w:r>
-        <w:rPr>
-          <w:rFonts w:ascii="Times New Roman" w:eastAsia="Times New Roman" w:hAnsi="Times New Roman" w:cs="Times New Roman"/>
-          <w:sz w:val="24"/>
-          <w:szCs w:val="24"/>
-          <w:lang w:val="en-US"/>
-        </w:rPr>
-        <w:t xml:space="preserve">, </w:t>
-      </w:r>
-      <w:proofErr w:type="spellStart"/>
-      <w:r>
-        <w:rPr>
-          <w:rFonts w:ascii="Times New Roman" w:eastAsia="Times New Roman" w:hAnsi="Times New Roman" w:cs="Times New Roman"/>
-          <w:sz w:val="24"/>
-          <w:szCs w:val="24"/>
-          <w:lang w:val="en-US"/>
-        </w:rPr>
-        <w:t>after_photons_count_filter</w:t>
-      </w:r>
-      <w:proofErr w:type="spellEnd"/>
-      <w:r>
-        <w:rPr>
-          <w:rFonts w:ascii="Times New Roman" w:eastAsia="Times New Roman" w:hAnsi="Times New Roman" w:cs="Times New Roman"/>
-          <w:sz w:val="24"/>
-          <w:szCs w:val="24"/>
-          <w:lang w:val="en-US"/>
-        </w:rPr>
-        <w:t xml:space="preserve">, </w:t>
-      </w:r>
-      <w:proofErr w:type="spellStart"/>
-      <w:r>
-        <w:rPr>
-          <w:rFonts w:ascii="Times New Roman" w:eastAsia="Times New Roman" w:hAnsi="Times New Roman" w:cs="Times New Roman"/>
-          <w:sz w:val="24"/>
-          <w:szCs w:val="24"/>
-          <w:lang w:val="en-US"/>
-        </w:rPr>
-        <w:t>after_localization_precision_filter</w:t>
-      </w:r>
-      <w:proofErr w:type="spellEnd"/>
-      <w:r>
-        <w:rPr>
-          <w:rFonts w:ascii="Times New Roman" w:eastAsia="Times New Roman" w:hAnsi="Times New Roman" w:cs="Times New Roman"/>
-          <w:sz w:val="24"/>
-          <w:szCs w:val="24"/>
-          <w:lang w:val="en-US"/>
-        </w:rPr>
-        <w:t xml:space="preserve">, </w:t>
-      </w:r>
-      <w:proofErr w:type="spellStart"/>
-      <w:r>
-        <w:rPr>
-          <w:rFonts w:ascii="Times New Roman" w:eastAsia="Times New Roman" w:hAnsi="Times New Roman" w:cs="Times New Roman"/>
-          <w:sz w:val="24"/>
-          <w:szCs w:val="24"/>
-          <w:lang w:val="en-US"/>
-        </w:rPr>
-        <w:t>after_pvalue_filter</w:t>
-      </w:r>
-      <w:proofErr w:type="spellEnd"/>
-      <w:r>
-        <w:rPr>
-          <w:rFonts w:ascii="Times New Roman" w:eastAsia="Times New Roman" w:hAnsi="Times New Roman" w:cs="Times New Roman"/>
-          <w:sz w:val="24"/>
-          <w:szCs w:val="24"/>
-          <w:lang w:val="en-US"/>
-        </w:rPr>
-        <w:t xml:space="preserve">, </w:t>
-      </w:r>
-      <w:proofErr w:type="spellStart"/>
-      <w:r>
-        <w:rPr>
-          <w:rFonts w:ascii="Times New Roman" w:eastAsia="Times New Roman" w:hAnsi="Times New Roman" w:cs="Times New Roman"/>
-          <w:sz w:val="24"/>
-          <w:szCs w:val="24"/>
-          <w:lang w:val="en-US"/>
-        </w:rPr>
-        <w:t>after_temporal_grouping</w:t>
-      </w:r>
-      <w:proofErr w:type="spellEnd"/>
-      <w:r>
-        <w:rPr>
-          <w:rFonts w:ascii="Times New Roman" w:eastAsia="Times New Roman" w:hAnsi="Times New Roman" w:cs="Times New Roman"/>
-          <w:sz w:val="24"/>
-          <w:szCs w:val="24"/>
-          <w:lang w:val="en-US"/>
-        </w:rPr>
-        <w:t xml:space="preserve">, </w:t>
-      </w:r>
-      <w:proofErr w:type="spellStart"/>
-      <w:r>
-        <w:rPr>
-          <w:rFonts w:ascii="Times New Roman" w:eastAsia="Times New Roman" w:hAnsi="Times New Roman" w:cs="Times New Roman"/>
-          <w:sz w:val="24"/>
-          <w:szCs w:val="24"/>
-          <w:lang w:val="en-US"/>
-        </w:rPr>
-        <w:t>after_cell_detection</w:t>
-      </w:r>
-      <w:proofErr w:type="spellEnd"/>
-      <w:r>
-        <w:rPr>
-          <w:rFonts w:ascii="Times New Roman" w:eastAsia="Times New Roman" w:hAnsi="Times New Roman" w:cs="Times New Roman"/>
-          <w:sz w:val="24"/>
-          <w:szCs w:val="24"/>
-          <w:lang w:val="en-US"/>
-        </w:rPr>
-        <w:t>) in the temporary directory structure. For each metric, it stacks these images vertically into a single image and saves it as e.g. {metric}_hist_all_steps.png in the temp tree. Only the steps that produced a file are included.</w:t>
+        <w:t>Stacked histograms: For each of the metrics lp, bg, sx, sy, and pvalue, create_stacked_histogram() is called. It looks for the step-specific histogram images (initial, after_drift_correction, after_sigma_filter, after_photons_count_filter, after_localization_precision_filter, after_pvalue_filter, after_temporal_grouping, after_cell_detection) in the temporary directory structure. For each metric, it stacks these images vertically into a single image and saves it as e.g. {metric}_hist_all_steps.png in the temp tree. Only the steps that produced a file are included.</w:t>
       </w:r>
     </w:p>
     <w:p>
@@ -26209,47 +21863,7 @@
           <w:szCs w:val="24"/>
           <w:lang w:val="en-US"/>
         </w:rPr>
-        <w:t>All CSV files from the temp tree are moved into temp/</w:t>
-      </w:r>
-      <w:proofErr w:type="spellStart"/>
-      <w:r>
-        <w:rPr>
-          <w:rFonts w:ascii="Times New Roman" w:eastAsia="Times New Roman" w:hAnsi="Times New Roman" w:cs="Times New Roman"/>
-          <w:sz w:val="24"/>
-          <w:szCs w:val="24"/>
-          <w:lang w:val="en-US"/>
-        </w:rPr>
-        <w:t>test_data</w:t>
-      </w:r>
-      <w:proofErr w:type="spellEnd"/>
-      <w:r>
-        <w:rPr>
-          <w:rFonts w:ascii="Times New Roman" w:eastAsia="Times New Roman" w:hAnsi="Times New Roman" w:cs="Times New Roman"/>
-          <w:sz w:val="24"/>
-          <w:szCs w:val="24"/>
-          <w:lang w:val="en-US"/>
-        </w:rPr>
-        <w:t xml:space="preserve">/ via </w:t>
-      </w:r>
-      <w:proofErr w:type="spellStart"/>
-      <w:r>
-        <w:rPr>
-          <w:rFonts w:ascii="Times New Roman" w:eastAsia="Times New Roman" w:hAnsi="Times New Roman" w:cs="Times New Roman"/>
-          <w:sz w:val="24"/>
-          <w:szCs w:val="24"/>
-          <w:lang w:val="en-US"/>
-        </w:rPr>
-        <w:t>move_all_files</w:t>
-      </w:r>
-      <w:proofErr w:type="spellEnd"/>
-      <w:r>
-        <w:rPr>
-          <w:rFonts w:ascii="Times New Roman" w:eastAsia="Times New Roman" w:hAnsi="Times New Roman" w:cs="Times New Roman"/>
-          <w:sz w:val="24"/>
-          <w:szCs w:val="24"/>
-          <w:lang w:val="en-US"/>
-        </w:rPr>
-        <w:t>().</w:t>
+        <w:t>All CSV files from the temp tree are moved into temp/test_data/ via move_all_files().</w:t>
       </w:r>
     </w:p>
     <w:p>
@@ -26274,147 +21888,7 @@
           <w:szCs w:val="24"/>
           <w:lang w:val="en-US"/>
         </w:rPr>
-        <w:t xml:space="preserve">CSVs from the sub-folders </w:t>
-      </w:r>
-      <w:proofErr w:type="spellStart"/>
-      <w:r>
-        <w:rPr>
-          <w:rFonts w:ascii="Times New Roman" w:eastAsia="Times New Roman" w:hAnsi="Times New Roman" w:cs="Times New Roman"/>
-          <w:sz w:val="24"/>
-          <w:szCs w:val="24"/>
-          <w:lang w:val="en-US"/>
-        </w:rPr>
-        <w:t>drift_corrected</w:t>
-      </w:r>
-      <w:proofErr w:type="spellEnd"/>
-      <w:r>
-        <w:rPr>
-          <w:rFonts w:ascii="Times New Roman" w:eastAsia="Times New Roman" w:hAnsi="Times New Roman" w:cs="Times New Roman"/>
-          <w:sz w:val="24"/>
-          <w:szCs w:val="24"/>
-          <w:lang w:val="en-US"/>
-        </w:rPr>
-        <w:t xml:space="preserve">, filtered, </w:t>
-      </w:r>
-      <w:proofErr w:type="spellStart"/>
-      <w:r>
-        <w:rPr>
-          <w:rFonts w:ascii="Times New Roman" w:eastAsia="Times New Roman" w:hAnsi="Times New Roman" w:cs="Times New Roman"/>
-          <w:sz w:val="24"/>
-          <w:szCs w:val="24"/>
-          <w:lang w:val="en-US"/>
-        </w:rPr>
-        <w:t>temporal_grouped</w:t>
-      </w:r>
-      <w:proofErr w:type="spellEnd"/>
-      <w:r>
-        <w:rPr>
-          <w:rFonts w:ascii="Times New Roman" w:eastAsia="Times New Roman" w:hAnsi="Times New Roman" w:cs="Times New Roman"/>
-          <w:sz w:val="24"/>
-          <w:szCs w:val="24"/>
-          <w:lang w:val="en-US"/>
-        </w:rPr>
-        <w:t xml:space="preserve">, </w:t>
-      </w:r>
-      <w:proofErr w:type="spellStart"/>
-      <w:r>
-        <w:rPr>
-          <w:rFonts w:ascii="Times New Roman" w:eastAsia="Times New Roman" w:hAnsi="Times New Roman" w:cs="Times New Roman"/>
-          <w:sz w:val="24"/>
-          <w:szCs w:val="24"/>
-          <w:lang w:val="en-US"/>
-        </w:rPr>
-        <w:t>cell_detected</w:t>
-      </w:r>
-      <w:proofErr w:type="spellEnd"/>
-      <w:r>
-        <w:rPr>
-          <w:rFonts w:ascii="Times New Roman" w:eastAsia="Times New Roman" w:hAnsi="Times New Roman" w:cs="Times New Roman"/>
-          <w:sz w:val="24"/>
-          <w:szCs w:val="24"/>
-          <w:lang w:val="en-US"/>
-        </w:rPr>
-        <w:t xml:space="preserve">, and from </w:t>
-      </w:r>
-      <w:proofErr w:type="spellStart"/>
-      <w:r>
-        <w:rPr>
-          <w:rFonts w:ascii="Times New Roman" w:eastAsia="Times New Roman" w:hAnsi="Times New Roman" w:cs="Times New Roman"/>
-          <w:sz w:val="24"/>
-          <w:szCs w:val="24"/>
-          <w:lang w:val="en-US"/>
-        </w:rPr>
-        <w:t>quantification_results</w:t>
-      </w:r>
-      <w:proofErr w:type="spellEnd"/>
-      <w:r>
-        <w:rPr>
-          <w:rFonts w:ascii="Times New Roman" w:eastAsia="Times New Roman" w:hAnsi="Times New Roman" w:cs="Times New Roman"/>
-          <w:sz w:val="24"/>
-          <w:szCs w:val="24"/>
-          <w:lang w:val="en-US"/>
-        </w:rPr>
-        <w:t xml:space="preserve">/clustering and </w:t>
-      </w:r>
-      <w:proofErr w:type="spellStart"/>
-      <w:r>
-        <w:rPr>
-          <w:rFonts w:ascii="Times New Roman" w:eastAsia="Times New Roman" w:hAnsi="Times New Roman" w:cs="Times New Roman"/>
-          <w:sz w:val="24"/>
-          <w:szCs w:val="24"/>
-          <w:lang w:val="en-US"/>
-        </w:rPr>
-        <w:t>quantification_results</w:t>
-      </w:r>
-      <w:proofErr w:type="spellEnd"/>
-      <w:r>
-        <w:rPr>
-          <w:rFonts w:ascii="Times New Roman" w:eastAsia="Times New Roman" w:hAnsi="Times New Roman" w:cs="Times New Roman"/>
-          <w:sz w:val="24"/>
-          <w:szCs w:val="24"/>
-          <w:lang w:val="en-US"/>
-        </w:rPr>
-        <w:t>/</w:t>
-      </w:r>
-      <w:proofErr w:type="spellStart"/>
-      <w:r>
-        <w:rPr>
-          <w:rFonts w:ascii="Times New Roman" w:eastAsia="Times New Roman" w:hAnsi="Times New Roman" w:cs="Times New Roman"/>
-          <w:sz w:val="24"/>
-          <w:szCs w:val="24"/>
-          <w:lang w:val="en-US"/>
-        </w:rPr>
-        <w:t>distance_based</w:t>
-      </w:r>
-      <w:proofErr w:type="spellEnd"/>
-      <w:r>
-        <w:rPr>
-          <w:rFonts w:ascii="Times New Roman" w:eastAsia="Times New Roman" w:hAnsi="Times New Roman" w:cs="Times New Roman"/>
-          <w:sz w:val="24"/>
-          <w:szCs w:val="24"/>
-          <w:lang w:val="en-US"/>
-        </w:rPr>
-        <w:t xml:space="preserve"> are moved into temp/</w:t>
-      </w:r>
-      <w:proofErr w:type="spellStart"/>
-      <w:r>
-        <w:rPr>
-          <w:rFonts w:ascii="Times New Roman" w:eastAsia="Times New Roman" w:hAnsi="Times New Roman" w:cs="Times New Roman"/>
-          <w:sz w:val="24"/>
-          <w:szCs w:val="24"/>
-          <w:lang w:val="en-US"/>
-        </w:rPr>
-        <w:t>test_data</w:t>
-      </w:r>
-      <w:proofErr w:type="spellEnd"/>
-      <w:r>
-        <w:rPr>
-          <w:rFonts w:ascii="Times New Roman" w:eastAsia="Times New Roman" w:hAnsi="Times New Roman" w:cs="Times New Roman"/>
-          <w:sz w:val="24"/>
-          <w:szCs w:val="24"/>
-          <w:lang w:val="en-US"/>
-        </w:rPr>
-        <w:t>/.</w:t>
+        <w:t>CSVs from the sub-folders drift_corrected, filtered, temporal_grouped, cell_detected, and from quantification_results/clustering and quantification_results/distance_based are moved into temp/test_data/.</w:t>
       </w:r>
     </w:p>
     <w:p>
@@ -26439,147 +21913,7 @@
           <w:szCs w:val="24"/>
           <w:lang w:val="en-US"/>
         </w:rPr>
-        <w:t>All images (e.g. .</w:t>
-      </w:r>
-      <w:proofErr w:type="spellStart"/>
-      <w:r>
-        <w:rPr>
-          <w:rFonts w:ascii="Times New Roman" w:eastAsia="Times New Roman" w:hAnsi="Times New Roman" w:cs="Times New Roman"/>
-          <w:sz w:val="24"/>
-          <w:szCs w:val="24"/>
-          <w:lang w:val="en-US"/>
-        </w:rPr>
-        <w:t>png</w:t>
-      </w:r>
-      <w:proofErr w:type="spellEnd"/>
-      <w:r>
-        <w:rPr>
-          <w:rFonts w:ascii="Times New Roman" w:eastAsia="Times New Roman" w:hAnsi="Times New Roman" w:cs="Times New Roman"/>
-          <w:sz w:val="24"/>
-          <w:szCs w:val="24"/>
-          <w:lang w:val="en-US"/>
-        </w:rPr>
-        <w:t>) under the temp tree are moved into temp/</w:t>
-      </w:r>
-      <w:proofErr w:type="spellStart"/>
-      <w:r>
-        <w:rPr>
-          <w:rFonts w:ascii="Times New Roman" w:eastAsia="Times New Roman" w:hAnsi="Times New Roman" w:cs="Times New Roman"/>
-          <w:sz w:val="24"/>
-          <w:szCs w:val="24"/>
-          <w:lang w:val="en-US"/>
-        </w:rPr>
-        <w:t>test_images</w:t>
-      </w:r>
-      <w:proofErr w:type="spellEnd"/>
-      <w:r>
-        <w:rPr>
-          <w:rFonts w:ascii="Times New Roman" w:eastAsia="Times New Roman" w:hAnsi="Times New Roman" w:cs="Times New Roman"/>
-          <w:sz w:val="24"/>
-          <w:szCs w:val="24"/>
-          <w:lang w:val="en-US"/>
-        </w:rPr>
-        <w:t xml:space="preserve">/ via </w:t>
-      </w:r>
-      <w:proofErr w:type="spellStart"/>
-      <w:r>
-        <w:rPr>
-          <w:rFonts w:ascii="Times New Roman" w:eastAsia="Times New Roman" w:hAnsi="Times New Roman" w:cs="Times New Roman"/>
-          <w:sz w:val="24"/>
-          <w:szCs w:val="24"/>
-          <w:lang w:val="en-US"/>
-        </w:rPr>
-        <w:t>move_all_images</w:t>
-      </w:r>
-      <w:proofErr w:type="spellEnd"/>
-      <w:r>
-        <w:rPr>
-          <w:rFonts w:ascii="Times New Roman" w:eastAsia="Times New Roman" w:hAnsi="Times New Roman" w:cs="Times New Roman"/>
-          <w:sz w:val="24"/>
-          <w:szCs w:val="24"/>
-          <w:lang w:val="en-US"/>
-        </w:rPr>
-        <w:t xml:space="preserve">(), including images from </w:t>
-      </w:r>
-      <w:proofErr w:type="spellStart"/>
-      <w:r>
-        <w:rPr>
-          <w:rFonts w:ascii="Times New Roman" w:eastAsia="Times New Roman" w:hAnsi="Times New Roman" w:cs="Times New Roman"/>
-          <w:sz w:val="24"/>
-          <w:szCs w:val="24"/>
-          <w:lang w:val="en-US"/>
-        </w:rPr>
-        <w:t>quantification_results</w:t>
-      </w:r>
-      <w:proofErr w:type="spellEnd"/>
-      <w:r>
-        <w:rPr>
-          <w:rFonts w:ascii="Times New Roman" w:eastAsia="Times New Roman" w:hAnsi="Times New Roman" w:cs="Times New Roman"/>
-          <w:sz w:val="24"/>
-          <w:szCs w:val="24"/>
-          <w:lang w:val="en-US"/>
-        </w:rPr>
-        <w:t xml:space="preserve">/clustering, </w:t>
-      </w:r>
-      <w:proofErr w:type="spellStart"/>
-      <w:r>
-        <w:rPr>
-          <w:rFonts w:ascii="Times New Roman" w:eastAsia="Times New Roman" w:hAnsi="Times New Roman" w:cs="Times New Roman"/>
-          <w:sz w:val="24"/>
-          <w:szCs w:val="24"/>
-          <w:lang w:val="en-US"/>
-        </w:rPr>
-        <w:t>quantification_results</w:t>
-      </w:r>
-      <w:proofErr w:type="spellEnd"/>
-      <w:r>
-        <w:rPr>
-          <w:rFonts w:ascii="Times New Roman" w:eastAsia="Times New Roman" w:hAnsi="Times New Roman" w:cs="Times New Roman"/>
-          <w:sz w:val="24"/>
-          <w:szCs w:val="24"/>
-          <w:lang w:val="en-US"/>
-        </w:rPr>
-        <w:t>/</w:t>
-      </w:r>
-      <w:proofErr w:type="spellStart"/>
-      <w:r>
-        <w:rPr>
-          <w:rFonts w:ascii="Times New Roman" w:eastAsia="Times New Roman" w:hAnsi="Times New Roman" w:cs="Times New Roman"/>
-          <w:sz w:val="24"/>
-          <w:szCs w:val="24"/>
-          <w:lang w:val="en-US"/>
-        </w:rPr>
-        <w:t>distance_based</w:t>
-      </w:r>
-      <w:proofErr w:type="spellEnd"/>
-      <w:r>
-        <w:rPr>
-          <w:rFonts w:ascii="Times New Roman" w:eastAsia="Times New Roman" w:hAnsi="Times New Roman" w:cs="Times New Roman"/>
-          <w:sz w:val="24"/>
-          <w:szCs w:val="24"/>
-          <w:lang w:val="en-US"/>
-        </w:rPr>
-        <w:t xml:space="preserve">, and </w:t>
-      </w:r>
-      <w:proofErr w:type="spellStart"/>
-      <w:r>
-        <w:rPr>
-          <w:rFonts w:ascii="Times New Roman" w:eastAsia="Times New Roman" w:hAnsi="Times New Roman" w:cs="Times New Roman"/>
-          <w:sz w:val="24"/>
-          <w:szCs w:val="24"/>
-          <w:lang w:val="en-US"/>
-        </w:rPr>
-        <w:t>quantification_results</w:t>
-      </w:r>
-      <w:proofErr w:type="spellEnd"/>
-      <w:r>
-        <w:rPr>
-          <w:rFonts w:ascii="Times New Roman" w:eastAsia="Times New Roman" w:hAnsi="Times New Roman" w:cs="Times New Roman"/>
-          <w:sz w:val="24"/>
-          <w:szCs w:val="24"/>
-          <w:lang w:val="en-US"/>
-        </w:rPr>
-        <w:t>/colocalization.</w:t>
+        <w:t>All images (e.g. .png) under the temp tree are moved into temp/test_images/ via move_all_images(), including images from quantification_results/clustering, quantification_results/distance_based, and quantification_results/colocalization.</w:t>
       </w:r>
     </w:p>
     <w:p>
@@ -26617,27 +21951,7 @@
           <w:szCs w:val="24"/>
           <w:lang w:val="en-US"/>
         </w:rPr>
-        <w:t xml:space="preserve">ZIP archive: The entire temp directory is zipped using </w:t>
-      </w:r>
-      <w:proofErr w:type="spellStart"/>
-      <w:r>
-        <w:rPr>
-          <w:rFonts w:ascii="Times New Roman" w:eastAsia="Times New Roman" w:hAnsi="Times New Roman" w:cs="Times New Roman"/>
-          <w:sz w:val="24"/>
-          <w:szCs w:val="24"/>
-          <w:lang w:val="en-US"/>
-        </w:rPr>
-        <w:t>zip_and_rename_folder</w:t>
-      </w:r>
-      <w:proofErr w:type="spellEnd"/>
-      <w:r>
-        <w:rPr>
-          <w:rFonts w:ascii="Times New Roman" w:eastAsia="Times New Roman" w:hAnsi="Times New Roman" w:cs="Times New Roman"/>
-          <w:sz w:val="24"/>
-          <w:szCs w:val="24"/>
-          <w:lang w:val="en-US"/>
-        </w:rPr>
-        <w:t>(). The archive name is the experiment base name (e.g. derived from the input file name), and the archive is written to data/output/. If a file with that name already exists, a unique name is generated (suffix with a letter or number) to avoid overwriting.</w:t>
+        <w:t>ZIP archive: The entire temp directory is zipped using zip_and_rename_folder(). The archive name is the experiment base name (e.g. derived from the input file name), and the archive is written to data/output/. If a file with that name already exists, a unique name is generated (suffix with a letter or number) to avoid overwriting.</w:t>
       </w:r>
     </w:p>
     <w:p>
@@ -26779,25 +22093,14 @@
           <w:lang w:val="en-US"/>
         </w:rPr>
       </w:pPr>
-      <w:proofErr w:type="spellStart"/>
-      <w:r>
-        <w:rPr>
-          <w:rFonts w:ascii="Times New Roman" w:eastAsia="Times New Roman" w:hAnsi="Times New Roman" w:cs="Times New Roman"/>
-          <w:sz w:val="24"/>
-          <w:szCs w:val="24"/>
-          <w:lang w:val="en-US"/>
-        </w:rPr>
-        <w:t>test_data</w:t>
-      </w:r>
-      <w:proofErr w:type="spellEnd"/>
-      <w:r>
-        <w:rPr>
-          <w:rFonts w:ascii="Times New Roman" w:eastAsia="Times New Roman" w:hAnsi="Times New Roman" w:cs="Times New Roman"/>
-          <w:sz w:val="24"/>
-          <w:szCs w:val="24"/>
-          <w:lang w:val="en-US"/>
-        </w:rPr>
-        <w:t>/ — All CSV outputs (initial, drift-corrected, filtered, temporal-grouped, cell-detected, clustering, distance-based, co-localization, and any summary CSVs moved there).</w:t>
+      <w:r>
+        <w:rPr>
+          <w:rFonts w:ascii="Times New Roman" w:eastAsia="Times New Roman" w:hAnsi="Times New Roman" w:cs="Times New Roman"/>
+          <w:sz w:val="24"/>
+          <w:szCs w:val="24"/>
+          <w:lang w:val="en-US"/>
+        </w:rPr>
+        <w:t>test_data/ — All CSV outputs (initial, drift-corrected, filtered, temporal-grouped, cell-detected, clustering, distance-based, co-localization, and any summary CSVs moved there).</w:t>
       </w:r>
     </w:p>
     <w:p>
@@ -26814,25 +22117,14 @@
           <w:lang w:val="en-US"/>
         </w:rPr>
       </w:pPr>
-      <w:proofErr w:type="spellStart"/>
-      <w:r>
-        <w:rPr>
-          <w:rFonts w:ascii="Times New Roman" w:eastAsia="Times New Roman" w:hAnsi="Times New Roman" w:cs="Times New Roman"/>
-          <w:sz w:val="24"/>
-          <w:szCs w:val="24"/>
-          <w:lang w:val="en-US"/>
-        </w:rPr>
-        <w:t>test_images</w:t>
-      </w:r>
-      <w:proofErr w:type="spellEnd"/>
-      <w:r>
-        <w:rPr>
-          <w:rFonts w:ascii="Times New Roman" w:eastAsia="Times New Roman" w:hAnsi="Times New Roman" w:cs="Times New Roman"/>
-          <w:sz w:val="24"/>
-          <w:szCs w:val="24"/>
-          <w:lang w:val="en-US"/>
-        </w:rPr>
-        <w:t>/ — All images: step-wise histograms, stacked histograms, cluster and NN plots, CBC and RE figures, cell detection and Voronoi images, etc.</w:t>
+      <w:r>
+        <w:rPr>
+          <w:rFonts w:ascii="Times New Roman" w:eastAsia="Times New Roman" w:hAnsi="Times New Roman" w:cs="Times New Roman"/>
+          <w:sz w:val="24"/>
+          <w:szCs w:val="24"/>
+          <w:lang w:val="en-US"/>
+        </w:rPr>
+        <w:t>test_images/ — All images: step-wise histograms, stacked histograms, cluster and NN plots, CBC and RE figures, cell detection and Voronoi images, etc.</w:t>
       </w:r>
     </w:p>
     <w:p>
@@ -26912,7 +22204,6 @@
           <w:szCs w:val="28"/>
           <w:lang w:val="en-US"/>
         </w:rPr>
-        <w:lastRenderedPageBreak/>
         <w:t>Post-processing Scripts</w:t>
       </w:r>
     </w:p>
@@ -27021,31 +22312,7 @@
           <w:szCs w:val="28"/>
           <w:lang w:val="en-US"/>
         </w:rPr>
-        <w:t>save-</w:t>
-      </w:r>
-      <w:proofErr w:type="spellStart"/>
-      <w:r>
-        <w:rPr>
-          <w:rFonts w:ascii="Times New Roman" w:eastAsia="Times New Roman" w:hAnsi="Times New Roman" w:cs="Times New Roman"/>
-          <w:b/>
-          <w:bCs/>
-          <w:sz w:val="28"/>
-          <w:szCs w:val="28"/>
-          <w:lang w:val="en-US"/>
-        </w:rPr>
-        <w:t>napari</w:t>
-      </w:r>
-      <w:proofErr w:type="spellEnd"/>
-      <w:r>
-        <w:rPr>
-          <w:rFonts w:ascii="Times New Roman" w:eastAsia="Times New Roman" w:hAnsi="Times New Roman" w:cs="Times New Roman"/>
-          <w:b/>
-          <w:bCs/>
-          <w:sz w:val="28"/>
-          <w:szCs w:val="28"/>
-          <w:lang w:val="en-US"/>
-        </w:rPr>
-        <w:t>-visualization</w:t>
+        <w:t>save-napari-visualization</w:t>
       </w:r>
     </w:p>
     <w:p>
@@ -27067,27 +22334,7 @@
           <w:szCs w:val="24"/>
           <w:lang w:val="en-US"/>
         </w:rPr>
-        <w:t xml:space="preserve">It automates figure generation. It loads the project’s config and metadata, finds which channels belong to each dataset, opens the stepwise CSV files in each output folder, saves </w:t>
-      </w:r>
-      <w:proofErr w:type="spellStart"/>
-      <w:r>
-        <w:rPr>
-          <w:rFonts w:ascii="Times New Roman" w:eastAsia="Times New Roman" w:hAnsi="Times New Roman" w:cs="Times New Roman"/>
-          <w:sz w:val="24"/>
-          <w:szCs w:val="24"/>
-          <w:lang w:val="en-US"/>
-        </w:rPr>
-        <w:t>Napari</w:t>
-      </w:r>
-      <w:proofErr w:type="spellEnd"/>
-      <w:r>
-        <w:rPr>
-          <w:rFonts w:ascii="Times New Roman" w:eastAsia="Times New Roman" w:hAnsi="Times New Roman" w:cs="Times New Roman"/>
-          <w:sz w:val="24"/>
-          <w:szCs w:val="24"/>
-          <w:lang w:val="en-US"/>
-        </w:rPr>
-        <w:t xml:space="preserve"> screenshots for each processing stage, stacks them into a composite image, and also creates cluster visualizations when clustering data exists. In short, it is the “export all visual outputs” script.</w:t>
+        <w:t>It automates figure generation. It loads the project’s config and metadata, finds which channels belong to each dataset, opens the stepwise CSV files in each output folder, saves Napari screenshots for each processing stage, stacks them into a composite image, and also creates cluster visualizations when clustering data exists. In short, it is the “export all visual outputs” script.</w:t>
       </w:r>
     </w:p>
     <w:p>
@@ -27150,27 +22397,7 @@
           <w:szCs w:val="24"/>
           <w:lang w:val="en-US"/>
         </w:rPr>
-        <w:t xml:space="preserve">It is the step-by-step viewer. It looks in the configured output folder, lists the available pipeline stages for the current experiment, lets you pick one from a terminal menu, and then opens that stage in </w:t>
-      </w:r>
-      <w:proofErr w:type="spellStart"/>
-      <w:r>
-        <w:rPr>
-          <w:rFonts w:ascii="Times New Roman" w:eastAsia="Times New Roman" w:hAnsi="Times New Roman" w:cs="Times New Roman"/>
-          <w:sz w:val="24"/>
-          <w:szCs w:val="24"/>
-          <w:lang w:val="en-US"/>
-        </w:rPr>
-        <w:t>Napari</w:t>
-      </w:r>
-      <w:proofErr w:type="spellEnd"/>
-      <w:r>
-        <w:rPr>
-          <w:rFonts w:ascii="Times New Roman" w:eastAsia="Times New Roman" w:hAnsi="Times New Roman" w:cs="Times New Roman"/>
-          <w:sz w:val="24"/>
-          <w:szCs w:val="24"/>
-          <w:lang w:val="en-US"/>
-        </w:rPr>
-        <w:t>. It is a lightweight way to inspect Initial, Drift Correction, Filtering, Temporal Grouping, and Cell Detection outputs one at a time.</w:t>
+        <w:t>It is the step-by-step viewer. It looks in the configured output folder, lists the available pipeline stages for the current experiment, lets you pick one from a terminal menu, and then opens that stage in Napari. It is a lightweight way to inspect Initial, Drift Correction, Filtering, Temporal Grouping, and Cell Detection outputs one at a time.</w:t>
       </w:r>
     </w:p>
     <w:p>
@@ -27362,49 +22589,7 @@
         <w:rPr>
           <w:rFonts w:ascii="Times New Roman" w:hAnsi="Times New Roman" w:cs="Times New Roman"/>
         </w:rPr>
-        <w:t xml:space="preserve">[1] S. van de Linde, A. </w:t>
-      </w:r>
-      <w:proofErr w:type="spellStart"/>
-      <w:r>
-        <w:rPr>
-          <w:rFonts w:ascii="Times New Roman" w:hAnsi="Times New Roman" w:cs="Times New Roman"/>
-        </w:rPr>
-        <w:t>Löschberger</w:t>
-      </w:r>
-      <w:proofErr w:type="spellEnd"/>
-      <w:r>
-        <w:rPr>
-          <w:rFonts w:ascii="Times New Roman" w:hAnsi="Times New Roman" w:cs="Times New Roman"/>
-        </w:rPr>
-        <w:t xml:space="preserve">, T. Klein, M. </w:t>
-      </w:r>
-      <w:proofErr w:type="spellStart"/>
-      <w:r>
-        <w:rPr>
-          <w:rFonts w:ascii="Times New Roman" w:hAnsi="Times New Roman" w:cs="Times New Roman"/>
-        </w:rPr>
-        <w:t>Heidbreder</w:t>
-      </w:r>
-      <w:proofErr w:type="spellEnd"/>
-      <w:r>
-        <w:rPr>
-          <w:rFonts w:ascii="Times New Roman" w:hAnsi="Times New Roman" w:cs="Times New Roman"/>
-        </w:rPr>
-        <w:t xml:space="preserve">, S. Wolter, M. </w:t>
-      </w:r>
-      <w:proofErr w:type="spellStart"/>
-      <w:r>
-        <w:rPr>
-          <w:rFonts w:ascii="Times New Roman" w:hAnsi="Times New Roman" w:cs="Times New Roman"/>
-        </w:rPr>
-        <w:t>Heilemann</w:t>
-      </w:r>
-      <w:proofErr w:type="spellEnd"/>
-      <w:r>
-        <w:rPr>
-          <w:rFonts w:ascii="Times New Roman" w:hAnsi="Times New Roman" w:cs="Times New Roman"/>
-        </w:rPr>
-        <w:t xml:space="preserve">, and M. Sauer, “Direct stochastic optical reconstruction microscopy with standard fluorescent probes,” </w:t>
+        <w:t xml:space="preserve">[1] S. van de Linde, A. Löschberger, T. Klein, M. Heidbreder, S. Wolter, M. Heilemann, and M. Sauer, “Direct stochastic optical reconstruction microscopy with standard fluorescent probes,” </w:t>
       </w:r>
       <w:r>
         <w:rPr>
@@ -27417,21 +22602,7 @@
         <w:rPr>
           <w:rFonts w:ascii="Times New Roman" w:hAnsi="Times New Roman" w:cs="Times New Roman"/>
         </w:rPr>
-        <w:t xml:space="preserve">, vol. 6, no. 7, pp. 991–1009, Jul. 2011, </w:t>
-      </w:r>
-      <w:proofErr w:type="spellStart"/>
-      <w:r>
-        <w:rPr>
-          <w:rFonts w:ascii="Times New Roman" w:hAnsi="Times New Roman" w:cs="Times New Roman"/>
-        </w:rPr>
-        <w:t>doi</w:t>
-      </w:r>
-      <w:proofErr w:type="spellEnd"/>
-      <w:r>
-        <w:rPr>
-          <w:rFonts w:ascii="Times New Roman" w:hAnsi="Times New Roman" w:cs="Times New Roman"/>
-        </w:rPr>
-        <w:t>: 10.1038/nprot.2011.336.</w:t>
+        <w:t>, vol. 6, no. 7, pp. 991–1009, Jul. 2011, doi: 10.1038/nprot.2011.336.</w:t>
       </w:r>
     </w:p>
     <w:p>
@@ -27462,53 +22633,24 @@
           <w:rStyle w:val="Hervorhebung"/>
           <w:rFonts w:ascii="Times New Roman" w:hAnsi="Times New Roman" w:cs="Times New Roman"/>
         </w:rPr>
-        <w:lastRenderedPageBreak/>
         <w:t>Biophysical Journal</w:t>
       </w:r>
       <w:r>
         <w:rPr>
           <w:rFonts w:ascii="Times New Roman" w:hAnsi="Times New Roman" w:cs="Times New Roman"/>
         </w:rPr>
-        <w:t xml:space="preserve">, vol. 82, no. 5, pp. 2775–2783, May 2002, </w:t>
-      </w:r>
-      <w:proofErr w:type="spellStart"/>
+        <w:t>, vol. 82, no. 5, pp. 2775–2783, May 2002, doi: 10.1016/S0006-3495(02)75618-X.</w:t>
+      </w:r>
+    </w:p>
+    <w:p>
+      <w:pPr>
+        <w:pStyle w:val="Textbody"/>
+      </w:pPr>
       <w:r>
         <w:rPr>
           <w:rFonts w:ascii="Times New Roman" w:hAnsi="Times New Roman" w:cs="Times New Roman"/>
         </w:rPr>
-        <w:t>doi</w:t>
-      </w:r>
-      <w:proofErr w:type="spellEnd"/>
-      <w:r>
-        <w:rPr>
-          <w:rFonts w:ascii="Times New Roman" w:hAnsi="Times New Roman" w:cs="Times New Roman"/>
-        </w:rPr>
-        <w:t>: 10.1016/S0006-3495(02)75618-X.</w:t>
-      </w:r>
-    </w:p>
-    <w:p>
-      <w:pPr>
-        <w:pStyle w:val="Textbody"/>
-      </w:pPr>
-      <w:r>
-        <w:rPr>
-          <w:rFonts w:ascii="Times New Roman" w:hAnsi="Times New Roman" w:cs="Times New Roman"/>
-        </w:rPr>
-        <w:t xml:space="preserve">[3] </w:t>
-      </w:r>
-      <w:proofErr w:type="spellStart"/>
-      <w:r>
-        <w:rPr>
-          <w:rFonts w:ascii="Times New Roman" w:hAnsi="Times New Roman" w:cs="Times New Roman"/>
-        </w:rPr>
-        <w:t>Hongqiang</w:t>
-      </w:r>
-      <w:proofErr w:type="spellEnd"/>
-      <w:r>
-        <w:rPr>
-          <w:rFonts w:ascii="Times New Roman" w:hAnsi="Times New Roman" w:cs="Times New Roman"/>
-        </w:rPr>
-        <w:t xml:space="preserve"> Ma </w:t>
+        <w:t>[3] Hongqiang Ma </w:t>
       </w:r>
       <w:r>
         <w:rPr>
@@ -27521,43 +22663,14 @@
         <w:rPr>
           <w:rFonts w:ascii="Times New Roman" w:hAnsi="Times New Roman" w:cs="Times New Roman"/>
         </w:rPr>
-        <w:t xml:space="preserve">, Toward drift-free high-throughput </w:t>
-      </w:r>
-      <w:proofErr w:type="spellStart"/>
-      <w:r>
-        <w:rPr>
-          <w:rFonts w:ascii="Times New Roman" w:hAnsi="Times New Roman" w:cs="Times New Roman"/>
-        </w:rPr>
-        <w:t>nanoscopy</w:t>
-      </w:r>
-      <w:proofErr w:type="spellEnd"/>
-      <w:r>
-        <w:rPr>
-          <w:rFonts w:ascii="Times New Roman" w:hAnsi="Times New Roman" w:cs="Times New Roman"/>
-        </w:rPr>
-        <w:t xml:space="preserve"> through adaptive intersection </w:t>
-      </w:r>
-      <w:proofErr w:type="spellStart"/>
-      <w:r>
-        <w:rPr>
-          <w:rFonts w:ascii="Times New Roman" w:hAnsi="Times New Roman" w:cs="Times New Roman"/>
-        </w:rPr>
-        <w:t>maximization.</w:t>
+        <w:t>, Toward drift-free high-throughput nanoscopy through adaptive intersection maximization.</w:t>
       </w:r>
       <w:r>
         <w:rPr>
           <w:rFonts w:ascii="Times New Roman" w:hAnsi="Times New Roman" w:cs="Times New Roman"/>
           <w:i/>
         </w:rPr>
-        <w:t>Sci</w:t>
-      </w:r>
-      <w:proofErr w:type="spellEnd"/>
-      <w:r>
-        <w:rPr>
-          <w:rFonts w:ascii="Times New Roman" w:hAnsi="Times New Roman" w:cs="Times New Roman"/>
-          <w:i/>
-        </w:rPr>
-        <w:t>. Adv.</w:t>
+        <w:t>Sci. Adv.</w:t>
       </w:r>
       <w:r>
         <w:rPr>
@@ -27592,49 +22705,7 @@
         <w:rPr>
           <w:rFonts w:ascii="Times New Roman" w:hAnsi="Times New Roman" w:cs="Times New Roman"/>
         </w:rPr>
-        <w:t xml:space="preserve">[4] Nino DF, Milstein JN. Estimating the dynamic range of quantitative single-molecule localization microscopy. </w:t>
-      </w:r>
-      <w:proofErr w:type="spellStart"/>
-      <w:r>
-        <w:rPr>
-          <w:rFonts w:ascii="Times New Roman" w:hAnsi="Times New Roman" w:cs="Times New Roman"/>
-        </w:rPr>
-        <w:t>Biophys</w:t>
-      </w:r>
-      <w:proofErr w:type="spellEnd"/>
-      <w:r>
-        <w:rPr>
-          <w:rFonts w:ascii="Times New Roman" w:hAnsi="Times New Roman" w:cs="Times New Roman"/>
-        </w:rPr>
-        <w:t xml:space="preserve"> J. 2021 Sep 21;120(18):3901-3910. </w:t>
-      </w:r>
-      <w:proofErr w:type="spellStart"/>
-      <w:r>
-        <w:rPr>
-          <w:rFonts w:ascii="Times New Roman" w:hAnsi="Times New Roman" w:cs="Times New Roman"/>
-        </w:rPr>
-        <w:t>doi</w:t>
-      </w:r>
-      <w:proofErr w:type="spellEnd"/>
-      <w:r>
-        <w:rPr>
-          <w:rFonts w:ascii="Times New Roman" w:hAnsi="Times New Roman" w:cs="Times New Roman"/>
-        </w:rPr>
-        <w:t xml:space="preserve">: 10.1016/j.bpj.2021.08.024. </w:t>
-      </w:r>
-      <w:proofErr w:type="spellStart"/>
-      <w:r>
-        <w:rPr>
-          <w:rFonts w:ascii="Times New Roman" w:hAnsi="Times New Roman" w:cs="Times New Roman"/>
-        </w:rPr>
-        <w:t>Epub</w:t>
-      </w:r>
-      <w:proofErr w:type="spellEnd"/>
-      <w:r>
-        <w:rPr>
-          <w:rFonts w:ascii="Times New Roman" w:hAnsi="Times New Roman" w:cs="Times New Roman"/>
-        </w:rPr>
-        <w:t xml:space="preserve"> 2021 Aug 24. PMID: 34437847; PMCID: PMC8511164.</w:t>
+        <w:t>[4] Nino DF, Milstein JN. Estimating the dynamic range of quantitative single-molecule localization microscopy. Biophys J. 2021 Sep 21;120(18):3901-3910. doi: 10.1016/j.bpj.2021.08.024. Epub 2021 Aug 24. PMID: 34437847; PMCID: PMC8511164.</w:t>
       </w:r>
     </w:p>
     <w:p>
@@ -27670,21 +22741,7 @@
         <w:rPr>
           <w:rFonts w:ascii="Times New Roman" w:hAnsi="Times New Roman" w:cs="Times New Roman"/>
         </w:rPr>
-        <w:t xml:space="preserve">[6] M. Ester, H.-P. </w:t>
-      </w:r>
-      <w:proofErr w:type="spellStart"/>
-      <w:r>
-        <w:rPr>
-          <w:rFonts w:ascii="Times New Roman" w:hAnsi="Times New Roman" w:cs="Times New Roman"/>
-        </w:rPr>
-        <w:t>Kriegel</w:t>
-      </w:r>
-      <w:proofErr w:type="spellEnd"/>
-      <w:r>
-        <w:rPr>
-          <w:rFonts w:ascii="Times New Roman" w:hAnsi="Times New Roman" w:cs="Times New Roman"/>
-        </w:rPr>
-        <w:t xml:space="preserve">, J. Sander, and X. Xu, “A density-based algorithm for discovering clusters in large spatial databases with noise,” in </w:t>
+        <w:t xml:space="preserve">[6] M. Ester, H.-P. Kriegel, J. Sander, and X. Xu, “A density-based algorithm for discovering clusters in large spatial databases with noise,” in </w:t>
       </w:r>
       <w:r>
         <w:rPr>
@@ -27708,35 +22765,7 @@
         <w:rPr>
           <w:rFonts w:ascii="Times New Roman" w:hAnsi="Times New Roman" w:cs="Times New Roman"/>
         </w:rPr>
-        <w:t xml:space="preserve">[7] R. J. G. B. </w:t>
-      </w:r>
-      <w:proofErr w:type="spellStart"/>
-      <w:r>
-        <w:rPr>
-          <w:rFonts w:ascii="Times New Roman" w:hAnsi="Times New Roman" w:cs="Times New Roman"/>
-        </w:rPr>
-        <w:t>Campello</w:t>
-      </w:r>
-      <w:proofErr w:type="spellEnd"/>
-      <w:r>
-        <w:rPr>
-          <w:rFonts w:ascii="Times New Roman" w:hAnsi="Times New Roman" w:cs="Times New Roman"/>
-        </w:rPr>
-        <w:t xml:space="preserve">, D. Moulavi, A. </w:t>
-      </w:r>
-      <w:proofErr w:type="spellStart"/>
-      <w:r>
-        <w:rPr>
-          <w:rFonts w:ascii="Times New Roman" w:hAnsi="Times New Roman" w:cs="Times New Roman"/>
-        </w:rPr>
-        <w:t>Zimek</w:t>
-      </w:r>
-      <w:proofErr w:type="spellEnd"/>
-      <w:r>
-        <w:rPr>
-          <w:rFonts w:ascii="Times New Roman" w:hAnsi="Times New Roman" w:cs="Times New Roman"/>
-        </w:rPr>
-        <w:t xml:space="preserve">, and J. Sander, “Hierarchical density estimates for data clustering, visualization, and outlier detection,” </w:t>
+        <w:t xml:space="preserve">[7] R. J. G. B. Campello, D. Moulavi, A. Zimek, and J. Sander, “Hierarchical density estimates for data clustering, visualization, and outlier detection,” </w:t>
       </w:r>
       <w:r>
         <w:rPr>
@@ -27749,46 +22778,18 @@
         <w:rPr>
           <w:rFonts w:ascii="Times New Roman" w:hAnsi="Times New Roman" w:cs="Times New Roman"/>
         </w:rPr>
-        <w:t xml:space="preserve">, vol. 10, no. 1, Art. no. 5, pp. 1–51, Jul. 2015, </w:t>
-      </w:r>
-      <w:proofErr w:type="spellStart"/>
+        <w:t>, vol. 10, no. 1, Art. no. 5, pp. 1–51, Jul. 2015, doi: 10.1145/2733381.</w:t>
+      </w:r>
+    </w:p>
+    <w:p>
+      <w:pPr>
+        <w:pStyle w:val="Textbody"/>
+      </w:pPr>
       <w:r>
         <w:rPr>
           <w:rFonts w:ascii="Times New Roman" w:hAnsi="Times New Roman" w:cs="Times New Roman"/>
         </w:rPr>
-        <w:t>doi</w:t>
-      </w:r>
-      <w:proofErr w:type="spellEnd"/>
-      <w:r>
-        <w:rPr>
-          <w:rFonts w:ascii="Times New Roman" w:hAnsi="Times New Roman" w:cs="Times New Roman"/>
-        </w:rPr>
-        <w:t>: 10.1145/2733381.</w:t>
-      </w:r>
-    </w:p>
-    <w:p>
-      <w:pPr>
-        <w:pStyle w:val="Textbody"/>
-      </w:pPr>
-      <w:r>
-        <w:rPr>
-          <w:rFonts w:ascii="Times New Roman" w:hAnsi="Times New Roman" w:cs="Times New Roman"/>
-        </w:rPr>
-        <w:t xml:space="preserve">[8] </w:t>
-      </w:r>
-      <w:proofErr w:type="spellStart"/>
-      <w:r>
-        <w:rPr>
-          <w:rFonts w:ascii="Times New Roman" w:hAnsi="Times New Roman" w:cs="Times New Roman"/>
-        </w:rPr>
-        <w:t>Verzelli</w:t>
-      </w:r>
-      <w:proofErr w:type="spellEnd"/>
-      <w:r>
-        <w:rPr>
-          <w:rFonts w:ascii="Times New Roman" w:hAnsi="Times New Roman" w:cs="Times New Roman"/>
-        </w:rPr>
-        <w:t xml:space="preserve"> et al. (2022), “Unbiased choice of global clustering parameters for single-molecule localization microscopy,” </w:t>
+        <w:t xml:space="preserve">[8] Verzelli et al. (2022), “Unbiased choice of global clustering parameters for single-molecule localization microscopy,” </w:t>
       </w:r>
       <w:r>
         <w:rPr>
@@ -27803,66 +22804,29 @@
         </w:rPr>
         <w:t xml:space="preserve"> 12, 22561. Implementation: C++ extension in </w:t>
       </w:r>
-      <w:proofErr w:type="spellStart"/>
       <w:r>
         <w:rPr>
           <w:rStyle w:val="SourceText"/>
           <w:rFonts w:ascii="Times New Roman" w:hAnsi="Times New Roman" w:cs="Times New Roman"/>
         </w:rPr>
-        <w:t>finder_cpp</w:t>
-      </w:r>
-      <w:proofErr w:type="spellEnd"/>
-      <w:r>
-        <w:rPr>
-          <w:rStyle w:val="SourceText"/>
+        <w:t>finder_cpp/</w:t>
+      </w:r>
+      <w:r>
+        <w:rPr>
           <w:rFonts w:ascii="Times New Roman" w:hAnsi="Times New Roman" w:cs="Times New Roman"/>
         </w:rPr>
-        <w:t>/</w:t>
-      </w:r>
+        <w:t xml:space="preserve"> with Python bindings.</w:t>
+      </w:r>
+    </w:p>
+    <w:p>
+      <w:pPr>
+        <w:pStyle w:val="Textbody"/>
+      </w:pPr>
       <w:r>
         <w:rPr>
           <w:rFonts w:ascii="Times New Roman" w:hAnsi="Times New Roman" w:cs="Times New Roman"/>
         </w:rPr>
-        <w:t xml:space="preserve"> with Python bindings.</w:t>
-      </w:r>
-    </w:p>
-    <w:p>
-      <w:pPr>
-        <w:pStyle w:val="Textbody"/>
-      </w:pPr>
-      <w:r>
-        <w:rPr>
-          <w:rFonts w:ascii="Times New Roman" w:hAnsi="Times New Roman" w:cs="Times New Roman"/>
-        </w:rPr>
-        <w:t xml:space="preserve">[9] </w:t>
-      </w:r>
-      <w:proofErr w:type="spellStart"/>
-      <w:r>
-        <w:rPr>
-          <w:rFonts w:ascii="Times New Roman" w:hAnsi="Times New Roman" w:cs="Times New Roman"/>
-        </w:rPr>
-        <w:t>Ejdrup</w:t>
-      </w:r>
-      <w:proofErr w:type="spellEnd"/>
-      <w:r>
-        <w:rPr>
-          <w:rFonts w:ascii="Times New Roman" w:hAnsi="Times New Roman" w:cs="Times New Roman"/>
-        </w:rPr>
-        <w:t xml:space="preserve">, A.L., </w:t>
-      </w:r>
-      <w:proofErr w:type="spellStart"/>
-      <w:r>
-        <w:rPr>
-          <w:rFonts w:ascii="Times New Roman" w:hAnsi="Times New Roman" w:cs="Times New Roman"/>
-        </w:rPr>
-        <w:t>Lycas</w:t>
-      </w:r>
-      <w:proofErr w:type="spellEnd"/>
-      <w:r>
-        <w:rPr>
-          <w:rFonts w:ascii="Times New Roman" w:hAnsi="Times New Roman" w:cs="Times New Roman"/>
-        </w:rPr>
-        <w:t xml:space="preserve">, M.D., Lorenzen, N. </w:t>
+        <w:t xml:space="preserve">[9] Ejdrup, A.L., Lycas, M.D., Lorenzen, N. </w:t>
       </w:r>
       <w:r>
         <w:rPr>
@@ -27882,17 +22846,8 @@
           <w:rFonts w:ascii="Times New Roman" w:hAnsi="Times New Roman" w:cs="Times New Roman"/>
           <w:i/>
         </w:rPr>
-        <w:t xml:space="preserve">Nat </w:t>
-      </w:r>
-      <w:proofErr w:type="spellStart"/>
-      <w:r>
-        <w:rPr>
-          <w:rFonts w:ascii="Times New Roman" w:hAnsi="Times New Roman" w:cs="Times New Roman"/>
-          <w:i/>
-        </w:rPr>
-        <w:t>Commun</w:t>
-      </w:r>
-      <w:proofErr w:type="spellEnd"/>
+        <w:t>Nat Commun</w:t>
+      </w:r>
       <w:r>
         <w:rPr>
           <w:rFonts w:ascii="Times New Roman" w:hAnsi="Times New Roman" w:cs="Times New Roman"/>
@@ -27930,35 +22885,7 @@
         <w:rPr>
           <w:rFonts w:ascii="Times New Roman" w:hAnsi="Times New Roman" w:cs="Times New Roman"/>
         </w:rPr>
-        <w:t xml:space="preserve">[10] </w:t>
-      </w:r>
-      <w:proofErr w:type="spellStart"/>
-      <w:r>
-        <w:rPr>
-          <w:rFonts w:ascii="Times New Roman" w:hAnsi="Times New Roman" w:cs="Times New Roman"/>
-        </w:rPr>
-        <w:t>Sören</w:t>
-      </w:r>
-      <w:proofErr w:type="spellEnd"/>
-      <w:r>
-        <w:rPr>
-          <w:rFonts w:ascii="Times New Roman" w:hAnsi="Times New Roman" w:cs="Times New Roman"/>
-        </w:rPr>
-        <w:t xml:space="preserve"> </w:t>
-      </w:r>
-      <w:proofErr w:type="spellStart"/>
-      <w:r>
-        <w:rPr>
-          <w:rFonts w:ascii="Times New Roman" w:hAnsi="Times New Roman" w:cs="Times New Roman"/>
-        </w:rPr>
-        <w:t>Doose</w:t>
-      </w:r>
-      <w:proofErr w:type="spellEnd"/>
-      <w:r>
-        <w:rPr>
-          <w:rFonts w:ascii="Times New Roman" w:hAnsi="Times New Roman" w:cs="Times New Roman"/>
-        </w:rPr>
-        <w:t>, LOCAN: a python library for analyzing single-molecule localization microscopy data, </w:t>
+        <w:t>[10] Sören Doose, LOCAN: a python library for analyzing single-molecule localization microscopy data, </w:t>
       </w:r>
       <w:r>
         <w:rPr>

--- a/docs/dSTORMQuant_User_Guide.docx
+++ b/docs/dSTORMQuant_User_Guide.docx
@@ -14,13 +14,23 @@
       </w:pPr>
       <w:bookmarkStart w:id="0" w:name="_tn1bkhw875" w:colFirst="0" w:colLast="0"/>
       <w:bookmarkEnd w:id="0"/>
+      <w:proofErr w:type="spellStart"/>
       <w:r>
         <w:rPr>
           <w:rFonts w:ascii="Times New Roman" w:eastAsia="Times New Roman" w:hAnsi="Times New Roman" w:cs="Times New Roman"/>
           <w:b/>
           <w:bCs/>
         </w:rPr>
-        <w:t>dSTORMQuant: A Python Package for Postprocessing and Quantitative Analysis of SMLM Datasets</w:t>
+        <w:t>dSTORMQuant</w:t>
+      </w:r>
+      <w:proofErr w:type="spellEnd"/>
+      <w:r>
+        <w:rPr>
+          <w:rFonts w:ascii="Times New Roman" w:eastAsia="Times New Roman" w:hAnsi="Times New Roman" w:cs="Times New Roman"/>
+          <w:b/>
+          <w:bCs/>
+        </w:rPr>
+        <w:t>: A Python Package for Postprocessing and Quantitative Analysis of SMLM Datasets</w:t>
       </w:r>
     </w:p>
     <w:p>
@@ -241,8 +251,18 @@
                                 <w:color w:val="000000"/>
                                 <w:sz w:val="28"/>
                               </w:rPr>
-                              <w:t>Program title: dSTORMQuant</w:t>
+                              <w:t xml:space="preserve">Program title: </w:t>
                             </w:r>
+                            <w:proofErr w:type="spellStart"/>
+                            <w:r>
+                              <w:rPr>
+                                <w:rFonts w:ascii="Times New Roman" w:eastAsia="Times New Roman" w:hAnsi="Times New Roman" w:cs="Times New Roman"/>
+                                <w:color w:val="000000"/>
+                                <w:sz w:val="28"/>
+                              </w:rPr>
+                              <w:t>dSTORMQuant</w:t>
+                            </w:r>
+                            <w:proofErr w:type="spellEnd"/>
                           </w:p>
                           <w:p>
                             <w:pPr>
@@ -286,7 +306,25 @@
                                 <w:color w:val="000000"/>
                                 <w:sz w:val="28"/>
                               </w:rPr>
-                              <w:t>Operating system: Any distribution (e.g. Linux, MacOSX, Windows);</w:t>
+                              <w:t xml:space="preserve">Operating system: Any distribution (e.g. Linux, </w:t>
+                            </w:r>
+                            <w:proofErr w:type="spellStart"/>
+                            <w:r>
+                              <w:rPr>
+                                <w:rFonts w:ascii="Times New Roman" w:eastAsia="Times New Roman" w:hAnsi="Times New Roman" w:cs="Times New Roman"/>
+                                <w:color w:val="000000"/>
+                                <w:sz w:val="28"/>
+                              </w:rPr>
+                              <w:t>MacOSX</w:t>
+                            </w:r>
+                            <w:proofErr w:type="spellEnd"/>
+                            <w:r>
+                              <w:rPr>
+                                <w:rFonts w:ascii="Times New Roman" w:eastAsia="Times New Roman" w:hAnsi="Times New Roman" w:cs="Times New Roman"/>
+                                <w:color w:val="000000"/>
+                                <w:sz w:val="28"/>
+                              </w:rPr>
+                              <w:t>, Windows);</w:t>
                             </w:r>
                           </w:p>
                           <w:p>
@@ -301,7 +339,23 @@
                                 <w:color w:val="000000"/>
                                 <w:sz w:val="28"/>
                               </w:rPr>
-                              <w:t>License: MIT</w:t>
+                              <w:t>License:</w:t>
+                            </w:r>
+                            <w:r>
+                              <w:rPr>
+                                <w:rFonts w:ascii="Times New Roman" w:eastAsia="Times New Roman" w:hAnsi="Times New Roman" w:cs="Times New Roman"/>
+                                <w:color w:val="000000"/>
+                                <w:sz w:val="28"/>
+                              </w:rPr>
+                              <w:t xml:space="preserve"> </w:t>
+                            </w:r>
+                            <w:r>
+                              <w:rPr>
+                                <w:rFonts w:ascii="Times New Roman" w:eastAsia="Times New Roman" w:hAnsi="Times New Roman" w:cs="Times New Roman"/>
+                                <w:color w:val="000000"/>
+                                <w:sz w:val="28"/>
+                              </w:rPr>
+                              <w:t>GNU General Public License v3.0</w:t>
                             </w:r>
                           </w:p>
                           <w:p>
@@ -396,23 +450,66 @@
                               <w:jc w:val="both"/>
                               <w:textDirection w:val="btLr"/>
                             </w:pPr>
+                            <w:proofErr w:type="spellStart"/>
                             <w:r>
                               <w:rPr>
                                 <w:rFonts w:ascii="Times New Roman" w:eastAsia="Times New Roman" w:hAnsi="Times New Roman" w:cs="Times New Roman"/>
                                 <w:color w:val="000000"/>
                                 <w:sz w:val="28"/>
                               </w:rPr>
-                              <w:t xml:space="preserve">dSTORMQuant is implemented primarily in Python with performance-critical clustering components in C++. It is distributed as open source and supports command-line execution with configurable YAML-based workflows. The source code is freely available from the Github Page </w:t>
+                              <w:t>dSTORMQuant</w:t>
+                            </w:r>
+                            <w:proofErr w:type="spellEnd"/>
+                            <w:r>
+                              <w:rPr>
+                                <w:rFonts w:ascii="Times New Roman" w:eastAsia="Times New Roman" w:hAnsi="Times New Roman" w:cs="Times New Roman"/>
+                                <w:color w:val="000000"/>
+                                <w:sz w:val="28"/>
+                              </w:rPr>
+                              <w:t xml:space="preserve"> is implemented primarily in Python with performance-critical clustering components in C++. It is distributed as open source and supports command-line execution with configurable YAML-based workflows. The source code is freely available from the Git</w:t>
                             </w:r>
                             <w:r>
                               <w:rPr>
                                 <w:rFonts w:ascii="Times New Roman" w:eastAsia="Times New Roman" w:hAnsi="Times New Roman" w:cs="Times New Roman"/>
-                                <w:color w:val="000099"/>
+                                <w:color w:val="000000"/>
                                 <w:sz w:val="28"/>
-                                <w:u w:val="single"/>
                               </w:rPr>
-                              <w:t>https://github.com/surajkarki66/dSTORMQuant</w:t>
+                              <w:t>H</w:t>
                             </w:r>
+                            <w:r>
+                              <w:rPr>
+                                <w:rFonts w:ascii="Times New Roman" w:eastAsia="Times New Roman" w:hAnsi="Times New Roman" w:cs="Times New Roman"/>
+                                <w:color w:val="000000"/>
+                                <w:sz w:val="28"/>
+                              </w:rPr>
+                              <w:t>ub Page</w:t>
+                            </w:r>
+                            <w:r>
+                              <w:rPr>
+                                <w:rFonts w:ascii="Times New Roman" w:eastAsia="Times New Roman" w:hAnsi="Times New Roman" w:cs="Times New Roman"/>
+                                <w:color w:val="000000"/>
+                                <w:sz w:val="28"/>
+                              </w:rPr>
+                              <w:t>:</w:t>
+                            </w:r>
+                            <w:r>
+                              <w:rPr>
+                                <w:rFonts w:ascii="Times New Roman" w:eastAsia="Times New Roman" w:hAnsi="Times New Roman" w:cs="Times New Roman"/>
+                                <w:color w:val="000000"/>
+                                <w:sz w:val="28"/>
+                              </w:rPr>
+                              <w:t xml:space="preserve"> </w:t>
+                            </w:r>
+                            <w:hyperlink r:id="rId5" w:history="1">
+                              <w:r>
+                                <w:rPr>
+                                  <w:rStyle w:val="Hyperlink"/>
+                                  <w:rFonts w:ascii="Times New Roman" w:eastAsia="Times New Roman" w:hAnsi="Times New Roman" w:cs="Times New Roman"/>
+                                  <w:sz w:val="28"/>
+                                </w:rPr>
+                                <w:t>https://github.com/BCMM-Bielefeld-University/dSTORMQuant</w:t>
+                              </w:r>
+                            </w:hyperlink>
                           </w:p>
                           <w:p>
                             <w:pPr>
@@ -443,13 +540,23 @@
                               <w:jc w:val="both"/>
                               <w:textDirection w:val="btLr"/>
                             </w:pPr>
+                            <w:proofErr w:type="spellStart"/>
                             <w:r>
                               <w:rPr>
                                 <w:rFonts w:ascii="Times New Roman" w:eastAsia="Times New Roman" w:hAnsi="Times New Roman" w:cs="Times New Roman"/>
                                 <w:color w:val="000000"/>
                                 <w:sz w:val="28"/>
                               </w:rPr>
-                              <w:t>dSTORMQuant— SMLM— super-resolution microscopy— clustering— colocalization— drift correction— spatial</w:t>
+                              <w:t>dSTORMQuant</w:t>
+                            </w:r>
+                            <w:proofErr w:type="spellEnd"/>
+                            <w:r>
+                              <w:rPr>
+                                <w:rFonts w:ascii="Times New Roman" w:eastAsia="Times New Roman" w:hAnsi="Times New Roman" w:cs="Times New Roman"/>
+                                <w:color w:val="000000"/>
+                                <w:sz w:val="28"/>
+                              </w:rPr>
+                              <w:t>— SMLM— super-resolution microscopy— clustering— colocalization— drift correction— spatial</w:t>
                             </w:r>
                           </w:p>
                         </w:txbxContent>
@@ -601,7 +708,23 @@
                           <w:color w:val="000000"/>
                           <w:sz w:val="28"/>
                         </w:rPr>
-                        <w:t>License: MIT</w:t>
+                        <w:t>License:</w:t>
+                      </w:r>
+                      <w:r>
+                        <w:rPr>
+                          <w:rFonts w:ascii="Times New Roman" w:eastAsia="Times New Roman" w:hAnsi="Times New Roman" w:cs="Times New Roman"/>
+                          <w:color w:val="000000"/>
+                          <w:sz w:val="28"/>
+                        </w:rPr>
+                        <w:t xml:space="preserve"> </w:t>
+                      </w:r>
+                      <w:r>
+                        <w:rPr>
+                          <w:rFonts w:ascii="Times New Roman" w:eastAsia="Times New Roman" w:hAnsi="Times New Roman" w:cs="Times New Roman"/>
+                          <w:color w:val="000000"/>
+                          <w:sz w:val="28"/>
+                        </w:rPr>
+                        <w:t>GNU General Public License v3.0</w:t>
                       </w:r>
                     </w:p>
                     <w:p>
@@ -712,35 +835,50 @@
                           <w:color w:val="000000"/>
                           <w:sz w:val="28"/>
                         </w:rPr>
-                        <w:t xml:space="preserve"> is implemented primarily in Python with performance-critical clustering components in C++. It is distributed as open source and supports command-line execution with configurable YAML-based workflows. The source code is freely available from the </w:t>
+                        <w:t xml:space="preserve"> is implemented primarily in Python with performance-critical clustering components in C++. It is distributed as open source and supports command-line execution with configurable YAML-based workflows. The source code is freely available from the Git</w:t>
                       </w:r>
-                      <w:proofErr w:type="spellStart"/>
                       <w:r>
                         <w:rPr>
                           <w:rFonts w:ascii="Times New Roman" w:eastAsia="Times New Roman" w:hAnsi="Times New Roman" w:cs="Times New Roman"/>
                           <w:color w:val="000000"/>
                           <w:sz w:val="28"/>
                         </w:rPr>
-                        <w:t>Github</w:t>
+                        <w:t>H</w:t>
                       </w:r>
-                      <w:proofErr w:type="spellEnd"/>
                       <w:r>
                         <w:rPr>
                           <w:rFonts w:ascii="Times New Roman" w:eastAsia="Times New Roman" w:hAnsi="Times New Roman" w:cs="Times New Roman"/>
                           <w:color w:val="000000"/>
                           <w:sz w:val="28"/>
                         </w:rPr>
-                        <w:t xml:space="preserve"> Page </w:t>
+                        <w:t>ub Page</w:t>
                       </w:r>
                       <w:r>
                         <w:rPr>
                           <w:rFonts w:ascii="Times New Roman" w:eastAsia="Times New Roman" w:hAnsi="Times New Roman" w:cs="Times New Roman"/>
-                          <w:color w:val="000099"/>
+                          <w:color w:val="000000"/>
                           <w:sz w:val="28"/>
-                          <w:u w:val="single"/>
                         </w:rPr>
-                        <w:t>https://github.com/surajkarki66/dSTORMQuant</w:t>
+                        <w:t>:</w:t>
                       </w:r>
+                      <w:r>
+                        <w:rPr>
+                          <w:rFonts w:ascii="Times New Roman" w:eastAsia="Times New Roman" w:hAnsi="Times New Roman" w:cs="Times New Roman"/>
+                          <w:color w:val="000000"/>
+                          <w:sz w:val="28"/>
+                        </w:rPr>
+                        <w:t xml:space="preserve"> </w:t>
+                      </w:r>
+                      <w:hyperlink r:id="rId6" w:history="1">
+                        <w:r>
+                          <w:rPr>
+                            <w:rStyle w:val="Hyperlink"/>
+                            <w:rFonts w:ascii="Times New Roman" w:eastAsia="Times New Roman" w:hAnsi="Times New Roman" w:cs="Times New Roman"/>
+                            <w:sz w:val="28"/>
+                          </w:rPr>
+                          <w:t>https://github.com/BCMM-Bielefeld-University/dSTORMQuant</w:t>
+                        </w:r>
+                      </w:hyperlink>
                     </w:p>
                     <w:p>
                       <w:pPr>
@@ -879,7 +1017,7 @@
         </w:rPr>
         <w:t xml:space="preserve"> Corresponding author: </w:t>
       </w:r>
-      <w:hyperlink r:id="rId5" w:history="1">
+      <w:hyperlink r:id="rId7" w:history="1">
         <w:r>
           <w:rPr>
             <w:rStyle w:val="Hyperlink"/>
@@ -943,14 +1081,25 @@
           <w:lang w:val="en-US"/>
         </w:rPr>
       </w:pPr>
-      <w:r>
-        <w:rPr>
-          <w:rFonts w:ascii="Times New Roman" w:eastAsia="Times New Roman" w:hAnsi="Times New Roman" w:cs="Times New Roman"/>
-          <w:sz w:val="24"/>
-          <w:szCs w:val="24"/>
-          <w:lang w:val="en-US"/>
-        </w:rPr>
-        <w:t>dSTORMQuant is a modular toolbox of post</w:t>
+      <w:proofErr w:type="spellStart"/>
+      <w:r>
+        <w:rPr>
+          <w:rFonts w:ascii="Times New Roman" w:eastAsia="Times New Roman" w:hAnsi="Times New Roman" w:cs="Times New Roman"/>
+          <w:sz w:val="24"/>
+          <w:szCs w:val="24"/>
+          <w:lang w:val="en-US"/>
+        </w:rPr>
+        <w:t>dSTORMQuant</w:t>
+      </w:r>
+      <w:proofErr w:type="spellEnd"/>
+      <w:r>
+        <w:rPr>
+          <w:rFonts w:ascii="Times New Roman" w:eastAsia="Times New Roman" w:hAnsi="Times New Roman" w:cs="Times New Roman"/>
+          <w:sz w:val="24"/>
+          <w:szCs w:val="24"/>
+          <w:lang w:val="en-US"/>
+        </w:rPr>
+        <w:t xml:space="preserve"> is a modular toolbox of post</w:t>
       </w:r>
       <w:r>
         <w:rPr>
@@ -979,17 +1128,9 @@
           <w:szCs w:val="24"/>
           <w:lang w:val="en-US"/>
         </w:rPr>
-        <w:t xml:space="preserve"> such PALM, STORM, and dSTORM</w:t>
-      </w:r>
-      <w:r>
-        <w:rPr>
-          <w:rFonts w:ascii="Times New Roman" w:eastAsia="Times New Roman" w:hAnsi="Times New Roman" w:cs="Times New Roman"/>
-          <w:sz w:val="24"/>
-          <w:szCs w:val="24"/>
-          <w:lang w:val="en-US"/>
-        </w:rPr>
-        <w:t xml:space="preserve">. It is primarily implemented in Python, with performance-critical components in C++ and optional Cython bindings. The project is published under the MIT License and is intended to make reproducible, configurable </w:t>
-      </w:r>
+        <w:t xml:space="preserve"> such PALM, STORM, and </w:t>
+      </w:r>
+      <w:proofErr w:type="spellStart"/>
       <w:r>
         <w:rPr>
           <w:rFonts w:ascii="Times New Roman" w:eastAsia="Times New Roman" w:hAnsi="Times New Roman" w:cs="Times New Roman"/>
@@ -999,14 +1140,75 @@
         </w:rPr>
         <w:t>dSTORM</w:t>
       </w:r>
-      <w:r>
-        <w:rPr>
-          <w:rFonts w:ascii="Times New Roman" w:eastAsia="Times New Roman" w:hAnsi="Times New Roman" w:cs="Times New Roman"/>
-          <w:sz w:val="24"/>
-          <w:szCs w:val="24"/>
-          <w:lang w:val="en-US"/>
-        </w:rPr>
-        <w:t xml:space="preserve"> data analysis accessible to researchers and developers. dSTORMQuant assumes </w:t>
+      <w:proofErr w:type="spellEnd"/>
+      <w:r>
+        <w:rPr>
+          <w:rFonts w:ascii="Times New Roman" w:eastAsia="Times New Roman" w:hAnsi="Times New Roman" w:cs="Times New Roman"/>
+          <w:sz w:val="24"/>
+          <w:szCs w:val="24"/>
+          <w:lang w:val="en-US"/>
+        </w:rPr>
+        <w:t xml:space="preserve">. It is primarily implemented in Python, with performance-critical components in C++ and optional </w:t>
+      </w:r>
+      <w:proofErr w:type="spellStart"/>
+      <w:r>
+        <w:rPr>
+          <w:rFonts w:ascii="Times New Roman" w:eastAsia="Times New Roman" w:hAnsi="Times New Roman" w:cs="Times New Roman"/>
+          <w:sz w:val="24"/>
+          <w:szCs w:val="24"/>
+          <w:lang w:val="en-US"/>
+        </w:rPr>
+        <w:t>Cython</w:t>
+      </w:r>
+      <w:proofErr w:type="spellEnd"/>
+      <w:r>
+        <w:rPr>
+          <w:rFonts w:ascii="Times New Roman" w:eastAsia="Times New Roman" w:hAnsi="Times New Roman" w:cs="Times New Roman"/>
+          <w:sz w:val="24"/>
+          <w:szCs w:val="24"/>
+          <w:lang w:val="en-US"/>
+        </w:rPr>
+        <w:t xml:space="preserve"> bindings. The project is published under the MIT License and is intended to make reproducible, configurable </w:t>
+      </w:r>
+      <w:proofErr w:type="spellStart"/>
+      <w:r>
+        <w:rPr>
+          <w:rFonts w:ascii="Times New Roman" w:eastAsia="Times New Roman" w:hAnsi="Times New Roman" w:cs="Times New Roman"/>
+          <w:sz w:val="24"/>
+          <w:szCs w:val="24"/>
+          <w:lang w:val="en-US"/>
+        </w:rPr>
+        <w:t>dSTORM</w:t>
+      </w:r>
+      <w:proofErr w:type="spellEnd"/>
+      <w:r>
+        <w:rPr>
+          <w:rFonts w:ascii="Times New Roman" w:eastAsia="Times New Roman" w:hAnsi="Times New Roman" w:cs="Times New Roman"/>
+          <w:sz w:val="24"/>
+          <w:szCs w:val="24"/>
+          <w:lang w:val="en-US"/>
+        </w:rPr>
+        <w:t xml:space="preserve"> data analysis accessible to researchers and developers. </w:t>
+      </w:r>
+      <w:proofErr w:type="spellStart"/>
+      <w:r>
+        <w:rPr>
+          <w:rFonts w:ascii="Times New Roman" w:eastAsia="Times New Roman" w:hAnsi="Times New Roman" w:cs="Times New Roman"/>
+          <w:sz w:val="24"/>
+          <w:szCs w:val="24"/>
+          <w:lang w:val="en-US"/>
+        </w:rPr>
+        <w:t>dSTORMQuant</w:t>
+      </w:r>
+      <w:proofErr w:type="spellEnd"/>
+      <w:r>
+        <w:rPr>
+          <w:rFonts w:ascii="Times New Roman" w:eastAsia="Times New Roman" w:hAnsi="Times New Roman" w:cs="Times New Roman"/>
+          <w:sz w:val="24"/>
+          <w:szCs w:val="24"/>
+          <w:lang w:val="en-US"/>
+        </w:rPr>
+        <w:t xml:space="preserve"> assumes </w:t>
       </w:r>
       <w:r>
         <w:rPr>
@@ -1098,6 +1300,7 @@
         </w:rPr>
         <w:t xml:space="preserve">is </w:t>
       </w:r>
+      <w:proofErr w:type="spellStart"/>
       <w:r>
         <w:rPr>
           <w:rFonts w:ascii="Times New Roman" w:eastAsia="Times New Roman" w:hAnsi="Times New Roman" w:cs="Times New Roman"/>
@@ -1109,6 +1312,7 @@
         </w:rPr>
         <w:t>dSTORMQuant</w:t>
       </w:r>
+      <w:proofErr w:type="spellEnd"/>
       <w:r>
         <w:rPr>
           <w:rFonts w:ascii="Times New Roman" w:eastAsia="Times New Roman" w:hAnsi="Times New Roman" w:cs="Times New Roman"/>
@@ -1149,7 +1353,27 @@
           <w:lang w:val="en-US"/>
         </w:rPr>
         <w:noBreakHyphen/>
-        <w:t>molecule localization experiments produce lists of detected emitters (x, y, frame, intensity, precision, etc.). These coordinate lists serve as the starting point for quantitative analysis that extends beyond image rendering. dSTORMQuant provides a pipeline and a collection of modular algorithms that operate on such lists to extract biologically and physically meaningful measures: localization precision estimates, spatial point</w:t>
+        <w:t xml:space="preserve">molecule localization experiments produce lists of detected emitters (x, y, frame, intensity, precision, etc.). These coordinate lists serve as the starting point for quantitative analysis that extends beyond image rendering. </w:t>
+      </w:r>
+      <w:proofErr w:type="spellStart"/>
+      <w:r>
+        <w:rPr>
+          <w:rFonts w:ascii="Times New Roman" w:eastAsia="Times New Roman" w:hAnsi="Times New Roman" w:cs="Times New Roman"/>
+          <w:sz w:val="24"/>
+          <w:szCs w:val="24"/>
+          <w:lang w:val="en-US"/>
+        </w:rPr>
+        <w:t>dSTORMQuant</w:t>
+      </w:r>
+      <w:proofErr w:type="spellEnd"/>
+      <w:r>
+        <w:rPr>
+          <w:rFonts w:ascii="Times New Roman" w:eastAsia="Times New Roman" w:hAnsi="Times New Roman" w:cs="Times New Roman"/>
+          <w:sz w:val="24"/>
+          <w:szCs w:val="24"/>
+          <w:lang w:val="en-US"/>
+        </w:rPr>
+        <w:t xml:space="preserve"> provides a pipeline and a collection of modular algorithms that operate on such lists to extract biologically and physically meaningful measures: localization precision estimates, spatial point</w:t>
       </w:r>
       <w:r>
         <w:rPr>
@@ -1246,6 +1470,7 @@
         </w:rPr>
         <w:t xml:space="preserve"> </w:t>
       </w:r>
+      <w:proofErr w:type="spellStart"/>
       <w:r>
         <w:rPr>
           <w:rFonts w:ascii="Times New Roman" w:eastAsia="Times New Roman" w:hAnsi="Times New Roman" w:cs="Times New Roman"/>
@@ -1255,7 +1480,19 @@
           <w:szCs w:val="28"/>
           <w:lang w:val="en-US"/>
         </w:rPr>
-        <w:t>dSTORMQuant can do?</w:t>
+        <w:t>dSTORMQuant</w:t>
+      </w:r>
+      <w:proofErr w:type="spellEnd"/>
+      <w:r>
+        <w:rPr>
+          <w:rFonts w:ascii="Times New Roman" w:eastAsia="Times New Roman" w:hAnsi="Times New Roman" w:cs="Times New Roman"/>
+          <w:b/>
+          <w:bCs/>
+          <w:sz w:val="28"/>
+          <w:szCs w:val="28"/>
+          <w:lang w:val="en-US"/>
+        </w:rPr>
+        <w:t xml:space="preserve"> can do?</w:t>
       </w:r>
     </w:p>
     <w:p>
@@ -1487,7 +1724,25 @@
           <w:sz w:val="24"/>
           <w:szCs w:val="24"/>
         </w:rPr>
-        <w:t>Generate standardized quantitative outputs and visualization plots (via Napari-based integration and plotting utilities) suitable for downstream statistical analysis.</w:t>
+        <w:t xml:space="preserve">Generate standardized quantitative outputs and visualization plots (via </w:t>
+      </w:r>
+      <w:proofErr w:type="spellStart"/>
+      <w:r>
+        <w:rPr>
+          <w:rFonts w:ascii="Times New Roman" w:eastAsia="Times New Roman" w:hAnsi="Times New Roman" w:cs="Times New Roman"/>
+          <w:sz w:val="24"/>
+          <w:szCs w:val="24"/>
+        </w:rPr>
+        <w:t>Napari</w:t>
+      </w:r>
+      <w:proofErr w:type="spellEnd"/>
+      <w:r>
+        <w:rPr>
+          <w:rFonts w:ascii="Times New Roman" w:eastAsia="Times New Roman" w:hAnsi="Times New Roman" w:cs="Times New Roman"/>
+          <w:sz w:val="24"/>
+          <w:szCs w:val="24"/>
+        </w:rPr>
+        <w:t>-based integration and plotting utilities) suitable for downstream statistical analysis.</w:t>
       </w:r>
     </w:p>
     <w:p>
@@ -1510,7 +1765,25 @@
           <w:sz w:val="24"/>
           <w:szCs w:val="24"/>
         </w:rPr>
-        <w:t>Pipeline configuration and execution are controlled through YAML-based configuration (config.yaml) and command-line entry points.</w:t>
+        <w:t>Pipeline configuration and execution are controlled through YAML-based configuration (</w:t>
+      </w:r>
+      <w:proofErr w:type="spellStart"/>
+      <w:r>
+        <w:rPr>
+          <w:rFonts w:ascii="Times New Roman" w:eastAsia="Times New Roman" w:hAnsi="Times New Roman" w:cs="Times New Roman"/>
+          <w:sz w:val="24"/>
+          <w:szCs w:val="24"/>
+        </w:rPr>
+        <w:t>config.yaml</w:t>
+      </w:r>
+      <w:proofErr w:type="spellEnd"/>
+      <w:r>
+        <w:rPr>
+          <w:rFonts w:ascii="Times New Roman" w:eastAsia="Times New Roman" w:hAnsi="Times New Roman" w:cs="Times New Roman"/>
+          <w:sz w:val="24"/>
+          <w:szCs w:val="24"/>
+        </w:rPr>
+        <w:t>) and command-line entry points.</w:t>
       </w:r>
     </w:p>
     <w:p>
@@ -1575,7 +1848,31 @@
           <w:szCs w:val="28"/>
           <w:lang w:val="en-US"/>
         </w:rPr>
-        <w:t>What dSTORMQuant cannot do?</w:t>
+        <w:t xml:space="preserve">What </w:t>
+      </w:r>
+      <w:proofErr w:type="spellStart"/>
+      <w:r>
+        <w:rPr>
+          <w:rFonts w:ascii="Times New Roman" w:eastAsia="Times New Roman" w:hAnsi="Times New Roman" w:cs="Times New Roman"/>
+          <w:b/>
+          <w:bCs/>
+          <w:sz w:val="28"/>
+          <w:szCs w:val="28"/>
+          <w:lang w:val="en-US"/>
+        </w:rPr>
+        <w:t>dSTORMQuant</w:t>
+      </w:r>
+      <w:proofErr w:type="spellEnd"/>
+      <w:r>
+        <w:rPr>
+          <w:rFonts w:ascii="Times New Roman" w:eastAsia="Times New Roman" w:hAnsi="Times New Roman" w:cs="Times New Roman"/>
+          <w:b/>
+          <w:bCs/>
+          <w:sz w:val="28"/>
+          <w:szCs w:val="28"/>
+          <w:lang w:val="en-US"/>
+        </w:rPr>
+        <w:t xml:space="preserve"> cannot do?</w:t>
       </w:r>
     </w:p>
     <w:p>
@@ -1589,14 +1886,25 @@
           <w:lang w:val="en-US"/>
         </w:rPr>
       </w:pPr>
-      <w:r>
-        <w:rPr>
-          <w:rFonts w:ascii="Times New Roman" w:eastAsia="Times New Roman" w:hAnsi="Times New Roman" w:cs="Times New Roman"/>
-          <w:sz w:val="24"/>
-          <w:szCs w:val="24"/>
-          <w:lang w:val="en-US"/>
-        </w:rPr>
-        <w:t xml:space="preserve">dSTORMQuant is not a </w:t>
+      <w:proofErr w:type="spellStart"/>
+      <w:r>
+        <w:rPr>
+          <w:rFonts w:ascii="Times New Roman" w:eastAsia="Times New Roman" w:hAnsi="Times New Roman" w:cs="Times New Roman"/>
+          <w:sz w:val="24"/>
+          <w:szCs w:val="24"/>
+          <w:lang w:val="en-US"/>
+        </w:rPr>
+        <w:t>dSTORMQuant</w:t>
+      </w:r>
+      <w:proofErr w:type="spellEnd"/>
+      <w:r>
+        <w:rPr>
+          <w:rFonts w:ascii="Times New Roman" w:eastAsia="Times New Roman" w:hAnsi="Times New Roman" w:cs="Times New Roman"/>
+          <w:sz w:val="24"/>
+          <w:szCs w:val="24"/>
+          <w:lang w:val="en-US"/>
+        </w:rPr>
+        <w:t xml:space="preserve"> is not a </w:t>
       </w:r>
       <w:r>
         <w:rPr>
@@ -1650,7 +1958,47 @@
           <w:szCs w:val="24"/>
           <w:lang w:val="en-US"/>
         </w:rPr>
-        <w:t xml:space="preserve"> coordinates from STORM, dSTORM, and PALM datasets. dSTORMQuant </w:t>
+        <w:t xml:space="preserve"> coordinates from STORM, </w:t>
+      </w:r>
+      <w:proofErr w:type="spellStart"/>
+      <w:r>
+        <w:rPr>
+          <w:rFonts w:ascii="Times New Roman" w:eastAsia="Times New Roman" w:hAnsi="Times New Roman" w:cs="Times New Roman"/>
+          <w:sz w:val="24"/>
+          <w:szCs w:val="24"/>
+          <w:lang w:val="en-US"/>
+        </w:rPr>
+        <w:t>dSTORM</w:t>
+      </w:r>
+      <w:proofErr w:type="spellEnd"/>
+      <w:r>
+        <w:rPr>
+          <w:rFonts w:ascii="Times New Roman" w:eastAsia="Times New Roman" w:hAnsi="Times New Roman" w:cs="Times New Roman"/>
+          <w:sz w:val="24"/>
+          <w:szCs w:val="24"/>
+          <w:lang w:val="en-US"/>
+        </w:rPr>
+        <w:t xml:space="preserve">, and PALM datasets. </w:t>
+      </w:r>
+      <w:proofErr w:type="spellStart"/>
+      <w:r>
+        <w:rPr>
+          <w:rFonts w:ascii="Times New Roman" w:eastAsia="Times New Roman" w:hAnsi="Times New Roman" w:cs="Times New Roman"/>
+          <w:sz w:val="24"/>
+          <w:szCs w:val="24"/>
+          <w:lang w:val="en-US"/>
+        </w:rPr>
+        <w:t>dSTORMQuant</w:t>
+      </w:r>
+      <w:proofErr w:type="spellEnd"/>
+      <w:r>
+        <w:rPr>
+          <w:rFonts w:ascii="Times New Roman" w:eastAsia="Times New Roman" w:hAnsi="Times New Roman" w:cs="Times New Roman"/>
+          <w:sz w:val="24"/>
+          <w:szCs w:val="24"/>
+          <w:lang w:val="en-US"/>
+        </w:rPr>
+        <w:t xml:space="preserve"> </w:t>
       </w:r>
       <w:r>
         <w:rPr>
@@ -1980,7 +2328,6 @@
           <w:ilvl w:val="0"/>
           <w:numId w:val="21"/>
         </w:numPr>
-        <w:jc w:val="both"/>
         <w:rPr>
           <w:rFonts w:ascii="Times New Roman" w:eastAsia="Times New Roman" w:hAnsi="Times New Roman" w:cs="Times New Roman"/>
           <w:sz w:val="24"/>
@@ -2006,39 +2353,14 @@
         </w:rPr>
         <w:t xml:space="preserve"> git clone </w:t>
       </w:r>
-      <w:hyperlink r:id="rId6" w:history="1">
-        <w:r>
-          <w:rPr>
-            <w:rStyle w:val="Hyperlink"/>
-            <w:rFonts w:ascii="Times New Roman" w:eastAsia="Times New Roman" w:hAnsi="Times New Roman" w:cs="Times New Roman"/>
-            <w:sz w:val="24"/>
-            <w:szCs w:val="24"/>
-            <w:lang w:val="en-US"/>
-          </w:rPr>
-          <w:t>https://github.com/surajkarki66/dSTORMQuant.git</w:t>
-        </w:r>
-      </w:hyperlink>
-    </w:p>
-    <w:p>
-      <w:pPr>
-        <w:pStyle w:val="Listenabsatz"/>
-        <w:ind w:left="1440"/>
-        <w:jc w:val="both"/>
-        <w:rPr>
-          <w:rFonts w:ascii="Times New Roman" w:eastAsia="Times New Roman" w:hAnsi="Times New Roman" w:cs="Times New Roman"/>
-          <w:sz w:val="24"/>
-          <w:szCs w:val="24"/>
-          <w:lang w:val="en-US"/>
-        </w:rPr>
-      </w:pPr>
-      <w:r>
-        <w:rPr>
-          <w:rFonts w:ascii="Times New Roman" w:eastAsia="Times New Roman" w:hAnsi="Times New Roman" w:cs="Times New Roman"/>
-          <w:sz w:val="24"/>
-          <w:szCs w:val="24"/>
-          <w:lang w:val="en-US"/>
-        </w:rPr>
-        <w:t>and type in your username and password for your git account.</w:t>
+      <w:r>
+        <w:rPr>
+          <w:rFonts w:ascii="Times New Roman" w:eastAsia="Times New Roman" w:hAnsi="Times New Roman" w:cs="Times New Roman"/>
+          <w:sz w:val="24"/>
+          <w:szCs w:val="24"/>
+          <w:lang w:val="en-US"/>
+        </w:rPr>
+        <w:t>https://github.com/BCMM-Bielefeld-University/dSTORMQuant.git</w:t>
       </w:r>
     </w:p>
     <w:p>
@@ -2099,8 +2421,19 @@
           <w:szCs w:val="24"/>
           <w:lang w:val="en-US"/>
         </w:rPr>
-        <w:t>Change directory: cd dSTORMQuant</w:t>
-      </w:r>
+        <w:t xml:space="preserve">Change directory: cd </w:t>
+      </w:r>
+      <w:proofErr w:type="spellStart"/>
+      <w:r>
+        <w:rPr>
+          <w:rFonts w:ascii="Times New Roman" w:eastAsia="Times New Roman" w:hAnsi="Times New Roman" w:cs="Times New Roman"/>
+          <w:sz w:val="24"/>
+          <w:szCs w:val="24"/>
+          <w:lang w:val="en-US"/>
+        </w:rPr>
+        <w:t>dSTORMQuant</w:t>
+      </w:r>
+      <w:proofErr w:type="spellEnd"/>
     </w:p>
     <w:p>
       <w:pPr>
@@ -2187,8 +2520,19 @@
           <w:szCs w:val="24"/>
           <w:lang w:val="en-US"/>
         </w:rPr>
-        <w:t>Change directory: cd finder_cpp</w:t>
-      </w:r>
+        <w:t xml:space="preserve">Change directory: cd </w:t>
+      </w:r>
+      <w:proofErr w:type="spellStart"/>
+      <w:r>
+        <w:rPr>
+          <w:rFonts w:ascii="Times New Roman" w:eastAsia="Times New Roman" w:hAnsi="Times New Roman" w:cs="Times New Roman"/>
+          <w:sz w:val="24"/>
+          <w:szCs w:val="24"/>
+          <w:lang w:val="en-US"/>
+        </w:rPr>
+        <w:t>finder_cpp</w:t>
+      </w:r>
+      <w:proofErr w:type="spellEnd"/>
     </w:p>
     <w:p>
       <w:pPr>
@@ -2300,8 +2644,19 @@
           <w:szCs w:val="24"/>
           <w:lang w:val="en-US"/>
         </w:rPr>
-        <w:t>After successful built, you can check by entering: dSTORMQuant</w:t>
-      </w:r>
+        <w:t xml:space="preserve">After successful built, you can check by entering: </w:t>
+      </w:r>
+      <w:proofErr w:type="spellStart"/>
+      <w:r>
+        <w:rPr>
+          <w:rFonts w:ascii="Times New Roman" w:eastAsia="Times New Roman" w:hAnsi="Times New Roman" w:cs="Times New Roman"/>
+          <w:sz w:val="24"/>
+          <w:szCs w:val="24"/>
+          <w:lang w:val="en-US"/>
+        </w:rPr>
+        <w:t>dSTORMQuant</w:t>
+      </w:r>
+      <w:proofErr w:type="spellEnd"/>
     </w:p>
     <w:p>
       <w:pPr>
@@ -2503,6 +2858,7 @@
                 <w:lang w:val="en-US"/>
               </w:rPr>
             </w:pPr>
+            <w:proofErr w:type="spellStart"/>
             <w:r>
               <w:rPr>
                 <w:rFonts w:ascii="Times New Roman" w:eastAsia="Times New Roman" w:hAnsi="Times New Roman" w:cs="Times New Roman"/>
@@ -2512,6 +2868,7 @@
               </w:rPr>
               <w:t>dSTORMQuant</w:t>
             </w:r>
+            <w:proofErr w:type="spellEnd"/>
           </w:p>
         </w:tc>
         <w:tc>
@@ -2534,7 +2891,27 @@
                 <w:szCs w:val="24"/>
                 <w:lang w:val="en-US"/>
               </w:rPr>
-              <w:t>Main entry command for the SMLM analysis pipeline. Runs the full processing workflow based on config/config.yaml.</w:t>
+              <w:t>Main entry command for the SMLM analysis pipeline. Runs the full processing workflow based on config/</w:t>
+            </w:r>
+            <w:proofErr w:type="spellStart"/>
+            <w:r>
+              <w:rPr>
+                <w:rFonts w:ascii="Times New Roman" w:eastAsia="Times New Roman" w:hAnsi="Times New Roman" w:cs="Times New Roman"/>
+                <w:sz w:val="24"/>
+                <w:szCs w:val="24"/>
+                <w:lang w:val="en-US"/>
+              </w:rPr>
+              <w:t>config.yaml</w:t>
+            </w:r>
+            <w:proofErr w:type="spellEnd"/>
+            <w:r>
+              <w:rPr>
+                <w:rFonts w:ascii="Times New Roman" w:eastAsia="Times New Roman" w:hAnsi="Times New Roman" w:cs="Times New Roman"/>
+                <w:sz w:val="24"/>
+                <w:szCs w:val="24"/>
+                <w:lang w:val="en-US"/>
+              </w:rPr>
+              <w:t>.</w:t>
             </w:r>
           </w:p>
         </w:tc>
@@ -2587,7 +2964,27 @@
                 <w:szCs w:val="24"/>
                 <w:lang w:val="en-US"/>
               </w:rPr>
-              <w:t>Merge CSV outputs from multiple experiments into data/output/merged_channel_data/ grouped by cell line and channel.</w:t>
+              <w:t>Merge CSV outputs from multiple experiments into data/output/</w:t>
+            </w:r>
+            <w:proofErr w:type="spellStart"/>
+            <w:r>
+              <w:rPr>
+                <w:rFonts w:ascii="Times New Roman" w:eastAsia="Times New Roman" w:hAnsi="Times New Roman" w:cs="Times New Roman"/>
+                <w:sz w:val="24"/>
+                <w:szCs w:val="24"/>
+                <w:lang w:val="en-US"/>
+              </w:rPr>
+              <w:t>merged_channel_data</w:t>
+            </w:r>
+            <w:proofErr w:type="spellEnd"/>
+            <w:r>
+              <w:rPr>
+                <w:rFonts w:ascii="Times New Roman" w:eastAsia="Times New Roman" w:hAnsi="Times New Roman" w:cs="Times New Roman"/>
+                <w:sz w:val="24"/>
+                <w:szCs w:val="24"/>
+                <w:lang w:val="en-US"/>
+              </w:rPr>
+              <w:t>/ grouped by cell line and channel.</w:t>
             </w:r>
           </w:p>
         </w:tc>
@@ -2616,7 +3013,27 @@
                 <w:szCs w:val="24"/>
                 <w:lang w:val="en-US"/>
               </w:rPr>
-              <w:t>save-napari-visualizations</w:t>
+              <w:t>save-</w:t>
+            </w:r>
+            <w:proofErr w:type="spellStart"/>
+            <w:r>
+              <w:rPr>
+                <w:rFonts w:ascii="Times New Roman" w:eastAsia="Times New Roman" w:hAnsi="Times New Roman" w:cs="Times New Roman"/>
+                <w:sz w:val="24"/>
+                <w:szCs w:val="24"/>
+                <w:lang w:val="en-US"/>
+              </w:rPr>
+              <w:t>napari</w:t>
+            </w:r>
+            <w:proofErr w:type="spellEnd"/>
+            <w:r>
+              <w:rPr>
+                <w:rFonts w:ascii="Times New Roman" w:eastAsia="Times New Roman" w:hAnsi="Times New Roman" w:cs="Times New Roman"/>
+                <w:sz w:val="24"/>
+                <w:szCs w:val="24"/>
+                <w:lang w:val="en-US"/>
+              </w:rPr>
+              <w:t>-visualizations</w:t>
             </w:r>
           </w:p>
         </w:tc>
@@ -2641,7 +3058,47 @@
                 <w:szCs w:val="24"/>
                 <w:lang w:val="en-US"/>
               </w:rPr>
-              <w:t>Batch-save Napari views as images into each experiment’s test_images/ folder.</w:t>
+              <w:t xml:space="preserve">Batch-save </w:t>
+            </w:r>
+            <w:proofErr w:type="spellStart"/>
+            <w:r>
+              <w:rPr>
+                <w:rFonts w:ascii="Times New Roman" w:eastAsia="Times New Roman" w:hAnsi="Times New Roman" w:cs="Times New Roman"/>
+                <w:sz w:val="24"/>
+                <w:szCs w:val="24"/>
+                <w:lang w:val="en-US"/>
+              </w:rPr>
+              <w:t>Napari</w:t>
+            </w:r>
+            <w:proofErr w:type="spellEnd"/>
+            <w:r>
+              <w:rPr>
+                <w:rFonts w:ascii="Times New Roman" w:eastAsia="Times New Roman" w:hAnsi="Times New Roman" w:cs="Times New Roman"/>
+                <w:sz w:val="24"/>
+                <w:szCs w:val="24"/>
+                <w:lang w:val="en-US"/>
+              </w:rPr>
+              <w:t xml:space="preserve"> views as images into each experiment’s </w:t>
+            </w:r>
+            <w:proofErr w:type="spellStart"/>
+            <w:r>
+              <w:rPr>
+                <w:rFonts w:ascii="Times New Roman" w:eastAsia="Times New Roman" w:hAnsi="Times New Roman" w:cs="Times New Roman"/>
+                <w:sz w:val="24"/>
+                <w:szCs w:val="24"/>
+                <w:lang w:val="en-US"/>
+              </w:rPr>
+              <w:t>test_images</w:t>
+            </w:r>
+            <w:proofErr w:type="spellEnd"/>
+            <w:r>
+              <w:rPr>
+                <w:rFonts w:ascii="Times New Roman" w:eastAsia="Times New Roman" w:hAnsi="Times New Roman" w:cs="Times New Roman"/>
+                <w:sz w:val="24"/>
+                <w:szCs w:val="24"/>
+                <w:lang w:val="en-US"/>
+              </w:rPr>
+              <w:t>/ folder.</w:t>
             </w:r>
           </w:p>
         </w:tc>
@@ -2719,7 +3176,27 @@
           <w:szCs w:val="24"/>
           <w:lang w:val="en-US"/>
         </w:rPr>
-        <w:t xml:space="preserve">All data processing steps in dSTORMQuant follows a staged workflow. First, the input file is validated, and the relevant metadata are loaded from the experiment. The localization coordinates are then partitioned into the appropriate channel-specific subsets according to the metadata and user-defined configuration. These subsets are processed independently through the selected analysis modules, including filtering, drift correction, temporal grouping, cell </w:t>
+        <w:t xml:space="preserve">All data processing steps in </w:t>
+      </w:r>
+      <w:proofErr w:type="spellStart"/>
+      <w:r>
+        <w:rPr>
+          <w:rFonts w:ascii="Times New Roman" w:eastAsia="Times New Roman" w:hAnsi="Times New Roman" w:cs="Times New Roman"/>
+          <w:sz w:val="24"/>
+          <w:szCs w:val="24"/>
+          <w:lang w:val="en-US"/>
+        </w:rPr>
+        <w:t>dSTORMQuant</w:t>
+      </w:r>
+      <w:proofErr w:type="spellEnd"/>
+      <w:r>
+        <w:rPr>
+          <w:rFonts w:ascii="Times New Roman" w:eastAsia="Times New Roman" w:hAnsi="Times New Roman" w:cs="Times New Roman"/>
+          <w:sz w:val="24"/>
+          <w:szCs w:val="24"/>
+          <w:lang w:val="en-US"/>
+        </w:rPr>
+        <w:t xml:space="preserve"> follows a staged workflow. First, the input file is validated, and the relevant metadata are loaded from the experiment. The localization coordinates are then partitioned into the appropriate channel-specific subsets according to the metadata and user-defined configuration. These subsets are processed independently through the selected analysis modules, including filtering, drift correction, temporal grouping, cell </w:t>
       </w:r>
       <w:r>
         <w:rPr>
@@ -3262,7 +3739,27 @@
           <w:szCs w:val="24"/>
           <w:lang w:val="en-US"/>
         </w:rPr>
-        <w:t xml:space="preserve">For compatibility and consistency across experimental setups, dSTORMQuant adopts a structured CSV-based localization format as its standard input. The format is designed to accommodate the typical output of modern SMLM acquisition and localization software, </w:t>
+        <w:t xml:space="preserve">For compatibility and consistency across experimental setups, </w:t>
+      </w:r>
+      <w:proofErr w:type="spellStart"/>
+      <w:r>
+        <w:rPr>
+          <w:rFonts w:ascii="Times New Roman" w:eastAsia="Times New Roman" w:hAnsi="Times New Roman" w:cs="Times New Roman"/>
+          <w:sz w:val="24"/>
+          <w:szCs w:val="24"/>
+          <w:lang w:val="en-US"/>
+        </w:rPr>
+        <w:t>dSTORMQuant</w:t>
+      </w:r>
+      <w:proofErr w:type="spellEnd"/>
+      <w:r>
+        <w:rPr>
+          <w:rFonts w:ascii="Times New Roman" w:eastAsia="Times New Roman" w:hAnsi="Times New Roman" w:cs="Times New Roman"/>
+          <w:sz w:val="24"/>
+          <w:szCs w:val="24"/>
+          <w:lang w:val="en-US"/>
+        </w:rPr>
+        <w:t xml:space="preserve"> adopts a structured CSV-based localization format as its standard input. The format is designed to accommodate the typical output of modern SMLM acquisition and localization software, </w:t>
       </w:r>
       <w:r>
         <w:rPr>
@@ -4277,12 +4774,14 @@
                 <w:rFonts w:ascii="Times New Roman" w:hAnsi="Times New Roman" w:cs="Times New Roman"/>
               </w:rPr>
             </w:pPr>
+            <w:proofErr w:type="spellStart"/>
             <w:r>
               <w:rPr>
                 <w:rFonts w:ascii="Times New Roman" w:hAnsi="Times New Roman" w:cs="Times New Roman"/>
               </w:rPr>
               <w:t>drift_correction</w:t>
             </w:r>
+            <w:proofErr w:type="spellEnd"/>
           </w:p>
         </w:tc>
         <w:tc>
@@ -4535,12 +5034,14 @@
                 <w:rFonts w:ascii="Times New Roman" w:hAnsi="Times New Roman" w:cs="Times New Roman"/>
               </w:rPr>
             </w:pPr>
+            <w:proofErr w:type="spellStart"/>
             <w:r>
               <w:rPr>
                 <w:rFonts w:ascii="Times New Roman" w:hAnsi="Times New Roman" w:cs="Times New Roman"/>
               </w:rPr>
               <w:t>temporal_grouping</w:t>
             </w:r>
+            <w:proofErr w:type="spellEnd"/>
           </w:p>
         </w:tc>
         <w:tc>
@@ -4661,12 +5162,14 @@
                 <w:rFonts w:ascii="Times New Roman" w:hAnsi="Times New Roman" w:cs="Times New Roman"/>
               </w:rPr>
             </w:pPr>
+            <w:proofErr w:type="spellStart"/>
             <w:r>
               <w:rPr>
                 <w:rFonts w:ascii="Times New Roman" w:hAnsi="Times New Roman" w:cs="Times New Roman"/>
               </w:rPr>
               <w:t>cell_detection</w:t>
             </w:r>
+            <w:proofErr w:type="spellEnd"/>
           </w:p>
         </w:tc>
         <w:tc>
@@ -4790,12 +5293,14 @@
                 <w:rFonts w:ascii="Times New Roman" w:hAnsi="Times New Roman" w:cs="Times New Roman"/>
               </w:rPr>
             </w:pPr>
+            <w:proofErr w:type="spellStart"/>
             <w:r>
               <w:rPr>
                 <w:rFonts w:ascii="Times New Roman" w:hAnsi="Times New Roman" w:cs="Times New Roman"/>
               </w:rPr>
               <w:t>nearest_neighbor_analysis</w:t>
             </w:r>
+            <w:proofErr w:type="spellEnd"/>
           </w:p>
         </w:tc>
         <w:tc>
@@ -6112,11 +6617,19 @@
                 <w:rFonts w:ascii="Times New Roman" w:hAnsi="Times New Roman" w:cs="Times New Roman"/>
               </w:rPr>
             </w:pPr>
-            <w:r>
-              <w:rPr>
-                <w:rFonts w:ascii="Times New Roman" w:hAnsi="Times New Roman" w:cs="Times New Roman"/>
-              </w:rPr>
-              <w:t>sigmaX (nm)</w:t>
+            <w:proofErr w:type="spellStart"/>
+            <w:r>
+              <w:rPr>
+                <w:rFonts w:ascii="Times New Roman" w:hAnsi="Times New Roman" w:cs="Times New Roman"/>
+              </w:rPr>
+              <w:t>sigmaX</w:t>
+            </w:r>
+            <w:proofErr w:type="spellEnd"/>
+            <w:r>
+              <w:rPr>
+                <w:rFonts w:ascii="Times New Roman" w:hAnsi="Times New Roman" w:cs="Times New Roman"/>
+              </w:rPr>
+              <w:t xml:space="preserve"> (nm)</w:t>
             </w:r>
           </w:p>
         </w:tc>
@@ -6236,11 +6749,19 @@
                 <w:rFonts w:ascii="Times New Roman" w:hAnsi="Times New Roman" w:cs="Times New Roman"/>
               </w:rPr>
             </w:pPr>
-            <w:r>
-              <w:rPr>
-                <w:rFonts w:ascii="Times New Roman" w:hAnsi="Times New Roman" w:cs="Times New Roman"/>
-              </w:rPr>
-              <w:t>sigmaY (nm)</w:t>
+            <w:proofErr w:type="spellStart"/>
+            <w:r>
+              <w:rPr>
+                <w:rFonts w:ascii="Times New Roman" w:hAnsi="Times New Roman" w:cs="Times New Roman"/>
+              </w:rPr>
+              <w:t>sigmaY</w:t>
+            </w:r>
+            <w:proofErr w:type="spellEnd"/>
+            <w:r>
+              <w:rPr>
+                <w:rFonts w:ascii="Times New Roman" w:hAnsi="Times New Roman" w:cs="Times New Roman"/>
+              </w:rPr>
+              <w:t xml:space="preserve"> (nm)</w:t>
             </w:r>
           </w:p>
         </w:tc>
@@ -6868,12 +7389,14 @@
                 <w:rFonts w:ascii="Times New Roman" w:hAnsi="Times New Roman" w:cs="Times New Roman"/>
               </w:rPr>
             </w:pPr>
+            <w:proofErr w:type="spellStart"/>
             <w:r>
               <w:rPr>
                 <w:rFonts w:ascii="Times New Roman" w:hAnsi="Times New Roman" w:cs="Times New Roman"/>
               </w:rPr>
               <w:t>channelIndex</w:t>
             </w:r>
+            <w:proofErr w:type="spellEnd"/>
           </w:p>
         </w:tc>
         <w:tc>
@@ -6992,12 +7515,14 @@
                 <w:rFonts w:ascii="Times New Roman" w:hAnsi="Times New Roman" w:cs="Times New Roman"/>
               </w:rPr>
             </w:pPr>
+            <w:proofErr w:type="spellStart"/>
             <w:r>
               <w:rPr>
                 <w:rFonts w:ascii="Times New Roman" w:hAnsi="Times New Roman" w:cs="Times New Roman"/>
               </w:rPr>
               <w:t>frameIndex</w:t>
             </w:r>
+            <w:proofErr w:type="spellEnd"/>
           </w:p>
         </w:tc>
         <w:tc>
@@ -7116,14 +7641,124 @@
         <w:rPr>
           <w:rFonts w:ascii="Times New Roman" w:hAnsi="Times New Roman" w:cs="Times New Roman"/>
         </w:rPr>
-        <w:t xml:space="preserve">These columns match the standard output format of dSTORM localization software. The input data must be a 2D localization table with the columns listed in Table 2. The pipeline only works with 2D data and does not support 3D (z) coordinates. </w:t>
+        <w:t xml:space="preserve">These columns match the standard output format of </w:t>
+      </w:r>
+      <w:proofErr w:type="spellStart"/>
+      <w:r>
+        <w:rPr>
+          <w:rFonts w:ascii="Times New Roman" w:hAnsi="Times New Roman" w:cs="Times New Roman"/>
+        </w:rPr>
+        <w:t>dSTORM</w:t>
+      </w:r>
+      <w:proofErr w:type="spellEnd"/>
+      <w:r>
+        <w:rPr>
+          <w:rFonts w:ascii="Times New Roman" w:hAnsi="Times New Roman" w:cs="Times New Roman"/>
+        </w:rPr>
+        <w:t xml:space="preserve"> localization software. The input data must be a 2D localization table with the columns listed in Table 2. The pipeline only works with 2D data and does not support 3D (z) coordinates. </w:t>
       </w:r>
       <w:r>
         <w:rPr>
           <w:rFonts w:ascii="Times New Roman" w:hAnsi="Times New Roman" w:cs="Times New Roman"/>
           <w:lang w:val="de-DE"/>
         </w:rPr>
-        <w:t>The column names must match exactly as specified.</w:t>
+        <w:t xml:space="preserve">The </w:t>
+      </w:r>
+      <w:proofErr w:type="spellStart"/>
+      <w:r>
+        <w:rPr>
+          <w:rFonts w:ascii="Times New Roman" w:hAnsi="Times New Roman" w:cs="Times New Roman"/>
+          <w:lang w:val="de-DE"/>
+        </w:rPr>
+        <w:t>column</w:t>
+      </w:r>
+      <w:proofErr w:type="spellEnd"/>
+      <w:r>
+        <w:rPr>
+          <w:rFonts w:ascii="Times New Roman" w:hAnsi="Times New Roman" w:cs="Times New Roman"/>
+          <w:lang w:val="de-DE"/>
+        </w:rPr>
+        <w:t xml:space="preserve"> </w:t>
+      </w:r>
+      <w:proofErr w:type="spellStart"/>
+      <w:r>
+        <w:rPr>
+          <w:rFonts w:ascii="Times New Roman" w:hAnsi="Times New Roman" w:cs="Times New Roman"/>
+          <w:lang w:val="de-DE"/>
+        </w:rPr>
+        <w:t>names</w:t>
+      </w:r>
+      <w:proofErr w:type="spellEnd"/>
+      <w:r>
+        <w:rPr>
+          <w:rFonts w:ascii="Times New Roman" w:hAnsi="Times New Roman" w:cs="Times New Roman"/>
+          <w:lang w:val="de-DE"/>
+        </w:rPr>
+        <w:t xml:space="preserve"> </w:t>
+      </w:r>
+      <w:proofErr w:type="spellStart"/>
+      <w:r>
+        <w:rPr>
+          <w:rFonts w:ascii="Times New Roman" w:hAnsi="Times New Roman" w:cs="Times New Roman"/>
+          <w:lang w:val="de-DE"/>
+        </w:rPr>
+        <w:t>must</w:t>
+      </w:r>
+      <w:proofErr w:type="spellEnd"/>
+      <w:r>
+        <w:rPr>
+          <w:rFonts w:ascii="Times New Roman" w:hAnsi="Times New Roman" w:cs="Times New Roman"/>
+          <w:lang w:val="de-DE"/>
+        </w:rPr>
+        <w:t xml:space="preserve"> match </w:t>
+      </w:r>
+      <w:proofErr w:type="spellStart"/>
+      <w:r>
+        <w:rPr>
+          <w:rFonts w:ascii="Times New Roman" w:hAnsi="Times New Roman" w:cs="Times New Roman"/>
+          <w:lang w:val="de-DE"/>
+        </w:rPr>
+        <w:t>exactly</w:t>
+      </w:r>
+      <w:proofErr w:type="spellEnd"/>
+      <w:r>
+        <w:rPr>
+          <w:rFonts w:ascii="Times New Roman" w:hAnsi="Times New Roman" w:cs="Times New Roman"/>
+          <w:lang w:val="de-DE"/>
+        </w:rPr>
+        <w:t xml:space="preserve"> </w:t>
+      </w:r>
+      <w:proofErr w:type="spellStart"/>
+      <w:r>
+        <w:rPr>
+          <w:rFonts w:ascii="Times New Roman" w:hAnsi="Times New Roman" w:cs="Times New Roman"/>
+          <w:lang w:val="de-DE"/>
+        </w:rPr>
+        <w:t>as</w:t>
+      </w:r>
+      <w:proofErr w:type="spellEnd"/>
+      <w:r>
+        <w:rPr>
+          <w:rFonts w:ascii="Times New Roman" w:hAnsi="Times New Roman" w:cs="Times New Roman"/>
+          <w:lang w:val="de-DE"/>
+        </w:rPr>
+        <w:t xml:space="preserve"> </w:t>
+      </w:r>
+      <w:proofErr w:type="spellStart"/>
+      <w:r>
+        <w:rPr>
+          <w:rFonts w:ascii="Times New Roman" w:hAnsi="Times New Roman" w:cs="Times New Roman"/>
+          <w:lang w:val="de-DE"/>
+        </w:rPr>
+        <w:t>specified</w:t>
+      </w:r>
+      <w:proofErr w:type="spellEnd"/>
+      <w:r>
+        <w:rPr>
+          <w:rFonts w:ascii="Times New Roman" w:hAnsi="Times New Roman" w:cs="Times New Roman"/>
+          <w:lang w:val="de-DE"/>
+        </w:rPr>
+        <w:t>.</w:t>
       </w:r>
     </w:p>
     <w:p>
@@ -7209,7 +7844,27 @@
           <w:szCs w:val="24"/>
           <w:lang w:val="en-US"/>
         </w:rPr>
-        <w:t xml:space="preserve">Localization Precision: Precision is typically computed as σ_loc = √(σ² + (a²/12) + (8πσ⁴b²)/(a²N)), where σ is the PSF width, a is the pixel size, N is the photon count, and b is the background [2]. Here, precision is a measure of error. </w:t>
+        <w:t xml:space="preserve">Localization Precision: Precision is typically computed as </w:t>
+      </w:r>
+      <w:proofErr w:type="spellStart"/>
+      <w:r>
+        <w:rPr>
+          <w:rFonts w:ascii="Times New Roman" w:eastAsia="Times New Roman" w:hAnsi="Times New Roman" w:cs="Times New Roman"/>
+          <w:sz w:val="24"/>
+          <w:szCs w:val="24"/>
+          <w:lang w:val="en-US"/>
+        </w:rPr>
+        <w:t>σ_loc</w:t>
+      </w:r>
+      <w:proofErr w:type="spellEnd"/>
+      <w:r>
+        <w:rPr>
+          <w:rFonts w:ascii="Times New Roman" w:eastAsia="Times New Roman" w:hAnsi="Times New Roman" w:cs="Times New Roman"/>
+          <w:sz w:val="24"/>
+          <w:szCs w:val="24"/>
+          <w:lang w:val="en-US"/>
+        </w:rPr>
+        <w:t xml:space="preserve"> = √(σ² + (a²/12) + (8πσ⁴b²)/(a²N)), where σ is the PSF width, a is the pixel size, N is the photon count, and b is the background [2]. Here, precision is a measure of error. </w:t>
       </w:r>
       <w:r>
         <w:rPr>
@@ -7331,7 +7986,25 @@
           <w:sz w:val="24"/>
           <w:szCs w:val="24"/>
         </w:rPr>
-        <w:t>An Excel metadata file (path: ‘data/metadata/&lt;xlsx_filename&gt;’) drives input file discovery and channel configuration. This design allows:</w:t>
+        <w:t>An Excel metadata file (path: ‘data/metadata/&lt;</w:t>
+      </w:r>
+      <w:proofErr w:type="spellStart"/>
+      <w:r>
+        <w:rPr>
+          <w:rFonts w:ascii="Times New Roman" w:hAnsi="Times New Roman" w:cs="Times New Roman"/>
+          <w:sz w:val="24"/>
+          <w:szCs w:val="24"/>
+        </w:rPr>
+        <w:t>xlsx_filename</w:t>
+      </w:r>
+      <w:proofErr w:type="spellEnd"/>
+      <w:r>
+        <w:rPr>
+          <w:rFonts w:ascii="Times New Roman" w:hAnsi="Times New Roman" w:cs="Times New Roman"/>
+          <w:sz w:val="24"/>
+          <w:szCs w:val="24"/>
+        </w:rPr>
+        <w:t>&gt;’) drives input file discovery and channel configuration. This design allows:</w:t>
       </w:r>
     </w:p>
     <w:p>
@@ -7475,13 +8148,23 @@
           <w:szCs w:val="24"/>
         </w:rPr>
       </w:pPr>
-      <w:r>
-        <w:rPr>
-          <w:rFonts w:ascii="Times New Roman" w:hAnsi="Times New Roman" w:cs="Times New Roman"/>
-          <w:sz w:val="24"/>
-          <w:szCs w:val="24"/>
-        </w:rPr>
-        <w:t>file_name: Base name of the input CSV (e.g., ‘AHA_24014_U2OS-WT_AST0126_AST0063_posXY0_channels_t0_posZ0’)</w:t>
+      <w:proofErr w:type="spellStart"/>
+      <w:r>
+        <w:rPr>
+          <w:rFonts w:ascii="Times New Roman" w:hAnsi="Times New Roman" w:cs="Times New Roman"/>
+          <w:sz w:val="24"/>
+          <w:szCs w:val="24"/>
+        </w:rPr>
+        <w:t>file_name</w:t>
+      </w:r>
+      <w:proofErr w:type="spellEnd"/>
+      <w:r>
+        <w:rPr>
+          <w:rFonts w:ascii="Times New Roman" w:hAnsi="Times New Roman" w:cs="Times New Roman"/>
+          <w:sz w:val="24"/>
+          <w:szCs w:val="24"/>
+        </w:rPr>
+        <w:t>: Base name of the input CSV (e.g., ‘AHA_24014_U2OS-WT_AST0126_AST0063_posXY0_channels_t0_posZ0’)</w:t>
       </w:r>
     </w:p>
     <w:p>
@@ -7497,13 +8180,23 @@
           <w:szCs w:val="24"/>
         </w:rPr>
       </w:pPr>
-      <w:r>
-        <w:rPr>
-          <w:rFonts w:ascii="Times New Roman" w:hAnsi="Times New Roman" w:cs="Times New Roman"/>
-          <w:sz w:val="24"/>
-          <w:szCs w:val="24"/>
-        </w:rPr>
-        <w:t>first_channel_index: Integer channel index for the first acquired channel</w:t>
+      <w:proofErr w:type="spellStart"/>
+      <w:r>
+        <w:rPr>
+          <w:rFonts w:ascii="Times New Roman" w:hAnsi="Times New Roman" w:cs="Times New Roman"/>
+          <w:sz w:val="24"/>
+          <w:szCs w:val="24"/>
+        </w:rPr>
+        <w:t>first_channel_index</w:t>
+      </w:r>
+      <w:proofErr w:type="spellEnd"/>
+      <w:r>
+        <w:rPr>
+          <w:rFonts w:ascii="Times New Roman" w:hAnsi="Times New Roman" w:cs="Times New Roman"/>
+          <w:sz w:val="24"/>
+          <w:szCs w:val="24"/>
+        </w:rPr>
+        <w:t>: Integer channel index for the first acquired channel</w:t>
       </w:r>
     </w:p>
     <w:p>
@@ -7519,13 +8212,23 @@
           <w:szCs w:val="24"/>
         </w:rPr>
       </w:pPr>
-      <w:r>
-        <w:rPr>
-          <w:rFonts w:ascii="Times New Roman" w:hAnsi="Times New Roman" w:cs="Times New Roman"/>
-          <w:sz w:val="24"/>
-          <w:szCs w:val="24"/>
-        </w:rPr>
-        <w:t>first_ch_frame_last: Last frame number for channel 1</w:t>
+      <w:proofErr w:type="spellStart"/>
+      <w:r>
+        <w:rPr>
+          <w:rFonts w:ascii="Times New Roman" w:hAnsi="Times New Roman" w:cs="Times New Roman"/>
+          <w:sz w:val="24"/>
+          <w:szCs w:val="24"/>
+        </w:rPr>
+        <w:t>first_ch_frame_last</w:t>
+      </w:r>
+      <w:proofErr w:type="spellEnd"/>
+      <w:r>
+        <w:rPr>
+          <w:rFonts w:ascii="Times New Roman" w:hAnsi="Times New Roman" w:cs="Times New Roman"/>
+          <w:sz w:val="24"/>
+          <w:szCs w:val="24"/>
+        </w:rPr>
+        <w:t>: Last frame number for channel 1</w:t>
       </w:r>
     </w:p>
     <w:p>
@@ -7541,13 +8244,23 @@
           <w:szCs w:val="24"/>
         </w:rPr>
       </w:pPr>
-      <w:r>
-        <w:rPr>
-          <w:rFonts w:ascii="Times New Roman" w:hAnsi="Times New Roman" w:cs="Times New Roman"/>
-          <w:sz w:val="24"/>
-          <w:szCs w:val="24"/>
-        </w:rPr>
-        <w:t>second_channel_index: Channel index for the second channel</w:t>
+      <w:proofErr w:type="spellStart"/>
+      <w:r>
+        <w:rPr>
+          <w:rFonts w:ascii="Times New Roman" w:hAnsi="Times New Roman" w:cs="Times New Roman"/>
+          <w:sz w:val="24"/>
+          <w:szCs w:val="24"/>
+        </w:rPr>
+        <w:t>second_channel_index</w:t>
+      </w:r>
+      <w:proofErr w:type="spellEnd"/>
+      <w:r>
+        <w:rPr>
+          <w:rFonts w:ascii="Times New Roman" w:hAnsi="Times New Roman" w:cs="Times New Roman"/>
+          <w:sz w:val="24"/>
+          <w:szCs w:val="24"/>
+        </w:rPr>
+        <w:t>: Channel index for the second channel</w:t>
       </w:r>
     </w:p>
     <w:p>
@@ -7563,13 +8276,23 @@
           <w:szCs w:val="24"/>
         </w:rPr>
       </w:pPr>
-      <w:r>
-        <w:rPr>
-          <w:rFonts w:ascii="Times New Roman" w:hAnsi="Times New Roman" w:cs="Times New Roman"/>
-          <w:sz w:val="24"/>
-          <w:szCs w:val="24"/>
-        </w:rPr>
-        <w:t>second_ch_frame_last: Last frame for channel 2</w:t>
+      <w:proofErr w:type="spellStart"/>
+      <w:r>
+        <w:rPr>
+          <w:rFonts w:ascii="Times New Roman" w:hAnsi="Times New Roman" w:cs="Times New Roman"/>
+          <w:sz w:val="24"/>
+          <w:szCs w:val="24"/>
+        </w:rPr>
+        <w:t>second_ch_frame_last</w:t>
+      </w:r>
+      <w:proofErr w:type="spellEnd"/>
+      <w:r>
+        <w:rPr>
+          <w:rFonts w:ascii="Times New Roman" w:hAnsi="Times New Roman" w:cs="Times New Roman"/>
+          <w:sz w:val="24"/>
+          <w:szCs w:val="24"/>
+        </w:rPr>
+        <w:t>: Last frame for channel 2</w:t>
       </w:r>
     </w:p>
     <w:p>
@@ -7621,6 +8344,7 @@
           <w:lang w:val="de-DE"/>
         </w:rPr>
       </w:pPr>
+      <w:proofErr w:type="spellStart"/>
       <w:r>
         <w:rPr>
           <w:rFonts w:ascii="Times New Roman" w:eastAsia="Times New Roman" w:hAnsi="Times New Roman" w:cs="Times New Roman"/>
@@ -7630,6 +8354,7 @@
         </w:rPr>
         <w:t>experiment_nr</w:t>
       </w:r>
+      <w:proofErr w:type="spellEnd"/>
     </w:p>
     <w:p>
       <w:pPr>
@@ -7646,6 +8371,7 @@
           <w:lang w:val="de-DE"/>
         </w:rPr>
       </w:pPr>
+      <w:proofErr w:type="spellStart"/>
       <w:r>
         <w:rPr>
           <w:rFonts w:ascii="Times New Roman" w:eastAsia="Times New Roman" w:hAnsi="Times New Roman" w:cs="Times New Roman"/>
@@ -7655,6 +8381,7 @@
         </w:rPr>
         <w:t>initials</w:t>
       </w:r>
+      <w:proofErr w:type="spellEnd"/>
     </w:p>
     <w:p>
       <w:pPr>
@@ -7703,8 +8430,19 @@
           <w:szCs w:val="24"/>
           <w:lang w:val="de-DE"/>
         </w:rPr>
-        <w:t>1st channel</w:t>
-      </w:r>
+        <w:t xml:space="preserve">1st </w:t>
+      </w:r>
+      <w:proofErr w:type="spellStart"/>
+      <w:r>
+        <w:rPr>
+          <w:rFonts w:ascii="Times New Roman" w:eastAsia="Times New Roman" w:hAnsi="Times New Roman" w:cs="Times New Roman"/>
+          <w:sz w:val="24"/>
+          <w:szCs w:val="24"/>
+          <w:lang w:val="de-DE"/>
+        </w:rPr>
+        <w:t>channel</w:t>
+      </w:r>
+      <w:proofErr w:type="spellEnd"/>
     </w:p>
     <w:p>
       <w:pPr>
@@ -7728,8 +8466,19 @@
           <w:szCs w:val="24"/>
           <w:lang w:val="de-DE"/>
         </w:rPr>
-        <w:t>2nd channel</w:t>
-      </w:r>
+        <w:t xml:space="preserve">2nd </w:t>
+      </w:r>
+      <w:proofErr w:type="spellStart"/>
+      <w:r>
+        <w:rPr>
+          <w:rFonts w:ascii="Times New Roman" w:eastAsia="Times New Roman" w:hAnsi="Times New Roman" w:cs="Times New Roman"/>
+          <w:sz w:val="24"/>
+          <w:szCs w:val="24"/>
+          <w:lang w:val="de-DE"/>
+        </w:rPr>
+        <w:t>channel</w:t>
+      </w:r>
+      <w:proofErr w:type="spellEnd"/>
     </w:p>
     <w:p>
       <w:pPr>
@@ -7742,13 +8491,23 @@
         </w:rPr>
         <w:t xml:space="preserve">Channel labels such as AST0063, PST0126 are inferred from the input filename via </w:t>
       </w:r>
+      <w:proofErr w:type="spellStart"/>
       <w:r>
         <w:rPr>
           <w:rFonts w:ascii="Times New Roman" w:hAnsi="Times New Roman" w:cs="Times New Roman"/>
           <w:b/>
           <w:bCs/>
         </w:rPr>
-        <w:t xml:space="preserve">extract_channels_from_filename() </w:t>
+        <w:t>extract_channels_from_filename</w:t>
+      </w:r>
+      <w:proofErr w:type="spellEnd"/>
+      <w:r>
+        <w:rPr>
+          <w:rFonts w:ascii="Times New Roman" w:hAnsi="Times New Roman" w:cs="Times New Roman"/>
+          <w:b/>
+          <w:bCs/>
+        </w:rPr>
+        <w:t xml:space="preserve">() </w:t>
       </w:r>
       <w:r>
         <w:rPr>
@@ -7801,7 +8560,67 @@
           <w:szCs w:val="24"/>
           <w:lang w:val="en-US"/>
         </w:rPr>
-        <w:t xml:space="preserve">The pipeline does not enforce fixed acquisition lengths (e.g., 10,000 or 20,000 frames). Instead, per-file frame ranges are taken from the metadata Excel (last-frame values for channel 1 and channel 2). For each channel, the first skip_frames frames are excluded to account for activation/burn-in at the start of acquisition; this is configured via config/config.yaml under data.input.skip_frames (default: 200). In dual-channel mode, channel 2 is treated as starting immediately after channel 1 ends (i.e., offset by the channel </w:t>
+        <w:t xml:space="preserve">The pipeline does not enforce fixed acquisition lengths (e.g., 10,000 or 20,000 frames). Instead, per-file frame ranges are taken from the metadata Excel (last-frame values for channel 1 and channel 2). For each channel, the first </w:t>
+      </w:r>
+      <w:proofErr w:type="spellStart"/>
+      <w:r>
+        <w:rPr>
+          <w:rFonts w:ascii="Times New Roman" w:eastAsia="Times New Roman" w:hAnsi="Times New Roman" w:cs="Times New Roman"/>
+          <w:sz w:val="24"/>
+          <w:szCs w:val="24"/>
+          <w:lang w:val="en-US"/>
+        </w:rPr>
+        <w:t>skip_frames</w:t>
+      </w:r>
+      <w:proofErr w:type="spellEnd"/>
+      <w:r>
+        <w:rPr>
+          <w:rFonts w:ascii="Times New Roman" w:eastAsia="Times New Roman" w:hAnsi="Times New Roman" w:cs="Times New Roman"/>
+          <w:sz w:val="24"/>
+          <w:szCs w:val="24"/>
+          <w:lang w:val="en-US"/>
+        </w:rPr>
+        <w:t xml:space="preserve"> frames are excluded to account for activation/burn-in at the start of acquisition; this is configured via config/</w:t>
+      </w:r>
+      <w:proofErr w:type="spellStart"/>
+      <w:r>
+        <w:rPr>
+          <w:rFonts w:ascii="Times New Roman" w:eastAsia="Times New Roman" w:hAnsi="Times New Roman" w:cs="Times New Roman"/>
+          <w:sz w:val="24"/>
+          <w:szCs w:val="24"/>
+          <w:lang w:val="en-US"/>
+        </w:rPr>
+        <w:t>config.yaml</w:t>
+      </w:r>
+      <w:proofErr w:type="spellEnd"/>
+      <w:r>
+        <w:rPr>
+          <w:rFonts w:ascii="Times New Roman" w:eastAsia="Times New Roman" w:hAnsi="Times New Roman" w:cs="Times New Roman"/>
+          <w:sz w:val="24"/>
+          <w:szCs w:val="24"/>
+          <w:lang w:val="en-US"/>
+        </w:rPr>
+        <w:t xml:space="preserve"> under </w:t>
+      </w:r>
+      <w:proofErr w:type="spellStart"/>
+      <w:r>
+        <w:rPr>
+          <w:rFonts w:ascii="Times New Roman" w:eastAsia="Times New Roman" w:hAnsi="Times New Roman" w:cs="Times New Roman"/>
+          <w:sz w:val="24"/>
+          <w:szCs w:val="24"/>
+          <w:lang w:val="en-US"/>
+        </w:rPr>
+        <w:t>data.input.skip_frames</w:t>
+      </w:r>
+      <w:proofErr w:type="spellEnd"/>
+      <w:r>
+        <w:rPr>
+          <w:rFonts w:ascii="Times New Roman" w:eastAsia="Times New Roman" w:hAnsi="Times New Roman" w:cs="Times New Roman"/>
+          <w:sz w:val="24"/>
+          <w:szCs w:val="24"/>
+          <w:lang w:val="en-US"/>
+        </w:rPr>
+        <w:t xml:space="preserve"> (default: 200). In dual-channel mode, channel 2 is treated as starting immediately after channel 1 ends (i.e., offset by the channel </w:t>
       </w:r>
       <w:r>
         <w:rPr>
@@ -7896,7 +8715,29 @@
           <w:sz w:val="24"/>
           <w:szCs w:val="24"/>
         </w:rPr>
-        <w:t>config/config.yaml.</w:t>
+        <w:t>config/</w:t>
+      </w:r>
+      <w:proofErr w:type="spellStart"/>
+      <w:r>
+        <w:rPr>
+          <w:rFonts w:ascii="Times New Roman" w:hAnsi="Times New Roman" w:cs="Times New Roman"/>
+          <w:b/>
+          <w:bCs/>
+          <w:sz w:val="24"/>
+          <w:szCs w:val="24"/>
+        </w:rPr>
+        <w:t>config.yaml</w:t>
+      </w:r>
+      <w:proofErr w:type="spellEnd"/>
+      <w:r>
+        <w:rPr>
+          <w:rFonts w:ascii="Times New Roman" w:hAnsi="Times New Roman" w:cs="Times New Roman"/>
+          <w:b/>
+          <w:bCs/>
+          <w:sz w:val="24"/>
+          <w:szCs w:val="24"/>
+        </w:rPr>
+        <w:t>.</w:t>
       </w:r>
       <w:r>
         <w:rPr>
@@ -7922,13 +8763,23 @@
         </w:rPr>
         <w:t xml:space="preserve">Loaded once at pipeline startup via </w:t>
       </w:r>
+      <w:proofErr w:type="spellStart"/>
       <w:r>
         <w:rPr>
           <w:rFonts w:ascii="Times New Roman" w:hAnsi="Times New Roman" w:cs="Times New Roman"/>
           <w:b/>
           <w:bCs/>
         </w:rPr>
-        <w:t xml:space="preserve">load_config() </w:t>
+        <w:t>load_config</w:t>
+      </w:r>
+      <w:proofErr w:type="spellEnd"/>
+      <w:r>
+        <w:rPr>
+          <w:rFonts w:ascii="Times New Roman" w:hAnsi="Times New Roman" w:cs="Times New Roman"/>
+          <w:b/>
+          <w:bCs/>
+        </w:rPr>
+        <w:t xml:space="preserve">() </w:t>
       </w:r>
       <w:r>
         <w:rPr>
@@ -7966,7 +8817,25 @@
           <w:sz w:val="24"/>
           <w:szCs w:val="24"/>
         </w:rPr>
-        <w:t xml:space="preserve">Validated using Pydantic models in </w:t>
+        <w:t xml:space="preserve">Validated using </w:t>
+      </w:r>
+      <w:proofErr w:type="spellStart"/>
+      <w:r>
+        <w:rPr>
+          <w:rFonts w:ascii="Times New Roman" w:hAnsi="Times New Roman" w:cs="Times New Roman"/>
+          <w:sz w:val="24"/>
+          <w:szCs w:val="24"/>
+        </w:rPr>
+        <w:t>Pydantic</w:t>
+      </w:r>
+      <w:proofErr w:type="spellEnd"/>
+      <w:r>
+        <w:rPr>
+          <w:rFonts w:ascii="Times New Roman" w:hAnsi="Times New Roman" w:cs="Times New Roman"/>
+          <w:sz w:val="24"/>
+          <w:szCs w:val="24"/>
+        </w:rPr>
+        <w:t xml:space="preserve"> models in </w:t>
       </w:r>
       <w:r>
         <w:rPr>
@@ -8011,6 +8880,7 @@
         </w:rPr>
         <w:t xml:space="preserve">Passed through to </w:t>
       </w:r>
+      <w:proofErr w:type="spellStart"/>
       <w:r>
         <w:rPr>
           <w:rFonts w:ascii="Times New Roman" w:hAnsi="Times New Roman" w:cs="Times New Roman"/>
@@ -8019,7 +8889,18 @@
           <w:sz w:val="24"/>
           <w:szCs w:val="24"/>
         </w:rPr>
-        <w:t>process_single_file()</w:t>
+        <w:t>process_single_file</w:t>
+      </w:r>
+      <w:proofErr w:type="spellEnd"/>
+      <w:r>
+        <w:rPr>
+          <w:rFonts w:ascii="Times New Roman" w:hAnsi="Times New Roman" w:cs="Times New Roman"/>
+          <w:b/>
+          <w:bCs/>
+          <w:sz w:val="24"/>
+          <w:szCs w:val="24"/>
+        </w:rPr>
+        <w:t>()</w:t>
       </w:r>
       <w:r>
         <w:rPr>
@@ -8264,6 +9145,7 @@
                 <w:lang w:val="en-US"/>
               </w:rPr>
             </w:pPr>
+            <w:proofErr w:type="spellStart"/>
             <w:r>
               <w:rPr>
                 <w:rFonts w:ascii="Times New Roman" w:hAnsi="Times New Roman" w:cs="Times New Roman"/>
@@ -8272,6 +9154,7 @@
               </w:rPr>
               <w:t>data.input.file_format</w:t>
             </w:r>
+            <w:proofErr w:type="spellEnd"/>
           </w:p>
         </w:tc>
         <w:tc>
@@ -8372,6 +9255,7 @@
                 <w:lang w:val="en-US"/>
               </w:rPr>
             </w:pPr>
+            <w:proofErr w:type="spellStart"/>
             <w:r>
               <w:rPr>
                 <w:rFonts w:ascii="Times New Roman" w:hAnsi="Times New Roman" w:cs="Times New Roman"/>
@@ -8380,6 +9264,7 @@
               </w:rPr>
               <w:t>data.input.required_columns</w:t>
             </w:r>
+            <w:proofErr w:type="spellEnd"/>
           </w:p>
         </w:tc>
         <w:tc>
@@ -8458,7 +9343,43 @@
                 <w:sz w:val="24"/>
                 <w:szCs w:val="24"/>
               </w:rPr>
-              <w:t>"x (nm)", "y (nm)", "channelIndex", "frameIndex"</w:t>
+              <w:t>"x (nm)", "y (nm)", "</w:t>
+            </w:r>
+            <w:proofErr w:type="spellStart"/>
+            <w:r>
+              <w:rPr>
+                <w:rFonts w:ascii="Times New Roman" w:hAnsi="Times New Roman" w:cs="Times New Roman"/>
+                <w:sz w:val="24"/>
+                <w:szCs w:val="24"/>
+              </w:rPr>
+              <w:t>channelIndex</w:t>
+            </w:r>
+            <w:proofErr w:type="spellEnd"/>
+            <w:r>
+              <w:rPr>
+                <w:rFonts w:ascii="Times New Roman" w:hAnsi="Times New Roman" w:cs="Times New Roman"/>
+                <w:sz w:val="24"/>
+                <w:szCs w:val="24"/>
+              </w:rPr>
+              <w:t>", "</w:t>
+            </w:r>
+            <w:proofErr w:type="spellStart"/>
+            <w:r>
+              <w:rPr>
+                <w:rFonts w:ascii="Times New Roman" w:hAnsi="Times New Roman" w:cs="Times New Roman"/>
+                <w:sz w:val="24"/>
+                <w:szCs w:val="24"/>
+              </w:rPr>
+              <w:t>frameIndex</w:t>
+            </w:r>
+            <w:proofErr w:type="spellEnd"/>
+            <w:r>
+              <w:rPr>
+                <w:rFonts w:ascii="Times New Roman" w:hAnsi="Times New Roman" w:cs="Times New Roman"/>
+                <w:sz w:val="24"/>
+                <w:szCs w:val="24"/>
+              </w:rPr>
+              <w:t>"</w:t>
             </w:r>
           </w:p>
         </w:tc>
@@ -8481,6 +9402,7 @@
                 <w:lang w:val="en-US"/>
               </w:rPr>
             </w:pPr>
+            <w:proofErr w:type="spellStart"/>
             <w:r>
               <w:rPr>
                 <w:rFonts w:ascii="Times New Roman" w:hAnsi="Times New Roman" w:cs="Times New Roman"/>
@@ -8489,6 +9411,7 @@
               </w:rPr>
               <w:t>data.input.xlsx_filename</w:t>
             </w:r>
+            <w:proofErr w:type="spellEnd"/>
           </w:p>
         </w:tc>
         <w:tc>
@@ -8566,7 +9489,25 @@
                 <w:sz w:val="24"/>
                 <w:szCs w:val="24"/>
               </w:rPr>
-              <w:t>"dSTORM Data_Input.xlsx"</w:t>
+              <w:t>"</w:t>
+            </w:r>
+            <w:proofErr w:type="spellStart"/>
+            <w:r>
+              <w:rPr>
+                <w:rFonts w:ascii="Times New Roman" w:hAnsi="Times New Roman" w:cs="Times New Roman"/>
+                <w:sz w:val="24"/>
+                <w:szCs w:val="24"/>
+              </w:rPr>
+              <w:t>dSTORM</w:t>
+            </w:r>
+            <w:proofErr w:type="spellEnd"/>
+            <w:r>
+              <w:rPr>
+                <w:rFonts w:ascii="Times New Roman" w:hAnsi="Times New Roman" w:cs="Times New Roman"/>
+                <w:sz w:val="24"/>
+                <w:szCs w:val="24"/>
+              </w:rPr>
+              <w:t xml:space="preserve"> Data_Input.xlsx"</w:t>
             </w:r>
           </w:p>
         </w:tc>
@@ -8589,6 +9530,7 @@
                 <w:lang w:val="en-US"/>
               </w:rPr>
             </w:pPr>
+            <w:proofErr w:type="spellStart"/>
             <w:r>
               <w:rPr>
                 <w:rFonts w:ascii="Times New Roman" w:hAnsi="Times New Roman" w:cs="Times New Roman"/>
@@ -8597,6 +9539,7 @@
               </w:rPr>
               <w:t>data.input.skip_frames</w:t>
             </w:r>
+            <w:proofErr w:type="spellEnd"/>
           </w:p>
         </w:tc>
         <w:tc>
@@ -8693,12 +9636,14 @@
                 <w:rFonts w:ascii="Times New Roman" w:hAnsi="Times New Roman" w:cs="Times New Roman"/>
               </w:rPr>
             </w:pPr>
+            <w:proofErr w:type="spellStart"/>
             <w:r>
               <w:rPr>
                 <w:rFonts w:ascii="Times New Roman" w:hAnsi="Times New Roman" w:cs="Times New Roman"/>
               </w:rPr>
               <w:t>data.input.required_metadata_columns</w:t>
             </w:r>
+            <w:proofErr w:type="spellEnd"/>
           </w:p>
         </w:tc>
         <w:tc>
@@ -8768,12 +9713,56 @@
                 <w:rFonts w:ascii="Times New Roman" w:hAnsi="Times New Roman" w:cs="Times New Roman"/>
               </w:rPr>
             </w:pPr>
-            <w:r>
-              <w:rPr>
-                <w:rFonts w:ascii="Times New Roman" w:hAnsi="Times New Roman" w:cs="Times New Roman"/>
-              </w:rPr>
-              <w:t>file_name, first_ch_frame_last, second_channel_index, second_ch_frame_last</w:t>
-            </w:r>
+            <w:proofErr w:type="spellStart"/>
+            <w:r>
+              <w:rPr>
+                <w:rFonts w:ascii="Times New Roman" w:hAnsi="Times New Roman" w:cs="Times New Roman"/>
+              </w:rPr>
+              <w:t>file_name</w:t>
+            </w:r>
+            <w:proofErr w:type="spellEnd"/>
+            <w:r>
+              <w:rPr>
+                <w:rFonts w:ascii="Times New Roman" w:hAnsi="Times New Roman" w:cs="Times New Roman"/>
+              </w:rPr>
+              <w:t xml:space="preserve">, </w:t>
+            </w:r>
+            <w:proofErr w:type="spellStart"/>
+            <w:r>
+              <w:rPr>
+                <w:rFonts w:ascii="Times New Roman" w:hAnsi="Times New Roman" w:cs="Times New Roman"/>
+              </w:rPr>
+              <w:t>first_ch_frame_last</w:t>
+            </w:r>
+            <w:proofErr w:type="spellEnd"/>
+            <w:r>
+              <w:rPr>
+                <w:rFonts w:ascii="Times New Roman" w:hAnsi="Times New Roman" w:cs="Times New Roman"/>
+              </w:rPr>
+              <w:t xml:space="preserve">, </w:t>
+            </w:r>
+            <w:proofErr w:type="spellStart"/>
+            <w:r>
+              <w:rPr>
+                <w:rFonts w:ascii="Times New Roman" w:hAnsi="Times New Roman" w:cs="Times New Roman"/>
+              </w:rPr>
+              <w:t>second_channel_index</w:t>
+            </w:r>
+            <w:proofErr w:type="spellEnd"/>
+            <w:r>
+              <w:rPr>
+                <w:rFonts w:ascii="Times New Roman" w:hAnsi="Times New Roman" w:cs="Times New Roman"/>
+              </w:rPr>
+              <w:t xml:space="preserve">, </w:t>
+            </w:r>
+            <w:proofErr w:type="spellStart"/>
+            <w:r>
+              <w:rPr>
+                <w:rFonts w:ascii="Times New Roman" w:hAnsi="Times New Roman" w:cs="Times New Roman"/>
+              </w:rPr>
+              <w:t>second_ch_frame_last</w:t>
+            </w:r>
+            <w:proofErr w:type="spellEnd"/>
           </w:p>
           <w:p>
             <w:pPr>
@@ -9399,6 +10388,7 @@
                 <w:lang w:val="en-US"/>
               </w:rPr>
             </w:pPr>
+            <w:proofErr w:type="spellStart"/>
             <w:r>
               <w:rPr>
                 <w:rFonts w:ascii="Times New Roman" w:hAnsi="Times New Roman" w:cs="Times New Roman"/>
@@ -9407,6 +10397,7 @@
               </w:rPr>
               <w:t>visualization.use_napari</w:t>
             </w:r>
+            <w:proofErr w:type="spellEnd"/>
           </w:p>
         </w:tc>
         <w:tc>
@@ -9424,6 +10415,7 @@
                 <w:lang w:val="en-US"/>
               </w:rPr>
             </w:pPr>
+            <w:proofErr w:type="spellStart"/>
             <w:r>
               <w:rPr>
                 <w:rFonts w:ascii="Times New Roman" w:hAnsi="Times New Roman" w:cs="Times New Roman"/>
@@ -9432,6 +10424,7 @@
               </w:rPr>
               <w:t>boolean</w:t>
             </w:r>
+            <w:proofErr w:type="spellEnd"/>
           </w:p>
         </w:tc>
         <w:tc>
@@ -9455,7 +10448,25 @@
                 <w:sz w:val="24"/>
                 <w:szCs w:val="24"/>
               </w:rPr>
-              <w:t>Whether to save napari plots or not.</w:t>
+              <w:t xml:space="preserve">Whether to save </w:t>
+            </w:r>
+            <w:proofErr w:type="spellStart"/>
+            <w:r>
+              <w:rPr>
+                <w:rFonts w:ascii="Times New Roman" w:hAnsi="Times New Roman" w:cs="Times New Roman"/>
+                <w:sz w:val="24"/>
+                <w:szCs w:val="24"/>
+              </w:rPr>
+              <w:t>napari</w:t>
+            </w:r>
+            <w:proofErr w:type="spellEnd"/>
+            <w:r>
+              <w:rPr>
+                <w:rFonts w:ascii="Times New Roman" w:hAnsi="Times New Roman" w:cs="Times New Roman"/>
+                <w:sz w:val="24"/>
+                <w:szCs w:val="24"/>
+              </w:rPr>
+              <w:t xml:space="preserve"> plots or not.</w:t>
             </w:r>
           </w:p>
         </w:tc>
@@ -9670,6 +10681,7 @@
                 <w:lang w:val="en-US"/>
               </w:rPr>
             </w:pPr>
+            <w:proofErr w:type="spellStart"/>
             <w:r>
               <w:rPr>
                 <w:rFonts w:ascii="Times New Roman" w:hAnsi="Times New Roman" w:cs="Times New Roman"/>
@@ -9678,6 +10690,7 @@
               </w:rPr>
               <w:t>filtering.intensity.min_value</w:t>
             </w:r>
+            <w:proofErr w:type="spellEnd"/>
           </w:p>
         </w:tc>
         <w:tc>
@@ -9770,6 +10783,7 @@
                 <w:lang w:val="en-US"/>
               </w:rPr>
             </w:pPr>
+            <w:proofErr w:type="spellStart"/>
             <w:r>
               <w:rPr>
                 <w:rFonts w:ascii="Times New Roman" w:hAnsi="Times New Roman" w:cs="Times New Roman"/>
@@ -9778,6 +10792,7 @@
               </w:rPr>
               <w:t>filtering.localization_precision.threshold_value</w:t>
             </w:r>
+            <w:proofErr w:type="spellEnd"/>
           </w:p>
         </w:tc>
         <w:tc>
@@ -9868,6 +10883,7 @@
                 <w:lang w:val="en-US"/>
               </w:rPr>
             </w:pPr>
+            <w:proofErr w:type="spellStart"/>
             <w:r>
               <w:rPr>
                 <w:rFonts w:ascii="Times New Roman" w:hAnsi="Times New Roman" w:cs="Times New Roman"/>
@@ -9876,6 +10892,7 @@
               </w:rPr>
               <w:t>filtering.p_value.threshold_value</w:t>
             </w:r>
+            <w:proofErr w:type="spellEnd"/>
           </w:p>
         </w:tc>
         <w:tc>
@@ -9966,6 +10983,7 @@
                 <w:lang w:val="en-US"/>
               </w:rPr>
             </w:pPr>
+            <w:proofErr w:type="spellStart"/>
             <w:r>
               <w:rPr>
                 <w:rFonts w:ascii="Times New Roman" w:hAnsi="Times New Roman" w:cs="Times New Roman"/>
@@ -9974,6 +10992,7 @@
               </w:rPr>
               <w:t>filtering.sigma.min_value</w:t>
             </w:r>
+            <w:proofErr w:type="spellEnd"/>
           </w:p>
         </w:tc>
         <w:tc>
@@ -10064,6 +11083,7 @@
                 <w:lang w:val="en-US"/>
               </w:rPr>
             </w:pPr>
+            <w:proofErr w:type="spellStart"/>
             <w:r>
               <w:rPr>
                 <w:rFonts w:ascii="Times New Roman" w:hAnsi="Times New Roman" w:cs="Times New Roman"/>
@@ -10072,6 +11092,7 @@
               </w:rPr>
               <w:t>filtering.sigma.max_value</w:t>
             </w:r>
+            <w:proofErr w:type="spellEnd"/>
           </w:p>
         </w:tc>
         <w:tc>
@@ -10142,8 +11163,18 @@
                 <w:sz w:val="24"/>
                 <w:szCs w:val="24"/>
               </w:rPr>
-              <w:t>&gt;min_value</w:t>
-            </w:r>
+              <w:t>&gt;</w:t>
+            </w:r>
+            <w:proofErr w:type="spellStart"/>
+            <w:r>
+              <w:rPr>
+                <w:rFonts w:ascii="Times New Roman" w:hAnsi="Times New Roman" w:cs="Times New Roman"/>
+                <w:sz w:val="24"/>
+                <w:szCs w:val="24"/>
+              </w:rPr>
+              <w:t>min_value</w:t>
+            </w:r>
+            <w:proofErr w:type="spellEnd"/>
           </w:p>
         </w:tc>
       </w:tr>
@@ -10182,7 +11213,27 @@
           <w:szCs w:val="24"/>
           <w:lang w:val="en-US"/>
         </w:rPr>
-        <w:t>Drift Correction (drift_correction)</w:t>
+        <w:t>Drift Correction (</w:t>
+      </w:r>
+      <w:proofErr w:type="spellStart"/>
+      <w:r>
+        <w:rPr>
+          <w:rFonts w:ascii="Times New Roman" w:eastAsia="Times New Roman" w:hAnsi="Times New Roman" w:cs="Times New Roman"/>
+          <w:sz w:val="24"/>
+          <w:szCs w:val="24"/>
+          <w:lang w:val="en-US"/>
+        </w:rPr>
+        <w:t>drift_correction</w:t>
+      </w:r>
+      <w:proofErr w:type="spellEnd"/>
+      <w:r>
+        <w:rPr>
+          <w:rFonts w:ascii="Times New Roman" w:eastAsia="Times New Roman" w:hAnsi="Times New Roman" w:cs="Times New Roman"/>
+          <w:sz w:val="24"/>
+          <w:szCs w:val="24"/>
+          <w:lang w:val="en-US"/>
+        </w:rPr>
+        <w:t>)</w:t>
       </w:r>
     </w:p>
     <w:p>
@@ -10344,6 +11395,7 @@
                 <w:lang w:val="en-US"/>
               </w:rPr>
             </w:pPr>
+            <w:proofErr w:type="spellStart"/>
             <w:r>
               <w:rPr>
                 <w:rFonts w:ascii="Times New Roman" w:hAnsi="Times New Roman" w:cs="Times New Roman"/>
@@ -10352,6 +11404,7 @@
               </w:rPr>
               <w:t>drift_correction.pixel_size</w:t>
             </w:r>
+            <w:proofErr w:type="spellEnd"/>
           </w:p>
         </w:tc>
         <w:tc>
@@ -10442,6 +11495,7 @@
                 <w:lang w:val="en-US"/>
               </w:rPr>
             </w:pPr>
+            <w:proofErr w:type="spellStart"/>
             <w:r>
               <w:rPr>
                 <w:rFonts w:ascii="Times New Roman" w:hAnsi="Times New Roman" w:cs="Times New Roman"/>
@@ -10450,6 +11504,7 @@
               </w:rPr>
               <w:t>drift_correction.segmentation</w:t>
             </w:r>
+            <w:proofErr w:type="spellEnd"/>
           </w:p>
         </w:tc>
         <w:tc>
@@ -10540,6 +11595,7 @@
                 <w:lang w:val="en-US"/>
               </w:rPr>
             </w:pPr>
+            <w:proofErr w:type="spellStart"/>
             <w:r>
               <w:rPr>
                 <w:rFonts w:ascii="Times New Roman" w:hAnsi="Times New Roman" w:cs="Times New Roman"/>
@@ -10548,6 +11604,7 @@
               </w:rPr>
               <w:t>drift_correction.intersect_d_nm</w:t>
             </w:r>
+            <w:proofErr w:type="spellEnd"/>
           </w:p>
         </w:tc>
         <w:tc>
@@ -10638,6 +11695,7 @@
                 <w:lang w:val="en-US"/>
               </w:rPr>
             </w:pPr>
+            <w:proofErr w:type="spellStart"/>
             <w:r>
               <w:rPr>
                 <w:rFonts w:ascii="Times New Roman" w:hAnsi="Times New Roman" w:cs="Times New Roman"/>
@@ -10646,6 +11704,7 @@
               </w:rPr>
               <w:t>drift_correction.roi_r_nm</w:t>
             </w:r>
+            <w:proofErr w:type="spellEnd"/>
           </w:p>
         </w:tc>
         <w:tc>
@@ -10736,6 +11795,7 @@
                 <w:lang w:val="en-US"/>
               </w:rPr>
             </w:pPr>
+            <w:proofErr w:type="spellStart"/>
             <w:r>
               <w:rPr>
                 <w:rFonts w:ascii="Times New Roman" w:hAnsi="Times New Roman" w:cs="Times New Roman"/>
@@ -10744,6 +11804,7 @@
               </w:rPr>
               <w:t>drift_correction.drift_validation.enable</w:t>
             </w:r>
+            <w:proofErr w:type="spellEnd"/>
           </w:p>
         </w:tc>
         <w:tc>
@@ -10760,6 +11821,7 @@
                 <w:lang w:val="en-US"/>
               </w:rPr>
             </w:pPr>
+            <w:proofErr w:type="spellStart"/>
             <w:r>
               <w:rPr>
                 <w:rFonts w:ascii="Times New Roman" w:hAnsi="Times New Roman" w:cs="Times New Roman"/>
@@ -10768,6 +11830,7 @@
               </w:rPr>
               <w:t>boolean</w:t>
             </w:r>
+            <w:proofErr w:type="spellEnd"/>
           </w:p>
         </w:tc>
         <w:tc>
@@ -10834,6 +11897,7 @@
                 <w:lang w:val="en-US"/>
               </w:rPr>
             </w:pPr>
+            <w:proofErr w:type="spellStart"/>
             <w:r>
               <w:rPr>
                 <w:rFonts w:ascii="Times New Roman" w:hAnsi="Times New Roman" w:cs="Times New Roman"/>
@@ -10842,6 +11906,7 @@
               </w:rPr>
               <w:t>drift_correction.drift_validation.max_segment_drift_nm</w:t>
             </w:r>
+            <w:proofErr w:type="spellEnd"/>
           </w:p>
         </w:tc>
         <w:tc>
@@ -10932,6 +11997,7 @@
                 <w:lang w:val="en-US"/>
               </w:rPr>
             </w:pPr>
+            <w:proofErr w:type="spellStart"/>
             <w:r>
               <w:rPr>
                 <w:rFonts w:ascii="Times New Roman" w:hAnsi="Times New Roman" w:cs="Times New Roman"/>
@@ -10940,6 +12006,7 @@
               </w:rPr>
               <w:t>drift_correction.drift_validation.n_previous_segments</w:t>
             </w:r>
+            <w:proofErr w:type="spellEnd"/>
           </w:p>
         </w:tc>
         <w:tc>
@@ -11031,6 +12098,7 @@
                 <w:lang w:val="en-US"/>
               </w:rPr>
             </w:pPr>
+            <w:proofErr w:type="spellStart"/>
             <w:r>
               <w:rPr>
                 <w:rFonts w:ascii="Times New Roman" w:hAnsi="Times New Roman" w:cs="Times New Roman"/>
@@ -11039,6 +12107,7 @@
               </w:rPr>
               <w:t>drift_correction.sanity_checks.filter_boundary</w:t>
             </w:r>
+            <w:proofErr w:type="spellEnd"/>
           </w:p>
         </w:tc>
         <w:tc>
@@ -11056,6 +12125,7 @@
                 <w:lang w:val="en-US"/>
               </w:rPr>
             </w:pPr>
+            <w:proofErr w:type="spellStart"/>
             <w:r>
               <w:rPr>
                 <w:rFonts w:ascii="Times New Roman" w:hAnsi="Times New Roman" w:cs="Times New Roman"/>
@@ -11064,6 +12134,7 @@
               </w:rPr>
               <w:t>boolean</w:t>
             </w:r>
+            <w:proofErr w:type="spellEnd"/>
           </w:p>
         </w:tc>
         <w:tc>
@@ -11133,6 +12204,7 @@
                 <w:lang w:val="en-US"/>
               </w:rPr>
             </w:pPr>
+            <w:proofErr w:type="spellStart"/>
             <w:r>
               <w:rPr>
                 <w:rFonts w:ascii="Times New Roman" w:hAnsi="Times New Roman" w:cs="Times New Roman"/>
@@ -11141,6 +12213,7 @@
               </w:rPr>
               <w:t>drift_correction.sanity_checks.filter_parameters</w:t>
             </w:r>
+            <w:proofErr w:type="spellEnd"/>
           </w:p>
         </w:tc>
         <w:tc>
@@ -11158,6 +12231,7 @@
                 <w:lang w:val="en-US"/>
               </w:rPr>
             </w:pPr>
+            <w:proofErr w:type="spellStart"/>
             <w:r>
               <w:rPr>
                 <w:rFonts w:ascii="Times New Roman" w:hAnsi="Times New Roman" w:cs="Times New Roman"/>
@@ -11166,6 +12240,7 @@
               </w:rPr>
               <w:t>boolean</w:t>
             </w:r>
+            <w:proofErr w:type="spellEnd"/>
           </w:p>
         </w:tc>
         <w:tc>
@@ -11189,7 +12264,61 @@
                 <w:sz w:val="24"/>
                 <w:szCs w:val="24"/>
               </w:rPr>
-              <w:t>Remove sx ≤ 0, sy ≤ 0, lp ≤ 0</w:t>
+              <w:t xml:space="preserve">Remove </w:t>
+            </w:r>
+            <w:proofErr w:type="spellStart"/>
+            <w:r>
+              <w:rPr>
+                <w:rFonts w:ascii="Times New Roman" w:hAnsi="Times New Roman" w:cs="Times New Roman"/>
+                <w:sz w:val="24"/>
+                <w:szCs w:val="24"/>
+              </w:rPr>
+              <w:t>sx</w:t>
+            </w:r>
+            <w:proofErr w:type="spellEnd"/>
+            <w:r>
+              <w:rPr>
+                <w:rFonts w:ascii="Times New Roman" w:hAnsi="Times New Roman" w:cs="Times New Roman"/>
+                <w:sz w:val="24"/>
+                <w:szCs w:val="24"/>
+              </w:rPr>
+              <w:t xml:space="preserve"> ≤ 0, </w:t>
+            </w:r>
+            <w:proofErr w:type="spellStart"/>
+            <w:r>
+              <w:rPr>
+                <w:rFonts w:ascii="Times New Roman" w:hAnsi="Times New Roman" w:cs="Times New Roman"/>
+                <w:sz w:val="24"/>
+                <w:szCs w:val="24"/>
+              </w:rPr>
+              <w:t>sy</w:t>
+            </w:r>
+            <w:proofErr w:type="spellEnd"/>
+            <w:r>
+              <w:rPr>
+                <w:rFonts w:ascii="Times New Roman" w:hAnsi="Times New Roman" w:cs="Times New Roman"/>
+                <w:sz w:val="24"/>
+                <w:szCs w:val="24"/>
+              </w:rPr>
+              <w:t xml:space="preserve"> ≤ 0, </w:t>
+            </w:r>
+            <w:proofErr w:type="spellStart"/>
+            <w:r>
+              <w:rPr>
+                <w:rFonts w:ascii="Times New Roman" w:hAnsi="Times New Roman" w:cs="Times New Roman"/>
+                <w:sz w:val="24"/>
+                <w:szCs w:val="24"/>
+              </w:rPr>
+              <w:t>lp</w:t>
+            </w:r>
+            <w:proofErr w:type="spellEnd"/>
+            <w:r>
+              <w:rPr>
+                <w:rFonts w:ascii="Times New Roman" w:hAnsi="Times New Roman" w:cs="Times New Roman"/>
+                <w:sz w:val="24"/>
+                <w:szCs w:val="24"/>
+              </w:rPr>
+              <w:t xml:space="preserve"> ≤ 0</w:t>
             </w:r>
           </w:p>
         </w:tc>
@@ -11275,7 +12404,27 @@
           <w:szCs w:val="24"/>
           <w:lang w:val="en-US"/>
         </w:rPr>
-        <w:t xml:space="preserve"> (temporal_grouping)</w:t>
+        <w:t xml:space="preserve"> (</w:t>
+      </w:r>
+      <w:proofErr w:type="spellStart"/>
+      <w:r>
+        <w:rPr>
+          <w:rFonts w:ascii="Times New Roman" w:eastAsia="Times New Roman" w:hAnsi="Times New Roman" w:cs="Times New Roman"/>
+          <w:sz w:val="24"/>
+          <w:szCs w:val="24"/>
+          <w:lang w:val="en-US"/>
+        </w:rPr>
+        <w:t>temporal_grouping</w:t>
+      </w:r>
+      <w:proofErr w:type="spellEnd"/>
+      <w:r>
+        <w:rPr>
+          <w:rFonts w:ascii="Times New Roman" w:eastAsia="Times New Roman" w:hAnsi="Times New Roman" w:cs="Times New Roman"/>
+          <w:sz w:val="24"/>
+          <w:szCs w:val="24"/>
+          <w:lang w:val="en-US"/>
+        </w:rPr>
+        <w:t>)</w:t>
       </w:r>
     </w:p>
     <w:p>
@@ -11420,6 +12569,7 @@
                 <w:lang w:val="en-US"/>
               </w:rPr>
             </w:pPr>
+            <w:proofErr w:type="spellStart"/>
             <w:r>
               <w:rPr>
                 <w:rFonts w:ascii="Times New Roman" w:hAnsi="Times New Roman" w:cs="Times New Roman"/>
@@ -11428,6 +12578,7 @@
               </w:rPr>
               <w:t>temporal_grouping.use</w:t>
             </w:r>
+            <w:proofErr w:type="spellEnd"/>
           </w:p>
         </w:tc>
         <w:tc>
@@ -11444,6 +12595,7 @@
                 <w:lang w:val="en-US"/>
               </w:rPr>
             </w:pPr>
+            <w:proofErr w:type="spellStart"/>
             <w:r>
               <w:rPr>
                 <w:rFonts w:ascii="Times New Roman" w:hAnsi="Times New Roman" w:cs="Times New Roman"/>
@@ -11452,6 +12604,7 @@
               </w:rPr>
               <w:t>boolean</w:t>
             </w:r>
+            <w:proofErr w:type="spellEnd"/>
           </w:p>
         </w:tc>
         <w:tc>
@@ -11518,6 +12671,7 @@
                 <w:lang w:val="en-US"/>
               </w:rPr>
             </w:pPr>
+            <w:proofErr w:type="spellStart"/>
             <w:r>
               <w:rPr>
                 <w:rFonts w:ascii="Times New Roman" w:hAnsi="Times New Roman" w:cs="Times New Roman"/>
@@ -11526,6 +12680,7 @@
               </w:rPr>
               <w:t>temporal_grouping.max_frame_gap</w:t>
             </w:r>
+            <w:proofErr w:type="spellEnd"/>
           </w:p>
         </w:tc>
         <w:tc>
@@ -11616,6 +12771,7 @@
                 <w:lang w:val="en-US"/>
               </w:rPr>
             </w:pPr>
+            <w:proofErr w:type="spellStart"/>
             <w:r>
               <w:rPr>
                 <w:rFonts w:ascii="Times New Roman" w:hAnsi="Times New Roman" w:cs="Times New Roman"/>
@@ -11624,6 +12780,7 @@
               </w:rPr>
               <w:t>temporal_grouping.max_distance_nm</w:t>
             </w:r>
+            <w:proofErr w:type="spellEnd"/>
           </w:p>
         </w:tc>
         <w:tc>
@@ -11714,6 +12871,7 @@
                 <w:lang w:val="en-US"/>
               </w:rPr>
             </w:pPr>
+            <w:proofErr w:type="spellStart"/>
             <w:r>
               <w:rPr>
                 <w:rFonts w:ascii="Times New Roman" w:hAnsi="Times New Roman" w:cs="Times New Roman"/>
@@ -11722,6 +12880,7 @@
               </w:rPr>
               <w:t>temporal_grouping.min_duration</w:t>
             </w:r>
+            <w:proofErr w:type="spellEnd"/>
           </w:p>
         </w:tc>
         <w:tc>
@@ -11811,6 +12970,7 @@
                 <w:szCs w:val="24"/>
               </w:rPr>
             </w:pPr>
+            <w:proofErr w:type="spellStart"/>
             <w:r>
               <w:rPr>
                 <w:rFonts w:ascii="Times New Roman" w:hAnsi="Times New Roman" w:cs="Times New Roman"/>
@@ -11819,6 +12979,7 @@
               </w:rPr>
               <w:t>temporal_grouping.max_duration</w:t>
             </w:r>
+            <w:proofErr w:type="spellEnd"/>
           </w:p>
         </w:tc>
         <w:tc>
@@ -11886,8 +13047,18 @@
                 <w:sz w:val="24"/>
                 <w:szCs w:val="24"/>
               </w:rPr>
-              <w:t>≥ min_duration</w:t>
-            </w:r>
+              <w:t xml:space="preserve">≥ </w:t>
+            </w:r>
+            <w:proofErr w:type="spellStart"/>
+            <w:r>
+              <w:rPr>
+                <w:rFonts w:ascii="Times New Roman" w:hAnsi="Times New Roman" w:cs="Times New Roman"/>
+                <w:sz w:val="24"/>
+                <w:szCs w:val="24"/>
+              </w:rPr>
+              <w:t>min_duration</w:t>
+            </w:r>
+            <w:proofErr w:type="spellEnd"/>
           </w:p>
         </w:tc>
       </w:tr>
@@ -11926,7 +13097,27 @@
           <w:szCs w:val="24"/>
           <w:lang w:val="en-US"/>
         </w:rPr>
-        <w:t>Cell Detection (cell_detection)</w:t>
+        <w:t>Cell Detection (</w:t>
+      </w:r>
+      <w:proofErr w:type="spellStart"/>
+      <w:r>
+        <w:rPr>
+          <w:rFonts w:ascii="Times New Roman" w:eastAsia="Times New Roman" w:hAnsi="Times New Roman" w:cs="Times New Roman"/>
+          <w:sz w:val="24"/>
+          <w:szCs w:val="24"/>
+          <w:lang w:val="en-US"/>
+        </w:rPr>
+        <w:t>cell_detection</w:t>
+      </w:r>
+      <w:proofErr w:type="spellEnd"/>
+      <w:r>
+        <w:rPr>
+          <w:rFonts w:ascii="Times New Roman" w:eastAsia="Times New Roman" w:hAnsi="Times New Roman" w:cs="Times New Roman"/>
+          <w:sz w:val="24"/>
+          <w:szCs w:val="24"/>
+          <w:lang w:val="en-US"/>
+        </w:rPr>
+        <w:t>)</w:t>
       </w:r>
     </w:p>
     <w:p>
@@ -12070,6 +13261,7 @@
                 <w:lang w:val="en-US"/>
               </w:rPr>
             </w:pPr>
+            <w:proofErr w:type="spellStart"/>
             <w:r>
               <w:rPr>
                 <w:rFonts w:ascii="Times New Roman" w:hAnsi="Times New Roman" w:cs="Times New Roman"/>
@@ -12078,6 +13270,7 @@
               </w:rPr>
               <w:t>cell_detection.use</w:t>
             </w:r>
+            <w:proofErr w:type="spellEnd"/>
           </w:p>
         </w:tc>
         <w:tc>
@@ -12094,6 +13287,7 @@
                 <w:lang w:val="en-US"/>
               </w:rPr>
             </w:pPr>
+            <w:proofErr w:type="spellStart"/>
             <w:r>
               <w:rPr>
                 <w:rFonts w:ascii="Times New Roman" w:hAnsi="Times New Roman" w:cs="Times New Roman"/>
@@ -12102,6 +13296,7 @@
               </w:rPr>
               <w:t>boolean</w:t>
             </w:r>
+            <w:proofErr w:type="spellEnd"/>
           </w:p>
         </w:tc>
         <w:tc>
@@ -12168,6 +13363,7 @@
                 <w:lang w:val="en-US"/>
               </w:rPr>
             </w:pPr>
+            <w:proofErr w:type="spellStart"/>
             <w:r>
               <w:rPr>
                 <w:rFonts w:ascii="Times New Roman" w:hAnsi="Times New Roman" w:cs="Times New Roman"/>
@@ -12176,6 +13372,7 @@
               </w:rPr>
               <w:t>cell_detection.approach</w:t>
             </w:r>
+            <w:proofErr w:type="spellEnd"/>
           </w:p>
         </w:tc>
         <w:tc>
@@ -12246,7 +13443,25 @@
                 <w:sz w:val="24"/>
                 <w:szCs w:val="24"/>
               </w:rPr>
-              <w:t>"grid" or "vornoi"</w:t>
+              <w:t>"grid" or "</w:t>
+            </w:r>
+            <w:proofErr w:type="spellStart"/>
+            <w:r>
+              <w:rPr>
+                <w:rFonts w:ascii="Times New Roman" w:hAnsi="Times New Roman" w:cs="Times New Roman"/>
+                <w:sz w:val="24"/>
+                <w:szCs w:val="24"/>
+              </w:rPr>
+              <w:t>vornoi</w:t>
+            </w:r>
+            <w:proofErr w:type="spellEnd"/>
+            <w:r>
+              <w:rPr>
+                <w:rFonts w:ascii="Times New Roman" w:hAnsi="Times New Roman" w:cs="Times New Roman"/>
+                <w:sz w:val="24"/>
+                <w:szCs w:val="24"/>
+              </w:rPr>
+              <w:t>"</w:t>
             </w:r>
           </w:p>
         </w:tc>
@@ -12266,6 +13481,7 @@
                 <w:lang w:val="en-US"/>
               </w:rPr>
             </w:pPr>
+            <w:proofErr w:type="spellStart"/>
             <w:r>
               <w:rPr>
                 <w:rFonts w:ascii="Times New Roman" w:hAnsi="Times New Roman" w:cs="Times New Roman"/>
@@ -12274,6 +13490,7 @@
               </w:rPr>
               <w:t>cell_detection.grid.grid_size</w:t>
             </w:r>
+            <w:proofErr w:type="spellEnd"/>
           </w:p>
         </w:tc>
         <w:tc>
@@ -12364,6 +13581,7 @@
                 <w:lang w:val="en-US"/>
               </w:rPr>
             </w:pPr>
+            <w:proofErr w:type="spellStart"/>
             <w:r>
               <w:rPr>
                 <w:rFonts w:ascii="Times New Roman" w:hAnsi="Times New Roman" w:cs="Times New Roman"/>
@@ -12372,6 +13590,7 @@
               </w:rPr>
               <w:t>cell_detection.grid.high_density_threshold</w:t>
             </w:r>
+            <w:proofErr w:type="spellEnd"/>
           </w:p>
         </w:tc>
         <w:tc>
@@ -12462,6 +13681,7 @@
                 <w:lang w:val="en-US"/>
               </w:rPr>
             </w:pPr>
+            <w:proofErr w:type="spellStart"/>
             <w:r>
               <w:rPr>
                 <w:rFonts w:ascii="Times New Roman" w:hAnsi="Times New Roman" w:cs="Times New Roman"/>
@@ -12470,6 +13690,7 @@
               </w:rPr>
               <w:t>cell_detection.vornoi.percentile</w:t>
             </w:r>
+            <w:proofErr w:type="spellEnd"/>
           </w:p>
         </w:tc>
         <w:tc>
@@ -12590,7 +13811,25 @@
           <w:sz w:val="24"/>
           <w:szCs w:val="24"/>
         </w:rPr>
-        <w:t>Nearest Neighbor Analysis (nearest_neighbor_analysis)</w:t>
+        <w:t>Nearest Neighbor Analysis (</w:t>
+      </w:r>
+      <w:proofErr w:type="spellStart"/>
+      <w:r>
+        <w:rPr>
+          <w:rFonts w:ascii="Times New Roman" w:hAnsi="Times New Roman" w:cs="Times New Roman"/>
+          <w:sz w:val="24"/>
+          <w:szCs w:val="24"/>
+        </w:rPr>
+        <w:t>nearest_neighbor_analysis</w:t>
+      </w:r>
+      <w:proofErr w:type="spellEnd"/>
+      <w:r>
+        <w:rPr>
+          <w:rFonts w:ascii="Times New Roman" w:hAnsi="Times New Roman" w:cs="Times New Roman"/>
+          <w:sz w:val="24"/>
+          <w:szCs w:val="24"/>
+        </w:rPr>
+        <w:t>)</w:t>
       </w:r>
     </w:p>
     <w:p>
@@ -12741,6 +13980,7 @@
                 <w:lang w:val="en-US"/>
               </w:rPr>
             </w:pPr>
+            <w:proofErr w:type="spellStart"/>
             <w:r>
               <w:rPr>
                 <w:rFonts w:ascii="Times New Roman" w:hAnsi="Times New Roman" w:cs="Times New Roman"/>
@@ -12749,6 +13989,7 @@
               </w:rPr>
               <w:t>nearest_neighbor_analysis.use</w:t>
             </w:r>
+            <w:proofErr w:type="spellEnd"/>
           </w:p>
         </w:tc>
         <w:tc>
@@ -12767,6 +14008,7 @@
                 <w:lang w:val="en-US"/>
               </w:rPr>
             </w:pPr>
+            <w:proofErr w:type="spellStart"/>
             <w:r>
               <w:rPr>
                 <w:rFonts w:ascii="Times New Roman" w:hAnsi="Times New Roman" w:cs="Times New Roman"/>
@@ -12775,6 +14017,7 @@
               </w:rPr>
               <w:t>boolean</w:t>
             </w:r>
+            <w:proofErr w:type="spellEnd"/>
           </w:p>
         </w:tc>
         <w:tc>
@@ -12847,6 +14090,7 @@
                 <w:lang w:val="en-US"/>
               </w:rPr>
             </w:pPr>
+            <w:proofErr w:type="spellStart"/>
             <w:r>
               <w:rPr>
                 <w:rFonts w:ascii="Times New Roman" w:hAnsi="Times New Roman" w:cs="Times New Roman"/>
@@ -12855,6 +14099,7 @@
               </w:rPr>
               <w:t>nearest_neighbor_analysis.radius</w:t>
             </w:r>
+            <w:proofErr w:type="spellEnd"/>
           </w:p>
         </w:tc>
         <w:tc>
@@ -12953,6 +14198,7 @@
                 <w:lang w:val="en-US"/>
               </w:rPr>
             </w:pPr>
+            <w:proofErr w:type="spellStart"/>
             <w:r>
               <w:rPr>
                 <w:rFonts w:ascii="Times New Roman" w:hAnsi="Times New Roman" w:cs="Times New Roman"/>
@@ -12961,6 +14207,7 @@
               </w:rPr>
               <w:t>nearest_neighbor_analysis.k</w:t>
             </w:r>
+            <w:proofErr w:type="spellEnd"/>
           </w:p>
         </w:tc>
         <w:tc>
@@ -13059,6 +14306,7 @@
                 <w:lang w:val="en-US"/>
               </w:rPr>
             </w:pPr>
+            <w:proofErr w:type="spellStart"/>
             <w:r>
               <w:rPr>
                 <w:rFonts w:ascii="Times New Roman" w:hAnsi="Times New Roman" w:cs="Times New Roman"/>
@@ -13067,6 +14315,7 @@
               </w:rPr>
               <w:t>nearest_neighbor_analysis.algorithm</w:t>
             </w:r>
+            <w:proofErr w:type="spellEnd"/>
           </w:p>
         </w:tc>
         <w:tc>
@@ -13111,13 +14360,23 @@
                 <w:lang w:val="en-US"/>
               </w:rPr>
             </w:pPr>
-            <w:r>
-              <w:rPr>
-                <w:rFonts w:ascii="Times New Roman" w:hAnsi="Times New Roman" w:cs="Times New Roman"/>
-                <w:sz w:val="24"/>
-                <w:szCs w:val="24"/>
-              </w:rPr>
-              <w:t>sklearn algorithm</w:t>
+            <w:proofErr w:type="spellStart"/>
+            <w:r>
+              <w:rPr>
+                <w:rFonts w:ascii="Times New Roman" w:hAnsi="Times New Roman" w:cs="Times New Roman"/>
+                <w:sz w:val="24"/>
+                <w:szCs w:val="24"/>
+              </w:rPr>
+              <w:t>sklearn</w:t>
+            </w:r>
+            <w:proofErr w:type="spellEnd"/>
+            <w:r>
+              <w:rPr>
+                <w:rFonts w:ascii="Times New Roman" w:hAnsi="Times New Roman" w:cs="Times New Roman"/>
+                <w:sz w:val="24"/>
+                <w:szCs w:val="24"/>
+              </w:rPr>
+              <w:t xml:space="preserve"> algorithm</w:t>
             </w:r>
           </w:p>
         </w:tc>
@@ -13143,7 +14402,43 @@
                 <w:sz w:val="24"/>
                 <w:szCs w:val="24"/>
               </w:rPr>
-              <w:t>"auto", "ball_tree", "kd_tree", "brute"</w:t>
+              <w:t>"auto", "</w:t>
+            </w:r>
+            <w:proofErr w:type="spellStart"/>
+            <w:r>
+              <w:rPr>
+                <w:rFonts w:ascii="Times New Roman" w:hAnsi="Times New Roman" w:cs="Times New Roman"/>
+                <w:sz w:val="24"/>
+                <w:szCs w:val="24"/>
+              </w:rPr>
+              <w:t>ball_tree</w:t>
+            </w:r>
+            <w:proofErr w:type="spellEnd"/>
+            <w:r>
+              <w:rPr>
+                <w:rFonts w:ascii="Times New Roman" w:hAnsi="Times New Roman" w:cs="Times New Roman"/>
+                <w:sz w:val="24"/>
+                <w:szCs w:val="24"/>
+              </w:rPr>
+              <w:t>", "</w:t>
+            </w:r>
+            <w:proofErr w:type="spellStart"/>
+            <w:r>
+              <w:rPr>
+                <w:rFonts w:ascii="Times New Roman" w:hAnsi="Times New Roman" w:cs="Times New Roman"/>
+                <w:sz w:val="24"/>
+                <w:szCs w:val="24"/>
+              </w:rPr>
+              <w:t>kd_tree</w:t>
+            </w:r>
+            <w:proofErr w:type="spellEnd"/>
+            <w:r>
+              <w:rPr>
+                <w:rFonts w:ascii="Times New Roman" w:hAnsi="Times New Roman" w:cs="Times New Roman"/>
+                <w:sz w:val="24"/>
+                <w:szCs w:val="24"/>
+              </w:rPr>
+              <w:t>", "brute"</w:t>
             </w:r>
           </w:p>
         </w:tc>
@@ -13165,6 +14460,7 @@
                 <w:lang w:val="en-US"/>
               </w:rPr>
             </w:pPr>
+            <w:proofErr w:type="spellStart"/>
             <w:r>
               <w:rPr>
                 <w:rFonts w:ascii="Times New Roman" w:hAnsi="Times New Roman" w:cs="Times New Roman"/>
@@ -13173,6 +14469,7 @@
               </w:rPr>
               <w:t>nearest_neighbor_analysis.metric</w:t>
             </w:r>
+            <w:proofErr w:type="spellEnd"/>
           </w:p>
         </w:tc>
         <w:tc>
@@ -13249,7 +14546,25 @@
                 <w:sz w:val="24"/>
                 <w:szCs w:val="24"/>
               </w:rPr>
-              <w:t>"euclidean"</w:t>
+              <w:t>"</w:t>
+            </w:r>
+            <w:proofErr w:type="spellStart"/>
+            <w:r>
+              <w:rPr>
+                <w:rFonts w:ascii="Times New Roman" w:hAnsi="Times New Roman" w:cs="Times New Roman"/>
+                <w:sz w:val="24"/>
+                <w:szCs w:val="24"/>
+              </w:rPr>
+              <w:t>euclidean</w:t>
+            </w:r>
+            <w:proofErr w:type="spellEnd"/>
+            <w:r>
+              <w:rPr>
+                <w:rFonts w:ascii="Times New Roman" w:hAnsi="Times New Roman" w:cs="Times New Roman"/>
+                <w:sz w:val="24"/>
+                <w:szCs w:val="24"/>
+              </w:rPr>
+              <w:t>"</w:t>
             </w:r>
           </w:p>
         </w:tc>
@@ -13432,6 +14747,7 @@
                 <w:lang w:val="en-US"/>
               </w:rPr>
             </w:pPr>
+            <w:proofErr w:type="spellStart"/>
             <w:r>
               <w:rPr>
                 <w:rFonts w:ascii="Times New Roman" w:hAnsi="Times New Roman" w:cs="Times New Roman"/>
@@ -13440,6 +14756,7 @@
               </w:rPr>
               <w:t>clustering.use</w:t>
             </w:r>
+            <w:proofErr w:type="spellEnd"/>
           </w:p>
         </w:tc>
         <w:tc>
@@ -13456,6 +14773,7 @@
                 <w:lang w:val="en-US"/>
               </w:rPr>
             </w:pPr>
+            <w:proofErr w:type="spellStart"/>
             <w:r>
               <w:rPr>
                 <w:rFonts w:ascii="Times New Roman" w:hAnsi="Times New Roman" w:cs="Times New Roman"/>
@@ -13464,6 +14782,7 @@
               </w:rPr>
               <w:t>boolean</w:t>
             </w:r>
+            <w:proofErr w:type="spellEnd"/>
           </w:p>
         </w:tc>
         <w:tc>
@@ -13530,6 +14849,7 @@
                 <w:lang w:val="en-US"/>
               </w:rPr>
             </w:pPr>
+            <w:proofErr w:type="spellStart"/>
             <w:r>
               <w:rPr>
                 <w:rFonts w:ascii="Times New Roman" w:hAnsi="Times New Roman" w:cs="Times New Roman"/>
@@ -13538,6 +14858,7 @@
               </w:rPr>
               <w:t>clustering.use_cluster_knn</w:t>
             </w:r>
+            <w:proofErr w:type="spellEnd"/>
           </w:p>
         </w:tc>
         <w:tc>
@@ -13554,6 +14875,7 @@
                 <w:lang w:val="en-US"/>
               </w:rPr>
             </w:pPr>
+            <w:proofErr w:type="spellStart"/>
             <w:r>
               <w:rPr>
                 <w:rFonts w:ascii="Times New Roman" w:hAnsi="Times New Roman" w:cs="Times New Roman"/>
@@ -13562,6 +14884,7 @@
               </w:rPr>
               <w:t>boolean</w:t>
             </w:r>
+            <w:proofErr w:type="spellEnd"/>
           </w:p>
         </w:tc>
         <w:tc>
@@ -13652,6 +14975,7 @@
                 <w:lang w:val="en-US"/>
               </w:rPr>
             </w:pPr>
+            <w:proofErr w:type="spellStart"/>
             <w:r>
               <w:rPr>
                 <w:rFonts w:ascii="Times New Roman" w:hAnsi="Times New Roman" w:cs="Times New Roman"/>
@@ -13660,6 +14984,7 @@
               </w:rPr>
               <w:t>boolean</w:t>
             </w:r>
+            <w:proofErr w:type="spellEnd"/>
           </w:p>
         </w:tc>
         <w:tc>
@@ -13805,7 +15130,43 @@
                 <w:sz w:val="24"/>
                 <w:szCs w:val="24"/>
               </w:rPr>
-              <w:t>"dbscan", "hdbscan", "finder"</w:t>
+              <w:t>"</w:t>
+            </w:r>
+            <w:proofErr w:type="spellStart"/>
+            <w:r>
+              <w:rPr>
+                <w:rFonts w:ascii="Times New Roman" w:hAnsi="Times New Roman" w:cs="Times New Roman"/>
+                <w:sz w:val="24"/>
+                <w:szCs w:val="24"/>
+              </w:rPr>
+              <w:t>dbscan</w:t>
+            </w:r>
+            <w:proofErr w:type="spellEnd"/>
+            <w:r>
+              <w:rPr>
+                <w:rFonts w:ascii="Times New Roman" w:hAnsi="Times New Roman" w:cs="Times New Roman"/>
+                <w:sz w:val="24"/>
+                <w:szCs w:val="24"/>
+              </w:rPr>
+              <w:t>", "</w:t>
+            </w:r>
+            <w:proofErr w:type="spellStart"/>
+            <w:r>
+              <w:rPr>
+                <w:rFonts w:ascii="Times New Roman" w:hAnsi="Times New Roman" w:cs="Times New Roman"/>
+                <w:sz w:val="24"/>
+                <w:szCs w:val="24"/>
+              </w:rPr>
+              <w:t>hdbscan</w:t>
+            </w:r>
+            <w:proofErr w:type="spellEnd"/>
+            <w:r>
+              <w:rPr>
+                <w:rFonts w:ascii="Times New Roman" w:hAnsi="Times New Roman" w:cs="Times New Roman"/>
+                <w:sz w:val="24"/>
+                <w:szCs w:val="24"/>
+              </w:rPr>
+              <w:t>", "finder"</w:t>
             </w:r>
           </w:p>
         </w:tc>
@@ -14492,7 +15853,47 @@
                 <w:szCs w:val="24"/>
                 <w:lang w:val="de-DE"/>
               </w:rPr>
-              <w:t>e.g. "dbscan", "DbscanLoop"</w:t>
+              <w:t>e.g. "</w:t>
+            </w:r>
+            <w:proofErr w:type="spellStart"/>
+            <w:r>
+              <w:rPr>
+                <w:rFonts w:ascii="Times New Roman" w:hAnsi="Times New Roman" w:cs="Times New Roman"/>
+                <w:sz w:val="24"/>
+                <w:szCs w:val="24"/>
+                <w:lang w:val="de-DE"/>
+              </w:rPr>
+              <w:t>dbscan</w:t>
+            </w:r>
+            <w:proofErr w:type="spellEnd"/>
+            <w:r>
+              <w:rPr>
+                <w:rFonts w:ascii="Times New Roman" w:hAnsi="Times New Roman" w:cs="Times New Roman"/>
+                <w:sz w:val="24"/>
+                <w:szCs w:val="24"/>
+                <w:lang w:val="de-DE"/>
+              </w:rPr>
+              <w:t>", "</w:t>
+            </w:r>
+            <w:proofErr w:type="spellStart"/>
+            <w:r>
+              <w:rPr>
+                <w:rFonts w:ascii="Times New Roman" w:hAnsi="Times New Roman" w:cs="Times New Roman"/>
+                <w:sz w:val="24"/>
+                <w:szCs w:val="24"/>
+                <w:lang w:val="de-DE"/>
+              </w:rPr>
+              <w:t>DbscanLoop</w:t>
+            </w:r>
+            <w:proofErr w:type="spellEnd"/>
+            <w:r>
+              <w:rPr>
+                <w:rFonts w:ascii="Times New Roman" w:hAnsi="Times New Roman" w:cs="Times New Roman"/>
+                <w:sz w:val="24"/>
+                <w:szCs w:val="24"/>
+                <w:lang w:val="de-DE"/>
+              </w:rPr>
+              <w:t>"</w:t>
             </w:r>
           </w:p>
         </w:tc>
@@ -14780,13 +16181,23 @@
                 <w:lang w:val="en-US"/>
               </w:rPr>
             </w:pPr>
-            <w:r>
-              <w:rPr>
-                <w:rFonts w:ascii="Times New Roman" w:hAnsi="Times New Roman" w:cs="Times New Roman"/>
-                <w:sz w:val="24"/>
-                <w:szCs w:val="24"/>
-              </w:rPr>
-              <w:t>e.g 0.5</w:t>
+            <w:proofErr w:type="spellStart"/>
+            <w:r>
+              <w:rPr>
+                <w:rFonts w:ascii="Times New Roman" w:hAnsi="Times New Roman" w:cs="Times New Roman"/>
+                <w:sz w:val="24"/>
+                <w:szCs w:val="24"/>
+              </w:rPr>
+              <w:t>e.g</w:t>
+            </w:r>
+            <w:proofErr w:type="spellEnd"/>
+            <w:r>
+              <w:rPr>
+                <w:rFonts w:ascii="Times New Roman" w:hAnsi="Times New Roman" w:cs="Times New Roman"/>
+                <w:sz w:val="24"/>
+                <w:szCs w:val="24"/>
+              </w:rPr>
+              <w:t xml:space="preserve"> 0.5</w:t>
             </w:r>
           </w:p>
         </w:tc>
@@ -14830,6 +16241,7 @@
                 <w:lang w:val="en-US"/>
               </w:rPr>
             </w:pPr>
+            <w:proofErr w:type="spellStart"/>
             <w:r>
               <w:rPr>
                 <w:rFonts w:ascii="Times New Roman" w:hAnsi="Times New Roman" w:cs="Times New Roman"/>
@@ -14838,6 +16250,7 @@
               </w:rPr>
               <w:t>boolean</w:t>
             </w:r>
+            <w:proofErr w:type="spellEnd"/>
           </w:p>
         </w:tc>
         <w:tc>
@@ -15669,7 +17082,47 @@
                 <w:szCs w:val="24"/>
                 <w:lang w:val="de-DE"/>
               </w:rPr>
-              <w:t>e.g. "dbscan", "DbscanLoop"</w:t>
+              <w:t>e.g. "</w:t>
+            </w:r>
+            <w:proofErr w:type="spellStart"/>
+            <w:r>
+              <w:rPr>
+                <w:rFonts w:ascii="Times New Roman" w:hAnsi="Times New Roman" w:cs="Times New Roman"/>
+                <w:sz w:val="24"/>
+                <w:szCs w:val="24"/>
+                <w:lang w:val="de-DE"/>
+              </w:rPr>
+              <w:t>dbscan</w:t>
+            </w:r>
+            <w:proofErr w:type="spellEnd"/>
+            <w:r>
+              <w:rPr>
+                <w:rFonts w:ascii="Times New Roman" w:hAnsi="Times New Roman" w:cs="Times New Roman"/>
+                <w:sz w:val="24"/>
+                <w:szCs w:val="24"/>
+                <w:lang w:val="de-DE"/>
+              </w:rPr>
+              <w:t>", "</w:t>
+            </w:r>
+            <w:proofErr w:type="spellStart"/>
+            <w:r>
+              <w:rPr>
+                <w:rFonts w:ascii="Times New Roman" w:hAnsi="Times New Roman" w:cs="Times New Roman"/>
+                <w:sz w:val="24"/>
+                <w:szCs w:val="24"/>
+                <w:lang w:val="de-DE"/>
+              </w:rPr>
+              <w:t>DbscanLoop</w:t>
+            </w:r>
+            <w:proofErr w:type="spellEnd"/>
+            <w:r>
+              <w:rPr>
+                <w:rFonts w:ascii="Times New Roman" w:hAnsi="Times New Roman" w:cs="Times New Roman"/>
+                <w:sz w:val="24"/>
+                <w:szCs w:val="24"/>
+                <w:lang w:val="de-DE"/>
+              </w:rPr>
+              <w:t>"</w:t>
             </w:r>
           </w:p>
         </w:tc>
@@ -15793,6 +17246,7 @@
                 <w:sz w:val="24"/>
                 <w:szCs w:val="24"/>
               </w:rPr>
+              <w:lastRenderedPageBreak/>
               <w:t>clustering.ch2.finder.max_threshold</w:t>
             </w:r>
           </w:p>
@@ -15957,13 +17411,23 @@
                 <w:lang w:val="en-US"/>
               </w:rPr>
             </w:pPr>
-            <w:r>
-              <w:rPr>
-                <w:rFonts w:ascii="Times New Roman" w:hAnsi="Times New Roman" w:cs="Times New Roman"/>
-                <w:sz w:val="24"/>
-                <w:szCs w:val="24"/>
-              </w:rPr>
-              <w:t>e.g 0.5</w:t>
+            <w:proofErr w:type="spellStart"/>
+            <w:r>
+              <w:rPr>
+                <w:rFonts w:ascii="Times New Roman" w:hAnsi="Times New Roman" w:cs="Times New Roman"/>
+                <w:sz w:val="24"/>
+                <w:szCs w:val="24"/>
+              </w:rPr>
+              <w:t>e.g</w:t>
+            </w:r>
+            <w:proofErr w:type="spellEnd"/>
+            <w:r>
+              <w:rPr>
+                <w:rFonts w:ascii="Times New Roman" w:hAnsi="Times New Roman" w:cs="Times New Roman"/>
+                <w:sz w:val="24"/>
+                <w:szCs w:val="24"/>
+              </w:rPr>
+              <w:t xml:space="preserve"> 0.5</w:t>
             </w:r>
           </w:p>
         </w:tc>
@@ -16158,6 +17622,7 @@
                 <w:lang w:val="en-US"/>
               </w:rPr>
             </w:pPr>
+            <w:proofErr w:type="spellStart"/>
             <w:r>
               <w:rPr>
                 <w:rFonts w:ascii="Times New Roman" w:hAnsi="Times New Roman" w:cs="Times New Roman"/>
@@ -16166,6 +17631,7 @@
               </w:rPr>
               <w:t>colocalization.cbc.radius</w:t>
             </w:r>
+            <w:proofErr w:type="spellEnd"/>
           </w:p>
         </w:tc>
         <w:tc>
@@ -16260,6 +17726,7 @@
                 <w:lang w:val="en-US"/>
               </w:rPr>
             </w:pPr>
+            <w:proofErr w:type="spellStart"/>
             <w:r>
               <w:rPr>
                 <w:rFonts w:ascii="Times New Roman" w:hAnsi="Times New Roman" w:cs="Times New Roman"/>
@@ -16268,6 +17735,7 @@
               </w:rPr>
               <w:t>colocalization.cbc.n_steps</w:t>
             </w:r>
+            <w:proofErr w:type="spellEnd"/>
           </w:p>
         </w:tc>
         <w:tc>
@@ -16517,7 +17985,27 @@
           <w:szCs w:val="24"/>
           <w:lang w:val="en-US"/>
         </w:rPr>
-        <w:t>Load full CSV via load_data() from utils/data_handling.py. The raw CSV contains localizations co-ordinates from all channels and frames.</w:t>
+        <w:t xml:space="preserve">Load full CSV via </w:t>
+      </w:r>
+      <w:proofErr w:type="spellStart"/>
+      <w:r>
+        <w:rPr>
+          <w:rFonts w:ascii="Times New Roman" w:eastAsia="Times New Roman" w:hAnsi="Times New Roman" w:cs="Times New Roman"/>
+          <w:sz w:val="24"/>
+          <w:szCs w:val="24"/>
+          <w:lang w:val="en-US"/>
+        </w:rPr>
+        <w:t>load_data</w:t>
+      </w:r>
+      <w:proofErr w:type="spellEnd"/>
+      <w:r>
+        <w:rPr>
+          <w:rFonts w:ascii="Times New Roman" w:eastAsia="Times New Roman" w:hAnsi="Times New Roman" w:cs="Times New Roman"/>
+          <w:sz w:val="24"/>
+          <w:szCs w:val="24"/>
+          <w:lang w:val="en-US"/>
+        </w:rPr>
+        <w:t>() from utils/data_handling.py. The raw CSV contains localizations co-ordinates from all channels and frames.</w:t>
       </w:r>
     </w:p>
     <w:p>
@@ -16542,7 +18030,27 @@
           <w:szCs w:val="24"/>
           <w:lang w:val="en-US"/>
         </w:rPr>
-        <w:t>Validate required columns: If any column from config.data.input.required_columns is missing, the pipeline logs an error and skips the file.</w:t>
+        <w:t xml:space="preserve">Validate required columns: If any column from </w:t>
+      </w:r>
+      <w:proofErr w:type="spellStart"/>
+      <w:r>
+        <w:rPr>
+          <w:rFonts w:ascii="Times New Roman" w:eastAsia="Times New Roman" w:hAnsi="Times New Roman" w:cs="Times New Roman"/>
+          <w:sz w:val="24"/>
+          <w:szCs w:val="24"/>
+          <w:lang w:val="en-US"/>
+        </w:rPr>
+        <w:t>config.data.input.required_columns</w:t>
+      </w:r>
+      <w:proofErr w:type="spellEnd"/>
+      <w:r>
+        <w:rPr>
+          <w:rFonts w:ascii="Times New Roman" w:eastAsia="Times New Roman" w:hAnsi="Times New Roman" w:cs="Times New Roman"/>
+          <w:sz w:val="24"/>
+          <w:szCs w:val="24"/>
+          <w:lang w:val="en-US"/>
+        </w:rPr>
+        <w:t xml:space="preserve"> is missing, the pipeline logs an error and skips the file.</w:t>
       </w:r>
     </w:p>
     <w:p>
@@ -16593,7 +18101,107 @@
           <w:szCs w:val="24"/>
           <w:lang w:val="en-US"/>
         </w:rPr>
-        <w:t xml:space="preserve">The code filters localisations for each channel by selecting rows where channelIndex matches and frameIndex is within a specific range, from the channel's start frame plus skip_frames (default 200, set in config.yaml) up to the last frame for that channel. </w:t>
+        <w:t xml:space="preserve">The code filters </w:t>
+      </w:r>
+      <w:proofErr w:type="spellStart"/>
+      <w:r>
+        <w:rPr>
+          <w:rFonts w:ascii="Times New Roman" w:eastAsia="Times New Roman" w:hAnsi="Times New Roman" w:cs="Times New Roman"/>
+          <w:sz w:val="24"/>
+          <w:szCs w:val="24"/>
+          <w:lang w:val="en-US"/>
+        </w:rPr>
+        <w:t>localisations</w:t>
+      </w:r>
+      <w:proofErr w:type="spellEnd"/>
+      <w:r>
+        <w:rPr>
+          <w:rFonts w:ascii="Times New Roman" w:eastAsia="Times New Roman" w:hAnsi="Times New Roman" w:cs="Times New Roman"/>
+          <w:sz w:val="24"/>
+          <w:szCs w:val="24"/>
+          <w:lang w:val="en-US"/>
+        </w:rPr>
+        <w:t xml:space="preserve"> for each channel by selecting rows where </w:t>
+      </w:r>
+      <w:proofErr w:type="spellStart"/>
+      <w:r>
+        <w:rPr>
+          <w:rFonts w:ascii="Times New Roman" w:eastAsia="Times New Roman" w:hAnsi="Times New Roman" w:cs="Times New Roman"/>
+          <w:sz w:val="24"/>
+          <w:szCs w:val="24"/>
+          <w:lang w:val="en-US"/>
+        </w:rPr>
+        <w:t>channelIndex</w:t>
+      </w:r>
+      <w:proofErr w:type="spellEnd"/>
+      <w:r>
+        <w:rPr>
+          <w:rFonts w:ascii="Times New Roman" w:eastAsia="Times New Roman" w:hAnsi="Times New Roman" w:cs="Times New Roman"/>
+          <w:sz w:val="24"/>
+          <w:szCs w:val="24"/>
+          <w:lang w:val="en-US"/>
+        </w:rPr>
+        <w:t xml:space="preserve"> matches and </w:t>
+      </w:r>
+      <w:proofErr w:type="spellStart"/>
+      <w:r>
+        <w:rPr>
+          <w:rFonts w:ascii="Times New Roman" w:eastAsia="Times New Roman" w:hAnsi="Times New Roman" w:cs="Times New Roman"/>
+          <w:sz w:val="24"/>
+          <w:szCs w:val="24"/>
+          <w:lang w:val="en-US"/>
+        </w:rPr>
+        <w:t>frameIndex</w:t>
+      </w:r>
+      <w:proofErr w:type="spellEnd"/>
+      <w:r>
+        <w:rPr>
+          <w:rFonts w:ascii="Times New Roman" w:eastAsia="Times New Roman" w:hAnsi="Times New Roman" w:cs="Times New Roman"/>
+          <w:sz w:val="24"/>
+          <w:szCs w:val="24"/>
+          <w:lang w:val="en-US"/>
+        </w:rPr>
+        <w:t xml:space="preserve"> is within a specific range, from the channel's start frame plus </w:t>
+      </w:r>
+      <w:proofErr w:type="spellStart"/>
+      <w:r>
+        <w:rPr>
+          <w:rFonts w:ascii="Times New Roman" w:eastAsia="Times New Roman" w:hAnsi="Times New Roman" w:cs="Times New Roman"/>
+          <w:sz w:val="24"/>
+          <w:szCs w:val="24"/>
+          <w:lang w:val="en-US"/>
+        </w:rPr>
+        <w:t>skip_frames</w:t>
+      </w:r>
+      <w:proofErr w:type="spellEnd"/>
+      <w:r>
+        <w:rPr>
+          <w:rFonts w:ascii="Times New Roman" w:eastAsia="Times New Roman" w:hAnsi="Times New Roman" w:cs="Times New Roman"/>
+          <w:sz w:val="24"/>
+          <w:szCs w:val="24"/>
+          <w:lang w:val="en-US"/>
+        </w:rPr>
+        <w:t xml:space="preserve"> (default 200, set in </w:t>
+      </w:r>
+      <w:proofErr w:type="spellStart"/>
+      <w:r>
+        <w:rPr>
+          <w:rFonts w:ascii="Times New Roman" w:eastAsia="Times New Roman" w:hAnsi="Times New Roman" w:cs="Times New Roman"/>
+          <w:sz w:val="24"/>
+          <w:szCs w:val="24"/>
+          <w:lang w:val="en-US"/>
+        </w:rPr>
+        <w:t>config.yaml</w:t>
+      </w:r>
+      <w:proofErr w:type="spellEnd"/>
+      <w:r>
+        <w:rPr>
+          <w:rFonts w:ascii="Times New Roman" w:eastAsia="Times New Roman" w:hAnsi="Times New Roman" w:cs="Times New Roman"/>
+          <w:sz w:val="24"/>
+          <w:szCs w:val="24"/>
+          <w:lang w:val="en-US"/>
+        </w:rPr>
+        <w:t xml:space="preserve">) up to the last frame for that channel. </w:t>
       </w:r>
       <w:r>
         <w:rPr>
@@ -16602,7 +18210,107 @@
           <w:szCs w:val="24"/>
           <w:lang w:val="de-DE"/>
         </w:rPr>
-        <w:t>This produces separate DataFrames for each channel.</w:t>
+        <w:t xml:space="preserve">This </w:t>
+      </w:r>
+      <w:proofErr w:type="spellStart"/>
+      <w:r>
+        <w:rPr>
+          <w:rFonts w:ascii="Times New Roman" w:eastAsia="Times New Roman" w:hAnsi="Times New Roman" w:cs="Times New Roman"/>
+          <w:sz w:val="24"/>
+          <w:szCs w:val="24"/>
+          <w:lang w:val="de-DE"/>
+        </w:rPr>
+        <w:t>produces</w:t>
+      </w:r>
+      <w:proofErr w:type="spellEnd"/>
+      <w:r>
+        <w:rPr>
+          <w:rFonts w:ascii="Times New Roman" w:eastAsia="Times New Roman" w:hAnsi="Times New Roman" w:cs="Times New Roman"/>
+          <w:sz w:val="24"/>
+          <w:szCs w:val="24"/>
+          <w:lang w:val="de-DE"/>
+        </w:rPr>
+        <w:t xml:space="preserve"> separate </w:t>
+      </w:r>
+      <w:proofErr w:type="spellStart"/>
+      <w:r>
+        <w:rPr>
+          <w:rFonts w:ascii="Times New Roman" w:eastAsia="Times New Roman" w:hAnsi="Times New Roman" w:cs="Times New Roman"/>
+          <w:sz w:val="24"/>
+          <w:szCs w:val="24"/>
+          <w:lang w:val="de-DE"/>
+        </w:rPr>
+        <w:t>DataFrames</w:t>
+      </w:r>
+      <w:proofErr w:type="spellEnd"/>
+      <w:r>
+        <w:rPr>
+          <w:rFonts w:ascii="Times New Roman" w:eastAsia="Times New Roman" w:hAnsi="Times New Roman" w:cs="Times New Roman"/>
+          <w:sz w:val="24"/>
+          <w:szCs w:val="24"/>
+          <w:lang w:val="de-DE"/>
+        </w:rPr>
+        <w:t xml:space="preserve"> </w:t>
+      </w:r>
+      <w:proofErr w:type="spellStart"/>
+      <w:r>
+        <w:rPr>
+          <w:rFonts w:ascii="Times New Roman" w:eastAsia="Times New Roman" w:hAnsi="Times New Roman" w:cs="Times New Roman"/>
+          <w:sz w:val="24"/>
+          <w:szCs w:val="24"/>
+          <w:lang w:val="de-DE"/>
+        </w:rPr>
+        <w:t>for</w:t>
+      </w:r>
+      <w:proofErr w:type="spellEnd"/>
+      <w:r>
+        <w:rPr>
+          <w:rFonts w:ascii="Times New Roman" w:eastAsia="Times New Roman" w:hAnsi="Times New Roman" w:cs="Times New Roman"/>
+          <w:sz w:val="24"/>
+          <w:szCs w:val="24"/>
+          <w:lang w:val="de-DE"/>
+        </w:rPr>
+        <w:t xml:space="preserve"> </w:t>
+      </w:r>
+      <w:proofErr w:type="spellStart"/>
+      <w:r>
+        <w:rPr>
+          <w:rFonts w:ascii="Times New Roman" w:eastAsia="Times New Roman" w:hAnsi="Times New Roman" w:cs="Times New Roman"/>
+          <w:sz w:val="24"/>
+          <w:szCs w:val="24"/>
+          <w:lang w:val="de-DE"/>
+        </w:rPr>
+        <w:t>each</w:t>
+      </w:r>
+      <w:proofErr w:type="spellEnd"/>
+      <w:r>
+        <w:rPr>
+          <w:rFonts w:ascii="Times New Roman" w:eastAsia="Times New Roman" w:hAnsi="Times New Roman" w:cs="Times New Roman"/>
+          <w:sz w:val="24"/>
+          <w:szCs w:val="24"/>
+          <w:lang w:val="de-DE"/>
+        </w:rPr>
+        <w:t xml:space="preserve"> </w:t>
+      </w:r>
+      <w:proofErr w:type="spellStart"/>
+      <w:r>
+        <w:rPr>
+          <w:rFonts w:ascii="Times New Roman" w:eastAsia="Times New Roman" w:hAnsi="Times New Roman" w:cs="Times New Roman"/>
+          <w:sz w:val="24"/>
+          <w:szCs w:val="24"/>
+          <w:lang w:val="de-DE"/>
+        </w:rPr>
+        <w:t>channel</w:t>
+      </w:r>
+      <w:proofErr w:type="spellEnd"/>
+      <w:r>
+        <w:rPr>
+          <w:rFonts w:ascii="Times New Roman" w:eastAsia="Times New Roman" w:hAnsi="Times New Roman" w:cs="Times New Roman"/>
+          <w:sz w:val="24"/>
+          <w:szCs w:val="24"/>
+          <w:lang w:val="de-DE"/>
+        </w:rPr>
+        <w:t>.</w:t>
       </w:r>
     </w:p>
     <w:p>
@@ -16652,7 +18360,27 @@
           <w:szCs w:val="24"/>
           <w:lang w:val="en-US"/>
         </w:rPr>
-        <w:t>Combine channels: For downstream steps, channels are concatenated into a single Data Frame. The channelIndex column is preserved so that each step can operate per channel when needed.</w:t>
+        <w:t xml:space="preserve">Combine channels: For downstream steps, channels are concatenated into a single Data Frame. The </w:t>
+      </w:r>
+      <w:proofErr w:type="spellStart"/>
+      <w:r>
+        <w:rPr>
+          <w:rFonts w:ascii="Times New Roman" w:eastAsia="Times New Roman" w:hAnsi="Times New Roman" w:cs="Times New Roman"/>
+          <w:sz w:val="24"/>
+          <w:szCs w:val="24"/>
+          <w:lang w:val="en-US"/>
+        </w:rPr>
+        <w:t>channelIndex</w:t>
+      </w:r>
+      <w:proofErr w:type="spellEnd"/>
+      <w:r>
+        <w:rPr>
+          <w:rFonts w:ascii="Times New Roman" w:eastAsia="Times New Roman" w:hAnsi="Times New Roman" w:cs="Times New Roman"/>
+          <w:sz w:val="24"/>
+          <w:szCs w:val="24"/>
+          <w:lang w:val="en-US"/>
+        </w:rPr>
+        <w:t xml:space="preserve"> column is preserved so that each step can operate per channel when needed.</w:t>
       </w:r>
     </w:p>
     <w:p>
@@ -16712,6 +18440,7 @@
           <w:szCs w:val="24"/>
           <w:lang w:val="en-US"/>
         </w:rPr>
+        <w:lastRenderedPageBreak/>
         <w:t>Drift correction must be applied independently to each channel because the two channels are acquired sequentially. Each channel experiences different drift during its acquisition window. After correcting each channel’s drift, the pipeline aligns channel 2 to channel 1 by subtracting the cumulative drift of channel 1 from all channel 2 coordinates. This ensures that both channels are registered to a common coordinate system for co-</w:t>
       </w:r>
       <w:r>
@@ -16809,7 +18538,47 @@
           <w:szCs w:val="24"/>
           <w:lang w:val="en-US"/>
         </w:rPr>
-        <w:t>Due to mechanical drift of the stage or sample during data acquisition, localisations shift over time. If uncorrected, this drift can blur the reconstructed image and negatively affect spatial analysis. AIM corrects this drift by identifying stable reference points—localisations that appear in multiple temporal segments—and estimating the displacement between these segments. The method does not require fiducial markers or separate reference channels. The implementation used here is adapted from the AIM method implemented in Picasso [3] and modified for pipeline integration, including CSV input/output handling, sanity checks, drift validation, and HDF5 conversion for internal processing.</w:t>
+        <w:t xml:space="preserve">Due to mechanical drift of the stage or sample during data acquisition, </w:t>
+      </w:r>
+      <w:proofErr w:type="spellStart"/>
+      <w:r>
+        <w:rPr>
+          <w:rFonts w:ascii="Times New Roman" w:eastAsia="Times New Roman" w:hAnsi="Times New Roman" w:cs="Times New Roman"/>
+          <w:sz w:val="24"/>
+          <w:szCs w:val="24"/>
+          <w:lang w:val="en-US"/>
+        </w:rPr>
+        <w:t>localisations</w:t>
+      </w:r>
+      <w:proofErr w:type="spellEnd"/>
+      <w:r>
+        <w:rPr>
+          <w:rFonts w:ascii="Times New Roman" w:eastAsia="Times New Roman" w:hAnsi="Times New Roman" w:cs="Times New Roman"/>
+          <w:sz w:val="24"/>
+          <w:szCs w:val="24"/>
+          <w:lang w:val="en-US"/>
+        </w:rPr>
+        <w:t xml:space="preserve"> shift over time. If uncorrected, this drift can blur the reconstructed image and negatively affect spatial analysis. AIM corrects this drift by identifying stable reference points—</w:t>
+      </w:r>
+      <w:proofErr w:type="spellStart"/>
+      <w:r>
+        <w:rPr>
+          <w:rFonts w:ascii="Times New Roman" w:eastAsia="Times New Roman" w:hAnsi="Times New Roman" w:cs="Times New Roman"/>
+          <w:sz w:val="24"/>
+          <w:szCs w:val="24"/>
+          <w:lang w:val="en-US"/>
+        </w:rPr>
+        <w:t>localisations</w:t>
+      </w:r>
+      <w:proofErr w:type="spellEnd"/>
+      <w:r>
+        <w:rPr>
+          <w:rFonts w:ascii="Times New Roman" w:eastAsia="Times New Roman" w:hAnsi="Times New Roman" w:cs="Times New Roman"/>
+          <w:sz w:val="24"/>
+          <w:szCs w:val="24"/>
+          <w:lang w:val="en-US"/>
+        </w:rPr>
+        <w:t xml:space="preserve"> that appear in multiple temporal segments—and estimating the displacement between these segments. The method does not require fiducial markers or separate reference channels. The implementation used here is adapted from the AIM method implemented in Picasso [3] and modified for pipeline integration, including CSV input/output handling, sanity checks, drift validation, and HDF5 conversion for internal processing.</w:t>
       </w:r>
     </w:p>
     <w:p>
@@ -16976,7 +18745,25 @@
           <w:sz w:val="24"/>
           <w:szCs w:val="24"/>
         </w:rPr>
-        <w:t>Convert reference and target localizations to a discretized grid in units of "intersect_d" (intersection distance).</w:t>
+        <w:t>Convert reference and target localizations to a discretized grid in units of "</w:t>
+      </w:r>
+      <w:proofErr w:type="spellStart"/>
+      <w:r>
+        <w:rPr>
+          <w:rFonts w:ascii="Times New Roman" w:hAnsi="Times New Roman" w:cs="Times New Roman"/>
+          <w:sz w:val="24"/>
+          <w:szCs w:val="24"/>
+        </w:rPr>
+        <w:t>intersect_d</w:t>
+      </w:r>
+      <w:proofErr w:type="spellEnd"/>
+      <w:r>
+        <w:rPr>
+          <w:rFonts w:ascii="Times New Roman" w:hAnsi="Times New Roman" w:cs="Times New Roman"/>
+          <w:sz w:val="24"/>
+          <w:szCs w:val="24"/>
+        </w:rPr>
+        <w:t>" (intersection distance).</w:t>
       </w:r>
     </w:p>
     <w:p>
@@ -17002,7 +18789,25 @@
           <w:sz w:val="24"/>
           <w:szCs w:val="24"/>
         </w:rPr>
-        <w:t>For each shift within a local search region (ROI) of size "roi_r," calculate the number of overlapping reference and target localizations (occupying the same grid cell).</w:t>
+        <w:t>For each shift within a local search region (ROI) of size "</w:t>
+      </w:r>
+      <w:proofErr w:type="spellStart"/>
+      <w:r>
+        <w:rPr>
+          <w:rFonts w:ascii="Times New Roman" w:hAnsi="Times New Roman" w:cs="Times New Roman"/>
+          <w:sz w:val="24"/>
+          <w:szCs w:val="24"/>
+        </w:rPr>
+        <w:t>roi_r</w:t>
+      </w:r>
+      <w:proofErr w:type="spellEnd"/>
+      <w:r>
+        <w:rPr>
+          <w:rFonts w:ascii="Times New Roman" w:hAnsi="Times New Roman" w:cs="Times New Roman"/>
+          <w:sz w:val="24"/>
+          <w:szCs w:val="24"/>
+        </w:rPr>
+        <w:t>," calculate the number of overlapping reference and target localizations (occupying the same grid cell).</w:t>
       </w:r>
     </w:p>
     <w:p>
@@ -17154,6 +18959,7 @@
           <w:sz w:val="24"/>
           <w:szCs w:val="24"/>
         </w:rPr>
+        <w:lastRenderedPageBreak/>
         <w:t>Two-round refinement:</w:t>
       </w:r>
       <w:r>
@@ -17216,13 +19022,23 @@
           <w:szCs w:val="24"/>
         </w:rPr>
       </w:pPr>
-      <w:r>
-        <w:rPr>
-          <w:rFonts w:ascii="Times New Roman" w:eastAsia="Times New Roman" w:hAnsi="Times New Roman" w:cs="Times New Roman"/>
-          <w:sz w:val="24"/>
-          <w:szCs w:val="24"/>
-        </w:rPr>
-        <w:t>pixel_size: Camera pixel size in nm. Used to convert between pixel and nm units internally. Must match the acquisition setup.</w:t>
+      <w:proofErr w:type="spellStart"/>
+      <w:r>
+        <w:rPr>
+          <w:rFonts w:ascii="Times New Roman" w:eastAsia="Times New Roman" w:hAnsi="Times New Roman" w:cs="Times New Roman"/>
+          <w:sz w:val="24"/>
+          <w:szCs w:val="24"/>
+        </w:rPr>
+        <w:t>pixel_size</w:t>
+      </w:r>
+      <w:proofErr w:type="spellEnd"/>
+      <w:r>
+        <w:rPr>
+          <w:rFonts w:ascii="Times New Roman" w:eastAsia="Times New Roman" w:hAnsi="Times New Roman" w:cs="Times New Roman"/>
+          <w:sz w:val="24"/>
+          <w:szCs w:val="24"/>
+        </w:rPr>
+        <w:t>: Camera pixel size in nm. Used to convert between pixel and nm units internally. Must match the acquisition setup.</w:t>
       </w:r>
     </w:p>
     <w:p>
@@ -17262,13 +19078,59 @@
           <w:szCs w:val="24"/>
         </w:rPr>
       </w:pPr>
-      <w:r>
-        <w:rPr>
-          <w:rFonts w:ascii="Times New Roman" w:eastAsia="Times New Roman" w:hAnsi="Times New Roman" w:cs="Times New Roman"/>
-          <w:sz w:val="24"/>
-          <w:szCs w:val="24"/>
-        </w:rPr>
-        <w:t>intersect_d_nm: Distance (in nm) used for discretising coordinates when counting overlaps. Should be on the order of localisation precision (e.g., 20 nm).</w:t>
+      <w:proofErr w:type="spellStart"/>
+      <w:r>
+        <w:rPr>
+          <w:rFonts w:ascii="Times New Roman" w:eastAsia="Times New Roman" w:hAnsi="Times New Roman" w:cs="Times New Roman"/>
+          <w:sz w:val="24"/>
+          <w:szCs w:val="24"/>
+        </w:rPr>
+        <w:t>intersect_d_nm</w:t>
+      </w:r>
+      <w:proofErr w:type="spellEnd"/>
+      <w:r>
+        <w:rPr>
+          <w:rFonts w:ascii="Times New Roman" w:eastAsia="Times New Roman" w:hAnsi="Times New Roman" w:cs="Times New Roman"/>
+          <w:sz w:val="24"/>
+          <w:szCs w:val="24"/>
+        </w:rPr>
+        <w:t xml:space="preserve">: Distance (in nm) used for </w:t>
+      </w:r>
+      <w:proofErr w:type="spellStart"/>
+      <w:r>
+        <w:rPr>
+          <w:rFonts w:ascii="Times New Roman" w:eastAsia="Times New Roman" w:hAnsi="Times New Roman" w:cs="Times New Roman"/>
+          <w:sz w:val="24"/>
+          <w:szCs w:val="24"/>
+        </w:rPr>
+        <w:t>discretising</w:t>
+      </w:r>
+      <w:proofErr w:type="spellEnd"/>
+      <w:r>
+        <w:rPr>
+          <w:rFonts w:ascii="Times New Roman" w:eastAsia="Times New Roman" w:hAnsi="Times New Roman" w:cs="Times New Roman"/>
+          <w:sz w:val="24"/>
+          <w:szCs w:val="24"/>
+        </w:rPr>
+        <w:t xml:space="preserve"> coordinates when counting overlaps. Should be on the order of </w:t>
+      </w:r>
+      <w:proofErr w:type="spellStart"/>
+      <w:r>
+        <w:rPr>
+          <w:rFonts w:ascii="Times New Roman" w:eastAsia="Times New Roman" w:hAnsi="Times New Roman" w:cs="Times New Roman"/>
+          <w:sz w:val="24"/>
+          <w:szCs w:val="24"/>
+        </w:rPr>
+        <w:t>localisation</w:t>
+      </w:r>
+      <w:proofErr w:type="spellEnd"/>
+      <w:r>
+        <w:rPr>
+          <w:rFonts w:ascii="Times New Roman" w:eastAsia="Times New Roman" w:hAnsi="Times New Roman" w:cs="Times New Roman"/>
+          <w:sz w:val="24"/>
+          <w:szCs w:val="24"/>
+        </w:rPr>
+        <w:t xml:space="preserve"> precision (e.g., 20 nm).</w:t>
       </w:r>
     </w:p>
     <w:p>
@@ -17285,13 +19147,23 @@
           <w:szCs w:val="24"/>
         </w:rPr>
       </w:pPr>
-      <w:r>
-        <w:rPr>
-          <w:rFonts w:ascii="Times New Roman" w:eastAsia="Times New Roman" w:hAnsi="Times New Roman" w:cs="Times New Roman"/>
-          <w:sz w:val="24"/>
-          <w:szCs w:val="24"/>
-        </w:rPr>
-        <w:t>roi_r_nm: Radius of the local search region in nm. Must be larger than the expected drift per segment. Too small underestimates drift; too large increases computation and can introduce noise.</w:t>
+      <w:proofErr w:type="spellStart"/>
+      <w:r>
+        <w:rPr>
+          <w:rFonts w:ascii="Times New Roman" w:eastAsia="Times New Roman" w:hAnsi="Times New Roman" w:cs="Times New Roman"/>
+          <w:sz w:val="24"/>
+          <w:szCs w:val="24"/>
+        </w:rPr>
+        <w:t>roi_r_nm</w:t>
+      </w:r>
+      <w:proofErr w:type="spellEnd"/>
+      <w:r>
+        <w:rPr>
+          <w:rFonts w:ascii="Times New Roman" w:eastAsia="Times New Roman" w:hAnsi="Times New Roman" w:cs="Times New Roman"/>
+          <w:sz w:val="24"/>
+          <w:szCs w:val="24"/>
+        </w:rPr>
+        <w:t>: Radius of the local search region in nm. Must be larger than the expected drift per segment. Too small underestimates drift; too large increases computation and can introduce noise.</w:t>
       </w:r>
     </w:p>
     <w:p>
@@ -17351,7 +19223,27 @@
           <w:szCs w:val="24"/>
           <w:lang w:val="en-US"/>
         </w:rPr>
-        <w:t>It is a newly added component to the existing implementation. When enabled, segments with drift magnitude exceeding max_segment_drift_nm are flagged as outliers. These are replaced by the mean of the previous N valid segments. This mitigates artefacts from sparse segments, blinking, or acquisition glitches that can produce unrealistic drift spikes.</w:t>
+        <w:t xml:space="preserve">It is a newly added component to the existing implementation. When enabled, segments with drift magnitude exceeding </w:t>
+      </w:r>
+      <w:proofErr w:type="spellStart"/>
+      <w:r>
+        <w:rPr>
+          <w:rFonts w:ascii="Times New Roman" w:eastAsia="Times New Roman" w:hAnsi="Times New Roman" w:cs="Times New Roman"/>
+          <w:sz w:val="24"/>
+          <w:szCs w:val="24"/>
+          <w:lang w:val="en-US"/>
+        </w:rPr>
+        <w:t>max_segment_drift_nm</w:t>
+      </w:r>
+      <w:proofErr w:type="spellEnd"/>
+      <w:r>
+        <w:rPr>
+          <w:rFonts w:ascii="Times New Roman" w:eastAsia="Times New Roman" w:hAnsi="Times New Roman" w:cs="Times New Roman"/>
+          <w:sz w:val="24"/>
+          <w:szCs w:val="24"/>
+          <w:lang w:val="en-US"/>
+        </w:rPr>
+        <w:t xml:space="preserve"> are flagged as outliers. These are replaced by the mean of the previous N valid segments. This mitigates artefacts from sparse segments, blinking, or acquisition glitches that can produce unrealistic drift spikes.</w:t>
       </w:r>
     </w:p>
     <w:p>
@@ -17423,13 +19315,23 @@
           <w:szCs w:val="24"/>
         </w:rPr>
       </w:pPr>
-      <w:r>
-        <w:rPr>
-          <w:rFonts w:ascii="Times New Roman" w:hAnsi="Times New Roman" w:cs="Times New Roman"/>
-          <w:sz w:val="24"/>
-          <w:szCs w:val="24"/>
-        </w:rPr>
-        <w:t>filter_boundary: Drop localizations with x≤0 or y≤0 (outside image)</w:t>
+      <w:proofErr w:type="spellStart"/>
+      <w:r>
+        <w:rPr>
+          <w:rFonts w:ascii="Times New Roman" w:hAnsi="Times New Roman" w:cs="Times New Roman"/>
+          <w:sz w:val="24"/>
+          <w:szCs w:val="24"/>
+        </w:rPr>
+        <w:t>filter_boundary</w:t>
+      </w:r>
+      <w:proofErr w:type="spellEnd"/>
+      <w:r>
+        <w:rPr>
+          <w:rFonts w:ascii="Times New Roman" w:hAnsi="Times New Roman" w:cs="Times New Roman"/>
+          <w:sz w:val="24"/>
+          <w:szCs w:val="24"/>
+        </w:rPr>
+        <w:t>: Drop localizations with x≤0 or y≤0 (outside image)</w:t>
       </w:r>
     </w:p>
     <w:p>
@@ -17445,13 +19347,23 @@
           <w:szCs w:val="24"/>
         </w:rPr>
       </w:pPr>
-      <w:r>
-        <w:rPr>
-          <w:rFonts w:ascii="Times New Roman" w:hAnsi="Times New Roman" w:cs="Times New Roman"/>
-          <w:sz w:val="24"/>
-          <w:szCs w:val="24"/>
-        </w:rPr>
-        <w:t>filter_parameters: Drop localizations with sx≤0, sy≤0, or lp≤0</w:t>
+      <w:proofErr w:type="spellStart"/>
+      <w:r>
+        <w:rPr>
+          <w:rFonts w:ascii="Times New Roman" w:hAnsi="Times New Roman" w:cs="Times New Roman"/>
+          <w:sz w:val="24"/>
+          <w:szCs w:val="24"/>
+        </w:rPr>
+        <w:t>filter_parameters</w:t>
+      </w:r>
+      <w:proofErr w:type="spellEnd"/>
+      <w:r>
+        <w:rPr>
+          <w:rFonts w:ascii="Times New Roman" w:hAnsi="Times New Roman" w:cs="Times New Roman"/>
+          <w:sz w:val="24"/>
+          <w:szCs w:val="24"/>
+        </w:rPr>
+        <w:t>: Drop localizations with sx≤0, sy≤0, or lp≤0</w:t>
       </w:r>
     </w:p>
     <w:p>
@@ -17534,7 +19446,27 @@
           <w:szCs w:val="24"/>
           <w:lang w:val="en-US"/>
         </w:rPr>
-        <w:t xml:space="preserve">Filters are applied step-by-step in a chosen order to remove the most problematic localisations first. Each filter step reduces the dataset; downstream filters operate on the already-filtered result. </w:t>
+        <w:t xml:space="preserve">Filters are applied step-by-step in a chosen order to remove the most problematic </w:t>
+      </w:r>
+      <w:proofErr w:type="spellStart"/>
+      <w:r>
+        <w:rPr>
+          <w:rFonts w:ascii="Times New Roman" w:eastAsia="Times New Roman" w:hAnsi="Times New Roman" w:cs="Times New Roman"/>
+          <w:sz w:val="24"/>
+          <w:szCs w:val="24"/>
+          <w:lang w:val="en-US"/>
+        </w:rPr>
+        <w:t>localisations</w:t>
+      </w:r>
+      <w:proofErr w:type="spellEnd"/>
+      <w:r>
+        <w:rPr>
+          <w:rFonts w:ascii="Times New Roman" w:eastAsia="Times New Roman" w:hAnsi="Times New Roman" w:cs="Times New Roman"/>
+          <w:sz w:val="24"/>
+          <w:szCs w:val="24"/>
+          <w:lang w:val="en-US"/>
+        </w:rPr>
+        <w:t xml:space="preserve"> first. Each filter step reduces the dataset; downstream filters operate on the already-filtered result. </w:t>
       </w:r>
       <w:r>
         <w:rPr>
@@ -17543,7 +19475,107 @@
           <w:szCs w:val="24"/>
           <w:lang w:val="de-DE"/>
         </w:rPr>
-        <w:t>The applied filters are described below.</w:t>
+        <w:t xml:space="preserve">The </w:t>
+      </w:r>
+      <w:proofErr w:type="spellStart"/>
+      <w:r>
+        <w:rPr>
+          <w:rFonts w:ascii="Times New Roman" w:eastAsia="Times New Roman" w:hAnsi="Times New Roman" w:cs="Times New Roman"/>
+          <w:sz w:val="24"/>
+          <w:szCs w:val="24"/>
+          <w:lang w:val="de-DE"/>
+        </w:rPr>
+        <w:t>applied</w:t>
+      </w:r>
+      <w:proofErr w:type="spellEnd"/>
+      <w:r>
+        <w:rPr>
+          <w:rFonts w:ascii="Times New Roman" w:eastAsia="Times New Roman" w:hAnsi="Times New Roman" w:cs="Times New Roman"/>
+          <w:sz w:val="24"/>
+          <w:szCs w:val="24"/>
+          <w:lang w:val="de-DE"/>
+        </w:rPr>
+        <w:t xml:space="preserve"> </w:t>
+      </w:r>
+      <w:proofErr w:type="spellStart"/>
+      <w:r>
+        <w:rPr>
+          <w:rFonts w:ascii="Times New Roman" w:eastAsia="Times New Roman" w:hAnsi="Times New Roman" w:cs="Times New Roman"/>
+          <w:sz w:val="24"/>
+          <w:szCs w:val="24"/>
+          <w:lang w:val="de-DE"/>
+        </w:rPr>
+        <w:t>filters</w:t>
+      </w:r>
+      <w:proofErr w:type="spellEnd"/>
+      <w:r>
+        <w:rPr>
+          <w:rFonts w:ascii="Times New Roman" w:eastAsia="Times New Roman" w:hAnsi="Times New Roman" w:cs="Times New Roman"/>
+          <w:sz w:val="24"/>
+          <w:szCs w:val="24"/>
+          <w:lang w:val="de-DE"/>
+        </w:rPr>
+        <w:t xml:space="preserve"> </w:t>
+      </w:r>
+      <w:proofErr w:type="spellStart"/>
+      <w:r>
+        <w:rPr>
+          <w:rFonts w:ascii="Times New Roman" w:eastAsia="Times New Roman" w:hAnsi="Times New Roman" w:cs="Times New Roman"/>
+          <w:sz w:val="24"/>
+          <w:szCs w:val="24"/>
+          <w:lang w:val="de-DE"/>
+        </w:rPr>
+        <w:t>are</w:t>
+      </w:r>
+      <w:proofErr w:type="spellEnd"/>
+      <w:r>
+        <w:rPr>
+          <w:rFonts w:ascii="Times New Roman" w:eastAsia="Times New Roman" w:hAnsi="Times New Roman" w:cs="Times New Roman"/>
+          <w:sz w:val="24"/>
+          <w:szCs w:val="24"/>
+          <w:lang w:val="de-DE"/>
+        </w:rPr>
+        <w:t xml:space="preserve"> </w:t>
+      </w:r>
+      <w:proofErr w:type="spellStart"/>
+      <w:r>
+        <w:rPr>
+          <w:rFonts w:ascii="Times New Roman" w:eastAsia="Times New Roman" w:hAnsi="Times New Roman" w:cs="Times New Roman"/>
+          <w:sz w:val="24"/>
+          <w:szCs w:val="24"/>
+          <w:lang w:val="de-DE"/>
+        </w:rPr>
+        <w:t>described</w:t>
+      </w:r>
+      <w:proofErr w:type="spellEnd"/>
+      <w:r>
+        <w:rPr>
+          <w:rFonts w:ascii="Times New Roman" w:eastAsia="Times New Roman" w:hAnsi="Times New Roman" w:cs="Times New Roman"/>
+          <w:sz w:val="24"/>
+          <w:szCs w:val="24"/>
+          <w:lang w:val="de-DE"/>
+        </w:rPr>
+        <w:t xml:space="preserve"> </w:t>
+      </w:r>
+      <w:proofErr w:type="spellStart"/>
+      <w:r>
+        <w:rPr>
+          <w:rFonts w:ascii="Times New Roman" w:eastAsia="Times New Roman" w:hAnsi="Times New Roman" w:cs="Times New Roman"/>
+          <w:sz w:val="24"/>
+          <w:szCs w:val="24"/>
+          <w:lang w:val="de-DE"/>
+        </w:rPr>
+        <w:t>below</w:t>
+      </w:r>
+      <w:proofErr w:type="spellEnd"/>
+      <w:r>
+        <w:rPr>
+          <w:rFonts w:ascii="Times New Roman" w:eastAsia="Times New Roman" w:hAnsi="Times New Roman" w:cs="Times New Roman"/>
+          <w:sz w:val="24"/>
+          <w:szCs w:val="24"/>
+          <w:lang w:val="de-DE"/>
+        </w:rPr>
+        <w:t>.</w:t>
       </w:r>
     </w:p>
     <w:p>
@@ -17630,7 +19662,27 @@
           <w:szCs w:val="24"/>
           <w:lang w:val="en-US"/>
         </w:rPr>
-        <w:t>The Sigma filter removes localisations with poor PSF fits.</w:t>
+        <w:t xml:space="preserve">The Sigma filter removes </w:t>
+      </w:r>
+      <w:proofErr w:type="spellStart"/>
+      <w:r>
+        <w:rPr>
+          <w:rFonts w:ascii="Times New Roman" w:eastAsia="Times New Roman" w:hAnsi="Times New Roman" w:cs="Times New Roman"/>
+          <w:sz w:val="24"/>
+          <w:szCs w:val="24"/>
+          <w:lang w:val="en-US"/>
+        </w:rPr>
+        <w:t>localisations</w:t>
+      </w:r>
+      <w:proofErr w:type="spellEnd"/>
+      <w:r>
+        <w:rPr>
+          <w:rFonts w:ascii="Times New Roman" w:eastAsia="Times New Roman" w:hAnsi="Times New Roman" w:cs="Times New Roman"/>
+          <w:sz w:val="24"/>
+          <w:szCs w:val="24"/>
+          <w:lang w:val="en-US"/>
+        </w:rPr>
+        <w:t xml:space="preserve"> with poor PSF fits.</w:t>
       </w:r>
     </w:p>
     <w:p>
@@ -17662,7 +19714,27 @@
           <w:szCs w:val="24"/>
           <w:lang w:val="en-US"/>
         </w:rPr>
-        <w:t xml:space="preserve">: sigma_min ≤ </w:t>
+        <w:t xml:space="preserve">: </w:t>
+      </w:r>
+      <w:proofErr w:type="spellStart"/>
+      <w:r>
+        <w:rPr>
+          <w:rFonts w:ascii="Times New Roman" w:eastAsia="Times New Roman" w:hAnsi="Times New Roman" w:cs="Times New Roman"/>
+          <w:sz w:val="24"/>
+          <w:szCs w:val="24"/>
+          <w:lang w:val="en-US"/>
+        </w:rPr>
+        <w:t>sigma_min</w:t>
+      </w:r>
+      <w:proofErr w:type="spellEnd"/>
+      <w:r>
+        <w:rPr>
+          <w:rFonts w:ascii="Times New Roman" w:eastAsia="Times New Roman" w:hAnsi="Times New Roman" w:cs="Times New Roman"/>
+          <w:sz w:val="24"/>
+          <w:szCs w:val="24"/>
+          <w:lang w:val="en-US"/>
+        </w:rPr>
+        <w:t xml:space="preserve"> ≤ </w:t>
       </w:r>
       <w:r>
         <w:rPr>
@@ -17698,8 +19770,19 @@
           <w:szCs w:val="24"/>
           <w:lang w:val="en-US"/>
         </w:rPr>
-        <w:t>y ≤ sigma_max</w:t>
-      </w:r>
+        <w:t xml:space="preserve">y ≤ </w:t>
+      </w:r>
+      <w:proofErr w:type="spellStart"/>
+      <w:r>
+        <w:rPr>
+          <w:rFonts w:ascii="Times New Roman" w:eastAsia="Times New Roman" w:hAnsi="Times New Roman" w:cs="Times New Roman"/>
+          <w:sz w:val="24"/>
+          <w:szCs w:val="24"/>
+          <w:lang w:val="en-US"/>
+        </w:rPr>
+        <w:t>sigma_max</w:t>
+      </w:r>
+      <w:proofErr w:type="spellEnd"/>
     </w:p>
     <w:p>
       <w:pPr>
@@ -17736,6 +19819,7 @@
           <w:szCs w:val="24"/>
           <w:lang w:val="en-US"/>
         </w:rPr>
+        <w:lastRenderedPageBreak/>
         <w:t>Photon Count Filter</w:t>
       </w:r>
     </w:p>
@@ -17758,7 +19842,27 @@
           <w:szCs w:val="24"/>
           <w:lang w:val="en-US"/>
         </w:rPr>
-        <w:t>Removes noisy localisations by keeping only those with photon counts above a fixed minimum value, regardless of channel type.</w:t>
+        <w:t xml:space="preserve">Removes noisy </w:t>
+      </w:r>
+      <w:proofErr w:type="spellStart"/>
+      <w:r>
+        <w:rPr>
+          <w:rFonts w:ascii="Times New Roman" w:eastAsia="Times New Roman" w:hAnsi="Times New Roman" w:cs="Times New Roman"/>
+          <w:sz w:val="24"/>
+          <w:szCs w:val="24"/>
+          <w:lang w:val="en-US"/>
+        </w:rPr>
+        <w:t>localisations</w:t>
+      </w:r>
+      <w:proofErr w:type="spellEnd"/>
+      <w:r>
+        <w:rPr>
+          <w:rFonts w:ascii="Times New Roman" w:eastAsia="Times New Roman" w:hAnsi="Times New Roman" w:cs="Times New Roman"/>
+          <w:sz w:val="24"/>
+          <w:szCs w:val="24"/>
+          <w:lang w:val="en-US"/>
+        </w:rPr>
+        <w:t xml:space="preserve"> by keeping only those with photon counts above a fixed minimum value, regardless of channel type.</w:t>
       </w:r>
     </w:p>
     <w:p>
@@ -17818,7 +19922,47 @@
           <w:szCs w:val="24"/>
           <w:lang w:val="en-US"/>
         </w:rPr>
-        <w:t>The localisation precision refers to the certainty level that we have about the location of a single emitter. This filter will eliminate localisation whose precision is greater than the defined threshold.</w:t>
+        <w:t xml:space="preserve">The </w:t>
+      </w:r>
+      <w:proofErr w:type="spellStart"/>
+      <w:r>
+        <w:rPr>
+          <w:rFonts w:ascii="Times New Roman" w:eastAsia="Times New Roman" w:hAnsi="Times New Roman" w:cs="Times New Roman"/>
+          <w:sz w:val="24"/>
+          <w:szCs w:val="24"/>
+          <w:lang w:val="en-US"/>
+        </w:rPr>
+        <w:t>localisation</w:t>
+      </w:r>
+      <w:proofErr w:type="spellEnd"/>
+      <w:r>
+        <w:rPr>
+          <w:rFonts w:ascii="Times New Roman" w:eastAsia="Times New Roman" w:hAnsi="Times New Roman" w:cs="Times New Roman"/>
+          <w:sz w:val="24"/>
+          <w:szCs w:val="24"/>
+          <w:lang w:val="en-US"/>
+        </w:rPr>
+        <w:t xml:space="preserve"> precision refers to the certainty level that we have about the location of a single emitter. This filter will eliminate </w:t>
+      </w:r>
+      <w:proofErr w:type="spellStart"/>
+      <w:r>
+        <w:rPr>
+          <w:rFonts w:ascii="Times New Roman" w:eastAsia="Times New Roman" w:hAnsi="Times New Roman" w:cs="Times New Roman"/>
+          <w:sz w:val="24"/>
+          <w:szCs w:val="24"/>
+          <w:lang w:val="en-US"/>
+        </w:rPr>
+        <w:t>localisation</w:t>
+      </w:r>
+      <w:proofErr w:type="spellEnd"/>
+      <w:r>
+        <w:rPr>
+          <w:rFonts w:ascii="Times New Roman" w:eastAsia="Times New Roman" w:hAnsi="Times New Roman" w:cs="Times New Roman"/>
+          <w:sz w:val="24"/>
+          <w:szCs w:val="24"/>
+          <w:lang w:val="en-US"/>
+        </w:rPr>
+        <w:t xml:space="preserve"> whose precision is greater than the defined threshold.</w:t>
       </w:r>
     </w:p>
     <w:p>
@@ -17878,7 +20022,47 @@
           <w:szCs w:val="24"/>
           <w:lang w:val="en-US"/>
         </w:rPr>
-        <w:t>A low p-value indicates strong evidence that the detection is a real emitter. This filter removes statistically unreliable localisations. It keeps localisations with p-value below the threshold.</w:t>
+        <w:t xml:space="preserve">A low p-value indicates strong evidence that the detection is a real emitter. This filter removes statistically unreliable </w:t>
+      </w:r>
+      <w:proofErr w:type="spellStart"/>
+      <w:r>
+        <w:rPr>
+          <w:rFonts w:ascii="Times New Roman" w:eastAsia="Times New Roman" w:hAnsi="Times New Roman" w:cs="Times New Roman"/>
+          <w:sz w:val="24"/>
+          <w:szCs w:val="24"/>
+          <w:lang w:val="en-US"/>
+        </w:rPr>
+        <w:t>localisations</w:t>
+      </w:r>
+      <w:proofErr w:type="spellEnd"/>
+      <w:r>
+        <w:rPr>
+          <w:rFonts w:ascii="Times New Roman" w:eastAsia="Times New Roman" w:hAnsi="Times New Roman" w:cs="Times New Roman"/>
+          <w:sz w:val="24"/>
+          <w:szCs w:val="24"/>
+          <w:lang w:val="en-US"/>
+        </w:rPr>
+        <w:t xml:space="preserve">. It keeps </w:t>
+      </w:r>
+      <w:proofErr w:type="spellStart"/>
+      <w:r>
+        <w:rPr>
+          <w:rFonts w:ascii="Times New Roman" w:eastAsia="Times New Roman" w:hAnsi="Times New Roman" w:cs="Times New Roman"/>
+          <w:sz w:val="24"/>
+          <w:szCs w:val="24"/>
+          <w:lang w:val="en-US"/>
+        </w:rPr>
+        <w:t>localisations</w:t>
+      </w:r>
+      <w:proofErr w:type="spellEnd"/>
+      <w:r>
+        <w:rPr>
+          <w:rFonts w:ascii="Times New Roman" w:eastAsia="Times New Roman" w:hAnsi="Times New Roman" w:cs="Times New Roman"/>
+          <w:sz w:val="24"/>
+          <w:szCs w:val="24"/>
+          <w:lang w:val="en-US"/>
+        </w:rPr>
+        <w:t xml:space="preserve"> with p-value below the threshold.</w:t>
       </w:r>
     </w:p>
     <w:p>
@@ -17942,7 +20126,67 @@
           <w:szCs w:val="24"/>
           <w:lang w:val="en-US"/>
         </w:rPr>
-        <w:t>In direct Stochastic Optical Reconstruction Microscopy (dSTORM), temporal grouping refers to the post-processing step of merging multiple, sequential localised detections (blinks) of the same fluorophore into a single, accurate coordinate [4]. Without temporal grouping, the same molecule contributes multiple localisations, artificially inflating density and cluster sizes.</w:t>
+        <w:t>In direct Stochastic Optical Reconstruction Microscopy (</w:t>
+      </w:r>
+      <w:proofErr w:type="spellStart"/>
+      <w:r>
+        <w:rPr>
+          <w:rFonts w:ascii="Times New Roman" w:eastAsia="Times New Roman" w:hAnsi="Times New Roman" w:cs="Times New Roman"/>
+          <w:sz w:val="24"/>
+          <w:szCs w:val="24"/>
+          <w:lang w:val="en-US"/>
+        </w:rPr>
+        <w:t>dSTORM</w:t>
+      </w:r>
+      <w:proofErr w:type="spellEnd"/>
+      <w:r>
+        <w:rPr>
+          <w:rFonts w:ascii="Times New Roman" w:eastAsia="Times New Roman" w:hAnsi="Times New Roman" w:cs="Times New Roman"/>
+          <w:sz w:val="24"/>
+          <w:szCs w:val="24"/>
+          <w:lang w:val="en-US"/>
+        </w:rPr>
+        <w:t xml:space="preserve">), temporal grouping refers to the post-processing step of merging multiple, sequential </w:t>
+      </w:r>
+      <w:proofErr w:type="spellStart"/>
+      <w:r>
+        <w:rPr>
+          <w:rFonts w:ascii="Times New Roman" w:eastAsia="Times New Roman" w:hAnsi="Times New Roman" w:cs="Times New Roman"/>
+          <w:sz w:val="24"/>
+          <w:szCs w:val="24"/>
+          <w:lang w:val="en-US"/>
+        </w:rPr>
+        <w:t>localised</w:t>
+      </w:r>
+      <w:proofErr w:type="spellEnd"/>
+      <w:r>
+        <w:rPr>
+          <w:rFonts w:ascii="Times New Roman" w:eastAsia="Times New Roman" w:hAnsi="Times New Roman" w:cs="Times New Roman"/>
+          <w:sz w:val="24"/>
+          <w:szCs w:val="24"/>
+          <w:lang w:val="en-US"/>
+        </w:rPr>
+        <w:t xml:space="preserve"> detections (blinks) of the same fluorophore into a single, accurate coordinate [4]. Without temporal grouping, the same molecule contributes multiple </w:t>
+      </w:r>
+      <w:proofErr w:type="spellStart"/>
+      <w:r>
+        <w:rPr>
+          <w:rFonts w:ascii="Times New Roman" w:eastAsia="Times New Roman" w:hAnsi="Times New Roman" w:cs="Times New Roman"/>
+          <w:sz w:val="24"/>
+          <w:szCs w:val="24"/>
+          <w:lang w:val="en-US"/>
+        </w:rPr>
+        <w:t>localisations</w:t>
+      </w:r>
+      <w:proofErr w:type="spellEnd"/>
+      <w:r>
+        <w:rPr>
+          <w:rFonts w:ascii="Times New Roman" w:eastAsia="Times New Roman" w:hAnsi="Times New Roman" w:cs="Times New Roman"/>
+          <w:sz w:val="24"/>
+          <w:szCs w:val="24"/>
+          <w:lang w:val="en-US"/>
+        </w:rPr>
+        <w:t>, artificially inflating density and cluster sizes.</w:t>
       </w:r>
       <w:r>
         <w:rPr>
@@ -17960,7 +20204,27 @@
           <w:szCs w:val="24"/>
           <w:lang w:val="en-US"/>
         </w:rPr>
-        <w:t>The temporal grouping method performs spatial-temporal clustering using fixed thresholds for both spatial distance and frame separation [5]. This approach does not adapt to localisation precision and instead applies globally defined constraints.</w:t>
+        <w:t xml:space="preserve">The temporal grouping method performs spatial-temporal clustering using fixed thresholds for both spatial distance and frame separation [5]. This approach does not adapt to </w:t>
+      </w:r>
+      <w:proofErr w:type="spellStart"/>
+      <w:r>
+        <w:rPr>
+          <w:rFonts w:ascii="Times New Roman" w:eastAsia="Times New Roman" w:hAnsi="Times New Roman" w:cs="Times New Roman"/>
+          <w:sz w:val="24"/>
+          <w:szCs w:val="24"/>
+          <w:lang w:val="en-US"/>
+        </w:rPr>
+        <w:t>localisation</w:t>
+      </w:r>
+      <w:proofErr w:type="spellEnd"/>
+      <w:r>
+        <w:rPr>
+          <w:rFonts w:ascii="Times New Roman" w:eastAsia="Times New Roman" w:hAnsi="Times New Roman" w:cs="Times New Roman"/>
+          <w:sz w:val="24"/>
+          <w:szCs w:val="24"/>
+          <w:lang w:val="en-US"/>
+        </w:rPr>
+        <w:t xml:space="preserve"> precision and instead applies globally defined constraints.</w:t>
       </w:r>
     </w:p>
     <w:p>
@@ -18035,7 +20299,21 @@
         <w:rPr>
           <w:rFonts w:ascii="Times New Roman" w:hAnsi="Times New Roman" w:cs="Times New Roman"/>
         </w:rPr>
-        <w:t>A cKDTree is constructed over all localization coordinates to enable efficient neighbor queries.</w:t>
+        <w:t xml:space="preserve">A </w:t>
+      </w:r>
+      <w:proofErr w:type="spellStart"/>
+      <w:r>
+        <w:rPr>
+          <w:rFonts w:ascii="Times New Roman" w:hAnsi="Times New Roman" w:cs="Times New Roman"/>
+        </w:rPr>
+        <w:t>cKDTree</w:t>
+      </w:r>
+      <w:proofErr w:type="spellEnd"/>
+      <w:r>
+        <w:rPr>
+          <w:rFonts w:ascii="Times New Roman" w:hAnsi="Times New Roman" w:cs="Times New Roman"/>
+        </w:rPr>
+        <w:t xml:space="preserve"> is constructed over all localization coordinates to enable efficient neighbor queries.</w:t>
       </w:r>
     </w:p>
     <w:p>
@@ -18251,6 +20529,7 @@
           <w:b/>
           <w:bCs/>
         </w:rPr>
+        <w:lastRenderedPageBreak/>
         <w:t xml:space="preserve">Duration-based filtering: </w:t>
       </w:r>
       <w:r>
@@ -18367,14 +20646,25 @@
           <w:lang w:val="en-US"/>
         </w:rPr>
       </w:pPr>
-      <w:r>
-        <w:rPr>
-          <w:rFonts w:ascii="Times New Roman" w:eastAsia="Times New Roman" w:hAnsi="Times New Roman" w:cs="Times New Roman"/>
-          <w:sz w:val="24"/>
-          <w:szCs w:val="24"/>
-          <w:lang w:val="en-US"/>
-        </w:rPr>
-        <w:t>max_frame_gap: This is the largest allowed frame difference between two candidate localizations to still consider them part of the same track.</w:t>
+      <w:proofErr w:type="spellStart"/>
+      <w:r>
+        <w:rPr>
+          <w:rFonts w:ascii="Times New Roman" w:eastAsia="Times New Roman" w:hAnsi="Times New Roman" w:cs="Times New Roman"/>
+          <w:sz w:val="24"/>
+          <w:szCs w:val="24"/>
+          <w:lang w:val="en-US"/>
+        </w:rPr>
+        <w:t>max_frame_gap</w:t>
+      </w:r>
+      <w:proofErr w:type="spellEnd"/>
+      <w:r>
+        <w:rPr>
+          <w:rFonts w:ascii="Times New Roman" w:eastAsia="Times New Roman" w:hAnsi="Times New Roman" w:cs="Times New Roman"/>
+          <w:sz w:val="24"/>
+          <w:szCs w:val="24"/>
+          <w:lang w:val="en-US"/>
+        </w:rPr>
+        <w:t>: This is the largest allowed frame difference between two candidate localizations to still consider them part of the same track.</w:t>
       </w:r>
     </w:p>
     <w:p>
@@ -18392,14 +20682,25 @@
           <w:lang w:val="en-US"/>
         </w:rPr>
       </w:pPr>
-      <w:r>
-        <w:rPr>
-          <w:rFonts w:ascii="Times New Roman" w:eastAsia="Times New Roman" w:hAnsi="Times New Roman" w:cs="Times New Roman"/>
-          <w:sz w:val="24"/>
-          <w:szCs w:val="24"/>
-          <w:lang w:val="en-US"/>
-        </w:rPr>
-        <w:t>max_distance_nm: This is the fixed spatial radius used to decide whether two localizations are close enough to be linked.</w:t>
+      <w:proofErr w:type="spellStart"/>
+      <w:r>
+        <w:rPr>
+          <w:rFonts w:ascii="Times New Roman" w:eastAsia="Times New Roman" w:hAnsi="Times New Roman" w:cs="Times New Roman"/>
+          <w:sz w:val="24"/>
+          <w:szCs w:val="24"/>
+          <w:lang w:val="en-US"/>
+        </w:rPr>
+        <w:t>max_distance_nm</w:t>
+      </w:r>
+      <w:proofErr w:type="spellEnd"/>
+      <w:r>
+        <w:rPr>
+          <w:rFonts w:ascii="Times New Roman" w:eastAsia="Times New Roman" w:hAnsi="Times New Roman" w:cs="Times New Roman"/>
+          <w:sz w:val="24"/>
+          <w:szCs w:val="24"/>
+          <w:lang w:val="en-US"/>
+        </w:rPr>
+        <w:t>: This is the fixed spatial radius used to decide whether two localizations are close enough to be linked.</w:t>
       </w:r>
     </w:p>
     <w:p>
@@ -18417,14 +20718,25 @@
           <w:lang w:val="en-US"/>
         </w:rPr>
       </w:pPr>
-      <w:r>
-        <w:rPr>
-          <w:rFonts w:ascii="Times New Roman" w:eastAsia="Times New Roman" w:hAnsi="Times New Roman" w:cs="Times New Roman"/>
-          <w:sz w:val="24"/>
-          <w:szCs w:val="24"/>
-          <w:lang w:val="en-US"/>
-        </w:rPr>
-        <w:t>max_duration: Tracks longer than this are removed. This helps reject suspiciously long tracks that might be coming from over-linking or artefacts.</w:t>
+      <w:proofErr w:type="spellStart"/>
+      <w:r>
+        <w:rPr>
+          <w:rFonts w:ascii="Times New Roman" w:eastAsia="Times New Roman" w:hAnsi="Times New Roman" w:cs="Times New Roman"/>
+          <w:sz w:val="24"/>
+          <w:szCs w:val="24"/>
+          <w:lang w:val="en-US"/>
+        </w:rPr>
+        <w:t>max_duration</w:t>
+      </w:r>
+      <w:proofErr w:type="spellEnd"/>
+      <w:r>
+        <w:rPr>
+          <w:rFonts w:ascii="Times New Roman" w:eastAsia="Times New Roman" w:hAnsi="Times New Roman" w:cs="Times New Roman"/>
+          <w:sz w:val="24"/>
+          <w:szCs w:val="24"/>
+          <w:lang w:val="en-US"/>
+        </w:rPr>
+        <w:t>: Tracks longer than this are removed. This helps reject suspiciously long tracks that might be coming from over-linking or artefacts.</w:t>
       </w:r>
     </w:p>
     <w:p>
@@ -18442,14 +20754,25 @@
           <w:lang w:val="en-US"/>
         </w:rPr>
       </w:pPr>
-      <w:r>
-        <w:rPr>
-          <w:rFonts w:ascii="Times New Roman" w:eastAsia="Times New Roman" w:hAnsi="Times New Roman" w:cs="Times New Roman"/>
-          <w:sz w:val="24"/>
-          <w:szCs w:val="24"/>
-          <w:lang w:val="en-US"/>
-        </w:rPr>
-        <w:t>min_duration: After linking, each track gets a duration measured in frames. Tracks shorter than this are removed.</w:t>
+      <w:proofErr w:type="spellStart"/>
+      <w:r>
+        <w:rPr>
+          <w:rFonts w:ascii="Times New Roman" w:eastAsia="Times New Roman" w:hAnsi="Times New Roman" w:cs="Times New Roman"/>
+          <w:sz w:val="24"/>
+          <w:szCs w:val="24"/>
+          <w:lang w:val="en-US"/>
+        </w:rPr>
+        <w:t>min_duration</w:t>
+      </w:r>
+      <w:proofErr w:type="spellEnd"/>
+      <w:r>
+        <w:rPr>
+          <w:rFonts w:ascii="Times New Roman" w:eastAsia="Times New Roman" w:hAnsi="Times New Roman" w:cs="Times New Roman"/>
+          <w:sz w:val="24"/>
+          <w:szCs w:val="24"/>
+          <w:lang w:val="en-US"/>
+        </w:rPr>
+        <w:t>: After linking, each track gets a duration measured in frames. Tracks shorter than this are removed.</w:t>
       </w:r>
     </w:p>
     <w:p>
@@ -18515,7 +20838,27 @@
           <w:szCs w:val="24"/>
           <w:lang w:val="en-US"/>
         </w:rPr>
-        <w:t>Cell detection limits analysis to localisations that lie within cellular regions, reducing the influence of extracellular or non-cellular background. This step is optional and can be skipped so that the entire field of view is used for clustering and co-localization.</w:t>
+        <w:t xml:space="preserve">Cell detection limits analysis to </w:t>
+      </w:r>
+      <w:proofErr w:type="spellStart"/>
+      <w:r>
+        <w:rPr>
+          <w:rFonts w:ascii="Times New Roman" w:eastAsia="Times New Roman" w:hAnsi="Times New Roman" w:cs="Times New Roman"/>
+          <w:sz w:val="24"/>
+          <w:szCs w:val="24"/>
+          <w:lang w:val="en-US"/>
+        </w:rPr>
+        <w:t>localisations</w:t>
+      </w:r>
+      <w:proofErr w:type="spellEnd"/>
+      <w:r>
+        <w:rPr>
+          <w:rFonts w:ascii="Times New Roman" w:eastAsia="Times New Roman" w:hAnsi="Times New Roman" w:cs="Times New Roman"/>
+          <w:sz w:val="24"/>
+          <w:szCs w:val="24"/>
+          <w:lang w:val="en-US"/>
+        </w:rPr>
+        <w:t xml:space="preserve"> that lie within cellular regions, reducing the influence of extracellular or non-cellular background. This step is optional and can be skipped so that the entire field of view is used for clustering and co-localization.</w:t>
       </w:r>
     </w:p>
     <w:p>
@@ -18636,7 +20979,49 @@
         <w:rPr>
           <w:rFonts w:ascii="Times New Roman" w:hAnsi="Times New Roman" w:cs="Times New Roman"/>
         </w:rPr>
-        <w:t>The field of view is divided into a 2D grid. The number of bins along each axis is set by grid_size, so the grid has grid_size × grid_size cells. Bin edges are defined by linearly spacing between the minimum and maximum x and y in the dataset.</w:t>
+        <w:t xml:space="preserve">The field of view is divided into a 2D grid. The number of bins along each axis is set by </w:t>
+      </w:r>
+      <w:proofErr w:type="spellStart"/>
+      <w:r>
+        <w:rPr>
+          <w:rFonts w:ascii="Times New Roman" w:hAnsi="Times New Roman" w:cs="Times New Roman"/>
+        </w:rPr>
+        <w:t>grid_size</w:t>
+      </w:r>
+      <w:proofErr w:type="spellEnd"/>
+      <w:r>
+        <w:rPr>
+          <w:rFonts w:ascii="Times New Roman" w:hAnsi="Times New Roman" w:cs="Times New Roman"/>
+        </w:rPr>
+        <w:t xml:space="preserve">, so the grid has </w:t>
+      </w:r>
+      <w:proofErr w:type="spellStart"/>
+      <w:r>
+        <w:rPr>
+          <w:rFonts w:ascii="Times New Roman" w:hAnsi="Times New Roman" w:cs="Times New Roman"/>
+        </w:rPr>
+        <w:t>grid_size</w:t>
+      </w:r>
+      <w:proofErr w:type="spellEnd"/>
+      <w:r>
+        <w:rPr>
+          <w:rFonts w:ascii="Times New Roman" w:hAnsi="Times New Roman" w:cs="Times New Roman"/>
+        </w:rPr>
+        <w:t xml:space="preserve"> × </w:t>
+      </w:r>
+      <w:proofErr w:type="spellStart"/>
+      <w:r>
+        <w:rPr>
+          <w:rFonts w:ascii="Times New Roman" w:hAnsi="Times New Roman" w:cs="Times New Roman"/>
+        </w:rPr>
+        <w:t>grid_size</w:t>
+      </w:r>
+      <w:proofErr w:type="spellEnd"/>
+      <w:r>
+        <w:rPr>
+          <w:rFonts w:ascii="Times New Roman" w:hAnsi="Times New Roman" w:cs="Times New Roman"/>
+        </w:rPr>
+        <w:t xml:space="preserve"> cells. Bin edges are defined by linearly spacing between the minimum and maximum x and y in the dataset.</w:t>
       </w:r>
     </w:p>
     <w:p>
@@ -18672,7 +21057,67 @@
           <w:szCs w:val="24"/>
           <w:lang w:val="en-US"/>
         </w:rPr>
-        <w:t>: Each localization is assigned to a bin via digitization; columns x_bin and y_bin is added. Only rows with valid bin indices (0 to grid_size - 1) are kept.</w:t>
+        <w:t xml:space="preserve">: Each localization is assigned to a bin via digitization; columns </w:t>
+      </w:r>
+      <w:proofErr w:type="spellStart"/>
+      <w:r>
+        <w:rPr>
+          <w:rFonts w:ascii="Times New Roman" w:eastAsia="Times New Roman" w:hAnsi="Times New Roman" w:cs="Times New Roman"/>
+          <w:sz w:val="24"/>
+          <w:szCs w:val="24"/>
+          <w:lang w:val="en-US"/>
+        </w:rPr>
+        <w:t>x_bin</w:t>
+      </w:r>
+      <w:proofErr w:type="spellEnd"/>
+      <w:r>
+        <w:rPr>
+          <w:rFonts w:ascii="Times New Roman" w:eastAsia="Times New Roman" w:hAnsi="Times New Roman" w:cs="Times New Roman"/>
+          <w:sz w:val="24"/>
+          <w:szCs w:val="24"/>
+          <w:lang w:val="en-US"/>
+        </w:rPr>
+        <w:t xml:space="preserve"> and </w:t>
+      </w:r>
+      <w:proofErr w:type="spellStart"/>
+      <w:r>
+        <w:rPr>
+          <w:rFonts w:ascii="Times New Roman" w:eastAsia="Times New Roman" w:hAnsi="Times New Roman" w:cs="Times New Roman"/>
+          <w:sz w:val="24"/>
+          <w:szCs w:val="24"/>
+          <w:lang w:val="en-US"/>
+        </w:rPr>
+        <w:t>y_bin</w:t>
+      </w:r>
+      <w:proofErr w:type="spellEnd"/>
+      <w:r>
+        <w:rPr>
+          <w:rFonts w:ascii="Times New Roman" w:eastAsia="Times New Roman" w:hAnsi="Times New Roman" w:cs="Times New Roman"/>
+          <w:sz w:val="24"/>
+          <w:szCs w:val="24"/>
+          <w:lang w:val="en-US"/>
+        </w:rPr>
+        <w:t xml:space="preserve"> is added. Only rows with valid bin indices (0 to </w:t>
+      </w:r>
+      <w:proofErr w:type="spellStart"/>
+      <w:r>
+        <w:rPr>
+          <w:rFonts w:ascii="Times New Roman" w:eastAsia="Times New Roman" w:hAnsi="Times New Roman" w:cs="Times New Roman"/>
+          <w:sz w:val="24"/>
+          <w:szCs w:val="24"/>
+          <w:lang w:val="en-US"/>
+        </w:rPr>
+        <w:t>grid_size</w:t>
+      </w:r>
+      <w:proofErr w:type="spellEnd"/>
+      <w:r>
+        <w:rPr>
+          <w:rFonts w:ascii="Times New Roman" w:eastAsia="Times New Roman" w:hAnsi="Times New Roman" w:cs="Times New Roman"/>
+          <w:sz w:val="24"/>
+          <w:szCs w:val="24"/>
+          <w:lang w:val="en-US"/>
+        </w:rPr>
+        <w:t xml:space="preserve"> - 1) are kept.</w:t>
       </w:r>
     </w:p>
     <w:p>
@@ -18703,7 +21148,21 @@
         <w:rPr>
           <w:rFonts w:ascii="Times New Roman" w:hAnsi="Times New Roman" w:cs="Times New Roman"/>
         </w:rPr>
-        <w:t>For each bin, the number of localizations is counted. Bins with count ≥ high_density_threshold are classified as high-density (cell r</w:t>
+        <w:t xml:space="preserve">For each bin, the number of localizations is counted. Bins with count ≥ </w:t>
+      </w:r>
+      <w:proofErr w:type="spellStart"/>
+      <w:r>
+        <w:rPr>
+          <w:rFonts w:ascii="Times New Roman" w:hAnsi="Times New Roman" w:cs="Times New Roman"/>
+        </w:rPr>
+        <w:t>high_density_threshold</w:t>
+      </w:r>
+      <w:proofErr w:type="spellEnd"/>
+      <w:r>
+        <w:rPr>
+          <w:rFonts w:ascii="Times New Roman" w:hAnsi="Times New Roman" w:cs="Times New Roman"/>
+        </w:rPr>
+        <w:t xml:space="preserve"> are classified as high-density (cell r</w:t>
       </w:r>
       <w:r>
         <w:rPr>
@@ -18743,7 +21202,49 @@
         <w:rPr>
           <w:rFonts w:ascii="Times New Roman" w:hAnsi="Times New Roman" w:cs="Times New Roman"/>
         </w:rPr>
-        <w:t>A boolean column is_cell is set to True for localizations in high-density bins. The output Data-frame contains only rows with is_cell == True.</w:t>
+        <w:t xml:space="preserve">A </w:t>
+      </w:r>
+      <w:proofErr w:type="spellStart"/>
+      <w:r>
+        <w:rPr>
+          <w:rFonts w:ascii="Times New Roman" w:hAnsi="Times New Roman" w:cs="Times New Roman"/>
+        </w:rPr>
+        <w:t>boolean</w:t>
+      </w:r>
+      <w:proofErr w:type="spellEnd"/>
+      <w:r>
+        <w:rPr>
+          <w:rFonts w:ascii="Times New Roman" w:hAnsi="Times New Roman" w:cs="Times New Roman"/>
+        </w:rPr>
+        <w:t xml:space="preserve"> column </w:t>
+      </w:r>
+      <w:proofErr w:type="spellStart"/>
+      <w:r>
+        <w:rPr>
+          <w:rFonts w:ascii="Times New Roman" w:hAnsi="Times New Roman" w:cs="Times New Roman"/>
+        </w:rPr>
+        <w:t>is_cell</w:t>
+      </w:r>
+      <w:proofErr w:type="spellEnd"/>
+      <w:r>
+        <w:rPr>
+          <w:rFonts w:ascii="Times New Roman" w:hAnsi="Times New Roman" w:cs="Times New Roman"/>
+        </w:rPr>
+        <w:t xml:space="preserve"> is set to True for localizations in high-density bins. The output Data-frame contains only rows with </w:t>
+      </w:r>
+      <w:proofErr w:type="spellStart"/>
+      <w:r>
+        <w:rPr>
+          <w:rFonts w:ascii="Times New Roman" w:hAnsi="Times New Roman" w:cs="Times New Roman"/>
+        </w:rPr>
+        <w:t>is_cell</w:t>
+      </w:r>
+      <w:proofErr w:type="spellEnd"/>
+      <w:r>
+        <w:rPr>
+          <w:rFonts w:ascii="Times New Roman" w:hAnsi="Times New Roman" w:cs="Times New Roman"/>
+        </w:rPr>
+        <w:t xml:space="preserve"> == True.</w:t>
       </w:r>
     </w:p>
     <w:p>
@@ -18801,14 +21302,25 @@
           <w:lang w:val="en-US"/>
         </w:rPr>
       </w:pPr>
-      <w:r>
-        <w:rPr>
-          <w:rFonts w:ascii="Times New Roman" w:eastAsia="Times New Roman" w:hAnsi="Times New Roman" w:cs="Times New Roman"/>
-          <w:sz w:val="24"/>
-          <w:szCs w:val="24"/>
-          <w:lang w:val="en-US"/>
-        </w:rPr>
-        <w:t>grid_size: Number of bins per axis. Larger values give finer spatial resolution but smaller counts per bin; smaller values give coarser regions.</w:t>
+      <w:proofErr w:type="spellStart"/>
+      <w:r>
+        <w:rPr>
+          <w:rFonts w:ascii="Times New Roman" w:eastAsia="Times New Roman" w:hAnsi="Times New Roman" w:cs="Times New Roman"/>
+          <w:sz w:val="24"/>
+          <w:szCs w:val="24"/>
+          <w:lang w:val="en-US"/>
+        </w:rPr>
+        <w:t>grid_size</w:t>
+      </w:r>
+      <w:proofErr w:type="spellEnd"/>
+      <w:r>
+        <w:rPr>
+          <w:rFonts w:ascii="Times New Roman" w:eastAsia="Times New Roman" w:hAnsi="Times New Roman" w:cs="Times New Roman"/>
+          <w:sz w:val="24"/>
+          <w:szCs w:val="24"/>
+          <w:lang w:val="en-US"/>
+        </w:rPr>
+        <w:t>: Number of bins per axis. Larger values give finer spatial resolution but smaller counts per bin; smaller values give coarser regions.</w:t>
       </w:r>
     </w:p>
     <w:p>
@@ -18827,14 +21339,26 @@
           <w:lang w:val="de-DE"/>
         </w:rPr>
       </w:pPr>
-      <w:r>
-        <w:rPr>
-          <w:rFonts w:ascii="Times New Roman" w:eastAsia="Times New Roman" w:hAnsi="Times New Roman" w:cs="Times New Roman"/>
-          <w:sz w:val="24"/>
-          <w:szCs w:val="24"/>
-          <w:lang w:val="en-US"/>
-        </w:rPr>
-        <w:t xml:space="preserve">high_density_threshold: Minimum localizations per bin to consider the bin as part of the cell. </w:t>
+      <w:proofErr w:type="spellStart"/>
+      <w:r>
+        <w:rPr>
+          <w:rFonts w:ascii="Times New Roman" w:eastAsia="Times New Roman" w:hAnsi="Times New Roman" w:cs="Times New Roman"/>
+          <w:sz w:val="24"/>
+          <w:szCs w:val="24"/>
+          <w:lang w:val="en-US"/>
+        </w:rPr>
+        <w:lastRenderedPageBreak/>
+        <w:t>high_density_threshold</w:t>
+      </w:r>
+      <w:proofErr w:type="spellEnd"/>
+      <w:r>
+        <w:rPr>
+          <w:rFonts w:ascii="Times New Roman" w:eastAsia="Times New Roman" w:hAnsi="Times New Roman" w:cs="Times New Roman"/>
+          <w:sz w:val="24"/>
+          <w:szCs w:val="24"/>
+          <w:lang w:val="en-US"/>
+        </w:rPr>
+        <w:t xml:space="preserve">: Minimum localizations per bin to consider the bin as part of the cell. </w:t>
       </w:r>
       <w:r>
         <w:rPr>
@@ -18843,7 +21367,127 @@
           <w:szCs w:val="24"/>
           <w:lang w:val="de-DE"/>
         </w:rPr>
-        <w:t>Bins below this are treated as background.</w:t>
+        <w:t xml:space="preserve">Bins </w:t>
+      </w:r>
+      <w:proofErr w:type="spellStart"/>
+      <w:r>
+        <w:rPr>
+          <w:rFonts w:ascii="Times New Roman" w:eastAsia="Times New Roman" w:hAnsi="Times New Roman" w:cs="Times New Roman"/>
+          <w:sz w:val="24"/>
+          <w:szCs w:val="24"/>
+          <w:lang w:val="de-DE"/>
+        </w:rPr>
+        <w:t>below</w:t>
+      </w:r>
+      <w:proofErr w:type="spellEnd"/>
+      <w:r>
+        <w:rPr>
+          <w:rFonts w:ascii="Times New Roman" w:eastAsia="Times New Roman" w:hAnsi="Times New Roman" w:cs="Times New Roman"/>
+          <w:sz w:val="24"/>
+          <w:szCs w:val="24"/>
+          <w:lang w:val="de-DE"/>
+        </w:rPr>
+        <w:t xml:space="preserve"> </w:t>
+      </w:r>
+      <w:proofErr w:type="spellStart"/>
+      <w:r>
+        <w:rPr>
+          <w:rFonts w:ascii="Times New Roman" w:eastAsia="Times New Roman" w:hAnsi="Times New Roman" w:cs="Times New Roman"/>
+          <w:sz w:val="24"/>
+          <w:szCs w:val="24"/>
+          <w:lang w:val="de-DE"/>
+        </w:rPr>
+        <w:t>this</w:t>
+      </w:r>
+      <w:proofErr w:type="spellEnd"/>
+      <w:r>
+        <w:rPr>
+          <w:rFonts w:ascii="Times New Roman" w:eastAsia="Times New Roman" w:hAnsi="Times New Roman" w:cs="Times New Roman"/>
+          <w:sz w:val="24"/>
+          <w:szCs w:val="24"/>
+          <w:lang w:val="de-DE"/>
+        </w:rPr>
+        <w:t xml:space="preserve"> </w:t>
+      </w:r>
+      <w:proofErr w:type="spellStart"/>
+      <w:r>
+        <w:rPr>
+          <w:rFonts w:ascii="Times New Roman" w:eastAsia="Times New Roman" w:hAnsi="Times New Roman" w:cs="Times New Roman"/>
+          <w:sz w:val="24"/>
+          <w:szCs w:val="24"/>
+          <w:lang w:val="de-DE"/>
+        </w:rPr>
+        <w:t>are</w:t>
+      </w:r>
+      <w:proofErr w:type="spellEnd"/>
+      <w:r>
+        <w:rPr>
+          <w:rFonts w:ascii="Times New Roman" w:eastAsia="Times New Roman" w:hAnsi="Times New Roman" w:cs="Times New Roman"/>
+          <w:sz w:val="24"/>
+          <w:szCs w:val="24"/>
+          <w:lang w:val="de-DE"/>
+        </w:rPr>
+        <w:t xml:space="preserve"> </w:t>
+      </w:r>
+      <w:proofErr w:type="spellStart"/>
+      <w:r>
+        <w:rPr>
+          <w:rFonts w:ascii="Times New Roman" w:eastAsia="Times New Roman" w:hAnsi="Times New Roman" w:cs="Times New Roman"/>
+          <w:sz w:val="24"/>
+          <w:szCs w:val="24"/>
+          <w:lang w:val="de-DE"/>
+        </w:rPr>
+        <w:t>treated</w:t>
+      </w:r>
+      <w:proofErr w:type="spellEnd"/>
+      <w:r>
+        <w:rPr>
+          <w:rFonts w:ascii="Times New Roman" w:eastAsia="Times New Roman" w:hAnsi="Times New Roman" w:cs="Times New Roman"/>
+          <w:sz w:val="24"/>
+          <w:szCs w:val="24"/>
+          <w:lang w:val="de-DE"/>
+        </w:rPr>
+        <w:t xml:space="preserve"> </w:t>
+      </w:r>
+      <w:proofErr w:type="spellStart"/>
+      <w:r>
+        <w:rPr>
+          <w:rFonts w:ascii="Times New Roman" w:eastAsia="Times New Roman" w:hAnsi="Times New Roman" w:cs="Times New Roman"/>
+          <w:sz w:val="24"/>
+          <w:szCs w:val="24"/>
+          <w:lang w:val="de-DE"/>
+        </w:rPr>
+        <w:t>as</w:t>
+      </w:r>
+      <w:proofErr w:type="spellEnd"/>
+      <w:r>
+        <w:rPr>
+          <w:rFonts w:ascii="Times New Roman" w:eastAsia="Times New Roman" w:hAnsi="Times New Roman" w:cs="Times New Roman"/>
+          <w:sz w:val="24"/>
+          <w:szCs w:val="24"/>
+          <w:lang w:val="de-DE"/>
+        </w:rPr>
+        <w:t xml:space="preserve"> </w:t>
+      </w:r>
+      <w:proofErr w:type="spellStart"/>
+      <w:r>
+        <w:rPr>
+          <w:rFonts w:ascii="Times New Roman" w:eastAsia="Times New Roman" w:hAnsi="Times New Roman" w:cs="Times New Roman"/>
+          <w:sz w:val="24"/>
+          <w:szCs w:val="24"/>
+          <w:lang w:val="de-DE"/>
+        </w:rPr>
+        <w:t>background</w:t>
+      </w:r>
+      <w:proofErr w:type="spellEnd"/>
+      <w:r>
+        <w:rPr>
+          <w:rFonts w:ascii="Times New Roman" w:eastAsia="Times New Roman" w:hAnsi="Times New Roman" w:cs="Times New Roman"/>
+          <w:sz w:val="24"/>
+          <w:szCs w:val="24"/>
+          <w:lang w:val="de-DE"/>
+        </w:rPr>
+        <w:t>.</w:t>
       </w:r>
     </w:p>
     <w:p>
@@ -19002,6 +21646,7 @@
         </w:rPr>
         <w:t xml:space="preserve"> For each finite Voronoi region, the polygon area is computed using the shoelace formula on the region vertices. Infinite or empty regions are excluded. The area is stored in a new column </w:t>
       </w:r>
+      <w:proofErr w:type="spellStart"/>
       <w:r>
         <w:rPr>
           <w:rStyle w:val="SourceText"/>
@@ -19009,6 +21654,7 @@
         </w:rPr>
         <w:t>voronoi_area</w:t>
       </w:r>
+      <w:proofErr w:type="spellEnd"/>
       <w:r>
         <w:rPr>
           <w:rFonts w:ascii="Times New Roman" w:hAnsi="Times New Roman" w:cs="Times New Roman"/>
@@ -19037,6 +21683,7 @@
         </w:rPr>
         <w:t xml:space="preserve"> To reduce the influence of extreme, often boundary, regions, Voronoi areas are clipped at the </w:t>
       </w:r>
+      <w:proofErr w:type="spellStart"/>
       <w:r>
         <w:rPr>
           <w:rStyle w:val="SourceText"/>
@@ -19044,6 +21691,7 @@
         </w:rPr>
         <w:t>clip_percentile</w:t>
       </w:r>
+      <w:proofErr w:type="spellEnd"/>
       <w:r>
         <w:rPr>
           <w:rFonts w:ascii="Times New Roman" w:hAnsi="Times New Roman" w:cs="Times New Roman"/>
@@ -19094,6 +21742,7 @@
         </w:rPr>
         <w:t xml:space="preserve"> A column </w:t>
       </w:r>
+      <w:proofErr w:type="spellStart"/>
       <w:r>
         <w:rPr>
           <w:rStyle w:val="SourceText"/>
@@ -19101,18 +21750,28 @@
         </w:rPr>
         <w:t>is_cell</w:t>
       </w:r>
+      <w:proofErr w:type="spellEnd"/>
       <w:r>
         <w:rPr>
           <w:rFonts w:ascii="Times New Roman" w:hAnsi="Times New Roman" w:cs="Times New Roman"/>
         </w:rPr>
         <w:t xml:space="preserve"> is set accordingly. The returned Data-frame contains only localizations with </w:t>
       </w:r>
+      <w:proofErr w:type="spellStart"/>
       <w:r>
         <w:rPr>
           <w:rStyle w:val="SourceText"/>
           <w:rFonts w:ascii="Times New Roman" w:hAnsi="Times New Roman" w:cs="Times New Roman"/>
         </w:rPr>
-        <w:t>is_cell == True</w:t>
+        <w:t>is_cell</w:t>
+      </w:r>
+      <w:proofErr w:type="spellEnd"/>
+      <w:r>
+        <w:rPr>
+          <w:rStyle w:val="SourceText"/>
+          <w:rFonts w:ascii="Times New Roman" w:hAnsi="Times New Roman" w:cs="Times New Roman"/>
+        </w:rPr>
+        <w:t xml:space="preserve"> == True</w:t>
       </w:r>
       <w:r>
         <w:rPr>
@@ -19162,15 +21821,27 @@
           <w:lang w:val="de-DE"/>
         </w:rPr>
       </w:pPr>
-      <w:r>
-        <w:rPr>
-          <w:rFonts w:ascii="Times New Roman" w:eastAsia="Times New Roman" w:hAnsi="Times New Roman" w:cs="Times New Roman"/>
-          <w:sz w:val="24"/>
-          <w:szCs w:val="24"/>
-          <w:lang w:val="en-US"/>
-        </w:rPr>
-        <w:t xml:space="preserve">clip_percentile: Percentile used to clip the largest Voronoi areas before Otsu thresholding. </w:t>
-      </w:r>
+      <w:proofErr w:type="spellStart"/>
+      <w:r>
+        <w:rPr>
+          <w:rFonts w:ascii="Times New Roman" w:eastAsia="Times New Roman" w:hAnsi="Times New Roman" w:cs="Times New Roman"/>
+          <w:sz w:val="24"/>
+          <w:szCs w:val="24"/>
+          <w:lang w:val="en-US"/>
+        </w:rPr>
+        <w:t>clip_percentile</w:t>
+      </w:r>
+      <w:proofErr w:type="spellEnd"/>
+      <w:r>
+        <w:rPr>
+          <w:rFonts w:ascii="Times New Roman" w:eastAsia="Times New Roman" w:hAnsi="Times New Roman" w:cs="Times New Roman"/>
+          <w:sz w:val="24"/>
+          <w:szCs w:val="24"/>
+          <w:lang w:val="en-US"/>
+        </w:rPr>
+        <w:t xml:space="preserve">: Percentile used to clip the largest Voronoi areas before Otsu thresholding. </w:t>
+      </w:r>
+      <w:proofErr w:type="spellStart"/>
       <w:r>
         <w:rPr>
           <w:rFonts w:ascii="Times New Roman" w:eastAsia="Times New Roman" w:hAnsi="Times New Roman" w:cs="Times New Roman"/>
@@ -19178,7 +21849,137 @@
           <w:szCs w:val="24"/>
           <w:lang w:val="de-DE"/>
         </w:rPr>
-        <w:t>Reduces the impact of edge and outlier regions.</w:t>
+        <w:t>Reduces</w:t>
+      </w:r>
+      <w:proofErr w:type="spellEnd"/>
+      <w:r>
+        <w:rPr>
+          <w:rFonts w:ascii="Times New Roman" w:eastAsia="Times New Roman" w:hAnsi="Times New Roman" w:cs="Times New Roman"/>
+          <w:sz w:val="24"/>
+          <w:szCs w:val="24"/>
+          <w:lang w:val="de-DE"/>
+        </w:rPr>
+        <w:t xml:space="preserve"> </w:t>
+      </w:r>
+      <w:proofErr w:type="spellStart"/>
+      <w:r>
+        <w:rPr>
+          <w:rFonts w:ascii="Times New Roman" w:eastAsia="Times New Roman" w:hAnsi="Times New Roman" w:cs="Times New Roman"/>
+          <w:sz w:val="24"/>
+          <w:szCs w:val="24"/>
+          <w:lang w:val="de-DE"/>
+        </w:rPr>
+        <w:t>the</w:t>
+      </w:r>
+      <w:proofErr w:type="spellEnd"/>
+      <w:r>
+        <w:rPr>
+          <w:rFonts w:ascii="Times New Roman" w:eastAsia="Times New Roman" w:hAnsi="Times New Roman" w:cs="Times New Roman"/>
+          <w:sz w:val="24"/>
+          <w:szCs w:val="24"/>
+          <w:lang w:val="de-DE"/>
+        </w:rPr>
+        <w:t xml:space="preserve"> </w:t>
+      </w:r>
+      <w:proofErr w:type="spellStart"/>
+      <w:r>
+        <w:rPr>
+          <w:rFonts w:ascii="Times New Roman" w:eastAsia="Times New Roman" w:hAnsi="Times New Roman" w:cs="Times New Roman"/>
+          <w:sz w:val="24"/>
+          <w:szCs w:val="24"/>
+          <w:lang w:val="de-DE"/>
+        </w:rPr>
+        <w:t>impact</w:t>
+      </w:r>
+      <w:proofErr w:type="spellEnd"/>
+      <w:r>
+        <w:rPr>
+          <w:rFonts w:ascii="Times New Roman" w:eastAsia="Times New Roman" w:hAnsi="Times New Roman" w:cs="Times New Roman"/>
+          <w:sz w:val="24"/>
+          <w:szCs w:val="24"/>
+          <w:lang w:val="de-DE"/>
+        </w:rPr>
+        <w:t xml:space="preserve"> </w:t>
+      </w:r>
+      <w:proofErr w:type="spellStart"/>
+      <w:r>
+        <w:rPr>
+          <w:rFonts w:ascii="Times New Roman" w:eastAsia="Times New Roman" w:hAnsi="Times New Roman" w:cs="Times New Roman"/>
+          <w:sz w:val="24"/>
+          <w:szCs w:val="24"/>
+          <w:lang w:val="de-DE"/>
+        </w:rPr>
+        <w:t>of</w:t>
+      </w:r>
+      <w:proofErr w:type="spellEnd"/>
+      <w:r>
+        <w:rPr>
+          <w:rFonts w:ascii="Times New Roman" w:eastAsia="Times New Roman" w:hAnsi="Times New Roman" w:cs="Times New Roman"/>
+          <w:sz w:val="24"/>
+          <w:szCs w:val="24"/>
+          <w:lang w:val="de-DE"/>
+        </w:rPr>
+        <w:t xml:space="preserve"> </w:t>
+      </w:r>
+      <w:proofErr w:type="spellStart"/>
+      <w:r>
+        <w:rPr>
+          <w:rFonts w:ascii="Times New Roman" w:eastAsia="Times New Roman" w:hAnsi="Times New Roman" w:cs="Times New Roman"/>
+          <w:sz w:val="24"/>
+          <w:szCs w:val="24"/>
+          <w:lang w:val="de-DE"/>
+        </w:rPr>
+        <w:t>edge</w:t>
+      </w:r>
+      <w:proofErr w:type="spellEnd"/>
+      <w:r>
+        <w:rPr>
+          <w:rFonts w:ascii="Times New Roman" w:eastAsia="Times New Roman" w:hAnsi="Times New Roman" w:cs="Times New Roman"/>
+          <w:sz w:val="24"/>
+          <w:szCs w:val="24"/>
+          <w:lang w:val="de-DE"/>
+        </w:rPr>
+        <w:t xml:space="preserve"> and </w:t>
+      </w:r>
+      <w:proofErr w:type="spellStart"/>
+      <w:r>
+        <w:rPr>
+          <w:rFonts w:ascii="Times New Roman" w:eastAsia="Times New Roman" w:hAnsi="Times New Roman" w:cs="Times New Roman"/>
+          <w:sz w:val="24"/>
+          <w:szCs w:val="24"/>
+          <w:lang w:val="de-DE"/>
+        </w:rPr>
+        <w:t>outlier</w:t>
+      </w:r>
+      <w:proofErr w:type="spellEnd"/>
+      <w:r>
+        <w:rPr>
+          <w:rFonts w:ascii="Times New Roman" w:eastAsia="Times New Roman" w:hAnsi="Times New Roman" w:cs="Times New Roman"/>
+          <w:sz w:val="24"/>
+          <w:szCs w:val="24"/>
+          <w:lang w:val="de-DE"/>
+        </w:rPr>
+        <w:t xml:space="preserve"> </w:t>
+      </w:r>
+      <w:proofErr w:type="spellStart"/>
+      <w:r>
+        <w:rPr>
+          <w:rFonts w:ascii="Times New Roman" w:eastAsia="Times New Roman" w:hAnsi="Times New Roman" w:cs="Times New Roman"/>
+          <w:sz w:val="24"/>
+          <w:szCs w:val="24"/>
+          <w:lang w:val="de-DE"/>
+        </w:rPr>
+        <w:t>regions</w:t>
+      </w:r>
+      <w:proofErr w:type="spellEnd"/>
+      <w:r>
+        <w:rPr>
+          <w:rFonts w:ascii="Times New Roman" w:eastAsia="Times New Roman" w:hAnsi="Times New Roman" w:cs="Times New Roman"/>
+          <w:sz w:val="24"/>
+          <w:szCs w:val="24"/>
+          <w:lang w:val="de-DE"/>
+        </w:rPr>
+        <w:t>.</w:t>
       </w:r>
     </w:p>
     <w:p>
@@ -19326,6 +22127,7 @@
         </w:rPr>
         <w:t xml:space="preserve"> For each channel (Channel1, Channel2), localizations are subset by </w:t>
       </w:r>
+      <w:proofErr w:type="spellStart"/>
       <w:r>
         <w:rPr>
           <w:rStyle w:val="SourceText"/>
@@ -19333,11 +22135,19 @@
         </w:rPr>
         <w:t>channelIndex</w:t>
       </w:r>
-      <w:r>
-        <w:rPr>
-          <w:rFonts w:ascii="Times New Roman" w:hAnsi="Times New Roman" w:cs="Times New Roman"/>
-        </w:rPr>
-        <w:t>. For each point, the k nearest neighbors within the same channel are found. Distances are stored; the first nearest neighbor distance is used for histograms and a new column.</w:t>
+      <w:proofErr w:type="spellEnd"/>
+      <w:r>
+        <w:rPr>
+          <w:rFonts w:ascii="Times New Roman" w:hAnsi="Times New Roman" w:cs="Times New Roman"/>
+        </w:rPr>
+        <w:t xml:space="preserve">. For each point, the k nearest neighbors within the same </w:t>
+      </w:r>
+      <w:r>
+        <w:rPr>
+          <w:rFonts w:ascii="Times New Roman" w:hAnsi="Times New Roman" w:cs="Times New Roman"/>
+        </w:rPr>
+        <w:lastRenderedPageBreak/>
+        <w:t>channel are found. Distances are stored; the first nearest neighbor distance is used for histograms and a new column.</w:t>
       </w:r>
     </w:p>
     <w:p>
@@ -19577,7 +22387,67 @@
           <w:szCs w:val="24"/>
           <w:lang w:val="en-US"/>
         </w:rPr>
-        <w:t>algorithm: Search algorithm used by NearestNeighbors. Possible options: auto, ball_tree, kd_tree, or brute.</w:t>
+        <w:t xml:space="preserve">algorithm: Search algorithm used by </w:t>
+      </w:r>
+      <w:proofErr w:type="spellStart"/>
+      <w:r>
+        <w:rPr>
+          <w:rFonts w:ascii="Times New Roman" w:eastAsia="Times New Roman" w:hAnsi="Times New Roman" w:cs="Times New Roman"/>
+          <w:sz w:val="24"/>
+          <w:szCs w:val="24"/>
+          <w:lang w:val="en-US"/>
+        </w:rPr>
+        <w:t>NearestNeighbors</w:t>
+      </w:r>
+      <w:proofErr w:type="spellEnd"/>
+      <w:r>
+        <w:rPr>
+          <w:rFonts w:ascii="Times New Roman" w:eastAsia="Times New Roman" w:hAnsi="Times New Roman" w:cs="Times New Roman"/>
+          <w:sz w:val="24"/>
+          <w:szCs w:val="24"/>
+          <w:lang w:val="en-US"/>
+        </w:rPr>
+        <w:t xml:space="preserve">. Possible options: auto, </w:t>
+      </w:r>
+      <w:proofErr w:type="spellStart"/>
+      <w:r>
+        <w:rPr>
+          <w:rFonts w:ascii="Times New Roman" w:eastAsia="Times New Roman" w:hAnsi="Times New Roman" w:cs="Times New Roman"/>
+          <w:sz w:val="24"/>
+          <w:szCs w:val="24"/>
+          <w:lang w:val="en-US"/>
+        </w:rPr>
+        <w:t>ball_tree</w:t>
+      </w:r>
+      <w:proofErr w:type="spellEnd"/>
+      <w:r>
+        <w:rPr>
+          <w:rFonts w:ascii="Times New Roman" w:eastAsia="Times New Roman" w:hAnsi="Times New Roman" w:cs="Times New Roman"/>
+          <w:sz w:val="24"/>
+          <w:szCs w:val="24"/>
+          <w:lang w:val="en-US"/>
+        </w:rPr>
+        <w:t xml:space="preserve">, </w:t>
+      </w:r>
+      <w:proofErr w:type="spellStart"/>
+      <w:r>
+        <w:rPr>
+          <w:rFonts w:ascii="Times New Roman" w:eastAsia="Times New Roman" w:hAnsi="Times New Roman" w:cs="Times New Roman"/>
+          <w:sz w:val="24"/>
+          <w:szCs w:val="24"/>
+          <w:lang w:val="en-US"/>
+        </w:rPr>
+        <w:t>kd_tree</w:t>
+      </w:r>
+      <w:proofErr w:type="spellEnd"/>
+      <w:r>
+        <w:rPr>
+          <w:rFonts w:ascii="Times New Roman" w:eastAsia="Times New Roman" w:hAnsi="Times New Roman" w:cs="Times New Roman"/>
+          <w:sz w:val="24"/>
+          <w:szCs w:val="24"/>
+          <w:lang w:val="en-US"/>
+        </w:rPr>
+        <w:t>, or brute.</w:t>
       </w:r>
     </w:p>
     <w:p>
@@ -19812,7 +22682,27 @@
           <w:szCs w:val="24"/>
           <w:lang w:val="en-US"/>
         </w:rPr>
-        <w:t>Per-channel Processing: For each channel (Ch1, Ch2), localizations are filtered by channelIndex. Coordinates are taken from the x and y columns.</w:t>
+        <w:t xml:space="preserve">Per-channel Processing: For each channel (Ch1, Ch2), localizations are filtered by </w:t>
+      </w:r>
+      <w:proofErr w:type="spellStart"/>
+      <w:r>
+        <w:rPr>
+          <w:rFonts w:ascii="Times New Roman" w:eastAsia="Times New Roman" w:hAnsi="Times New Roman" w:cs="Times New Roman"/>
+          <w:sz w:val="24"/>
+          <w:szCs w:val="24"/>
+          <w:lang w:val="en-US"/>
+        </w:rPr>
+        <w:t>channelIndex</w:t>
+      </w:r>
+      <w:proofErr w:type="spellEnd"/>
+      <w:r>
+        <w:rPr>
+          <w:rFonts w:ascii="Times New Roman" w:eastAsia="Times New Roman" w:hAnsi="Times New Roman" w:cs="Times New Roman"/>
+          <w:sz w:val="24"/>
+          <w:szCs w:val="24"/>
+          <w:lang w:val="en-US"/>
+        </w:rPr>
+        <w:t>. Coordinates are taken from the x and y columns.</w:t>
       </w:r>
     </w:p>
     <w:p>
@@ -19864,7 +22754,47 @@
           <w:szCs w:val="24"/>
           <w:lang w:val="en-US"/>
         </w:rPr>
-        <w:t xml:space="preserve">DBSCAN: sklearn.cluster.DBSCAN is fitted with eps (nm) and min_samples. </w:t>
+        <w:t xml:space="preserve">DBSCAN: </w:t>
+      </w:r>
+      <w:proofErr w:type="spellStart"/>
+      <w:r>
+        <w:rPr>
+          <w:rFonts w:ascii="Times New Roman" w:eastAsia="Times New Roman" w:hAnsi="Times New Roman" w:cs="Times New Roman"/>
+          <w:sz w:val="24"/>
+          <w:szCs w:val="24"/>
+          <w:lang w:val="en-US"/>
+        </w:rPr>
+        <w:t>sklearn.cluster.DBSCAN</w:t>
+      </w:r>
+      <w:proofErr w:type="spellEnd"/>
+      <w:r>
+        <w:rPr>
+          <w:rFonts w:ascii="Times New Roman" w:eastAsia="Times New Roman" w:hAnsi="Times New Roman" w:cs="Times New Roman"/>
+          <w:sz w:val="24"/>
+          <w:szCs w:val="24"/>
+          <w:lang w:val="en-US"/>
+        </w:rPr>
+        <w:t xml:space="preserve"> is fitted with eps (nm) and </w:t>
+      </w:r>
+      <w:proofErr w:type="spellStart"/>
+      <w:r>
+        <w:rPr>
+          <w:rFonts w:ascii="Times New Roman" w:eastAsia="Times New Roman" w:hAnsi="Times New Roman" w:cs="Times New Roman"/>
+          <w:sz w:val="24"/>
+          <w:szCs w:val="24"/>
+          <w:lang w:val="en-US"/>
+        </w:rPr>
+        <w:t>min_samples</w:t>
+      </w:r>
+      <w:proofErr w:type="spellEnd"/>
+      <w:r>
+        <w:rPr>
+          <w:rFonts w:ascii="Times New Roman" w:eastAsia="Times New Roman" w:hAnsi="Times New Roman" w:cs="Times New Roman"/>
+          <w:sz w:val="24"/>
+          <w:szCs w:val="24"/>
+          <w:lang w:val="en-US"/>
+        </w:rPr>
+        <w:t xml:space="preserve">. </w:t>
       </w:r>
       <w:r>
         <w:rPr>
@@ -19873,7 +22803,87 @@
           <w:szCs w:val="24"/>
           <w:lang w:val="de-DE"/>
         </w:rPr>
-        <w:t>Points not in any cluster receive label -1.</w:t>
+        <w:t xml:space="preserve">Points not in </w:t>
+      </w:r>
+      <w:proofErr w:type="spellStart"/>
+      <w:r>
+        <w:rPr>
+          <w:rFonts w:ascii="Times New Roman" w:eastAsia="Times New Roman" w:hAnsi="Times New Roman" w:cs="Times New Roman"/>
+          <w:sz w:val="24"/>
+          <w:szCs w:val="24"/>
+          <w:lang w:val="de-DE"/>
+        </w:rPr>
+        <w:t>any</w:t>
+      </w:r>
+      <w:proofErr w:type="spellEnd"/>
+      <w:r>
+        <w:rPr>
+          <w:rFonts w:ascii="Times New Roman" w:eastAsia="Times New Roman" w:hAnsi="Times New Roman" w:cs="Times New Roman"/>
+          <w:sz w:val="24"/>
+          <w:szCs w:val="24"/>
+          <w:lang w:val="de-DE"/>
+        </w:rPr>
+        <w:t xml:space="preserve"> </w:t>
+      </w:r>
+      <w:proofErr w:type="spellStart"/>
+      <w:r>
+        <w:rPr>
+          <w:rFonts w:ascii="Times New Roman" w:eastAsia="Times New Roman" w:hAnsi="Times New Roman" w:cs="Times New Roman"/>
+          <w:sz w:val="24"/>
+          <w:szCs w:val="24"/>
+          <w:lang w:val="de-DE"/>
+        </w:rPr>
+        <w:t>cluster</w:t>
+      </w:r>
+      <w:proofErr w:type="spellEnd"/>
+      <w:r>
+        <w:rPr>
+          <w:rFonts w:ascii="Times New Roman" w:eastAsia="Times New Roman" w:hAnsi="Times New Roman" w:cs="Times New Roman"/>
+          <w:sz w:val="24"/>
+          <w:szCs w:val="24"/>
+          <w:lang w:val="de-DE"/>
+        </w:rPr>
+        <w:t xml:space="preserve"> </w:t>
+      </w:r>
+      <w:proofErr w:type="spellStart"/>
+      <w:r>
+        <w:rPr>
+          <w:rFonts w:ascii="Times New Roman" w:eastAsia="Times New Roman" w:hAnsi="Times New Roman" w:cs="Times New Roman"/>
+          <w:sz w:val="24"/>
+          <w:szCs w:val="24"/>
+          <w:lang w:val="de-DE"/>
+        </w:rPr>
+        <w:t>receive</w:t>
+      </w:r>
+      <w:proofErr w:type="spellEnd"/>
+      <w:r>
+        <w:rPr>
+          <w:rFonts w:ascii="Times New Roman" w:eastAsia="Times New Roman" w:hAnsi="Times New Roman" w:cs="Times New Roman"/>
+          <w:sz w:val="24"/>
+          <w:szCs w:val="24"/>
+          <w:lang w:val="de-DE"/>
+        </w:rPr>
+        <w:t xml:space="preserve"> </w:t>
+      </w:r>
+      <w:proofErr w:type="spellStart"/>
+      <w:r>
+        <w:rPr>
+          <w:rFonts w:ascii="Times New Roman" w:eastAsia="Times New Roman" w:hAnsi="Times New Roman" w:cs="Times New Roman"/>
+          <w:sz w:val="24"/>
+          <w:szCs w:val="24"/>
+          <w:lang w:val="de-DE"/>
+        </w:rPr>
+        <w:t>label</w:t>
+      </w:r>
+      <w:proofErr w:type="spellEnd"/>
+      <w:r>
+        <w:rPr>
+          <w:rFonts w:ascii="Times New Roman" w:eastAsia="Times New Roman" w:hAnsi="Times New Roman" w:cs="Times New Roman"/>
+          <w:sz w:val="24"/>
+          <w:szCs w:val="24"/>
+          <w:lang w:val="de-DE"/>
+        </w:rPr>
+        <w:t xml:space="preserve"> -1.</w:t>
       </w:r>
     </w:p>
     <w:p>
@@ -19899,8 +22909,89 @@
           <w:szCs w:val="24"/>
           <w:lang w:val="en-US"/>
         </w:rPr>
-        <w:t xml:space="preserve">HDBSCAN: sklearn.cluster.HDBSCAN is fitted with min_cluster_size, min_samples, and cluster_selection_epsilon. </w:t>
-      </w:r>
+        <w:t xml:space="preserve">HDBSCAN: </w:t>
+      </w:r>
+      <w:proofErr w:type="spellStart"/>
+      <w:r>
+        <w:rPr>
+          <w:rFonts w:ascii="Times New Roman" w:eastAsia="Times New Roman" w:hAnsi="Times New Roman" w:cs="Times New Roman"/>
+          <w:sz w:val="24"/>
+          <w:szCs w:val="24"/>
+          <w:lang w:val="en-US"/>
+        </w:rPr>
+        <w:t>sklearn.cluster.HDBSCAN</w:t>
+      </w:r>
+      <w:proofErr w:type="spellEnd"/>
+      <w:r>
+        <w:rPr>
+          <w:rFonts w:ascii="Times New Roman" w:eastAsia="Times New Roman" w:hAnsi="Times New Roman" w:cs="Times New Roman"/>
+          <w:sz w:val="24"/>
+          <w:szCs w:val="24"/>
+          <w:lang w:val="en-US"/>
+        </w:rPr>
+        <w:t xml:space="preserve"> is fitted with </w:t>
+      </w:r>
+      <w:proofErr w:type="spellStart"/>
+      <w:r>
+        <w:rPr>
+          <w:rFonts w:ascii="Times New Roman" w:eastAsia="Times New Roman" w:hAnsi="Times New Roman" w:cs="Times New Roman"/>
+          <w:sz w:val="24"/>
+          <w:szCs w:val="24"/>
+          <w:lang w:val="en-US"/>
+        </w:rPr>
+        <w:t>min_cluster_size</w:t>
+      </w:r>
+      <w:proofErr w:type="spellEnd"/>
+      <w:r>
+        <w:rPr>
+          <w:rFonts w:ascii="Times New Roman" w:eastAsia="Times New Roman" w:hAnsi="Times New Roman" w:cs="Times New Roman"/>
+          <w:sz w:val="24"/>
+          <w:szCs w:val="24"/>
+          <w:lang w:val="en-US"/>
+        </w:rPr>
+        <w:t xml:space="preserve">, </w:t>
+      </w:r>
+      <w:proofErr w:type="spellStart"/>
+      <w:r>
+        <w:rPr>
+          <w:rFonts w:ascii="Times New Roman" w:eastAsia="Times New Roman" w:hAnsi="Times New Roman" w:cs="Times New Roman"/>
+          <w:sz w:val="24"/>
+          <w:szCs w:val="24"/>
+          <w:lang w:val="en-US"/>
+        </w:rPr>
+        <w:t>min_samples</w:t>
+      </w:r>
+      <w:proofErr w:type="spellEnd"/>
+      <w:r>
+        <w:rPr>
+          <w:rFonts w:ascii="Times New Roman" w:eastAsia="Times New Roman" w:hAnsi="Times New Roman" w:cs="Times New Roman"/>
+          <w:sz w:val="24"/>
+          <w:szCs w:val="24"/>
+          <w:lang w:val="en-US"/>
+        </w:rPr>
+        <w:t xml:space="preserve">, and </w:t>
+      </w:r>
+      <w:proofErr w:type="spellStart"/>
+      <w:r>
+        <w:rPr>
+          <w:rFonts w:ascii="Times New Roman" w:eastAsia="Times New Roman" w:hAnsi="Times New Roman" w:cs="Times New Roman"/>
+          <w:sz w:val="24"/>
+          <w:szCs w:val="24"/>
+          <w:lang w:val="en-US"/>
+        </w:rPr>
+        <w:t>cluster_selection_epsilon</w:t>
+      </w:r>
+      <w:proofErr w:type="spellEnd"/>
+      <w:r>
+        <w:rPr>
+          <w:rFonts w:ascii="Times New Roman" w:eastAsia="Times New Roman" w:hAnsi="Times New Roman" w:cs="Times New Roman"/>
+          <w:sz w:val="24"/>
+          <w:szCs w:val="24"/>
+          <w:lang w:val="en-US"/>
+        </w:rPr>
+        <w:t xml:space="preserve">. </w:t>
+      </w:r>
+      <w:proofErr w:type="spellStart"/>
       <w:r>
         <w:rPr>
           <w:rFonts w:ascii="Times New Roman" w:eastAsia="Times New Roman" w:hAnsi="Times New Roman" w:cs="Times New Roman"/>
@@ -19908,7 +22999,77 @@
           <w:szCs w:val="24"/>
           <w:lang w:val="de-DE"/>
         </w:rPr>
-        <w:t>Again, noise is labelled -1.</w:t>
+        <w:t>Again</w:t>
+      </w:r>
+      <w:proofErr w:type="spellEnd"/>
+      <w:r>
+        <w:rPr>
+          <w:rFonts w:ascii="Times New Roman" w:eastAsia="Times New Roman" w:hAnsi="Times New Roman" w:cs="Times New Roman"/>
+          <w:sz w:val="24"/>
+          <w:szCs w:val="24"/>
+          <w:lang w:val="de-DE"/>
+        </w:rPr>
+        <w:t xml:space="preserve">, </w:t>
+      </w:r>
+      <w:proofErr w:type="spellStart"/>
+      <w:r>
+        <w:rPr>
+          <w:rFonts w:ascii="Times New Roman" w:eastAsia="Times New Roman" w:hAnsi="Times New Roman" w:cs="Times New Roman"/>
+          <w:sz w:val="24"/>
+          <w:szCs w:val="24"/>
+          <w:lang w:val="de-DE"/>
+        </w:rPr>
+        <w:t>noise</w:t>
+      </w:r>
+      <w:proofErr w:type="spellEnd"/>
+      <w:r>
+        <w:rPr>
+          <w:rFonts w:ascii="Times New Roman" w:eastAsia="Times New Roman" w:hAnsi="Times New Roman" w:cs="Times New Roman"/>
+          <w:sz w:val="24"/>
+          <w:szCs w:val="24"/>
+          <w:lang w:val="de-DE"/>
+        </w:rPr>
+        <w:t xml:space="preserve"> </w:t>
+      </w:r>
+      <w:proofErr w:type="spellStart"/>
+      <w:r>
+        <w:rPr>
+          <w:rFonts w:ascii="Times New Roman" w:eastAsia="Times New Roman" w:hAnsi="Times New Roman" w:cs="Times New Roman"/>
+          <w:sz w:val="24"/>
+          <w:szCs w:val="24"/>
+          <w:lang w:val="de-DE"/>
+        </w:rPr>
+        <w:t>is</w:t>
+      </w:r>
+      <w:proofErr w:type="spellEnd"/>
+      <w:r>
+        <w:rPr>
+          <w:rFonts w:ascii="Times New Roman" w:eastAsia="Times New Roman" w:hAnsi="Times New Roman" w:cs="Times New Roman"/>
+          <w:sz w:val="24"/>
+          <w:szCs w:val="24"/>
+          <w:lang w:val="de-DE"/>
+        </w:rPr>
+        <w:t xml:space="preserve"> </w:t>
+      </w:r>
+      <w:proofErr w:type="spellStart"/>
+      <w:r>
+        <w:rPr>
+          <w:rFonts w:ascii="Times New Roman" w:eastAsia="Times New Roman" w:hAnsi="Times New Roman" w:cs="Times New Roman"/>
+          <w:sz w:val="24"/>
+          <w:szCs w:val="24"/>
+          <w:lang w:val="de-DE"/>
+        </w:rPr>
+        <w:t>labelled</w:t>
+      </w:r>
+      <w:proofErr w:type="spellEnd"/>
+      <w:r>
+        <w:rPr>
+          <w:rFonts w:ascii="Times New Roman" w:eastAsia="Times New Roman" w:hAnsi="Times New Roman" w:cs="Times New Roman"/>
+          <w:sz w:val="24"/>
+          <w:szCs w:val="24"/>
+          <w:lang w:val="de-DE"/>
+        </w:rPr>
+        <w:t xml:space="preserve"> -1.</w:t>
       </w:r>
     </w:p>
     <w:p>
@@ -19952,7 +23113,27 @@
           <w:szCs w:val="24"/>
           <w:lang w:val="en-US"/>
         </w:rPr>
-        <w:t xml:space="preserve">, minPts)-like parameters and returns optimal labels plus chosen parameters (e.g. sigma, threshold). </w:t>
+        <w:t xml:space="preserve">, </w:t>
+      </w:r>
+      <w:proofErr w:type="spellStart"/>
+      <w:r>
+        <w:rPr>
+          <w:rFonts w:ascii="Times New Roman" w:eastAsia="Times New Roman" w:hAnsi="Times New Roman" w:cs="Times New Roman"/>
+          <w:sz w:val="24"/>
+          <w:szCs w:val="24"/>
+          <w:lang w:val="en-US"/>
+        </w:rPr>
+        <w:t>minPts</w:t>
+      </w:r>
+      <w:proofErr w:type="spellEnd"/>
+      <w:r>
+        <w:rPr>
+          <w:rFonts w:ascii="Times New Roman" w:eastAsia="Times New Roman" w:hAnsi="Times New Roman" w:cs="Times New Roman"/>
+          <w:sz w:val="24"/>
+          <w:szCs w:val="24"/>
+          <w:lang w:val="en-US"/>
+        </w:rPr>
+        <w:t xml:space="preserve">)-like parameters and returns optimal labels plus chosen parameters (e.g. sigma, threshold). </w:t>
       </w:r>
       <w:r>
         <w:rPr>
@@ -19961,7 +23142,107 @@
           <w:szCs w:val="24"/>
           <w:lang w:val="de-DE"/>
         </w:rPr>
-        <w:t>These are saved to a JSON file per channel.</w:t>
+        <w:t xml:space="preserve">These </w:t>
+      </w:r>
+      <w:proofErr w:type="spellStart"/>
+      <w:r>
+        <w:rPr>
+          <w:rFonts w:ascii="Times New Roman" w:eastAsia="Times New Roman" w:hAnsi="Times New Roman" w:cs="Times New Roman"/>
+          <w:sz w:val="24"/>
+          <w:szCs w:val="24"/>
+          <w:lang w:val="de-DE"/>
+        </w:rPr>
+        <w:t>are</w:t>
+      </w:r>
+      <w:proofErr w:type="spellEnd"/>
+      <w:r>
+        <w:rPr>
+          <w:rFonts w:ascii="Times New Roman" w:eastAsia="Times New Roman" w:hAnsi="Times New Roman" w:cs="Times New Roman"/>
+          <w:sz w:val="24"/>
+          <w:szCs w:val="24"/>
+          <w:lang w:val="de-DE"/>
+        </w:rPr>
+        <w:t xml:space="preserve"> </w:t>
+      </w:r>
+      <w:proofErr w:type="spellStart"/>
+      <w:r>
+        <w:rPr>
+          <w:rFonts w:ascii="Times New Roman" w:eastAsia="Times New Roman" w:hAnsi="Times New Roman" w:cs="Times New Roman"/>
+          <w:sz w:val="24"/>
+          <w:szCs w:val="24"/>
+          <w:lang w:val="de-DE"/>
+        </w:rPr>
+        <w:t>saved</w:t>
+      </w:r>
+      <w:proofErr w:type="spellEnd"/>
+      <w:r>
+        <w:rPr>
+          <w:rFonts w:ascii="Times New Roman" w:eastAsia="Times New Roman" w:hAnsi="Times New Roman" w:cs="Times New Roman"/>
+          <w:sz w:val="24"/>
+          <w:szCs w:val="24"/>
+          <w:lang w:val="de-DE"/>
+        </w:rPr>
+        <w:t xml:space="preserve"> </w:t>
+      </w:r>
+      <w:proofErr w:type="spellStart"/>
+      <w:r>
+        <w:rPr>
+          <w:rFonts w:ascii="Times New Roman" w:eastAsia="Times New Roman" w:hAnsi="Times New Roman" w:cs="Times New Roman"/>
+          <w:sz w:val="24"/>
+          <w:szCs w:val="24"/>
+          <w:lang w:val="de-DE"/>
+        </w:rPr>
+        <w:t>to</w:t>
+      </w:r>
+      <w:proofErr w:type="spellEnd"/>
+      <w:r>
+        <w:rPr>
+          <w:rFonts w:ascii="Times New Roman" w:eastAsia="Times New Roman" w:hAnsi="Times New Roman" w:cs="Times New Roman"/>
+          <w:sz w:val="24"/>
+          <w:szCs w:val="24"/>
+          <w:lang w:val="de-DE"/>
+        </w:rPr>
+        <w:t xml:space="preserve"> a JSON </w:t>
+      </w:r>
+      <w:proofErr w:type="spellStart"/>
+      <w:r>
+        <w:rPr>
+          <w:rFonts w:ascii="Times New Roman" w:eastAsia="Times New Roman" w:hAnsi="Times New Roman" w:cs="Times New Roman"/>
+          <w:sz w:val="24"/>
+          <w:szCs w:val="24"/>
+          <w:lang w:val="de-DE"/>
+        </w:rPr>
+        <w:t>file</w:t>
+      </w:r>
+      <w:proofErr w:type="spellEnd"/>
+      <w:r>
+        <w:rPr>
+          <w:rFonts w:ascii="Times New Roman" w:eastAsia="Times New Roman" w:hAnsi="Times New Roman" w:cs="Times New Roman"/>
+          <w:sz w:val="24"/>
+          <w:szCs w:val="24"/>
+          <w:lang w:val="de-DE"/>
+        </w:rPr>
+        <w:t xml:space="preserve"> per </w:t>
+      </w:r>
+      <w:proofErr w:type="spellStart"/>
+      <w:r>
+        <w:rPr>
+          <w:rFonts w:ascii="Times New Roman" w:eastAsia="Times New Roman" w:hAnsi="Times New Roman" w:cs="Times New Roman"/>
+          <w:sz w:val="24"/>
+          <w:szCs w:val="24"/>
+          <w:lang w:val="de-DE"/>
+        </w:rPr>
+        <w:t>channel</w:t>
+      </w:r>
+      <w:proofErr w:type="spellEnd"/>
+      <w:r>
+        <w:rPr>
+          <w:rFonts w:ascii="Times New Roman" w:eastAsia="Times New Roman" w:hAnsi="Times New Roman" w:cs="Times New Roman"/>
+          <w:sz w:val="24"/>
+          <w:szCs w:val="24"/>
+          <w:lang w:val="de-DE"/>
+        </w:rPr>
+        <w:t>.</w:t>
       </w:r>
     </w:p>
     <w:p>
@@ -20011,7 +23292,27 @@
           <w:szCs w:val="24"/>
           <w:lang w:val="en-US"/>
         </w:rPr>
-        <w:t>Assignment: The combined DataFrame receives a cluster column. Each row is assigned the cluster label of its channel.</w:t>
+        <w:t xml:space="preserve">Assignment: The combined </w:t>
+      </w:r>
+      <w:proofErr w:type="spellStart"/>
+      <w:r>
+        <w:rPr>
+          <w:rFonts w:ascii="Times New Roman" w:eastAsia="Times New Roman" w:hAnsi="Times New Roman" w:cs="Times New Roman"/>
+          <w:sz w:val="24"/>
+          <w:szCs w:val="24"/>
+          <w:lang w:val="en-US"/>
+        </w:rPr>
+        <w:t>DataFrame</w:t>
+      </w:r>
+      <w:proofErr w:type="spellEnd"/>
+      <w:r>
+        <w:rPr>
+          <w:rFonts w:ascii="Times New Roman" w:eastAsia="Times New Roman" w:hAnsi="Times New Roman" w:cs="Times New Roman"/>
+          <w:sz w:val="24"/>
+          <w:szCs w:val="24"/>
+          <w:lang w:val="en-US"/>
+        </w:rPr>
+        <w:t xml:space="preserve"> receives a cluster column. Each row is assigned the cluster label of its channel.</w:t>
       </w:r>
     </w:p>
     <w:p>
@@ -20036,7 +23337,88 @@
           <w:szCs w:val="24"/>
           <w:lang w:val="en-US"/>
         </w:rPr>
-        <w:t>Cluster Statistics: For each channel, save_cluster_stats() builds a per-cluster table: cluster ID, channel index, channel label, n_points, centroid (x_center, y_center), standard deviations, convex-hull area, and density. Clusters with fewer than three points get an area of 0. A row for “noise” (cluster -1) is appended. The table is saved.</w:t>
+        <w:lastRenderedPageBreak/>
+        <w:t xml:space="preserve">Cluster Statistics: For each channel, </w:t>
+      </w:r>
+      <w:proofErr w:type="spellStart"/>
+      <w:r>
+        <w:rPr>
+          <w:rFonts w:ascii="Times New Roman" w:eastAsia="Times New Roman" w:hAnsi="Times New Roman" w:cs="Times New Roman"/>
+          <w:sz w:val="24"/>
+          <w:szCs w:val="24"/>
+          <w:lang w:val="en-US"/>
+        </w:rPr>
+        <w:t>save_cluster_stats</w:t>
+      </w:r>
+      <w:proofErr w:type="spellEnd"/>
+      <w:r>
+        <w:rPr>
+          <w:rFonts w:ascii="Times New Roman" w:eastAsia="Times New Roman" w:hAnsi="Times New Roman" w:cs="Times New Roman"/>
+          <w:sz w:val="24"/>
+          <w:szCs w:val="24"/>
+          <w:lang w:val="en-US"/>
+        </w:rPr>
+        <w:t xml:space="preserve">() builds a per-cluster table: cluster ID, channel index, channel label, </w:t>
+      </w:r>
+      <w:proofErr w:type="spellStart"/>
+      <w:r>
+        <w:rPr>
+          <w:rFonts w:ascii="Times New Roman" w:eastAsia="Times New Roman" w:hAnsi="Times New Roman" w:cs="Times New Roman"/>
+          <w:sz w:val="24"/>
+          <w:szCs w:val="24"/>
+          <w:lang w:val="en-US"/>
+        </w:rPr>
+        <w:t>n_points</w:t>
+      </w:r>
+      <w:proofErr w:type="spellEnd"/>
+      <w:r>
+        <w:rPr>
+          <w:rFonts w:ascii="Times New Roman" w:eastAsia="Times New Roman" w:hAnsi="Times New Roman" w:cs="Times New Roman"/>
+          <w:sz w:val="24"/>
+          <w:szCs w:val="24"/>
+          <w:lang w:val="en-US"/>
+        </w:rPr>
+        <w:t>, centroid (</w:t>
+      </w:r>
+      <w:proofErr w:type="spellStart"/>
+      <w:r>
+        <w:rPr>
+          <w:rFonts w:ascii="Times New Roman" w:eastAsia="Times New Roman" w:hAnsi="Times New Roman" w:cs="Times New Roman"/>
+          <w:sz w:val="24"/>
+          <w:szCs w:val="24"/>
+          <w:lang w:val="en-US"/>
+        </w:rPr>
+        <w:t>x_center</w:t>
+      </w:r>
+      <w:proofErr w:type="spellEnd"/>
+      <w:r>
+        <w:rPr>
+          <w:rFonts w:ascii="Times New Roman" w:eastAsia="Times New Roman" w:hAnsi="Times New Roman" w:cs="Times New Roman"/>
+          <w:sz w:val="24"/>
+          <w:szCs w:val="24"/>
+          <w:lang w:val="en-US"/>
+        </w:rPr>
+        <w:t xml:space="preserve">, </w:t>
+      </w:r>
+      <w:proofErr w:type="spellStart"/>
+      <w:r>
+        <w:rPr>
+          <w:rFonts w:ascii="Times New Roman" w:eastAsia="Times New Roman" w:hAnsi="Times New Roman" w:cs="Times New Roman"/>
+          <w:sz w:val="24"/>
+          <w:szCs w:val="24"/>
+          <w:lang w:val="en-US"/>
+        </w:rPr>
+        <w:t>y_center</w:t>
+      </w:r>
+      <w:proofErr w:type="spellEnd"/>
+      <w:r>
+        <w:rPr>
+          <w:rFonts w:ascii="Times New Roman" w:eastAsia="Times New Roman" w:hAnsi="Times New Roman" w:cs="Times New Roman"/>
+          <w:sz w:val="24"/>
+          <w:szCs w:val="24"/>
+          <w:lang w:val="en-US"/>
+        </w:rPr>
+        <w:t>), standard deviations, convex-hull area, and density. Clusters with fewer than three points get an area of 0. A row for “noise” (cluster -1) is appended. The table is saved.</w:t>
       </w:r>
     </w:p>
     <w:p>
@@ -20061,7 +23443,27 @@
           <w:szCs w:val="24"/>
           <w:lang w:val="en-US"/>
         </w:rPr>
-        <w:t>Outputs: The clustered DataFrame is saved. Cluster stat CSVs and JSON (for FINDER) are written to the clustering output directory. Downstream, histograms of cluster size and area are generated, and summary statistics are appended for reporting.</w:t>
+        <w:t xml:space="preserve">Outputs: The clustered </w:t>
+      </w:r>
+      <w:proofErr w:type="spellStart"/>
+      <w:r>
+        <w:rPr>
+          <w:rFonts w:ascii="Times New Roman" w:eastAsia="Times New Roman" w:hAnsi="Times New Roman" w:cs="Times New Roman"/>
+          <w:sz w:val="24"/>
+          <w:szCs w:val="24"/>
+          <w:lang w:val="en-US"/>
+        </w:rPr>
+        <w:t>DataFrame</w:t>
+      </w:r>
+      <w:proofErr w:type="spellEnd"/>
+      <w:r>
+        <w:rPr>
+          <w:rFonts w:ascii="Times New Roman" w:eastAsia="Times New Roman" w:hAnsi="Times New Roman" w:cs="Times New Roman"/>
+          <w:sz w:val="24"/>
+          <w:szCs w:val="24"/>
+          <w:lang w:val="en-US"/>
+        </w:rPr>
+        <w:t xml:space="preserve"> is saved. Cluster stat CSVs and JSON (for FINDER) are written to the clustering output directory. Downstream, histograms of cluster size and area are generated, and summary statistics are appended for reporting.</w:t>
       </w:r>
     </w:p>
     <w:p>
@@ -20187,6 +23589,7 @@
         </w:numPr>
         <w:ind w:left="1135"/>
       </w:pPr>
+      <w:proofErr w:type="spellStart"/>
       <w:r>
         <w:rPr>
           <w:rStyle w:val="StrongEmphasis"/>
@@ -20194,6 +23597,7 @@
         </w:rPr>
         <w:t>min_samples</w:t>
       </w:r>
+      <w:proofErr w:type="spellEnd"/>
       <w:r>
         <w:rPr>
           <w:rFonts w:ascii="Times New Roman" w:hAnsi="Times New Roman" w:cs="Times New Roman"/>
@@ -20281,6 +23685,7 @@
         </w:numPr>
         <w:ind w:left="1135"/>
       </w:pPr>
+      <w:proofErr w:type="spellStart"/>
       <w:r>
         <w:rPr>
           <w:rStyle w:val="StrongEmphasis"/>
@@ -20288,6 +23693,7 @@
         </w:rPr>
         <w:t>min_cluster_size</w:t>
       </w:r>
+      <w:proofErr w:type="spellEnd"/>
       <w:r>
         <w:rPr>
           <w:rFonts w:ascii="Times New Roman" w:hAnsi="Times New Roman" w:cs="Times New Roman"/>
@@ -20304,6 +23710,7 @@
         </w:numPr>
         <w:ind w:left="1135"/>
       </w:pPr>
+      <w:proofErr w:type="spellStart"/>
       <w:r>
         <w:rPr>
           <w:rStyle w:val="StrongEmphasis"/>
@@ -20311,6 +23718,7 @@
         </w:rPr>
         <w:t>min_samples</w:t>
       </w:r>
+      <w:proofErr w:type="spellEnd"/>
       <w:r>
         <w:rPr>
           <w:rFonts w:ascii="Times New Roman" w:hAnsi="Times New Roman" w:cs="Times New Roman"/>
@@ -20427,6 +23835,7 @@
           <w:rStyle w:val="StrongEmphasis"/>
           <w:rFonts w:ascii="Times New Roman" w:hAnsi="Times New Roman" w:cs="Times New Roman"/>
         </w:rPr>
+        <w:lastRenderedPageBreak/>
         <w:t>Parameter Search:</w:t>
       </w:r>
       <w:r>
@@ -20435,6 +23844,7 @@
         </w:rPr>
         <w:t xml:space="preserve"> A grid of (threshold, sigma)-like parameters are defined (e.g. </w:t>
       </w:r>
+      <w:proofErr w:type="spellStart"/>
       <w:r>
         <w:rPr>
           <w:rStyle w:val="SourceText"/>
@@ -20442,12 +23852,14 @@
         </w:rPr>
         <w:t>min_threshold</w:t>
       </w:r>
+      <w:proofErr w:type="spellEnd"/>
       <w:r>
         <w:rPr>
           <w:rFonts w:ascii="Times New Roman" w:hAnsi="Times New Roman" w:cs="Times New Roman"/>
         </w:rPr>
         <w:t xml:space="preserve"> to </w:t>
       </w:r>
+      <w:proofErr w:type="spellStart"/>
       <w:r>
         <w:rPr>
           <w:rStyle w:val="SourceText"/>
@@ -20455,12 +23867,14 @@
         </w:rPr>
         <w:t>max_threshold</w:t>
       </w:r>
+      <w:proofErr w:type="spellEnd"/>
       <w:r>
         <w:rPr>
           <w:rFonts w:ascii="Times New Roman" w:hAnsi="Times New Roman" w:cs="Times New Roman"/>
         </w:rPr>
         <w:t xml:space="preserve">, with </w:t>
       </w:r>
+      <w:proofErr w:type="spellStart"/>
       <w:r>
         <w:rPr>
           <w:rStyle w:val="SourceText"/>
@@ -20468,6 +23882,7 @@
         </w:rPr>
         <w:t>points_per_dimension</w:t>
       </w:r>
+      <w:proofErr w:type="spellEnd"/>
       <w:r>
         <w:rPr>
           <w:rFonts w:ascii="Times New Roman" w:hAnsi="Times New Roman" w:cs="Times New Roman"/>
@@ -20593,7 +24008,15 @@
         </w:numPr>
       </w:pPr>
       <w:r>
-        <w:t>threshold: This is the baseline DBSCAN minPts-like value (minimum neighbors to treat a point as dense/core).</w:t>
+        <w:t xml:space="preserve">threshold: This is the baseline DBSCAN </w:t>
+      </w:r>
+      <w:proofErr w:type="spellStart"/>
+      <w:r>
+        <w:t>minPts</w:t>
+      </w:r>
+      <w:proofErr w:type="spellEnd"/>
+      <w:r>
+        <w:t>-like value (minimum neighbors to treat a point as dense/core).</w:t>
       </w:r>
     </w:p>
     <w:p>
@@ -20604,8 +24027,13 @@
           <w:numId w:val="76"/>
         </w:numPr>
       </w:pPr>
-      <w:r>
-        <w:t>points_per_dimension: This controls how finely FINDER samples the parameter space</w:t>
+      <w:proofErr w:type="spellStart"/>
+      <w:r>
+        <w:t>points_per_dimension</w:t>
+      </w:r>
+      <w:proofErr w:type="spellEnd"/>
+      <w:r>
+        <w:t>: This controls how finely FINDER samples the parameter space</w:t>
       </w:r>
       <w:r>
         <w:t>.</w:t>
@@ -20620,7 +24048,23 @@
         </w:numPr>
       </w:pPr>
       <w:r>
-        <w:t>algorithm:  This picks the clustering backend used for each tested parameter pair, e.g. "dbscan" or "DbscanLoop".</w:t>
+        <w:t>algorithm:  This picks the clustering backend used for each tested parameter pair, e.g. "</w:t>
+      </w:r>
+      <w:proofErr w:type="spellStart"/>
+      <w:r>
+        <w:t>dbscan</w:t>
+      </w:r>
+      <w:proofErr w:type="spellEnd"/>
+      <w:r>
+        <w:t>" or "</w:t>
+      </w:r>
+      <w:proofErr w:type="spellStart"/>
+      <w:r>
+        <w:t>DbscanLoop</w:t>
+      </w:r>
+      <w:proofErr w:type="spellEnd"/>
+      <w:r>
+        <w:t>".</w:t>
       </w:r>
     </w:p>
     <w:p>
@@ -20638,14 +24082,45 @@
           <w:lang w:val="en-US"/>
         </w:rPr>
       </w:pPr>
-      <w:r>
-        <w:rPr>
-          <w:rFonts w:ascii="Times New Roman" w:eastAsia="Times New Roman" w:hAnsi="Times New Roman" w:cs="Times New Roman"/>
-          <w:sz w:val="24"/>
-          <w:szCs w:val="24"/>
-          <w:lang w:val="en-US"/>
-        </w:rPr>
-        <w:t>min_threshold, max_threshold: Range of the threshold parameter in the search.</w:t>
+      <w:proofErr w:type="spellStart"/>
+      <w:r>
+        <w:rPr>
+          <w:rFonts w:ascii="Times New Roman" w:eastAsia="Times New Roman" w:hAnsi="Times New Roman" w:cs="Times New Roman"/>
+          <w:sz w:val="24"/>
+          <w:szCs w:val="24"/>
+          <w:lang w:val="en-US"/>
+        </w:rPr>
+        <w:t>min_threshold</w:t>
+      </w:r>
+      <w:proofErr w:type="spellEnd"/>
+      <w:r>
+        <w:rPr>
+          <w:rFonts w:ascii="Times New Roman" w:eastAsia="Times New Roman" w:hAnsi="Times New Roman" w:cs="Times New Roman"/>
+          <w:sz w:val="24"/>
+          <w:szCs w:val="24"/>
+          <w:lang w:val="en-US"/>
+        </w:rPr>
+        <w:t xml:space="preserve">, </w:t>
+      </w:r>
+      <w:proofErr w:type="spellStart"/>
+      <w:r>
+        <w:rPr>
+          <w:rFonts w:ascii="Times New Roman" w:eastAsia="Times New Roman" w:hAnsi="Times New Roman" w:cs="Times New Roman"/>
+          <w:sz w:val="24"/>
+          <w:szCs w:val="24"/>
+          <w:lang w:val="en-US"/>
+        </w:rPr>
+        <w:t>max_threshold</w:t>
+      </w:r>
+      <w:proofErr w:type="spellEnd"/>
+      <w:r>
+        <w:rPr>
+          <w:rFonts w:ascii="Times New Roman" w:eastAsia="Times New Roman" w:hAnsi="Times New Roman" w:cs="Times New Roman"/>
+          <w:sz w:val="24"/>
+          <w:szCs w:val="24"/>
+          <w:lang w:val="en-US"/>
+        </w:rPr>
+        <w:t>: Range of the threshold parameter in the search.</w:t>
       </w:r>
     </w:p>
     <w:p>
@@ -20736,7 +24211,27 @@
           <w:szCs w:val="24"/>
           <w:lang w:val="en-US"/>
         </w:rPr>
-        <w:t>When clustering.use_cluster_knn is true, a second pass of nearest-neighbor analysis is run on cluster statistics (centroids and areas), not on raw localizations. This characterizes relationships between clusters. For example, the distance from a first channel cluster to the nearest second channel cluster.</w:t>
+        <w:t xml:space="preserve">When </w:t>
+      </w:r>
+      <w:proofErr w:type="spellStart"/>
+      <w:r>
+        <w:rPr>
+          <w:rFonts w:ascii="Times New Roman" w:eastAsia="Times New Roman" w:hAnsi="Times New Roman" w:cs="Times New Roman"/>
+          <w:sz w:val="24"/>
+          <w:szCs w:val="24"/>
+          <w:lang w:val="en-US"/>
+        </w:rPr>
+        <w:t>clustering.use_cluster_knn</w:t>
+      </w:r>
+      <w:proofErr w:type="spellEnd"/>
+      <w:r>
+        <w:rPr>
+          <w:rFonts w:ascii="Times New Roman" w:eastAsia="Times New Roman" w:hAnsi="Times New Roman" w:cs="Times New Roman"/>
+          <w:sz w:val="24"/>
+          <w:szCs w:val="24"/>
+          <w:lang w:val="en-US"/>
+        </w:rPr>
+        <w:t xml:space="preserve"> is true, a second pass of nearest-neighbor analysis is run on cluster statistics (centroids and areas), not on raw localizations. This characterizes relationships between clusters. For example, the distance from a first channel cluster to the nearest second channel cluster.</w:t>
       </w:r>
     </w:p>
     <w:p>
@@ -20799,7 +24294,47 @@
           <w:szCs w:val="24"/>
           <w:lang w:val="en-US"/>
         </w:rPr>
-        <w:t>Input: Cluster statistics Data-frames (one per channel), with noise (cluster -1) removed and cluster IDs prefixed by channel (e.g. ch0_0, ch1_0) to avoid collisions. These are concatenated into a single table with columns including x_center, y_center, area_nm2, and cluster.</w:t>
+        <w:t xml:space="preserve">Input: Cluster statistics Data-frames (one per channel), with noise (cluster -1) removed and cluster IDs prefixed by channel (e.g. ch0_0, ch1_0) to avoid collisions. These are concatenated into a single table with columns including </w:t>
+      </w:r>
+      <w:proofErr w:type="spellStart"/>
+      <w:r>
+        <w:rPr>
+          <w:rFonts w:ascii="Times New Roman" w:eastAsia="Times New Roman" w:hAnsi="Times New Roman" w:cs="Times New Roman"/>
+          <w:sz w:val="24"/>
+          <w:szCs w:val="24"/>
+          <w:lang w:val="en-US"/>
+        </w:rPr>
+        <w:t>x_center</w:t>
+      </w:r>
+      <w:proofErr w:type="spellEnd"/>
+      <w:r>
+        <w:rPr>
+          <w:rFonts w:ascii="Times New Roman" w:eastAsia="Times New Roman" w:hAnsi="Times New Roman" w:cs="Times New Roman"/>
+          <w:sz w:val="24"/>
+          <w:szCs w:val="24"/>
+          <w:lang w:val="en-US"/>
+        </w:rPr>
+        <w:t xml:space="preserve">, </w:t>
+      </w:r>
+      <w:proofErr w:type="spellStart"/>
+      <w:r>
+        <w:rPr>
+          <w:rFonts w:ascii="Times New Roman" w:eastAsia="Times New Roman" w:hAnsi="Times New Roman" w:cs="Times New Roman"/>
+          <w:sz w:val="24"/>
+          <w:szCs w:val="24"/>
+          <w:lang w:val="en-US"/>
+        </w:rPr>
+        <w:t>y_center</w:t>
+      </w:r>
+      <w:proofErr w:type="spellEnd"/>
+      <w:r>
+        <w:rPr>
+          <w:rFonts w:ascii="Times New Roman" w:eastAsia="Times New Roman" w:hAnsi="Times New Roman" w:cs="Times New Roman"/>
+          <w:sz w:val="24"/>
+          <w:szCs w:val="24"/>
+          <w:lang w:val="en-US"/>
+        </w:rPr>
+        <w:t>, area_nm2, and cluster.</w:t>
       </w:r>
     </w:p>
     <w:p>
@@ -20825,7 +24360,187 @@
           <w:szCs w:val="24"/>
           <w:lang w:val="en-US"/>
         </w:rPr>
-        <w:t>Cluster KNN: analyze_nearest_neighbors() is called with this combined stats table, using x_col='x_center', y_col='y_center', and is_clustered=True. Intra- and inter-channel distances between cluster centroids are computed (and optionally mean within radius). Histograms and CSVs are saved with a cluster_ prefix; results are merged into the nearest-cluster DataFrame (e.g. columns nn_distance_to_&lt;other_channel_label&gt;_nm).</w:t>
+        <w:t xml:space="preserve">Cluster KNN: </w:t>
+      </w:r>
+      <w:proofErr w:type="spellStart"/>
+      <w:r>
+        <w:rPr>
+          <w:rFonts w:ascii="Times New Roman" w:eastAsia="Times New Roman" w:hAnsi="Times New Roman" w:cs="Times New Roman"/>
+          <w:sz w:val="24"/>
+          <w:szCs w:val="24"/>
+          <w:lang w:val="en-US"/>
+        </w:rPr>
+        <w:t>analyze_nearest_neighbors</w:t>
+      </w:r>
+      <w:proofErr w:type="spellEnd"/>
+      <w:r>
+        <w:rPr>
+          <w:rFonts w:ascii="Times New Roman" w:eastAsia="Times New Roman" w:hAnsi="Times New Roman" w:cs="Times New Roman"/>
+          <w:sz w:val="24"/>
+          <w:szCs w:val="24"/>
+          <w:lang w:val="en-US"/>
+        </w:rPr>
+        <w:t xml:space="preserve">() is called with this combined stats table, using </w:t>
+      </w:r>
+      <w:proofErr w:type="spellStart"/>
+      <w:r>
+        <w:rPr>
+          <w:rFonts w:ascii="Times New Roman" w:eastAsia="Times New Roman" w:hAnsi="Times New Roman" w:cs="Times New Roman"/>
+          <w:sz w:val="24"/>
+          <w:szCs w:val="24"/>
+          <w:lang w:val="en-US"/>
+        </w:rPr>
+        <w:t>x_col</w:t>
+      </w:r>
+      <w:proofErr w:type="spellEnd"/>
+      <w:r>
+        <w:rPr>
+          <w:rFonts w:ascii="Times New Roman" w:eastAsia="Times New Roman" w:hAnsi="Times New Roman" w:cs="Times New Roman"/>
+          <w:sz w:val="24"/>
+          <w:szCs w:val="24"/>
+          <w:lang w:val="en-US"/>
+        </w:rPr>
+        <w:t>='</w:t>
+      </w:r>
+      <w:proofErr w:type="spellStart"/>
+      <w:r>
+        <w:rPr>
+          <w:rFonts w:ascii="Times New Roman" w:eastAsia="Times New Roman" w:hAnsi="Times New Roman" w:cs="Times New Roman"/>
+          <w:sz w:val="24"/>
+          <w:szCs w:val="24"/>
+          <w:lang w:val="en-US"/>
+        </w:rPr>
+        <w:t>x_center</w:t>
+      </w:r>
+      <w:proofErr w:type="spellEnd"/>
+      <w:r>
+        <w:rPr>
+          <w:rFonts w:ascii="Times New Roman" w:eastAsia="Times New Roman" w:hAnsi="Times New Roman" w:cs="Times New Roman"/>
+          <w:sz w:val="24"/>
+          <w:szCs w:val="24"/>
+          <w:lang w:val="en-US"/>
+        </w:rPr>
+        <w:t xml:space="preserve">', </w:t>
+      </w:r>
+      <w:proofErr w:type="spellStart"/>
+      <w:r>
+        <w:rPr>
+          <w:rFonts w:ascii="Times New Roman" w:eastAsia="Times New Roman" w:hAnsi="Times New Roman" w:cs="Times New Roman"/>
+          <w:sz w:val="24"/>
+          <w:szCs w:val="24"/>
+          <w:lang w:val="en-US"/>
+        </w:rPr>
+        <w:t>y_col</w:t>
+      </w:r>
+      <w:proofErr w:type="spellEnd"/>
+      <w:r>
+        <w:rPr>
+          <w:rFonts w:ascii="Times New Roman" w:eastAsia="Times New Roman" w:hAnsi="Times New Roman" w:cs="Times New Roman"/>
+          <w:sz w:val="24"/>
+          <w:szCs w:val="24"/>
+          <w:lang w:val="en-US"/>
+        </w:rPr>
+        <w:t>='</w:t>
+      </w:r>
+      <w:proofErr w:type="spellStart"/>
+      <w:r>
+        <w:rPr>
+          <w:rFonts w:ascii="Times New Roman" w:eastAsia="Times New Roman" w:hAnsi="Times New Roman" w:cs="Times New Roman"/>
+          <w:sz w:val="24"/>
+          <w:szCs w:val="24"/>
+          <w:lang w:val="en-US"/>
+        </w:rPr>
+        <w:t>y_center</w:t>
+      </w:r>
+      <w:proofErr w:type="spellEnd"/>
+      <w:r>
+        <w:rPr>
+          <w:rFonts w:ascii="Times New Roman" w:eastAsia="Times New Roman" w:hAnsi="Times New Roman" w:cs="Times New Roman"/>
+          <w:sz w:val="24"/>
+          <w:szCs w:val="24"/>
+          <w:lang w:val="en-US"/>
+        </w:rPr>
+        <w:t xml:space="preserve">', and </w:t>
+      </w:r>
+      <w:proofErr w:type="spellStart"/>
+      <w:r>
+        <w:rPr>
+          <w:rFonts w:ascii="Times New Roman" w:eastAsia="Times New Roman" w:hAnsi="Times New Roman" w:cs="Times New Roman"/>
+          <w:sz w:val="24"/>
+          <w:szCs w:val="24"/>
+          <w:lang w:val="en-US"/>
+        </w:rPr>
+        <w:t>is_clustered</w:t>
+      </w:r>
+      <w:proofErr w:type="spellEnd"/>
+      <w:r>
+        <w:rPr>
+          <w:rFonts w:ascii="Times New Roman" w:eastAsia="Times New Roman" w:hAnsi="Times New Roman" w:cs="Times New Roman"/>
+          <w:sz w:val="24"/>
+          <w:szCs w:val="24"/>
+          <w:lang w:val="en-US"/>
+        </w:rPr>
+        <w:t xml:space="preserve">=True. Intra- and inter-channel distances between cluster centroids are computed (and optionally mean within radius). Histograms and CSVs are saved with a cluster_ prefix; results are merged into the nearest-cluster </w:t>
+      </w:r>
+      <w:proofErr w:type="spellStart"/>
+      <w:r>
+        <w:rPr>
+          <w:rFonts w:ascii="Times New Roman" w:eastAsia="Times New Roman" w:hAnsi="Times New Roman" w:cs="Times New Roman"/>
+          <w:sz w:val="24"/>
+          <w:szCs w:val="24"/>
+          <w:lang w:val="en-US"/>
+        </w:rPr>
+        <w:t>DataFrame</w:t>
+      </w:r>
+      <w:proofErr w:type="spellEnd"/>
+      <w:r>
+        <w:rPr>
+          <w:rFonts w:ascii="Times New Roman" w:eastAsia="Times New Roman" w:hAnsi="Times New Roman" w:cs="Times New Roman"/>
+          <w:sz w:val="24"/>
+          <w:szCs w:val="24"/>
+          <w:lang w:val="en-US"/>
+        </w:rPr>
+        <w:t xml:space="preserve"> (e.g. columns </w:t>
+      </w:r>
+      <w:proofErr w:type="spellStart"/>
+      <w:r>
+        <w:rPr>
+          <w:rFonts w:ascii="Times New Roman" w:eastAsia="Times New Roman" w:hAnsi="Times New Roman" w:cs="Times New Roman"/>
+          <w:sz w:val="24"/>
+          <w:szCs w:val="24"/>
+          <w:lang w:val="en-US"/>
+        </w:rPr>
+        <w:t>nn_distance_to</w:t>
+      </w:r>
+      <w:proofErr w:type="spellEnd"/>
+      <w:r>
+        <w:rPr>
+          <w:rFonts w:ascii="Times New Roman" w:eastAsia="Times New Roman" w:hAnsi="Times New Roman" w:cs="Times New Roman"/>
+          <w:sz w:val="24"/>
+          <w:szCs w:val="24"/>
+          <w:lang w:val="en-US"/>
+        </w:rPr>
+        <w:t>_&lt;</w:t>
+      </w:r>
+      <w:proofErr w:type="spellStart"/>
+      <w:r>
+        <w:rPr>
+          <w:rFonts w:ascii="Times New Roman" w:eastAsia="Times New Roman" w:hAnsi="Times New Roman" w:cs="Times New Roman"/>
+          <w:sz w:val="24"/>
+          <w:szCs w:val="24"/>
+          <w:lang w:val="en-US"/>
+        </w:rPr>
+        <w:t>other_channel_label</w:t>
+      </w:r>
+      <w:proofErr w:type="spellEnd"/>
+      <w:r>
+        <w:rPr>
+          <w:rFonts w:ascii="Times New Roman" w:eastAsia="Times New Roman" w:hAnsi="Times New Roman" w:cs="Times New Roman"/>
+          <w:sz w:val="24"/>
+          <w:szCs w:val="24"/>
+          <w:lang w:val="en-US"/>
+        </w:rPr>
+        <w:t>&gt;_nm).</w:t>
       </w:r>
     </w:p>
     <w:p>
@@ -20843,6 +24558,7 @@
         <w:rPr>
           <w:rFonts w:ascii="Times New Roman" w:hAnsi="Times New Roman" w:cs="Times New Roman"/>
         </w:rPr>
+        <w:lastRenderedPageBreak/>
         <w:t>All plots are saved in the clustering output directory. Summary statistics from cluster KNN are appended to the pipeline’s summary for reporting.</w:t>
       </w:r>
     </w:p>
@@ -21052,8 +24768,23 @@
         <w:rPr>
           <w:rFonts w:ascii="Times New Roman" w:hAnsi="Times New Roman" w:cs="Times New Roman"/>
         </w:rPr>
-        <w:t xml:space="preserve"> The combined localization DataFrame is split by </w:t>
-      </w:r>
+        <w:t xml:space="preserve"> The combined localization </w:t>
+      </w:r>
+      <w:proofErr w:type="spellStart"/>
+      <w:r>
+        <w:rPr>
+          <w:rFonts w:ascii="Times New Roman" w:hAnsi="Times New Roman" w:cs="Times New Roman"/>
+        </w:rPr>
+        <w:t>DataFrame</w:t>
+      </w:r>
+      <w:proofErr w:type="spellEnd"/>
+      <w:r>
+        <w:rPr>
+          <w:rFonts w:ascii="Times New Roman" w:hAnsi="Times New Roman" w:cs="Times New Roman"/>
+        </w:rPr>
+        <w:t xml:space="preserve"> is split by </w:t>
+      </w:r>
+      <w:proofErr w:type="spellStart"/>
       <w:r>
         <w:rPr>
           <w:rStyle w:val="SourceText"/>
@@ -21061,12 +24792,28 @@
         </w:rPr>
         <w:t>channelIndex</w:t>
       </w:r>
-      <w:r>
-        <w:rPr>
-          <w:rFonts w:ascii="Times New Roman" w:hAnsi="Times New Roman" w:cs="Times New Roman"/>
-        </w:rPr>
-        <w:t xml:space="preserve"> into two channel Data-frames. Columns are renamed to Locan conventions (</w:t>
-      </w:r>
+      <w:proofErr w:type="spellEnd"/>
+      <w:r>
+        <w:rPr>
+          <w:rFonts w:ascii="Times New Roman" w:hAnsi="Times New Roman" w:cs="Times New Roman"/>
+        </w:rPr>
+        <w:t xml:space="preserve"> into two channel Data-frames. Columns are renamed to </w:t>
+      </w:r>
+      <w:proofErr w:type="spellStart"/>
+      <w:r>
+        <w:rPr>
+          <w:rFonts w:ascii="Times New Roman" w:hAnsi="Times New Roman" w:cs="Times New Roman"/>
+        </w:rPr>
+        <w:t>Locan</w:t>
+      </w:r>
+      <w:proofErr w:type="spellEnd"/>
+      <w:r>
+        <w:rPr>
+          <w:rFonts w:ascii="Times New Roman" w:hAnsi="Times New Roman" w:cs="Times New Roman"/>
+        </w:rPr>
+        <w:t xml:space="preserve"> conventions (</w:t>
+      </w:r>
+      <w:proofErr w:type="spellStart"/>
       <w:r>
         <w:rPr>
           <w:rStyle w:val="SourceText"/>
@@ -21074,12 +24821,14 @@
         </w:rPr>
         <w:t>position_x</w:t>
       </w:r>
+      <w:proofErr w:type="spellEnd"/>
       <w:r>
         <w:rPr>
           <w:rFonts w:ascii="Times New Roman" w:hAnsi="Times New Roman" w:cs="Times New Roman"/>
         </w:rPr>
         <w:t xml:space="preserve">, </w:t>
       </w:r>
+      <w:proofErr w:type="spellStart"/>
       <w:r>
         <w:rPr>
           <w:rStyle w:val="SourceText"/>
@@ -21087,12 +24836,14 @@
         </w:rPr>
         <w:t>position_y</w:t>
       </w:r>
+      <w:proofErr w:type="spellEnd"/>
       <w:r>
         <w:rPr>
           <w:rFonts w:ascii="Times New Roman" w:hAnsi="Times New Roman" w:cs="Times New Roman"/>
         </w:rPr>
         <w:t xml:space="preserve">). Each subset is converted to a </w:t>
       </w:r>
+      <w:proofErr w:type="spellStart"/>
       <w:r>
         <w:rPr>
           <w:rStyle w:val="SourceText"/>
@@ -21100,6 +24851,7 @@
         </w:rPr>
         <w:t>locan.LocData</w:t>
       </w:r>
+      <w:proofErr w:type="spellEnd"/>
       <w:r>
         <w:rPr>
           <w:rFonts w:ascii="Times New Roman" w:hAnsi="Times New Roman" w:cs="Times New Roman"/>
@@ -21127,8 +24879,23 @@
         <w:rPr>
           <w:rFonts w:ascii="Times New Roman" w:hAnsi="Times New Roman" w:cs="Times New Roman"/>
         </w:rPr>
-        <w:t xml:space="preserve"> CBC is computed in both directions: Ch1→Ch2 (primary Ch1, reference Ch2) and Ch2→Ch1 (primary Ch2, reference Ch1). For each direction, Locan’s </w:t>
-      </w:r>
+        <w:t xml:space="preserve"> CBC is computed in both directions: Ch1→Ch2 (primary Ch1, reference Ch2) and Ch2→Ch1 (primary Ch2, reference Ch1). For each direction, </w:t>
+      </w:r>
+      <w:proofErr w:type="spellStart"/>
+      <w:r>
+        <w:rPr>
+          <w:rFonts w:ascii="Times New Roman" w:hAnsi="Times New Roman" w:cs="Times New Roman"/>
+        </w:rPr>
+        <w:t>Locan’s</w:t>
+      </w:r>
+      <w:proofErr w:type="spellEnd"/>
+      <w:r>
+        <w:rPr>
+          <w:rFonts w:ascii="Times New Roman" w:hAnsi="Times New Roman" w:cs="Times New Roman"/>
+        </w:rPr>
+        <w:t xml:space="preserve"> </w:t>
+      </w:r>
+      <w:proofErr w:type="spellStart"/>
       <w:r>
         <w:rPr>
           <w:rStyle w:val="SourceText"/>
@@ -21136,6 +24903,7 @@
         </w:rPr>
         <w:t>CoordinateBasedColocalization</w:t>
       </w:r>
+      <w:proofErr w:type="spellEnd"/>
       <w:r>
         <w:rPr>
           <w:rFonts w:ascii="Times New Roman" w:hAnsi="Times New Roman" w:cs="Times New Roman"/>
@@ -21155,6 +24923,7 @@
         </w:rPr>
         <w:t xml:space="preserve"> and </w:t>
       </w:r>
+      <w:proofErr w:type="spellStart"/>
       <w:r>
         <w:rPr>
           <w:rStyle w:val="SourceText"/>
@@ -21162,6 +24931,7 @@
         </w:rPr>
         <w:t>n_steps</w:t>
       </w:r>
+      <w:proofErr w:type="spellEnd"/>
       <w:r>
         <w:rPr>
           <w:rFonts w:ascii="Times New Roman" w:hAnsi="Times New Roman" w:cs="Times New Roman"/>
@@ -21249,6 +25019,7 @@
         </w:numPr>
         <w:ind w:left="1429"/>
       </w:pPr>
+      <w:proofErr w:type="spellStart"/>
       <w:r>
         <w:rPr>
           <w:rStyle w:val="StrongEmphasis"/>
@@ -21256,6 +25027,7 @@
         </w:rPr>
         <w:t>n_steps</w:t>
       </w:r>
+      <w:proofErr w:type="spellEnd"/>
       <w:r>
         <w:rPr>
           <w:rFonts w:ascii="Times New Roman" w:hAnsi="Times New Roman" w:cs="Times New Roman"/>
@@ -21313,7 +25085,27 @@
           <w:szCs w:val="24"/>
           <w:lang w:val="en-US"/>
         </w:rPr>
-        <w:t>Purpose: Quantify whether the primary channel is enriched or depleted relative to the reference channel in local neighbourhoods defined by the reference channel’s Voronoi tessellation, compared to a random expectation [9].</w:t>
+        <w:t xml:space="preserve">Purpose: Quantify whether the primary channel is enriched or depleted relative to the reference channel in local </w:t>
+      </w:r>
+      <w:proofErr w:type="spellStart"/>
+      <w:r>
+        <w:rPr>
+          <w:rFonts w:ascii="Times New Roman" w:eastAsia="Times New Roman" w:hAnsi="Times New Roman" w:cs="Times New Roman"/>
+          <w:sz w:val="24"/>
+          <w:szCs w:val="24"/>
+          <w:lang w:val="en-US"/>
+        </w:rPr>
+        <w:t>neighbourhoods</w:t>
+      </w:r>
+      <w:proofErr w:type="spellEnd"/>
+      <w:r>
+        <w:rPr>
+          <w:rFonts w:ascii="Times New Roman" w:eastAsia="Times New Roman" w:hAnsi="Times New Roman" w:cs="Times New Roman"/>
+          <w:sz w:val="24"/>
+          <w:szCs w:val="24"/>
+          <w:lang w:val="en-US"/>
+        </w:rPr>
+        <w:t xml:space="preserve"> defined by the reference channel’s Voronoi tessellation, compared to a random expectation [9].</w:t>
       </w:r>
     </w:p>
     <w:p>
@@ -21356,6 +25148,7 @@
           <w:rStyle w:val="StrongEmphasis"/>
           <w:rFonts w:ascii="Times New Roman" w:hAnsi="Times New Roman" w:cs="Times New Roman"/>
         </w:rPr>
+        <w:lastRenderedPageBreak/>
         <w:t>Voronoi tessellation:</w:t>
       </w:r>
       <w:r>
@@ -21364,12 +25157,21 @@
         </w:rPr>
         <w:t xml:space="preserve"> In </w:t>
       </w:r>
+      <w:proofErr w:type="spellStart"/>
       <w:r>
         <w:rPr>
           <w:rStyle w:val="SourceText"/>
           <w:rFonts w:ascii="Times New Roman" w:hAnsi="Times New Roman" w:cs="Times New Roman"/>
         </w:rPr>
-        <w:t>relative_enrichment()</w:t>
+        <w:t>relative_enrichment</w:t>
+      </w:r>
+      <w:proofErr w:type="spellEnd"/>
+      <w:r>
+        <w:rPr>
+          <w:rStyle w:val="SourceText"/>
+          <w:rFonts w:ascii="Times New Roman" w:hAnsi="Times New Roman" w:cs="Times New Roman"/>
+        </w:rPr>
+        <w:t>()</w:t>
       </w:r>
       <w:r>
         <w:rPr>
@@ -21388,7 +25190,21 @@
         <w:rPr>
           <w:rFonts w:ascii="Times New Roman" w:hAnsi="Times New Roman" w:cs="Times New Roman"/>
         </w:rPr>
-        <w:t xml:space="preserve"> channel’s localizations are used to build a 2D Voronoi diagram. Each reference point has a Voronoi cell (region). Only finite regions are kept; a boolean index marks valid cells.</w:t>
+        <w:t xml:space="preserve"> channel’s localizations are used to build a 2D Voronoi diagram. Each reference point has a Voronoi cell (region). Only finite regions are kept; a </w:t>
+      </w:r>
+      <w:proofErr w:type="spellStart"/>
+      <w:r>
+        <w:rPr>
+          <w:rFonts w:ascii="Times New Roman" w:hAnsi="Times New Roman" w:cs="Times New Roman"/>
+        </w:rPr>
+        <w:t>boolean</w:t>
+      </w:r>
+      <w:proofErr w:type="spellEnd"/>
+      <w:r>
+        <w:rPr>
+          <w:rFonts w:ascii="Times New Roman" w:hAnsi="Times New Roman" w:cs="Times New Roman"/>
+        </w:rPr>
+        <w:t xml:space="preserve"> index marks valid cells.</w:t>
       </w:r>
     </w:p>
     <w:p>
@@ -21424,8 +25240,23 @@
         <w:rPr>
           <w:rFonts w:ascii="Times New Roman" w:hAnsi="Times New Roman" w:cs="Times New Roman"/>
         </w:rPr>
-        <w:t xml:space="preserve"> channel localizations falling inside that cell is counted (using polygon containment and a cKDTree to limit the primary points queried). This gives, per reference localization, a count </w:t>
-      </w:r>
+        <w:t xml:space="preserve"> channel localizations falling inside that cell is counted (using polygon containment and a </w:t>
+      </w:r>
+      <w:proofErr w:type="spellStart"/>
+      <w:r>
+        <w:rPr>
+          <w:rFonts w:ascii="Times New Roman" w:hAnsi="Times New Roman" w:cs="Times New Roman"/>
+        </w:rPr>
+        <w:t>cKDTree</w:t>
+      </w:r>
+      <w:proofErr w:type="spellEnd"/>
+      <w:r>
+        <w:rPr>
+          <w:rFonts w:ascii="Times New Roman" w:hAnsi="Times New Roman" w:cs="Times New Roman"/>
+        </w:rPr>
+        <w:t xml:space="preserve"> to limit the primary points queried). This gives, per reference localization, a count </w:t>
+      </w:r>
+      <w:proofErr w:type="spellStart"/>
       <w:r>
         <w:rPr>
           <w:rStyle w:val="SourceText"/>
@@ -21433,6 +25264,7 @@
         </w:rPr>
         <w:t>n_points</w:t>
       </w:r>
+      <w:proofErr w:type="spellEnd"/>
       <w:r>
         <w:rPr>
           <w:rFonts w:ascii="Times New Roman" w:hAnsi="Times New Roman" w:cs="Times New Roman"/>
@@ -21488,12 +25320,21 @@
         </w:rPr>
         <w:t xml:space="preserve"> In </w:t>
       </w:r>
+      <w:proofErr w:type="spellStart"/>
       <w:r>
         <w:rPr>
           <w:rStyle w:val="SourceText"/>
           <w:rFonts w:ascii="Times New Roman" w:hAnsi="Times New Roman" w:cs="Times New Roman"/>
         </w:rPr>
-        <w:t>compute_relative_enrichment()</w:t>
+        <w:t>compute_relative_enrichment</w:t>
+      </w:r>
+      <w:proofErr w:type="spellEnd"/>
+      <w:r>
+        <w:rPr>
+          <w:rStyle w:val="SourceText"/>
+          <w:rFonts w:ascii="Times New Roman" w:hAnsi="Times New Roman" w:cs="Times New Roman"/>
+        </w:rPr>
+        <w:t>()</w:t>
       </w:r>
       <w:r>
         <w:rPr>
@@ -21601,7 +25442,147 @@
           <w:szCs w:val="24"/>
           <w:lang w:val="en-US"/>
         </w:rPr>
-        <w:t>Processing summary: After each major step (initial, after_drift_correction, after_filtering, after_temporal_grouping, after_background_filter, after_cell_detection), metrics (e.g. counts, basic stats) are gathered by plot_metrics() and passed to append_processing_summary_stats(). These are written under the output directory so that retention rates and step-wise metrics are available.</w:t>
+        <w:t xml:space="preserve">Processing summary: After each major step (initial, </w:t>
+      </w:r>
+      <w:proofErr w:type="spellStart"/>
+      <w:r>
+        <w:rPr>
+          <w:rFonts w:ascii="Times New Roman" w:eastAsia="Times New Roman" w:hAnsi="Times New Roman" w:cs="Times New Roman"/>
+          <w:sz w:val="24"/>
+          <w:szCs w:val="24"/>
+          <w:lang w:val="en-US"/>
+        </w:rPr>
+        <w:t>after_drift_correction</w:t>
+      </w:r>
+      <w:proofErr w:type="spellEnd"/>
+      <w:r>
+        <w:rPr>
+          <w:rFonts w:ascii="Times New Roman" w:eastAsia="Times New Roman" w:hAnsi="Times New Roman" w:cs="Times New Roman"/>
+          <w:sz w:val="24"/>
+          <w:szCs w:val="24"/>
+          <w:lang w:val="en-US"/>
+        </w:rPr>
+        <w:t xml:space="preserve">, </w:t>
+      </w:r>
+      <w:proofErr w:type="spellStart"/>
+      <w:r>
+        <w:rPr>
+          <w:rFonts w:ascii="Times New Roman" w:eastAsia="Times New Roman" w:hAnsi="Times New Roman" w:cs="Times New Roman"/>
+          <w:sz w:val="24"/>
+          <w:szCs w:val="24"/>
+          <w:lang w:val="en-US"/>
+        </w:rPr>
+        <w:t>after_filtering</w:t>
+      </w:r>
+      <w:proofErr w:type="spellEnd"/>
+      <w:r>
+        <w:rPr>
+          <w:rFonts w:ascii="Times New Roman" w:eastAsia="Times New Roman" w:hAnsi="Times New Roman" w:cs="Times New Roman"/>
+          <w:sz w:val="24"/>
+          <w:szCs w:val="24"/>
+          <w:lang w:val="en-US"/>
+        </w:rPr>
+        <w:t xml:space="preserve">, </w:t>
+      </w:r>
+      <w:proofErr w:type="spellStart"/>
+      <w:r>
+        <w:rPr>
+          <w:rFonts w:ascii="Times New Roman" w:eastAsia="Times New Roman" w:hAnsi="Times New Roman" w:cs="Times New Roman"/>
+          <w:sz w:val="24"/>
+          <w:szCs w:val="24"/>
+          <w:lang w:val="en-US"/>
+        </w:rPr>
+        <w:t>after_temporal_grouping</w:t>
+      </w:r>
+      <w:proofErr w:type="spellEnd"/>
+      <w:r>
+        <w:rPr>
+          <w:rFonts w:ascii="Times New Roman" w:eastAsia="Times New Roman" w:hAnsi="Times New Roman" w:cs="Times New Roman"/>
+          <w:sz w:val="24"/>
+          <w:szCs w:val="24"/>
+          <w:lang w:val="en-US"/>
+        </w:rPr>
+        <w:t xml:space="preserve">, </w:t>
+      </w:r>
+      <w:proofErr w:type="spellStart"/>
+      <w:r>
+        <w:rPr>
+          <w:rFonts w:ascii="Times New Roman" w:eastAsia="Times New Roman" w:hAnsi="Times New Roman" w:cs="Times New Roman"/>
+          <w:sz w:val="24"/>
+          <w:szCs w:val="24"/>
+          <w:lang w:val="en-US"/>
+        </w:rPr>
+        <w:t>after_background_filter</w:t>
+      </w:r>
+      <w:proofErr w:type="spellEnd"/>
+      <w:r>
+        <w:rPr>
+          <w:rFonts w:ascii="Times New Roman" w:eastAsia="Times New Roman" w:hAnsi="Times New Roman" w:cs="Times New Roman"/>
+          <w:sz w:val="24"/>
+          <w:szCs w:val="24"/>
+          <w:lang w:val="en-US"/>
+        </w:rPr>
+        <w:t xml:space="preserve">, </w:t>
+      </w:r>
+      <w:proofErr w:type="spellStart"/>
+      <w:r>
+        <w:rPr>
+          <w:rFonts w:ascii="Times New Roman" w:eastAsia="Times New Roman" w:hAnsi="Times New Roman" w:cs="Times New Roman"/>
+          <w:sz w:val="24"/>
+          <w:szCs w:val="24"/>
+          <w:lang w:val="en-US"/>
+        </w:rPr>
+        <w:t>after_cell_detection</w:t>
+      </w:r>
+      <w:proofErr w:type="spellEnd"/>
+      <w:r>
+        <w:rPr>
+          <w:rFonts w:ascii="Times New Roman" w:eastAsia="Times New Roman" w:hAnsi="Times New Roman" w:cs="Times New Roman"/>
+          <w:sz w:val="24"/>
+          <w:szCs w:val="24"/>
+          <w:lang w:val="en-US"/>
+        </w:rPr>
+        <w:t xml:space="preserve">), metrics (e.g. counts, basic stats) are gathered by </w:t>
+      </w:r>
+      <w:proofErr w:type="spellStart"/>
+      <w:r>
+        <w:rPr>
+          <w:rFonts w:ascii="Times New Roman" w:eastAsia="Times New Roman" w:hAnsi="Times New Roman" w:cs="Times New Roman"/>
+          <w:sz w:val="24"/>
+          <w:szCs w:val="24"/>
+          <w:lang w:val="en-US"/>
+        </w:rPr>
+        <w:t>plot_metrics</w:t>
+      </w:r>
+      <w:proofErr w:type="spellEnd"/>
+      <w:r>
+        <w:rPr>
+          <w:rFonts w:ascii="Times New Roman" w:eastAsia="Times New Roman" w:hAnsi="Times New Roman" w:cs="Times New Roman"/>
+          <w:sz w:val="24"/>
+          <w:szCs w:val="24"/>
+          <w:lang w:val="en-US"/>
+        </w:rPr>
+        <w:t xml:space="preserve">() and passed to </w:t>
+      </w:r>
+      <w:proofErr w:type="spellStart"/>
+      <w:r>
+        <w:rPr>
+          <w:rFonts w:ascii="Times New Roman" w:eastAsia="Times New Roman" w:hAnsi="Times New Roman" w:cs="Times New Roman"/>
+          <w:sz w:val="24"/>
+          <w:szCs w:val="24"/>
+          <w:lang w:val="en-US"/>
+        </w:rPr>
+        <w:t>append_processing_summary_stats</w:t>
+      </w:r>
+      <w:proofErr w:type="spellEnd"/>
+      <w:r>
+        <w:rPr>
+          <w:rFonts w:ascii="Times New Roman" w:eastAsia="Times New Roman" w:hAnsi="Times New Roman" w:cs="Times New Roman"/>
+          <w:sz w:val="24"/>
+          <w:szCs w:val="24"/>
+          <w:lang w:val="en-US"/>
+        </w:rPr>
+        <w:t>(). These are written under the output directory so that retention rates and step-wise metrics are available.</w:t>
       </w:r>
     </w:p>
     <w:p>
@@ -21626,7 +25607,27 @@
           <w:szCs w:val="24"/>
           <w:lang w:val="en-US"/>
         </w:rPr>
-        <w:t>Clustering summary: Histogram and cluster-stat plot results are passed to append_clustering_summary_stats() and saved in the same output area.</w:t>
+        <w:t xml:space="preserve">Clustering summary: Histogram and cluster-stat plot results are passed to </w:t>
+      </w:r>
+      <w:proofErr w:type="spellStart"/>
+      <w:r>
+        <w:rPr>
+          <w:rFonts w:ascii="Times New Roman" w:eastAsia="Times New Roman" w:hAnsi="Times New Roman" w:cs="Times New Roman"/>
+          <w:sz w:val="24"/>
+          <w:szCs w:val="24"/>
+          <w:lang w:val="en-US"/>
+        </w:rPr>
+        <w:t>append_clustering_summary_stats</w:t>
+      </w:r>
+      <w:proofErr w:type="spellEnd"/>
+      <w:r>
+        <w:rPr>
+          <w:rFonts w:ascii="Times New Roman" w:eastAsia="Times New Roman" w:hAnsi="Times New Roman" w:cs="Times New Roman"/>
+          <w:sz w:val="24"/>
+          <w:szCs w:val="24"/>
+          <w:lang w:val="en-US"/>
+        </w:rPr>
+        <w:t>() and saved in the same output area.</w:t>
       </w:r>
     </w:p>
     <w:p>
@@ -21652,7 +25653,87 @@
           <w:szCs w:val="24"/>
           <w:lang w:val="en-US"/>
         </w:rPr>
-        <w:t>Nearest neighbour summary: Results from localisation-level nearest neighbour and (when enabled) cluster-level KNN are passed to append_nn_summary_stats().</w:t>
+        <w:t xml:space="preserve">Nearest </w:t>
+      </w:r>
+      <w:proofErr w:type="spellStart"/>
+      <w:r>
+        <w:rPr>
+          <w:rFonts w:ascii="Times New Roman" w:eastAsia="Times New Roman" w:hAnsi="Times New Roman" w:cs="Times New Roman"/>
+          <w:sz w:val="24"/>
+          <w:szCs w:val="24"/>
+          <w:lang w:val="en-US"/>
+        </w:rPr>
+        <w:t>neighbour</w:t>
+      </w:r>
+      <w:proofErr w:type="spellEnd"/>
+      <w:r>
+        <w:rPr>
+          <w:rFonts w:ascii="Times New Roman" w:eastAsia="Times New Roman" w:hAnsi="Times New Roman" w:cs="Times New Roman"/>
+          <w:sz w:val="24"/>
+          <w:szCs w:val="24"/>
+          <w:lang w:val="en-US"/>
+        </w:rPr>
+        <w:t xml:space="preserve"> summary: Results from </w:t>
+      </w:r>
+      <w:proofErr w:type="spellStart"/>
+      <w:r>
+        <w:rPr>
+          <w:rFonts w:ascii="Times New Roman" w:eastAsia="Times New Roman" w:hAnsi="Times New Roman" w:cs="Times New Roman"/>
+          <w:sz w:val="24"/>
+          <w:szCs w:val="24"/>
+          <w:lang w:val="en-US"/>
+        </w:rPr>
+        <w:t>localisation</w:t>
+      </w:r>
+      <w:proofErr w:type="spellEnd"/>
+      <w:r>
+        <w:rPr>
+          <w:rFonts w:ascii="Times New Roman" w:eastAsia="Times New Roman" w:hAnsi="Times New Roman" w:cs="Times New Roman"/>
+          <w:sz w:val="24"/>
+          <w:szCs w:val="24"/>
+          <w:lang w:val="en-US"/>
+        </w:rPr>
+        <w:t xml:space="preserve">-level nearest </w:t>
+      </w:r>
+      <w:proofErr w:type="spellStart"/>
+      <w:r>
+        <w:rPr>
+          <w:rFonts w:ascii="Times New Roman" w:eastAsia="Times New Roman" w:hAnsi="Times New Roman" w:cs="Times New Roman"/>
+          <w:sz w:val="24"/>
+          <w:szCs w:val="24"/>
+          <w:lang w:val="en-US"/>
+        </w:rPr>
+        <w:t>neighbour</w:t>
+      </w:r>
+      <w:proofErr w:type="spellEnd"/>
+      <w:r>
+        <w:rPr>
+          <w:rFonts w:ascii="Times New Roman" w:eastAsia="Times New Roman" w:hAnsi="Times New Roman" w:cs="Times New Roman"/>
+          <w:sz w:val="24"/>
+          <w:szCs w:val="24"/>
+          <w:lang w:val="en-US"/>
+        </w:rPr>
+        <w:t xml:space="preserve"> and (when enabled) cluster-level KNN are passed to </w:t>
+      </w:r>
+      <w:proofErr w:type="spellStart"/>
+      <w:r>
+        <w:rPr>
+          <w:rFonts w:ascii="Times New Roman" w:eastAsia="Times New Roman" w:hAnsi="Times New Roman" w:cs="Times New Roman"/>
+          <w:sz w:val="24"/>
+          <w:szCs w:val="24"/>
+          <w:lang w:val="en-US"/>
+        </w:rPr>
+        <w:t>append_nn_summary_stats</w:t>
+      </w:r>
+      <w:proofErr w:type="spellEnd"/>
+      <w:r>
+        <w:rPr>
+          <w:rFonts w:ascii="Times New Roman" w:eastAsia="Times New Roman" w:hAnsi="Times New Roman" w:cs="Times New Roman"/>
+          <w:sz w:val="24"/>
+          <w:szCs w:val="24"/>
+          <w:lang w:val="en-US"/>
+        </w:rPr>
+        <w:t>().</w:t>
       </w:r>
     </w:p>
     <w:p>
@@ -21677,7 +25758,47 @@
           <w:szCs w:val="24"/>
           <w:lang w:val="en-US"/>
         </w:rPr>
-        <w:t>Co-localisation summary: CBC and RE summary data frames or statistics are passed to append_coloc_summary_stats().</w:t>
+        <w:t>Co-</w:t>
+      </w:r>
+      <w:proofErr w:type="spellStart"/>
+      <w:r>
+        <w:rPr>
+          <w:rFonts w:ascii="Times New Roman" w:eastAsia="Times New Roman" w:hAnsi="Times New Roman" w:cs="Times New Roman"/>
+          <w:sz w:val="24"/>
+          <w:szCs w:val="24"/>
+          <w:lang w:val="en-US"/>
+        </w:rPr>
+        <w:t>localisation</w:t>
+      </w:r>
+      <w:proofErr w:type="spellEnd"/>
+      <w:r>
+        <w:rPr>
+          <w:rFonts w:ascii="Times New Roman" w:eastAsia="Times New Roman" w:hAnsi="Times New Roman" w:cs="Times New Roman"/>
+          <w:sz w:val="24"/>
+          <w:szCs w:val="24"/>
+          <w:lang w:val="en-US"/>
+        </w:rPr>
+        <w:t xml:space="preserve"> summary: CBC and RE summary data frames or statistics are passed to </w:t>
+      </w:r>
+      <w:proofErr w:type="spellStart"/>
+      <w:r>
+        <w:rPr>
+          <w:rFonts w:ascii="Times New Roman" w:eastAsia="Times New Roman" w:hAnsi="Times New Roman" w:cs="Times New Roman"/>
+          <w:sz w:val="24"/>
+          <w:szCs w:val="24"/>
+          <w:lang w:val="en-US"/>
+        </w:rPr>
+        <w:t>append_coloc_summary_stats</w:t>
+      </w:r>
+      <w:proofErr w:type="spellEnd"/>
+      <w:r>
+        <w:rPr>
+          <w:rFonts w:ascii="Times New Roman" w:eastAsia="Times New Roman" w:hAnsi="Times New Roman" w:cs="Times New Roman"/>
+          <w:sz w:val="24"/>
+          <w:szCs w:val="24"/>
+          <w:lang w:val="en-US"/>
+        </w:rPr>
+        <w:t>().</w:t>
       </w:r>
     </w:p>
     <w:p>
@@ -21788,6 +25909,7 @@
           <w:szCs w:val="24"/>
           <w:lang w:val="en-US"/>
         </w:rPr>
+        <w:lastRenderedPageBreak/>
         <w:t>What is done?</w:t>
       </w:r>
     </w:p>
@@ -21813,7 +25935,267 @@
           <w:szCs w:val="24"/>
           <w:lang w:val="en-US"/>
         </w:rPr>
-        <w:t>Stacked histograms: For each of the metrics lp, bg, sx, sy, and pvalue, create_stacked_histogram() is called. It looks for the step-specific histogram images (initial, after_drift_correction, after_sigma_filter, after_photons_count_filter, after_localization_precision_filter, after_pvalue_filter, after_temporal_grouping, after_cell_detection) in the temporary directory structure. For each metric, it stacks these images vertically into a single image and saves it as e.g. {metric}_hist_all_steps.png in the temp tree. Only the steps that produced a file are included.</w:t>
+        <w:t xml:space="preserve">Stacked histograms: For each of the metrics </w:t>
+      </w:r>
+      <w:proofErr w:type="spellStart"/>
+      <w:r>
+        <w:rPr>
+          <w:rFonts w:ascii="Times New Roman" w:eastAsia="Times New Roman" w:hAnsi="Times New Roman" w:cs="Times New Roman"/>
+          <w:sz w:val="24"/>
+          <w:szCs w:val="24"/>
+          <w:lang w:val="en-US"/>
+        </w:rPr>
+        <w:t>lp</w:t>
+      </w:r>
+      <w:proofErr w:type="spellEnd"/>
+      <w:r>
+        <w:rPr>
+          <w:rFonts w:ascii="Times New Roman" w:eastAsia="Times New Roman" w:hAnsi="Times New Roman" w:cs="Times New Roman"/>
+          <w:sz w:val="24"/>
+          <w:szCs w:val="24"/>
+          <w:lang w:val="en-US"/>
+        </w:rPr>
+        <w:t xml:space="preserve">, </w:t>
+      </w:r>
+      <w:proofErr w:type="spellStart"/>
+      <w:r>
+        <w:rPr>
+          <w:rFonts w:ascii="Times New Roman" w:eastAsia="Times New Roman" w:hAnsi="Times New Roman" w:cs="Times New Roman"/>
+          <w:sz w:val="24"/>
+          <w:szCs w:val="24"/>
+          <w:lang w:val="en-US"/>
+        </w:rPr>
+        <w:t>bg</w:t>
+      </w:r>
+      <w:proofErr w:type="spellEnd"/>
+      <w:r>
+        <w:rPr>
+          <w:rFonts w:ascii="Times New Roman" w:eastAsia="Times New Roman" w:hAnsi="Times New Roman" w:cs="Times New Roman"/>
+          <w:sz w:val="24"/>
+          <w:szCs w:val="24"/>
+          <w:lang w:val="en-US"/>
+        </w:rPr>
+        <w:t xml:space="preserve">, </w:t>
+      </w:r>
+      <w:proofErr w:type="spellStart"/>
+      <w:r>
+        <w:rPr>
+          <w:rFonts w:ascii="Times New Roman" w:eastAsia="Times New Roman" w:hAnsi="Times New Roman" w:cs="Times New Roman"/>
+          <w:sz w:val="24"/>
+          <w:szCs w:val="24"/>
+          <w:lang w:val="en-US"/>
+        </w:rPr>
+        <w:t>sx</w:t>
+      </w:r>
+      <w:proofErr w:type="spellEnd"/>
+      <w:r>
+        <w:rPr>
+          <w:rFonts w:ascii="Times New Roman" w:eastAsia="Times New Roman" w:hAnsi="Times New Roman" w:cs="Times New Roman"/>
+          <w:sz w:val="24"/>
+          <w:szCs w:val="24"/>
+          <w:lang w:val="en-US"/>
+        </w:rPr>
+        <w:t xml:space="preserve">, </w:t>
+      </w:r>
+      <w:proofErr w:type="spellStart"/>
+      <w:r>
+        <w:rPr>
+          <w:rFonts w:ascii="Times New Roman" w:eastAsia="Times New Roman" w:hAnsi="Times New Roman" w:cs="Times New Roman"/>
+          <w:sz w:val="24"/>
+          <w:szCs w:val="24"/>
+          <w:lang w:val="en-US"/>
+        </w:rPr>
+        <w:t>sy</w:t>
+      </w:r>
+      <w:proofErr w:type="spellEnd"/>
+      <w:r>
+        <w:rPr>
+          <w:rFonts w:ascii="Times New Roman" w:eastAsia="Times New Roman" w:hAnsi="Times New Roman" w:cs="Times New Roman"/>
+          <w:sz w:val="24"/>
+          <w:szCs w:val="24"/>
+          <w:lang w:val="en-US"/>
+        </w:rPr>
+        <w:t xml:space="preserve">, and </w:t>
+      </w:r>
+      <w:proofErr w:type="spellStart"/>
+      <w:r>
+        <w:rPr>
+          <w:rFonts w:ascii="Times New Roman" w:eastAsia="Times New Roman" w:hAnsi="Times New Roman" w:cs="Times New Roman"/>
+          <w:sz w:val="24"/>
+          <w:szCs w:val="24"/>
+          <w:lang w:val="en-US"/>
+        </w:rPr>
+        <w:t>pvalue</w:t>
+      </w:r>
+      <w:proofErr w:type="spellEnd"/>
+      <w:r>
+        <w:rPr>
+          <w:rFonts w:ascii="Times New Roman" w:eastAsia="Times New Roman" w:hAnsi="Times New Roman" w:cs="Times New Roman"/>
+          <w:sz w:val="24"/>
+          <w:szCs w:val="24"/>
+          <w:lang w:val="en-US"/>
+        </w:rPr>
+        <w:t xml:space="preserve">, </w:t>
+      </w:r>
+      <w:proofErr w:type="spellStart"/>
+      <w:r>
+        <w:rPr>
+          <w:rFonts w:ascii="Times New Roman" w:eastAsia="Times New Roman" w:hAnsi="Times New Roman" w:cs="Times New Roman"/>
+          <w:sz w:val="24"/>
+          <w:szCs w:val="24"/>
+          <w:lang w:val="en-US"/>
+        </w:rPr>
+        <w:t>create_stacked_histogram</w:t>
+      </w:r>
+      <w:proofErr w:type="spellEnd"/>
+      <w:r>
+        <w:rPr>
+          <w:rFonts w:ascii="Times New Roman" w:eastAsia="Times New Roman" w:hAnsi="Times New Roman" w:cs="Times New Roman"/>
+          <w:sz w:val="24"/>
+          <w:szCs w:val="24"/>
+          <w:lang w:val="en-US"/>
+        </w:rPr>
+        <w:t xml:space="preserve">() is called. It looks for the step-specific histogram images (initial, </w:t>
+      </w:r>
+      <w:proofErr w:type="spellStart"/>
+      <w:r>
+        <w:rPr>
+          <w:rFonts w:ascii="Times New Roman" w:eastAsia="Times New Roman" w:hAnsi="Times New Roman" w:cs="Times New Roman"/>
+          <w:sz w:val="24"/>
+          <w:szCs w:val="24"/>
+          <w:lang w:val="en-US"/>
+        </w:rPr>
+        <w:t>after_drift_correction</w:t>
+      </w:r>
+      <w:proofErr w:type="spellEnd"/>
+      <w:r>
+        <w:rPr>
+          <w:rFonts w:ascii="Times New Roman" w:eastAsia="Times New Roman" w:hAnsi="Times New Roman" w:cs="Times New Roman"/>
+          <w:sz w:val="24"/>
+          <w:szCs w:val="24"/>
+          <w:lang w:val="en-US"/>
+        </w:rPr>
+        <w:t xml:space="preserve">, </w:t>
+      </w:r>
+      <w:proofErr w:type="spellStart"/>
+      <w:r>
+        <w:rPr>
+          <w:rFonts w:ascii="Times New Roman" w:eastAsia="Times New Roman" w:hAnsi="Times New Roman" w:cs="Times New Roman"/>
+          <w:sz w:val="24"/>
+          <w:szCs w:val="24"/>
+          <w:lang w:val="en-US"/>
+        </w:rPr>
+        <w:t>after_sigma_filter</w:t>
+      </w:r>
+      <w:proofErr w:type="spellEnd"/>
+      <w:r>
+        <w:rPr>
+          <w:rFonts w:ascii="Times New Roman" w:eastAsia="Times New Roman" w:hAnsi="Times New Roman" w:cs="Times New Roman"/>
+          <w:sz w:val="24"/>
+          <w:szCs w:val="24"/>
+          <w:lang w:val="en-US"/>
+        </w:rPr>
+        <w:t xml:space="preserve">, </w:t>
+      </w:r>
+      <w:proofErr w:type="spellStart"/>
+      <w:r>
+        <w:rPr>
+          <w:rFonts w:ascii="Times New Roman" w:eastAsia="Times New Roman" w:hAnsi="Times New Roman" w:cs="Times New Roman"/>
+          <w:sz w:val="24"/>
+          <w:szCs w:val="24"/>
+          <w:lang w:val="en-US"/>
+        </w:rPr>
+        <w:t>after_photons_count_filter</w:t>
+      </w:r>
+      <w:proofErr w:type="spellEnd"/>
+      <w:r>
+        <w:rPr>
+          <w:rFonts w:ascii="Times New Roman" w:eastAsia="Times New Roman" w:hAnsi="Times New Roman" w:cs="Times New Roman"/>
+          <w:sz w:val="24"/>
+          <w:szCs w:val="24"/>
+          <w:lang w:val="en-US"/>
+        </w:rPr>
+        <w:t xml:space="preserve">, </w:t>
+      </w:r>
+      <w:proofErr w:type="spellStart"/>
+      <w:r>
+        <w:rPr>
+          <w:rFonts w:ascii="Times New Roman" w:eastAsia="Times New Roman" w:hAnsi="Times New Roman" w:cs="Times New Roman"/>
+          <w:sz w:val="24"/>
+          <w:szCs w:val="24"/>
+          <w:lang w:val="en-US"/>
+        </w:rPr>
+        <w:t>after_localization_precision_filter</w:t>
+      </w:r>
+      <w:proofErr w:type="spellEnd"/>
+      <w:r>
+        <w:rPr>
+          <w:rFonts w:ascii="Times New Roman" w:eastAsia="Times New Roman" w:hAnsi="Times New Roman" w:cs="Times New Roman"/>
+          <w:sz w:val="24"/>
+          <w:szCs w:val="24"/>
+          <w:lang w:val="en-US"/>
+        </w:rPr>
+        <w:t xml:space="preserve">, </w:t>
+      </w:r>
+      <w:proofErr w:type="spellStart"/>
+      <w:r>
+        <w:rPr>
+          <w:rFonts w:ascii="Times New Roman" w:eastAsia="Times New Roman" w:hAnsi="Times New Roman" w:cs="Times New Roman"/>
+          <w:sz w:val="24"/>
+          <w:szCs w:val="24"/>
+          <w:lang w:val="en-US"/>
+        </w:rPr>
+        <w:t>after_pvalue_filter</w:t>
+      </w:r>
+      <w:proofErr w:type="spellEnd"/>
+      <w:r>
+        <w:rPr>
+          <w:rFonts w:ascii="Times New Roman" w:eastAsia="Times New Roman" w:hAnsi="Times New Roman" w:cs="Times New Roman"/>
+          <w:sz w:val="24"/>
+          <w:szCs w:val="24"/>
+          <w:lang w:val="en-US"/>
+        </w:rPr>
+        <w:t xml:space="preserve">, </w:t>
+      </w:r>
+      <w:proofErr w:type="spellStart"/>
+      <w:r>
+        <w:rPr>
+          <w:rFonts w:ascii="Times New Roman" w:eastAsia="Times New Roman" w:hAnsi="Times New Roman" w:cs="Times New Roman"/>
+          <w:sz w:val="24"/>
+          <w:szCs w:val="24"/>
+          <w:lang w:val="en-US"/>
+        </w:rPr>
+        <w:t>after_temporal_grouping</w:t>
+      </w:r>
+      <w:proofErr w:type="spellEnd"/>
+      <w:r>
+        <w:rPr>
+          <w:rFonts w:ascii="Times New Roman" w:eastAsia="Times New Roman" w:hAnsi="Times New Roman" w:cs="Times New Roman"/>
+          <w:sz w:val="24"/>
+          <w:szCs w:val="24"/>
+          <w:lang w:val="en-US"/>
+        </w:rPr>
+        <w:t xml:space="preserve">, </w:t>
+      </w:r>
+      <w:proofErr w:type="spellStart"/>
+      <w:r>
+        <w:rPr>
+          <w:rFonts w:ascii="Times New Roman" w:eastAsia="Times New Roman" w:hAnsi="Times New Roman" w:cs="Times New Roman"/>
+          <w:sz w:val="24"/>
+          <w:szCs w:val="24"/>
+          <w:lang w:val="en-US"/>
+        </w:rPr>
+        <w:t>after_cell_detection</w:t>
+      </w:r>
+      <w:proofErr w:type="spellEnd"/>
+      <w:r>
+        <w:rPr>
+          <w:rFonts w:ascii="Times New Roman" w:eastAsia="Times New Roman" w:hAnsi="Times New Roman" w:cs="Times New Roman"/>
+          <w:sz w:val="24"/>
+          <w:szCs w:val="24"/>
+          <w:lang w:val="en-US"/>
+        </w:rPr>
+        <w:t>) in the temporary directory structure. For each metric, it stacks these images vertically into a single image and saves it as e.g. {metric}_hist_all_steps.png in the temp tree. Only the steps that produced a file are included.</w:t>
       </w:r>
     </w:p>
     <w:p>
@@ -21863,7 +26245,47 @@
           <w:szCs w:val="24"/>
           <w:lang w:val="en-US"/>
         </w:rPr>
-        <w:t>All CSV files from the temp tree are moved into temp/test_data/ via move_all_files().</w:t>
+        <w:t>All CSV files from the temp tree are moved into temp/</w:t>
+      </w:r>
+      <w:proofErr w:type="spellStart"/>
+      <w:r>
+        <w:rPr>
+          <w:rFonts w:ascii="Times New Roman" w:eastAsia="Times New Roman" w:hAnsi="Times New Roman" w:cs="Times New Roman"/>
+          <w:sz w:val="24"/>
+          <w:szCs w:val="24"/>
+          <w:lang w:val="en-US"/>
+        </w:rPr>
+        <w:t>test_data</w:t>
+      </w:r>
+      <w:proofErr w:type="spellEnd"/>
+      <w:r>
+        <w:rPr>
+          <w:rFonts w:ascii="Times New Roman" w:eastAsia="Times New Roman" w:hAnsi="Times New Roman" w:cs="Times New Roman"/>
+          <w:sz w:val="24"/>
+          <w:szCs w:val="24"/>
+          <w:lang w:val="en-US"/>
+        </w:rPr>
+        <w:t xml:space="preserve">/ via </w:t>
+      </w:r>
+      <w:proofErr w:type="spellStart"/>
+      <w:r>
+        <w:rPr>
+          <w:rFonts w:ascii="Times New Roman" w:eastAsia="Times New Roman" w:hAnsi="Times New Roman" w:cs="Times New Roman"/>
+          <w:sz w:val="24"/>
+          <w:szCs w:val="24"/>
+          <w:lang w:val="en-US"/>
+        </w:rPr>
+        <w:t>move_all_files</w:t>
+      </w:r>
+      <w:proofErr w:type="spellEnd"/>
+      <w:r>
+        <w:rPr>
+          <w:rFonts w:ascii="Times New Roman" w:eastAsia="Times New Roman" w:hAnsi="Times New Roman" w:cs="Times New Roman"/>
+          <w:sz w:val="24"/>
+          <w:szCs w:val="24"/>
+          <w:lang w:val="en-US"/>
+        </w:rPr>
+        <w:t>().</w:t>
       </w:r>
     </w:p>
     <w:p>
@@ -21888,7 +26310,147 @@
           <w:szCs w:val="24"/>
           <w:lang w:val="en-US"/>
         </w:rPr>
-        <w:t>CSVs from the sub-folders drift_corrected, filtered, temporal_grouped, cell_detected, and from quantification_results/clustering and quantification_results/distance_based are moved into temp/test_data/.</w:t>
+        <w:t xml:space="preserve">CSVs from the sub-folders </w:t>
+      </w:r>
+      <w:proofErr w:type="spellStart"/>
+      <w:r>
+        <w:rPr>
+          <w:rFonts w:ascii="Times New Roman" w:eastAsia="Times New Roman" w:hAnsi="Times New Roman" w:cs="Times New Roman"/>
+          <w:sz w:val="24"/>
+          <w:szCs w:val="24"/>
+          <w:lang w:val="en-US"/>
+        </w:rPr>
+        <w:t>drift_corrected</w:t>
+      </w:r>
+      <w:proofErr w:type="spellEnd"/>
+      <w:r>
+        <w:rPr>
+          <w:rFonts w:ascii="Times New Roman" w:eastAsia="Times New Roman" w:hAnsi="Times New Roman" w:cs="Times New Roman"/>
+          <w:sz w:val="24"/>
+          <w:szCs w:val="24"/>
+          <w:lang w:val="en-US"/>
+        </w:rPr>
+        <w:t xml:space="preserve">, filtered, </w:t>
+      </w:r>
+      <w:proofErr w:type="spellStart"/>
+      <w:r>
+        <w:rPr>
+          <w:rFonts w:ascii="Times New Roman" w:eastAsia="Times New Roman" w:hAnsi="Times New Roman" w:cs="Times New Roman"/>
+          <w:sz w:val="24"/>
+          <w:szCs w:val="24"/>
+          <w:lang w:val="en-US"/>
+        </w:rPr>
+        <w:t>temporal_grouped</w:t>
+      </w:r>
+      <w:proofErr w:type="spellEnd"/>
+      <w:r>
+        <w:rPr>
+          <w:rFonts w:ascii="Times New Roman" w:eastAsia="Times New Roman" w:hAnsi="Times New Roman" w:cs="Times New Roman"/>
+          <w:sz w:val="24"/>
+          <w:szCs w:val="24"/>
+          <w:lang w:val="en-US"/>
+        </w:rPr>
+        <w:t xml:space="preserve">, </w:t>
+      </w:r>
+      <w:proofErr w:type="spellStart"/>
+      <w:r>
+        <w:rPr>
+          <w:rFonts w:ascii="Times New Roman" w:eastAsia="Times New Roman" w:hAnsi="Times New Roman" w:cs="Times New Roman"/>
+          <w:sz w:val="24"/>
+          <w:szCs w:val="24"/>
+          <w:lang w:val="en-US"/>
+        </w:rPr>
+        <w:t>cell_detected</w:t>
+      </w:r>
+      <w:proofErr w:type="spellEnd"/>
+      <w:r>
+        <w:rPr>
+          <w:rFonts w:ascii="Times New Roman" w:eastAsia="Times New Roman" w:hAnsi="Times New Roman" w:cs="Times New Roman"/>
+          <w:sz w:val="24"/>
+          <w:szCs w:val="24"/>
+          <w:lang w:val="en-US"/>
+        </w:rPr>
+        <w:t xml:space="preserve">, and from </w:t>
+      </w:r>
+      <w:proofErr w:type="spellStart"/>
+      <w:r>
+        <w:rPr>
+          <w:rFonts w:ascii="Times New Roman" w:eastAsia="Times New Roman" w:hAnsi="Times New Roman" w:cs="Times New Roman"/>
+          <w:sz w:val="24"/>
+          <w:szCs w:val="24"/>
+          <w:lang w:val="en-US"/>
+        </w:rPr>
+        <w:t>quantification_results</w:t>
+      </w:r>
+      <w:proofErr w:type="spellEnd"/>
+      <w:r>
+        <w:rPr>
+          <w:rFonts w:ascii="Times New Roman" w:eastAsia="Times New Roman" w:hAnsi="Times New Roman" w:cs="Times New Roman"/>
+          <w:sz w:val="24"/>
+          <w:szCs w:val="24"/>
+          <w:lang w:val="en-US"/>
+        </w:rPr>
+        <w:t xml:space="preserve">/clustering and </w:t>
+      </w:r>
+      <w:proofErr w:type="spellStart"/>
+      <w:r>
+        <w:rPr>
+          <w:rFonts w:ascii="Times New Roman" w:eastAsia="Times New Roman" w:hAnsi="Times New Roman" w:cs="Times New Roman"/>
+          <w:sz w:val="24"/>
+          <w:szCs w:val="24"/>
+          <w:lang w:val="en-US"/>
+        </w:rPr>
+        <w:t>quantification_results</w:t>
+      </w:r>
+      <w:proofErr w:type="spellEnd"/>
+      <w:r>
+        <w:rPr>
+          <w:rFonts w:ascii="Times New Roman" w:eastAsia="Times New Roman" w:hAnsi="Times New Roman" w:cs="Times New Roman"/>
+          <w:sz w:val="24"/>
+          <w:szCs w:val="24"/>
+          <w:lang w:val="en-US"/>
+        </w:rPr>
+        <w:t>/</w:t>
+      </w:r>
+      <w:proofErr w:type="spellStart"/>
+      <w:r>
+        <w:rPr>
+          <w:rFonts w:ascii="Times New Roman" w:eastAsia="Times New Roman" w:hAnsi="Times New Roman" w:cs="Times New Roman"/>
+          <w:sz w:val="24"/>
+          <w:szCs w:val="24"/>
+          <w:lang w:val="en-US"/>
+        </w:rPr>
+        <w:t>distance_based</w:t>
+      </w:r>
+      <w:proofErr w:type="spellEnd"/>
+      <w:r>
+        <w:rPr>
+          <w:rFonts w:ascii="Times New Roman" w:eastAsia="Times New Roman" w:hAnsi="Times New Roman" w:cs="Times New Roman"/>
+          <w:sz w:val="24"/>
+          <w:szCs w:val="24"/>
+          <w:lang w:val="en-US"/>
+        </w:rPr>
+        <w:t xml:space="preserve"> are moved into temp/</w:t>
+      </w:r>
+      <w:proofErr w:type="spellStart"/>
+      <w:r>
+        <w:rPr>
+          <w:rFonts w:ascii="Times New Roman" w:eastAsia="Times New Roman" w:hAnsi="Times New Roman" w:cs="Times New Roman"/>
+          <w:sz w:val="24"/>
+          <w:szCs w:val="24"/>
+          <w:lang w:val="en-US"/>
+        </w:rPr>
+        <w:t>test_data</w:t>
+      </w:r>
+      <w:proofErr w:type="spellEnd"/>
+      <w:r>
+        <w:rPr>
+          <w:rFonts w:ascii="Times New Roman" w:eastAsia="Times New Roman" w:hAnsi="Times New Roman" w:cs="Times New Roman"/>
+          <w:sz w:val="24"/>
+          <w:szCs w:val="24"/>
+          <w:lang w:val="en-US"/>
+        </w:rPr>
+        <w:t>/.</w:t>
       </w:r>
     </w:p>
     <w:p>
@@ -21913,7 +26475,147 @@
           <w:szCs w:val="24"/>
           <w:lang w:val="en-US"/>
         </w:rPr>
-        <w:t>All images (e.g. .png) under the temp tree are moved into temp/test_images/ via move_all_images(), including images from quantification_results/clustering, quantification_results/distance_based, and quantification_results/colocalization.</w:t>
+        <w:t>All images (e.g. .</w:t>
+      </w:r>
+      <w:proofErr w:type="spellStart"/>
+      <w:r>
+        <w:rPr>
+          <w:rFonts w:ascii="Times New Roman" w:eastAsia="Times New Roman" w:hAnsi="Times New Roman" w:cs="Times New Roman"/>
+          <w:sz w:val="24"/>
+          <w:szCs w:val="24"/>
+          <w:lang w:val="en-US"/>
+        </w:rPr>
+        <w:t>png</w:t>
+      </w:r>
+      <w:proofErr w:type="spellEnd"/>
+      <w:r>
+        <w:rPr>
+          <w:rFonts w:ascii="Times New Roman" w:eastAsia="Times New Roman" w:hAnsi="Times New Roman" w:cs="Times New Roman"/>
+          <w:sz w:val="24"/>
+          <w:szCs w:val="24"/>
+          <w:lang w:val="en-US"/>
+        </w:rPr>
+        <w:t>) under the temp tree are moved into temp/</w:t>
+      </w:r>
+      <w:proofErr w:type="spellStart"/>
+      <w:r>
+        <w:rPr>
+          <w:rFonts w:ascii="Times New Roman" w:eastAsia="Times New Roman" w:hAnsi="Times New Roman" w:cs="Times New Roman"/>
+          <w:sz w:val="24"/>
+          <w:szCs w:val="24"/>
+          <w:lang w:val="en-US"/>
+        </w:rPr>
+        <w:t>test_images</w:t>
+      </w:r>
+      <w:proofErr w:type="spellEnd"/>
+      <w:r>
+        <w:rPr>
+          <w:rFonts w:ascii="Times New Roman" w:eastAsia="Times New Roman" w:hAnsi="Times New Roman" w:cs="Times New Roman"/>
+          <w:sz w:val="24"/>
+          <w:szCs w:val="24"/>
+          <w:lang w:val="en-US"/>
+        </w:rPr>
+        <w:t xml:space="preserve">/ via </w:t>
+      </w:r>
+      <w:proofErr w:type="spellStart"/>
+      <w:r>
+        <w:rPr>
+          <w:rFonts w:ascii="Times New Roman" w:eastAsia="Times New Roman" w:hAnsi="Times New Roman" w:cs="Times New Roman"/>
+          <w:sz w:val="24"/>
+          <w:szCs w:val="24"/>
+          <w:lang w:val="en-US"/>
+        </w:rPr>
+        <w:t>move_all_images</w:t>
+      </w:r>
+      <w:proofErr w:type="spellEnd"/>
+      <w:r>
+        <w:rPr>
+          <w:rFonts w:ascii="Times New Roman" w:eastAsia="Times New Roman" w:hAnsi="Times New Roman" w:cs="Times New Roman"/>
+          <w:sz w:val="24"/>
+          <w:szCs w:val="24"/>
+          <w:lang w:val="en-US"/>
+        </w:rPr>
+        <w:t xml:space="preserve">(), including images from </w:t>
+      </w:r>
+      <w:proofErr w:type="spellStart"/>
+      <w:r>
+        <w:rPr>
+          <w:rFonts w:ascii="Times New Roman" w:eastAsia="Times New Roman" w:hAnsi="Times New Roman" w:cs="Times New Roman"/>
+          <w:sz w:val="24"/>
+          <w:szCs w:val="24"/>
+          <w:lang w:val="en-US"/>
+        </w:rPr>
+        <w:t>quantification_results</w:t>
+      </w:r>
+      <w:proofErr w:type="spellEnd"/>
+      <w:r>
+        <w:rPr>
+          <w:rFonts w:ascii="Times New Roman" w:eastAsia="Times New Roman" w:hAnsi="Times New Roman" w:cs="Times New Roman"/>
+          <w:sz w:val="24"/>
+          <w:szCs w:val="24"/>
+          <w:lang w:val="en-US"/>
+        </w:rPr>
+        <w:t xml:space="preserve">/clustering, </w:t>
+      </w:r>
+      <w:proofErr w:type="spellStart"/>
+      <w:r>
+        <w:rPr>
+          <w:rFonts w:ascii="Times New Roman" w:eastAsia="Times New Roman" w:hAnsi="Times New Roman" w:cs="Times New Roman"/>
+          <w:sz w:val="24"/>
+          <w:szCs w:val="24"/>
+          <w:lang w:val="en-US"/>
+        </w:rPr>
+        <w:t>quantification_results</w:t>
+      </w:r>
+      <w:proofErr w:type="spellEnd"/>
+      <w:r>
+        <w:rPr>
+          <w:rFonts w:ascii="Times New Roman" w:eastAsia="Times New Roman" w:hAnsi="Times New Roman" w:cs="Times New Roman"/>
+          <w:sz w:val="24"/>
+          <w:szCs w:val="24"/>
+          <w:lang w:val="en-US"/>
+        </w:rPr>
+        <w:t>/</w:t>
+      </w:r>
+      <w:proofErr w:type="spellStart"/>
+      <w:r>
+        <w:rPr>
+          <w:rFonts w:ascii="Times New Roman" w:eastAsia="Times New Roman" w:hAnsi="Times New Roman" w:cs="Times New Roman"/>
+          <w:sz w:val="24"/>
+          <w:szCs w:val="24"/>
+          <w:lang w:val="en-US"/>
+        </w:rPr>
+        <w:t>distance_based</w:t>
+      </w:r>
+      <w:proofErr w:type="spellEnd"/>
+      <w:r>
+        <w:rPr>
+          <w:rFonts w:ascii="Times New Roman" w:eastAsia="Times New Roman" w:hAnsi="Times New Roman" w:cs="Times New Roman"/>
+          <w:sz w:val="24"/>
+          <w:szCs w:val="24"/>
+          <w:lang w:val="en-US"/>
+        </w:rPr>
+        <w:t xml:space="preserve">, and </w:t>
+      </w:r>
+      <w:proofErr w:type="spellStart"/>
+      <w:r>
+        <w:rPr>
+          <w:rFonts w:ascii="Times New Roman" w:eastAsia="Times New Roman" w:hAnsi="Times New Roman" w:cs="Times New Roman"/>
+          <w:sz w:val="24"/>
+          <w:szCs w:val="24"/>
+          <w:lang w:val="en-US"/>
+        </w:rPr>
+        <w:t>quantification_results</w:t>
+      </w:r>
+      <w:proofErr w:type="spellEnd"/>
+      <w:r>
+        <w:rPr>
+          <w:rFonts w:ascii="Times New Roman" w:eastAsia="Times New Roman" w:hAnsi="Times New Roman" w:cs="Times New Roman"/>
+          <w:sz w:val="24"/>
+          <w:szCs w:val="24"/>
+          <w:lang w:val="en-US"/>
+        </w:rPr>
+        <w:t>/colocalization.</w:t>
       </w:r>
     </w:p>
     <w:p>
@@ -21951,7 +26653,27 @@
           <w:szCs w:val="24"/>
           <w:lang w:val="en-US"/>
         </w:rPr>
-        <w:t>ZIP archive: The entire temp directory is zipped using zip_and_rename_folder(). The archive name is the experiment base name (e.g. derived from the input file name), and the archive is written to data/output/. If a file with that name already exists, a unique name is generated (suffix with a letter or number) to avoid overwriting.</w:t>
+        <w:t xml:space="preserve">ZIP archive: The entire temp directory is zipped using </w:t>
+      </w:r>
+      <w:proofErr w:type="spellStart"/>
+      <w:r>
+        <w:rPr>
+          <w:rFonts w:ascii="Times New Roman" w:eastAsia="Times New Roman" w:hAnsi="Times New Roman" w:cs="Times New Roman"/>
+          <w:sz w:val="24"/>
+          <w:szCs w:val="24"/>
+          <w:lang w:val="en-US"/>
+        </w:rPr>
+        <w:t>zip_and_rename_folder</w:t>
+      </w:r>
+      <w:proofErr w:type="spellEnd"/>
+      <w:r>
+        <w:rPr>
+          <w:rFonts w:ascii="Times New Roman" w:eastAsia="Times New Roman" w:hAnsi="Times New Roman" w:cs="Times New Roman"/>
+          <w:sz w:val="24"/>
+          <w:szCs w:val="24"/>
+          <w:lang w:val="en-US"/>
+        </w:rPr>
+        <w:t>(). The archive name is the experiment base name (e.g. derived from the input file name), and the archive is written to data/output/. If a file with that name already exists, a unique name is generated (suffix with a letter or number) to avoid overwriting.</w:t>
       </w:r>
     </w:p>
     <w:p>
@@ -22093,14 +26815,25 @@
           <w:lang w:val="en-US"/>
         </w:rPr>
       </w:pPr>
-      <w:r>
-        <w:rPr>
-          <w:rFonts w:ascii="Times New Roman" w:eastAsia="Times New Roman" w:hAnsi="Times New Roman" w:cs="Times New Roman"/>
-          <w:sz w:val="24"/>
-          <w:szCs w:val="24"/>
-          <w:lang w:val="en-US"/>
-        </w:rPr>
-        <w:t>test_data/ — All CSV outputs (initial, drift-corrected, filtered, temporal-grouped, cell-detected, clustering, distance-based, co-localization, and any summary CSVs moved there).</w:t>
+      <w:proofErr w:type="spellStart"/>
+      <w:r>
+        <w:rPr>
+          <w:rFonts w:ascii="Times New Roman" w:eastAsia="Times New Roman" w:hAnsi="Times New Roman" w:cs="Times New Roman"/>
+          <w:sz w:val="24"/>
+          <w:szCs w:val="24"/>
+          <w:lang w:val="en-US"/>
+        </w:rPr>
+        <w:t>test_data</w:t>
+      </w:r>
+      <w:proofErr w:type="spellEnd"/>
+      <w:r>
+        <w:rPr>
+          <w:rFonts w:ascii="Times New Roman" w:eastAsia="Times New Roman" w:hAnsi="Times New Roman" w:cs="Times New Roman"/>
+          <w:sz w:val="24"/>
+          <w:szCs w:val="24"/>
+          <w:lang w:val="en-US"/>
+        </w:rPr>
+        <w:t>/ — All CSV outputs (initial, drift-corrected, filtered, temporal-grouped, cell-detected, clustering, distance-based, co-localization, and any summary CSVs moved there).</w:t>
       </w:r>
     </w:p>
     <w:p>
@@ -22117,14 +26850,25 @@
           <w:lang w:val="en-US"/>
         </w:rPr>
       </w:pPr>
-      <w:r>
-        <w:rPr>
-          <w:rFonts w:ascii="Times New Roman" w:eastAsia="Times New Roman" w:hAnsi="Times New Roman" w:cs="Times New Roman"/>
-          <w:sz w:val="24"/>
-          <w:szCs w:val="24"/>
-          <w:lang w:val="en-US"/>
-        </w:rPr>
-        <w:t>test_images/ — All images: step-wise histograms, stacked histograms, cluster and NN plots, CBC and RE figures, cell detection and Voronoi images, etc.</w:t>
+      <w:proofErr w:type="spellStart"/>
+      <w:r>
+        <w:rPr>
+          <w:rFonts w:ascii="Times New Roman" w:eastAsia="Times New Roman" w:hAnsi="Times New Roman" w:cs="Times New Roman"/>
+          <w:sz w:val="24"/>
+          <w:szCs w:val="24"/>
+          <w:lang w:val="en-US"/>
+        </w:rPr>
+        <w:t>test_images</w:t>
+      </w:r>
+      <w:proofErr w:type="spellEnd"/>
+      <w:r>
+        <w:rPr>
+          <w:rFonts w:ascii="Times New Roman" w:eastAsia="Times New Roman" w:hAnsi="Times New Roman" w:cs="Times New Roman"/>
+          <w:sz w:val="24"/>
+          <w:szCs w:val="24"/>
+          <w:lang w:val="en-US"/>
+        </w:rPr>
+        <w:t>/ — All images: step-wise histograms, stacked histograms, cluster and NN plots, CBC and RE figures, cell detection and Voronoi images, etc.</w:t>
       </w:r>
     </w:p>
     <w:p>
@@ -22204,6 +26948,7 @@
           <w:szCs w:val="28"/>
           <w:lang w:val="en-US"/>
         </w:rPr>
+        <w:lastRenderedPageBreak/>
         <w:t>Post-processing Scripts</w:t>
       </w:r>
     </w:p>
@@ -22312,7 +27057,31 @@
           <w:szCs w:val="28"/>
           <w:lang w:val="en-US"/>
         </w:rPr>
-        <w:t>save-napari-visualization</w:t>
+        <w:t>save-</w:t>
+      </w:r>
+      <w:proofErr w:type="spellStart"/>
+      <w:r>
+        <w:rPr>
+          <w:rFonts w:ascii="Times New Roman" w:eastAsia="Times New Roman" w:hAnsi="Times New Roman" w:cs="Times New Roman"/>
+          <w:b/>
+          <w:bCs/>
+          <w:sz w:val="28"/>
+          <w:szCs w:val="28"/>
+          <w:lang w:val="en-US"/>
+        </w:rPr>
+        <w:t>napari</w:t>
+      </w:r>
+      <w:proofErr w:type="spellEnd"/>
+      <w:r>
+        <w:rPr>
+          <w:rFonts w:ascii="Times New Roman" w:eastAsia="Times New Roman" w:hAnsi="Times New Roman" w:cs="Times New Roman"/>
+          <w:b/>
+          <w:bCs/>
+          <w:sz w:val="28"/>
+          <w:szCs w:val="28"/>
+          <w:lang w:val="en-US"/>
+        </w:rPr>
+        <w:t>-visualization</w:t>
       </w:r>
     </w:p>
     <w:p>
@@ -22334,7 +27103,27 @@
           <w:szCs w:val="24"/>
           <w:lang w:val="en-US"/>
         </w:rPr>
-        <w:t>It automates figure generation. It loads the project’s config and metadata, finds which channels belong to each dataset, opens the stepwise CSV files in each output folder, saves Napari screenshots for each processing stage, stacks them into a composite image, and also creates cluster visualizations when clustering data exists. In short, it is the “export all visual outputs” script.</w:t>
+        <w:t xml:space="preserve">It automates figure generation. It loads the project’s config and metadata, finds which channels belong to each dataset, opens the stepwise CSV files in each output folder, saves </w:t>
+      </w:r>
+      <w:proofErr w:type="spellStart"/>
+      <w:r>
+        <w:rPr>
+          <w:rFonts w:ascii="Times New Roman" w:eastAsia="Times New Roman" w:hAnsi="Times New Roman" w:cs="Times New Roman"/>
+          <w:sz w:val="24"/>
+          <w:szCs w:val="24"/>
+          <w:lang w:val="en-US"/>
+        </w:rPr>
+        <w:t>Napari</w:t>
+      </w:r>
+      <w:proofErr w:type="spellEnd"/>
+      <w:r>
+        <w:rPr>
+          <w:rFonts w:ascii="Times New Roman" w:eastAsia="Times New Roman" w:hAnsi="Times New Roman" w:cs="Times New Roman"/>
+          <w:sz w:val="24"/>
+          <w:szCs w:val="24"/>
+          <w:lang w:val="en-US"/>
+        </w:rPr>
+        <w:t xml:space="preserve"> screenshots for each processing stage, stacks them into a composite image, and also creates cluster visualizations when clustering data exists. In short, it is the “export all visual outputs” script.</w:t>
       </w:r>
     </w:p>
     <w:p>
@@ -22397,7 +27186,27 @@
           <w:szCs w:val="24"/>
           <w:lang w:val="en-US"/>
         </w:rPr>
-        <w:t>It is the step-by-step viewer. It looks in the configured output folder, lists the available pipeline stages for the current experiment, lets you pick one from a terminal menu, and then opens that stage in Napari. It is a lightweight way to inspect Initial, Drift Correction, Filtering, Temporal Grouping, and Cell Detection outputs one at a time.</w:t>
+        <w:t xml:space="preserve">It is the step-by-step viewer. It looks in the configured output folder, lists the available pipeline stages for the current experiment, lets you pick one from a terminal menu, and then opens that stage in </w:t>
+      </w:r>
+      <w:proofErr w:type="spellStart"/>
+      <w:r>
+        <w:rPr>
+          <w:rFonts w:ascii="Times New Roman" w:eastAsia="Times New Roman" w:hAnsi="Times New Roman" w:cs="Times New Roman"/>
+          <w:sz w:val="24"/>
+          <w:szCs w:val="24"/>
+          <w:lang w:val="en-US"/>
+        </w:rPr>
+        <w:t>Napari</w:t>
+      </w:r>
+      <w:proofErr w:type="spellEnd"/>
+      <w:r>
+        <w:rPr>
+          <w:rFonts w:ascii="Times New Roman" w:eastAsia="Times New Roman" w:hAnsi="Times New Roman" w:cs="Times New Roman"/>
+          <w:sz w:val="24"/>
+          <w:szCs w:val="24"/>
+          <w:lang w:val="en-US"/>
+        </w:rPr>
+        <w:t>. It is a lightweight way to inspect Initial, Drift Correction, Filtering, Temporal Grouping, and Cell Detection outputs one at a time.</w:t>
       </w:r>
     </w:p>
     <w:p>
@@ -22456,110 +27265,12 @@
           <w:rFonts w:ascii="Times New Roman" w:eastAsia="Times New Roman" w:hAnsi="Times New Roman" w:cs="Times New Roman"/>
           <w:b/>
           <w:bCs/>
-          <w:sz w:val="28"/>
-          <w:szCs w:val="28"/>
-          <w:lang w:val="en-US"/>
-        </w:rPr>
-      </w:pPr>
-    </w:p>
-    <w:p>
-      <w:pPr>
-        <w:rPr>
-          <w:rFonts w:ascii="Times New Roman" w:eastAsia="Times New Roman" w:hAnsi="Times New Roman" w:cs="Times New Roman"/>
-          <w:b/>
-          <w:bCs/>
-          <w:sz w:val="28"/>
-          <w:szCs w:val="28"/>
-          <w:lang w:val="en-US"/>
-        </w:rPr>
-      </w:pPr>
-    </w:p>
-    <w:p>
-      <w:pPr>
-        <w:rPr>
-          <w:rFonts w:ascii="Times New Roman" w:eastAsia="Times New Roman" w:hAnsi="Times New Roman" w:cs="Times New Roman"/>
-          <w:b/>
-          <w:bCs/>
-          <w:sz w:val="28"/>
-          <w:szCs w:val="28"/>
-          <w:lang w:val="en-US"/>
-        </w:rPr>
-      </w:pPr>
-    </w:p>
-    <w:p>
-      <w:pPr>
-        <w:rPr>
-          <w:rFonts w:ascii="Times New Roman" w:eastAsia="Times New Roman" w:hAnsi="Times New Roman" w:cs="Times New Roman"/>
-          <w:b/>
-          <w:bCs/>
-          <w:sz w:val="28"/>
-          <w:szCs w:val="28"/>
-          <w:lang w:val="en-US"/>
-        </w:rPr>
-      </w:pPr>
-    </w:p>
-    <w:p>
-      <w:pPr>
-        <w:rPr>
-          <w:rFonts w:ascii="Times New Roman" w:eastAsia="Times New Roman" w:hAnsi="Times New Roman" w:cs="Times New Roman"/>
-          <w:b/>
-          <w:bCs/>
-          <w:sz w:val="28"/>
-          <w:szCs w:val="28"/>
-          <w:lang w:val="en-US"/>
-        </w:rPr>
-      </w:pPr>
-    </w:p>
-    <w:p>
-      <w:pPr>
-        <w:rPr>
-          <w:rFonts w:ascii="Times New Roman" w:eastAsia="Times New Roman" w:hAnsi="Times New Roman" w:cs="Times New Roman"/>
-          <w:b/>
-          <w:bCs/>
-          <w:sz w:val="28"/>
-          <w:szCs w:val="28"/>
-          <w:lang w:val="en-US"/>
-        </w:rPr>
-      </w:pPr>
-    </w:p>
-    <w:p>
-      <w:pPr>
-        <w:rPr>
-          <w:rFonts w:ascii="Times New Roman" w:eastAsia="Times New Roman" w:hAnsi="Times New Roman" w:cs="Times New Roman"/>
-          <w:b/>
-          <w:bCs/>
-          <w:sz w:val="28"/>
-          <w:szCs w:val="28"/>
-          <w:lang w:val="en-US"/>
-        </w:rPr>
-      </w:pPr>
-    </w:p>
-    <w:p>
-      <w:pPr>
-        <w:rPr>
-          <w:rFonts w:ascii="Times New Roman" w:eastAsia="Times New Roman" w:hAnsi="Times New Roman" w:cs="Times New Roman"/>
-          <w:b/>
-          <w:bCs/>
-          <w:sz w:val="28"/>
-          <w:szCs w:val="28"/>
-          <w:lang w:val="en-US"/>
-        </w:rPr>
-      </w:pPr>
-    </w:p>
-    <w:p>
-      <w:pPr>
-        <w:rPr>
-          <w:rFonts w:ascii="Times New Roman" w:eastAsia="Times New Roman" w:hAnsi="Times New Roman" w:cs="Times New Roman"/>
-          <w:b/>
-          <w:bCs/>
-          <w:sz w:val="28"/>
-          <w:szCs w:val="28"/>
-          <w:lang w:val="en-US"/>
-        </w:rPr>
-      </w:pPr>
-    </w:p>
-    <w:p>
-      <w:pPr>
+          <w:sz w:val="32"/>
+          <w:szCs w:val="32"/>
+          <w:lang w:val="en-US"/>
+        </w:rPr>
+      </w:pPr>
+      <w:r>
         <w:rPr>
           <w:rFonts w:ascii="Times New Roman" w:eastAsia="Times New Roman" w:hAnsi="Times New Roman" w:cs="Times New Roman"/>
           <w:b/>
@@ -22568,16 +27279,6 @@
           <w:szCs w:val="32"/>
           <w:lang w:val="en-US"/>
         </w:rPr>
-      </w:pPr>
-      <w:r>
-        <w:rPr>
-          <w:rFonts w:ascii="Times New Roman" w:eastAsia="Times New Roman" w:hAnsi="Times New Roman" w:cs="Times New Roman"/>
-          <w:b/>
-          <w:bCs/>
-          <w:sz w:val="32"/>
-          <w:szCs w:val="32"/>
-          <w:lang w:val="en-US"/>
-        </w:rPr>
         <w:t>References</w:t>
       </w:r>
     </w:p>
@@ -22589,7 +27290,49 @@
         <w:rPr>
           <w:rFonts w:ascii="Times New Roman" w:hAnsi="Times New Roman" w:cs="Times New Roman"/>
         </w:rPr>
-        <w:t xml:space="preserve">[1] S. van de Linde, A. Löschberger, T. Klein, M. Heidbreder, S. Wolter, M. Heilemann, and M. Sauer, “Direct stochastic optical reconstruction microscopy with standard fluorescent probes,” </w:t>
+        <w:t xml:space="preserve">[1] S. van de Linde, A. </w:t>
+      </w:r>
+      <w:proofErr w:type="spellStart"/>
+      <w:r>
+        <w:rPr>
+          <w:rFonts w:ascii="Times New Roman" w:hAnsi="Times New Roman" w:cs="Times New Roman"/>
+        </w:rPr>
+        <w:t>Löschberger</w:t>
+      </w:r>
+      <w:proofErr w:type="spellEnd"/>
+      <w:r>
+        <w:rPr>
+          <w:rFonts w:ascii="Times New Roman" w:hAnsi="Times New Roman" w:cs="Times New Roman"/>
+        </w:rPr>
+        <w:t xml:space="preserve">, T. Klein, M. </w:t>
+      </w:r>
+      <w:proofErr w:type="spellStart"/>
+      <w:r>
+        <w:rPr>
+          <w:rFonts w:ascii="Times New Roman" w:hAnsi="Times New Roman" w:cs="Times New Roman"/>
+        </w:rPr>
+        <w:t>Heidbreder</w:t>
+      </w:r>
+      <w:proofErr w:type="spellEnd"/>
+      <w:r>
+        <w:rPr>
+          <w:rFonts w:ascii="Times New Roman" w:hAnsi="Times New Roman" w:cs="Times New Roman"/>
+        </w:rPr>
+        <w:t xml:space="preserve">, S. Wolter, M. </w:t>
+      </w:r>
+      <w:proofErr w:type="spellStart"/>
+      <w:r>
+        <w:rPr>
+          <w:rFonts w:ascii="Times New Roman" w:hAnsi="Times New Roman" w:cs="Times New Roman"/>
+        </w:rPr>
+        <w:t>Heilemann</w:t>
+      </w:r>
+      <w:proofErr w:type="spellEnd"/>
+      <w:r>
+        <w:rPr>
+          <w:rFonts w:ascii="Times New Roman" w:hAnsi="Times New Roman" w:cs="Times New Roman"/>
+        </w:rPr>
+        <w:t xml:space="preserve">, and M. Sauer, “Direct stochastic optical reconstruction microscopy with standard fluorescent probes,” </w:t>
       </w:r>
       <w:r>
         <w:rPr>
@@ -22602,7 +27345,21 @@
         <w:rPr>
           <w:rFonts w:ascii="Times New Roman" w:hAnsi="Times New Roman" w:cs="Times New Roman"/>
         </w:rPr>
-        <w:t>, vol. 6, no. 7, pp. 991–1009, Jul. 2011, doi: 10.1038/nprot.2011.336.</w:t>
+        <w:t xml:space="preserve">, vol. 6, no. 7, pp. 991–1009, Jul. 2011, </w:t>
+      </w:r>
+      <w:proofErr w:type="spellStart"/>
+      <w:r>
+        <w:rPr>
+          <w:rFonts w:ascii="Times New Roman" w:hAnsi="Times New Roman" w:cs="Times New Roman"/>
+        </w:rPr>
+        <w:t>doi</w:t>
+      </w:r>
+      <w:proofErr w:type="spellEnd"/>
+      <w:r>
+        <w:rPr>
+          <w:rFonts w:ascii="Times New Roman" w:hAnsi="Times New Roman" w:cs="Times New Roman"/>
+        </w:rPr>
+        <w:t>: 10.1038/nprot.2011.336.</w:t>
       </w:r>
     </w:p>
     <w:p>
@@ -22639,7 +27396,21 @@
         <w:rPr>
           <w:rFonts w:ascii="Times New Roman" w:hAnsi="Times New Roman" w:cs="Times New Roman"/>
         </w:rPr>
-        <w:t>, vol. 82, no. 5, pp. 2775–2783, May 2002, doi: 10.1016/S0006-3495(02)75618-X.</w:t>
+        <w:t xml:space="preserve">, vol. 82, no. 5, pp. 2775–2783, May 2002, </w:t>
+      </w:r>
+      <w:proofErr w:type="spellStart"/>
+      <w:r>
+        <w:rPr>
+          <w:rFonts w:ascii="Times New Roman" w:hAnsi="Times New Roman" w:cs="Times New Roman"/>
+        </w:rPr>
+        <w:t>doi</w:t>
+      </w:r>
+      <w:proofErr w:type="spellEnd"/>
+      <w:r>
+        <w:rPr>
+          <w:rFonts w:ascii="Times New Roman" w:hAnsi="Times New Roman" w:cs="Times New Roman"/>
+        </w:rPr>
+        <w:t>: 10.1016/S0006-3495(02)75618-X.</w:t>
       </w:r>
     </w:p>
     <w:p>
@@ -22650,7 +27421,21 @@
         <w:rPr>
           <w:rFonts w:ascii="Times New Roman" w:hAnsi="Times New Roman" w:cs="Times New Roman"/>
         </w:rPr>
-        <w:t>[3] Hongqiang Ma </w:t>
+        <w:t xml:space="preserve">[3] </w:t>
+      </w:r>
+      <w:proofErr w:type="spellStart"/>
+      <w:r>
+        <w:rPr>
+          <w:rFonts w:ascii="Times New Roman" w:hAnsi="Times New Roman" w:cs="Times New Roman"/>
+        </w:rPr>
+        <w:t>Hongqiang</w:t>
+      </w:r>
+      <w:proofErr w:type="spellEnd"/>
+      <w:r>
+        <w:rPr>
+          <w:rFonts w:ascii="Times New Roman" w:hAnsi="Times New Roman" w:cs="Times New Roman"/>
+        </w:rPr>
+        <w:t xml:space="preserve"> Ma </w:t>
       </w:r>
       <w:r>
         <w:rPr>
@@ -22663,14 +27448,43 @@
         <w:rPr>
           <w:rFonts w:ascii="Times New Roman" w:hAnsi="Times New Roman" w:cs="Times New Roman"/>
         </w:rPr>
-        <w:t>, Toward drift-free high-throughput nanoscopy through adaptive intersection maximization.</w:t>
+        <w:t xml:space="preserve">, Toward drift-free high-throughput </w:t>
+      </w:r>
+      <w:proofErr w:type="spellStart"/>
+      <w:r>
+        <w:rPr>
+          <w:rFonts w:ascii="Times New Roman" w:hAnsi="Times New Roman" w:cs="Times New Roman"/>
+        </w:rPr>
+        <w:t>nanoscopy</w:t>
+      </w:r>
+      <w:proofErr w:type="spellEnd"/>
+      <w:r>
+        <w:rPr>
+          <w:rFonts w:ascii="Times New Roman" w:hAnsi="Times New Roman" w:cs="Times New Roman"/>
+        </w:rPr>
+        <w:t xml:space="preserve"> through adaptive intersection </w:t>
+      </w:r>
+      <w:proofErr w:type="spellStart"/>
+      <w:r>
+        <w:rPr>
+          <w:rFonts w:ascii="Times New Roman" w:hAnsi="Times New Roman" w:cs="Times New Roman"/>
+        </w:rPr>
+        <w:t>maximization.</w:t>
       </w:r>
       <w:r>
         <w:rPr>
           <w:rFonts w:ascii="Times New Roman" w:hAnsi="Times New Roman" w:cs="Times New Roman"/>
           <w:i/>
         </w:rPr>
-        <w:t>Sci. Adv.</w:t>
+        <w:t>Sci</w:t>
+      </w:r>
+      <w:proofErr w:type="spellEnd"/>
+      <w:r>
+        <w:rPr>
+          <w:rFonts w:ascii="Times New Roman" w:hAnsi="Times New Roman" w:cs="Times New Roman"/>
+          <w:i/>
+        </w:rPr>
+        <w:t>. Adv.</w:t>
       </w:r>
       <w:r>
         <w:rPr>
@@ -22685,7 +27499,7 @@
         </w:rPr>
         <w:t>,eadm7765(2024).DOI:</w:t>
       </w:r>
-      <w:hyperlink r:id="rId7" w:history="1">
+      <w:hyperlink r:id="rId8" w:history="1">
         <w:r>
           <w:rPr>
             <w:rFonts w:ascii="Times New Roman" w:hAnsi="Times New Roman" w:cs="Times New Roman"/>
@@ -22705,7 +27519,49 @@
         <w:rPr>
           <w:rFonts w:ascii="Times New Roman" w:hAnsi="Times New Roman" w:cs="Times New Roman"/>
         </w:rPr>
-        <w:t>[4] Nino DF, Milstein JN. Estimating the dynamic range of quantitative single-molecule localization microscopy. Biophys J. 2021 Sep 21;120(18):3901-3910. doi: 10.1016/j.bpj.2021.08.024. Epub 2021 Aug 24. PMID: 34437847; PMCID: PMC8511164.</w:t>
+        <w:t xml:space="preserve">[4] Nino DF, Milstein JN. Estimating the dynamic range of quantitative single-molecule localization microscopy. </w:t>
+      </w:r>
+      <w:proofErr w:type="spellStart"/>
+      <w:r>
+        <w:rPr>
+          <w:rFonts w:ascii="Times New Roman" w:hAnsi="Times New Roman" w:cs="Times New Roman"/>
+        </w:rPr>
+        <w:t>Biophys</w:t>
+      </w:r>
+      <w:proofErr w:type="spellEnd"/>
+      <w:r>
+        <w:rPr>
+          <w:rFonts w:ascii="Times New Roman" w:hAnsi="Times New Roman" w:cs="Times New Roman"/>
+        </w:rPr>
+        <w:t xml:space="preserve"> J. 2021 Sep 21;120(18):3901-3910. </w:t>
+      </w:r>
+      <w:proofErr w:type="spellStart"/>
+      <w:r>
+        <w:rPr>
+          <w:rFonts w:ascii="Times New Roman" w:hAnsi="Times New Roman" w:cs="Times New Roman"/>
+        </w:rPr>
+        <w:t>doi</w:t>
+      </w:r>
+      <w:proofErr w:type="spellEnd"/>
+      <w:r>
+        <w:rPr>
+          <w:rFonts w:ascii="Times New Roman" w:hAnsi="Times New Roman" w:cs="Times New Roman"/>
+        </w:rPr>
+        <w:t xml:space="preserve">: 10.1016/j.bpj.2021.08.024. </w:t>
+      </w:r>
+      <w:proofErr w:type="spellStart"/>
+      <w:r>
+        <w:rPr>
+          <w:rFonts w:ascii="Times New Roman" w:hAnsi="Times New Roman" w:cs="Times New Roman"/>
+        </w:rPr>
+        <w:t>Epub</w:t>
+      </w:r>
+      <w:proofErr w:type="spellEnd"/>
+      <w:r>
+        <w:rPr>
+          <w:rFonts w:ascii="Times New Roman" w:hAnsi="Times New Roman" w:cs="Times New Roman"/>
+        </w:rPr>
+        <w:t xml:space="preserve"> 2021 Aug 24. PMID: 34437847; PMCID: PMC8511164.</w:t>
       </w:r>
     </w:p>
     <w:p>
@@ -22716,9 +27572,10 @@
         <w:rPr>
           <w:rFonts w:ascii="Times New Roman" w:hAnsi="Times New Roman" w:cs="Times New Roman"/>
         </w:rPr>
+        <w:lastRenderedPageBreak/>
         <w:t xml:space="preserve">[5] “How-to-guide: Temporal grouping tool,” ONI Help Center, Jun. 13, 2025. [Online]. Available: </w:t>
       </w:r>
-      <w:hyperlink r:id="rId8" w:history="1">
+      <w:hyperlink r:id="rId9" w:history="1">
         <w:r>
           <w:rPr>
             <w:rFonts w:ascii="Times New Roman" w:hAnsi="Times New Roman" w:cs="Times New Roman"/>
@@ -22741,7 +27598,21 @@
         <w:rPr>
           <w:rFonts w:ascii="Times New Roman" w:hAnsi="Times New Roman" w:cs="Times New Roman"/>
         </w:rPr>
-        <w:t xml:space="preserve">[6] M. Ester, H.-P. Kriegel, J. Sander, and X. Xu, “A density-based algorithm for discovering clusters in large spatial databases with noise,” in </w:t>
+        <w:t xml:space="preserve">[6] M. Ester, H.-P. </w:t>
+      </w:r>
+      <w:proofErr w:type="spellStart"/>
+      <w:r>
+        <w:rPr>
+          <w:rFonts w:ascii="Times New Roman" w:hAnsi="Times New Roman" w:cs="Times New Roman"/>
+        </w:rPr>
+        <w:t>Kriegel</w:t>
+      </w:r>
+      <w:proofErr w:type="spellEnd"/>
+      <w:r>
+        <w:rPr>
+          <w:rFonts w:ascii="Times New Roman" w:hAnsi="Times New Roman" w:cs="Times New Roman"/>
+        </w:rPr>
+        <w:t xml:space="preserve">, J. Sander, and X. Xu, “A density-based algorithm for discovering clusters in large spatial databases with noise,” in </w:t>
       </w:r>
       <w:r>
         <w:rPr>
@@ -22765,7 +27636,35 @@
         <w:rPr>
           <w:rFonts w:ascii="Times New Roman" w:hAnsi="Times New Roman" w:cs="Times New Roman"/>
         </w:rPr>
-        <w:t xml:space="preserve">[7] R. J. G. B. Campello, D. Moulavi, A. Zimek, and J. Sander, “Hierarchical density estimates for data clustering, visualization, and outlier detection,” </w:t>
+        <w:t xml:space="preserve">[7] R. J. G. B. </w:t>
+      </w:r>
+      <w:proofErr w:type="spellStart"/>
+      <w:r>
+        <w:rPr>
+          <w:rFonts w:ascii="Times New Roman" w:hAnsi="Times New Roman" w:cs="Times New Roman"/>
+        </w:rPr>
+        <w:t>Campello</w:t>
+      </w:r>
+      <w:proofErr w:type="spellEnd"/>
+      <w:r>
+        <w:rPr>
+          <w:rFonts w:ascii="Times New Roman" w:hAnsi="Times New Roman" w:cs="Times New Roman"/>
+        </w:rPr>
+        <w:t xml:space="preserve">, D. Moulavi, A. </w:t>
+      </w:r>
+      <w:proofErr w:type="spellStart"/>
+      <w:r>
+        <w:rPr>
+          <w:rFonts w:ascii="Times New Roman" w:hAnsi="Times New Roman" w:cs="Times New Roman"/>
+        </w:rPr>
+        <w:t>Zimek</w:t>
+      </w:r>
+      <w:proofErr w:type="spellEnd"/>
+      <w:r>
+        <w:rPr>
+          <w:rFonts w:ascii="Times New Roman" w:hAnsi="Times New Roman" w:cs="Times New Roman"/>
+        </w:rPr>
+        <w:t xml:space="preserve">, and J. Sander, “Hierarchical density estimates for data clustering, visualization, and outlier detection,” </w:t>
       </w:r>
       <w:r>
         <w:rPr>
@@ -22778,7 +27677,21 @@
         <w:rPr>
           <w:rFonts w:ascii="Times New Roman" w:hAnsi="Times New Roman" w:cs="Times New Roman"/>
         </w:rPr>
-        <w:t>, vol. 10, no. 1, Art. no. 5, pp. 1–51, Jul. 2015, doi: 10.1145/2733381.</w:t>
+        <w:t xml:space="preserve">, vol. 10, no. 1, Art. no. 5, pp. 1–51, Jul. 2015, </w:t>
+      </w:r>
+      <w:proofErr w:type="spellStart"/>
+      <w:r>
+        <w:rPr>
+          <w:rFonts w:ascii="Times New Roman" w:hAnsi="Times New Roman" w:cs="Times New Roman"/>
+        </w:rPr>
+        <w:t>doi</w:t>
+      </w:r>
+      <w:proofErr w:type="spellEnd"/>
+      <w:r>
+        <w:rPr>
+          <w:rFonts w:ascii="Times New Roman" w:hAnsi="Times New Roman" w:cs="Times New Roman"/>
+        </w:rPr>
+        <w:t>: 10.1145/2733381.</w:t>
       </w:r>
     </w:p>
     <w:p>
@@ -22789,7 +27702,21 @@
         <w:rPr>
           <w:rFonts w:ascii="Times New Roman" w:hAnsi="Times New Roman" w:cs="Times New Roman"/>
         </w:rPr>
-        <w:t xml:space="preserve">[8] Verzelli et al. (2022), “Unbiased choice of global clustering parameters for single-molecule localization microscopy,” </w:t>
+        <w:t xml:space="preserve">[8] </w:t>
+      </w:r>
+      <w:proofErr w:type="spellStart"/>
+      <w:r>
+        <w:rPr>
+          <w:rFonts w:ascii="Times New Roman" w:hAnsi="Times New Roman" w:cs="Times New Roman"/>
+        </w:rPr>
+        <w:t>Verzelli</w:t>
+      </w:r>
+      <w:proofErr w:type="spellEnd"/>
+      <w:r>
+        <w:rPr>
+          <w:rFonts w:ascii="Times New Roman" w:hAnsi="Times New Roman" w:cs="Times New Roman"/>
+        </w:rPr>
+        <w:t xml:space="preserve"> et al. (2022), “Unbiased choice of global clustering parameters for single-molecule localization microscopy,” </w:t>
       </w:r>
       <w:r>
         <w:rPr>
@@ -22804,12 +27731,21 @@
         </w:rPr>
         <w:t xml:space="preserve"> 12, 22561. Implementation: C++ extension in </w:t>
       </w:r>
+      <w:proofErr w:type="spellStart"/>
       <w:r>
         <w:rPr>
           <w:rStyle w:val="SourceText"/>
           <w:rFonts w:ascii="Times New Roman" w:hAnsi="Times New Roman" w:cs="Times New Roman"/>
         </w:rPr>
-        <w:t>finder_cpp/</w:t>
+        <w:t>finder_cpp</w:t>
+      </w:r>
+      <w:proofErr w:type="spellEnd"/>
+      <w:r>
+        <w:rPr>
+          <w:rStyle w:val="SourceText"/>
+          <w:rFonts w:ascii="Times New Roman" w:hAnsi="Times New Roman" w:cs="Times New Roman"/>
+        </w:rPr>
+        <w:t>/</w:t>
       </w:r>
       <w:r>
         <w:rPr>
@@ -22826,7 +27762,35 @@
         <w:rPr>
           <w:rFonts w:ascii="Times New Roman" w:hAnsi="Times New Roman" w:cs="Times New Roman"/>
         </w:rPr>
-        <w:t xml:space="preserve">[9] Ejdrup, A.L., Lycas, M.D., Lorenzen, N. </w:t>
+        <w:t xml:space="preserve">[9] </w:t>
+      </w:r>
+      <w:proofErr w:type="spellStart"/>
+      <w:r>
+        <w:rPr>
+          <w:rFonts w:ascii="Times New Roman" w:hAnsi="Times New Roman" w:cs="Times New Roman"/>
+        </w:rPr>
+        <w:t>Ejdrup</w:t>
+      </w:r>
+      <w:proofErr w:type="spellEnd"/>
+      <w:r>
+        <w:rPr>
+          <w:rFonts w:ascii="Times New Roman" w:hAnsi="Times New Roman" w:cs="Times New Roman"/>
+        </w:rPr>
+        <w:t xml:space="preserve">, A.L., </w:t>
+      </w:r>
+      <w:proofErr w:type="spellStart"/>
+      <w:r>
+        <w:rPr>
+          <w:rFonts w:ascii="Times New Roman" w:hAnsi="Times New Roman" w:cs="Times New Roman"/>
+        </w:rPr>
+        <w:t>Lycas</w:t>
+      </w:r>
+      <w:proofErr w:type="spellEnd"/>
+      <w:r>
+        <w:rPr>
+          <w:rFonts w:ascii="Times New Roman" w:hAnsi="Times New Roman" w:cs="Times New Roman"/>
+        </w:rPr>
+        <w:t xml:space="preserve">, M.D., Lorenzen, N. </w:t>
       </w:r>
       <w:r>
         <w:rPr>
@@ -22846,8 +27810,17 @@
           <w:rFonts w:ascii="Times New Roman" w:hAnsi="Times New Roman" w:cs="Times New Roman"/>
           <w:i/>
         </w:rPr>
-        <w:t>Nat Commun</w:t>
-      </w:r>
+        <w:t xml:space="preserve">Nat </w:t>
+      </w:r>
+      <w:proofErr w:type="spellStart"/>
+      <w:r>
+        <w:rPr>
+          <w:rFonts w:ascii="Times New Roman" w:hAnsi="Times New Roman" w:cs="Times New Roman"/>
+          <w:i/>
+        </w:rPr>
+        <w:t>Commun</w:t>
+      </w:r>
+      <w:proofErr w:type="spellEnd"/>
       <w:r>
         <w:rPr>
           <w:rFonts w:ascii="Times New Roman" w:hAnsi="Times New Roman" w:cs="Times New Roman"/>
@@ -22867,7 +27840,7 @@
         </w:rPr>
         <w:t xml:space="preserve">, 4388 (2022). </w:t>
       </w:r>
-      <w:hyperlink r:id="rId9" w:history="1">
+      <w:hyperlink r:id="rId10" w:history="1">
         <w:r>
           <w:rPr>
             <w:rStyle w:val="Hyperlink"/>
@@ -22885,7 +27858,35 @@
         <w:rPr>
           <w:rFonts w:ascii="Times New Roman" w:hAnsi="Times New Roman" w:cs="Times New Roman"/>
         </w:rPr>
-        <w:t>[10] Sören Doose, LOCAN: a python library for analyzing single-molecule localization microscopy data, </w:t>
+        <w:t xml:space="preserve">[10] </w:t>
+      </w:r>
+      <w:proofErr w:type="spellStart"/>
+      <w:r>
+        <w:rPr>
+          <w:rFonts w:ascii="Times New Roman" w:hAnsi="Times New Roman" w:cs="Times New Roman"/>
+        </w:rPr>
+        <w:t>Sören</w:t>
+      </w:r>
+      <w:proofErr w:type="spellEnd"/>
+      <w:r>
+        <w:rPr>
+          <w:rFonts w:ascii="Times New Roman" w:hAnsi="Times New Roman" w:cs="Times New Roman"/>
+        </w:rPr>
+        <w:t xml:space="preserve"> </w:t>
+      </w:r>
+      <w:proofErr w:type="spellStart"/>
+      <w:r>
+        <w:rPr>
+          <w:rFonts w:ascii="Times New Roman" w:hAnsi="Times New Roman" w:cs="Times New Roman"/>
+        </w:rPr>
+        <w:t>Doose</w:t>
+      </w:r>
+      <w:proofErr w:type="spellEnd"/>
+      <w:r>
+        <w:rPr>
+          <w:rFonts w:ascii="Times New Roman" w:hAnsi="Times New Roman" w:cs="Times New Roman"/>
+        </w:rPr>
+        <w:t>, LOCAN: a python library for analyzing single-molecule localization microscopy data, </w:t>
       </w:r>
       <w:r>
         <w:rPr>
@@ -22901,7 +27902,7 @@
         </w:rPr>
         <w:t>, Volume 38, Issue 9, March 2022, Pages 2670–2672, </w:t>
       </w:r>
-      <w:hyperlink r:id="rId10" w:history="1">
+      <w:hyperlink r:id="rId11" w:history="1">
         <w:r>
           <w:rPr>
             <w:rStyle w:val="Hyperlink"/>
